--- a/Etapa Elaboración - Iteración 2/Plan de Pruebas - Kairos - NexTech.docx
+++ b/Etapa Elaboración - Iteración 2/Plan de Pruebas - Kairos - NexTech.docx
@@ -923,12 +923,12 @@
             <wp:extent cx="1200150" cy="1200150"/>
             <wp:effectExtent b="0" l="0" r="0" t="0"/>
             <wp:wrapSquare wrapText="bothSides" distB="0" distT="0" distL="114300" distR="114300"/>
-            <wp:docPr descr="psi-negro.png" id="17" name="image2.png"/>
+            <wp:docPr descr="psi-negro.png" id="17" name="image1.png"/>
             <a:graphic>
               <a:graphicData uri="http://schemas.openxmlformats.org/drawingml/2006/picture">
                 <pic:pic>
                   <pic:nvPicPr>
-                    <pic:cNvPr descr="psi-negro.png" id="0" name="image2.png"/>
+                    <pic:cNvPr descr="psi-negro.png" id="0" name="image1.png"/>
                     <pic:cNvPicPr preferRelativeResize="0"/>
                   </pic:nvPicPr>
                   <pic:blipFill>
@@ -978,12 +978,12 @@
             <wp:extent cx="1304925" cy="2019300"/>
             <wp:effectExtent b="0" l="0" r="0" t="0"/>
             <wp:wrapSquare wrapText="bothSides" distB="0" distT="0" distL="114300" distR="114300"/>
-            <wp:docPr descr="UNPA.JPG" id="16" name="image1.jpg"/>
+            <wp:docPr descr="UNPA.JPG" id="16" name="image3.jpg"/>
             <a:graphic>
               <a:graphicData uri="http://schemas.openxmlformats.org/drawingml/2006/picture">
                 <pic:pic>
                   <pic:nvPicPr>
-                    <pic:cNvPr descr="UNPA.JPG" id="0" name="image1.jpg"/>
+                    <pic:cNvPr descr="UNPA.JPG" id="0" name="image3.jpg"/>
                     <pic:cNvPicPr preferRelativeResize="0"/>
                   </pic:nvPicPr>
                   <pic:blipFill>
@@ -1268,12 +1268,12 @@
             <wp:extent cx="1200150" cy="1200150"/>
             <wp:effectExtent b="0" l="0" r="0" t="0"/>
             <wp:wrapSquare wrapText="bothSides" distB="0" distT="0" distL="114300" distR="114300"/>
-            <wp:docPr descr="psi-negro.png" id="18" name="image2.png"/>
+            <wp:docPr descr="psi-negro.png" id="18" name="image1.png"/>
             <a:graphic>
               <a:graphicData uri="http://schemas.openxmlformats.org/drawingml/2006/picture">
                 <pic:pic>
                   <pic:nvPicPr>
-                    <pic:cNvPr descr="psi-negro.png" id="0" name="image2.png"/>
+                    <pic:cNvPr descr="psi-negro.png" id="0" name="image1.png"/>
                     <pic:cNvPicPr preferRelativeResize="0"/>
                   </pic:nvPicPr>
                   <pic:blipFill>
@@ -1371,7 +1371,7 @@
     </w:p>
     <w:sdt>
       <w:sdtPr>
-        <w:id w:val="-851563995"/>
+        <w:id w:val="-1880882748"/>
         <w:docPartObj>
           <w:docPartGallery w:val="Table of Contents"/>
           <w:docPartUnique w:val="1"/>
@@ -28576,12 +28576,12 @@
           <wp:extent cx="669290" cy="669290"/>
           <wp:effectExtent b="0" l="0" r="0" t="0"/>
           <wp:wrapSquare wrapText="bothSides" distB="0" distT="0" distL="114300" distR="114300"/>
-          <wp:docPr descr="psi-negro.png" id="19" name="image3.png"/>
+          <wp:docPr descr="psi-negro.png" id="19" name="image2.png"/>
           <a:graphic>
             <a:graphicData uri="http://schemas.openxmlformats.org/drawingml/2006/picture">
               <pic:pic>
                 <pic:nvPicPr>
-                  <pic:cNvPr descr="psi-negro.png" id="0" name="image3.png"/>
+                  <pic:cNvPr descr="psi-negro.png" id="0" name="image2.png"/>
                   <pic:cNvPicPr preferRelativeResize="0"/>
                 </pic:nvPicPr>
                 <pic:blipFill>
@@ -28631,12 +28631,12 @@
           <wp:extent cx="425450" cy="666750"/>
           <wp:effectExtent b="0" l="0" r="0" t="0"/>
           <wp:wrapSquare wrapText="bothSides" distB="0" distT="0" distL="114300" distR="114300"/>
-          <wp:docPr descr="UNPA.JPG" id="15" name="image1.jpg"/>
+          <wp:docPr descr="UNPA.JPG" id="15" name="image3.jpg"/>
           <a:graphic>
             <a:graphicData uri="http://schemas.openxmlformats.org/drawingml/2006/picture">
               <pic:pic>
                 <pic:nvPicPr>
-                  <pic:cNvPr descr="UNPA.JPG" id="0" name="image1.jpg"/>
+                  <pic:cNvPr descr="UNPA.JPG" id="0" name="image3.jpg"/>
                   <pic:cNvPicPr preferRelativeResize="0"/>
                 </pic:nvPicPr>
                 <pic:blipFill>

--- a/Etapa Elaboración - Iteración 2/Plan de Pruebas - Kairos - NexTech.docx
+++ b/Etapa Elaboración - Iteración 2/Plan de Pruebas - Kairos - NexTech.docx
@@ -923,12 +923,12 @@
             <wp:extent cx="1200150" cy="1200150"/>
             <wp:effectExtent b="0" l="0" r="0" t="0"/>
             <wp:wrapSquare wrapText="bothSides" distB="0" distT="0" distL="114300" distR="114300"/>
-            <wp:docPr descr="psi-negro.png" id="17" name="image1.png"/>
+            <wp:docPr descr="psi-negro.png" id="17" name="image3.png"/>
             <a:graphic>
               <a:graphicData uri="http://schemas.openxmlformats.org/drawingml/2006/picture">
                 <pic:pic>
                   <pic:nvPicPr>
-                    <pic:cNvPr descr="psi-negro.png" id="0" name="image1.png"/>
+                    <pic:cNvPr descr="psi-negro.png" id="0" name="image3.png"/>
                     <pic:cNvPicPr preferRelativeResize="0"/>
                   </pic:nvPicPr>
                   <pic:blipFill>
@@ -978,12 +978,12 @@
             <wp:extent cx="1304925" cy="2019300"/>
             <wp:effectExtent b="0" l="0" r="0" t="0"/>
             <wp:wrapSquare wrapText="bothSides" distB="0" distT="0" distL="114300" distR="114300"/>
-            <wp:docPr descr="UNPA.JPG" id="16" name="image3.jpg"/>
+            <wp:docPr descr="UNPA.JPG" id="16" name="image2.jpg"/>
             <a:graphic>
               <a:graphicData uri="http://schemas.openxmlformats.org/drawingml/2006/picture">
                 <pic:pic>
                   <pic:nvPicPr>
-                    <pic:cNvPr descr="UNPA.JPG" id="0" name="image3.jpg"/>
+                    <pic:cNvPr descr="UNPA.JPG" id="0" name="image2.jpg"/>
                     <pic:cNvPicPr preferRelativeResize="0"/>
                   </pic:nvPicPr>
                   <pic:blipFill>
@@ -1268,12 +1268,12 @@
             <wp:extent cx="1200150" cy="1200150"/>
             <wp:effectExtent b="0" l="0" r="0" t="0"/>
             <wp:wrapSquare wrapText="bothSides" distB="0" distT="0" distL="114300" distR="114300"/>
-            <wp:docPr descr="psi-negro.png" id="18" name="image1.png"/>
+            <wp:docPr descr="psi-negro.png" id="18" name="image3.png"/>
             <a:graphic>
               <a:graphicData uri="http://schemas.openxmlformats.org/drawingml/2006/picture">
                 <pic:pic>
                   <pic:nvPicPr>
-                    <pic:cNvPr descr="psi-negro.png" id="0" name="image1.png"/>
+                    <pic:cNvPr descr="psi-negro.png" id="0" name="image3.png"/>
                     <pic:cNvPicPr preferRelativeResize="0"/>
                   </pic:nvPicPr>
                   <pic:blipFill>
@@ -1371,7 +1371,7 @@
     </w:p>
     <w:sdt>
       <w:sdtPr>
-        <w:id w:val="-1880882748"/>
+        <w:id w:val="-1296931377"/>
         <w:docPartObj>
           <w:docPartGallery w:val="Table of Contents"/>
           <w:docPartUnique w:val="1"/>
@@ -28576,12 +28576,12 @@
           <wp:extent cx="669290" cy="669290"/>
           <wp:effectExtent b="0" l="0" r="0" t="0"/>
           <wp:wrapSquare wrapText="bothSides" distB="0" distT="0" distL="114300" distR="114300"/>
-          <wp:docPr descr="psi-negro.png" id="19" name="image2.png"/>
+          <wp:docPr descr="psi-negro.png" id="19" name="image1.png"/>
           <a:graphic>
             <a:graphicData uri="http://schemas.openxmlformats.org/drawingml/2006/picture">
               <pic:pic>
                 <pic:nvPicPr>
-                  <pic:cNvPr descr="psi-negro.png" id="0" name="image2.png"/>
+                  <pic:cNvPr descr="psi-negro.png" id="0" name="image1.png"/>
                   <pic:cNvPicPr preferRelativeResize="0"/>
                 </pic:nvPicPr>
                 <pic:blipFill>
@@ -28631,12 +28631,12 @@
           <wp:extent cx="425450" cy="666750"/>
           <wp:effectExtent b="0" l="0" r="0" t="0"/>
           <wp:wrapSquare wrapText="bothSides" distB="0" distT="0" distL="114300" distR="114300"/>
-          <wp:docPr descr="UNPA.JPG" id="15" name="image3.jpg"/>
+          <wp:docPr descr="UNPA.JPG" id="15" name="image2.jpg"/>
           <a:graphic>
             <a:graphicData uri="http://schemas.openxmlformats.org/drawingml/2006/picture">
               <pic:pic>
                 <pic:nvPicPr>
-                  <pic:cNvPr descr="UNPA.JPG" id="0" name="image3.jpg"/>
+                  <pic:cNvPr descr="UNPA.JPG" id="0" name="image2.jpg"/>
                   <pic:cNvPicPr preferRelativeResize="0"/>
                 </pic:nvPicPr>
                 <pic:blipFill>

--- a/Etapa Elaboración - Iteración 2/Plan de Pruebas - Kairos - NexTech.docx
+++ b/Etapa Elaboración - Iteración 2/Plan de Pruebas - Kairos - NexTech.docx
@@ -923,12 +923,12 @@
             <wp:extent cx="1200150" cy="1200150"/>
             <wp:effectExtent b="0" l="0" r="0" t="0"/>
             <wp:wrapSquare wrapText="bothSides" distB="0" distT="0" distL="114300" distR="114300"/>
-            <wp:docPr descr="psi-negro.png" id="17" name="image3.png"/>
+            <wp:docPr descr="psi-negro.png" id="17" name="image2.png"/>
             <a:graphic>
               <a:graphicData uri="http://schemas.openxmlformats.org/drawingml/2006/picture">
                 <pic:pic>
                   <pic:nvPicPr>
-                    <pic:cNvPr descr="psi-negro.png" id="0" name="image3.png"/>
+                    <pic:cNvPr descr="psi-negro.png" id="0" name="image2.png"/>
                     <pic:cNvPicPr preferRelativeResize="0"/>
                   </pic:nvPicPr>
                   <pic:blipFill>
@@ -978,12 +978,12 @@
             <wp:extent cx="1304925" cy="2019300"/>
             <wp:effectExtent b="0" l="0" r="0" t="0"/>
             <wp:wrapSquare wrapText="bothSides" distB="0" distT="0" distL="114300" distR="114300"/>
-            <wp:docPr descr="UNPA.JPG" id="16" name="image2.jpg"/>
+            <wp:docPr descr="UNPA.JPG" id="16" name="image3.jpg"/>
             <a:graphic>
               <a:graphicData uri="http://schemas.openxmlformats.org/drawingml/2006/picture">
                 <pic:pic>
                   <pic:nvPicPr>
-                    <pic:cNvPr descr="UNPA.JPG" id="0" name="image2.jpg"/>
+                    <pic:cNvPr descr="UNPA.JPG" id="0" name="image3.jpg"/>
                     <pic:cNvPicPr preferRelativeResize="0"/>
                   </pic:nvPicPr>
                   <pic:blipFill>
@@ -1268,12 +1268,12 @@
             <wp:extent cx="1200150" cy="1200150"/>
             <wp:effectExtent b="0" l="0" r="0" t="0"/>
             <wp:wrapSquare wrapText="bothSides" distB="0" distT="0" distL="114300" distR="114300"/>
-            <wp:docPr descr="psi-negro.png" id="18" name="image3.png"/>
+            <wp:docPr descr="psi-negro.png" id="18" name="image2.png"/>
             <a:graphic>
               <a:graphicData uri="http://schemas.openxmlformats.org/drawingml/2006/picture">
                 <pic:pic>
                   <pic:nvPicPr>
-                    <pic:cNvPr descr="psi-negro.png" id="0" name="image3.png"/>
+                    <pic:cNvPr descr="psi-negro.png" id="0" name="image2.png"/>
                     <pic:cNvPicPr preferRelativeResize="0"/>
                   </pic:nvPicPr>
                   <pic:blipFill>
@@ -1371,7 +1371,7 @@
     </w:p>
     <w:sdt>
       <w:sdtPr>
-        <w:id w:val="-1296931377"/>
+        <w:id w:val="327538734"/>
         <w:docPartObj>
           <w:docPartGallery w:val="Table of Contents"/>
           <w:docPartUnique w:val="1"/>
@@ -28631,12 +28631,12 @@
           <wp:extent cx="425450" cy="666750"/>
           <wp:effectExtent b="0" l="0" r="0" t="0"/>
           <wp:wrapSquare wrapText="bothSides" distB="0" distT="0" distL="114300" distR="114300"/>
-          <wp:docPr descr="UNPA.JPG" id="15" name="image2.jpg"/>
+          <wp:docPr descr="UNPA.JPG" id="15" name="image3.jpg"/>
           <a:graphic>
             <a:graphicData uri="http://schemas.openxmlformats.org/drawingml/2006/picture">
               <pic:pic>
                 <pic:nvPicPr>
-                  <pic:cNvPr descr="UNPA.JPG" id="0" name="image2.jpg"/>
+                  <pic:cNvPr descr="UNPA.JPG" id="0" name="image3.jpg"/>
                   <pic:cNvPicPr preferRelativeResize="0"/>
                 </pic:nvPicPr>
                 <pic:blipFill>

--- a/Etapa Elaboración - Iteración 2/Plan de Pruebas - Kairos - NexTech.docx
+++ b/Etapa Elaboración - Iteración 2/Plan de Pruebas - Kairos - NexTech.docx
@@ -923,12 +923,12 @@
             <wp:extent cx="1200150" cy="1200150"/>
             <wp:effectExtent b="0" l="0" r="0" t="0"/>
             <wp:wrapSquare wrapText="bothSides" distB="0" distT="0" distL="114300" distR="114300"/>
-            <wp:docPr descr="psi-negro.png" id="17" name="image2.png"/>
+            <wp:docPr descr="psi-negro.png" id="17" name="image3.png"/>
             <a:graphic>
               <a:graphicData uri="http://schemas.openxmlformats.org/drawingml/2006/picture">
                 <pic:pic>
                   <pic:nvPicPr>
-                    <pic:cNvPr descr="psi-negro.png" id="0" name="image2.png"/>
+                    <pic:cNvPr descr="psi-negro.png" id="0" name="image3.png"/>
                     <pic:cNvPicPr preferRelativeResize="0"/>
                   </pic:nvPicPr>
                   <pic:blipFill>
@@ -978,12 +978,12 @@
             <wp:extent cx="1304925" cy="2019300"/>
             <wp:effectExtent b="0" l="0" r="0" t="0"/>
             <wp:wrapSquare wrapText="bothSides" distB="0" distT="0" distL="114300" distR="114300"/>
-            <wp:docPr descr="UNPA.JPG" id="16" name="image3.jpg"/>
+            <wp:docPr descr="UNPA.JPG" id="16" name="image1.jpg"/>
             <a:graphic>
               <a:graphicData uri="http://schemas.openxmlformats.org/drawingml/2006/picture">
                 <pic:pic>
                   <pic:nvPicPr>
-                    <pic:cNvPr descr="UNPA.JPG" id="0" name="image3.jpg"/>
+                    <pic:cNvPr descr="UNPA.JPG" id="0" name="image1.jpg"/>
                     <pic:cNvPicPr preferRelativeResize="0"/>
                   </pic:nvPicPr>
                   <pic:blipFill>
@@ -1268,12 +1268,12 @@
             <wp:extent cx="1200150" cy="1200150"/>
             <wp:effectExtent b="0" l="0" r="0" t="0"/>
             <wp:wrapSquare wrapText="bothSides" distB="0" distT="0" distL="114300" distR="114300"/>
-            <wp:docPr descr="psi-negro.png" id="18" name="image2.png"/>
+            <wp:docPr descr="psi-negro.png" id="18" name="image3.png"/>
             <a:graphic>
               <a:graphicData uri="http://schemas.openxmlformats.org/drawingml/2006/picture">
                 <pic:pic>
                   <pic:nvPicPr>
-                    <pic:cNvPr descr="psi-negro.png" id="0" name="image2.png"/>
+                    <pic:cNvPr descr="psi-negro.png" id="0" name="image3.png"/>
                     <pic:cNvPicPr preferRelativeResize="0"/>
                   </pic:nvPicPr>
                   <pic:blipFill>
@@ -1371,7 +1371,7 @@
     </w:p>
     <w:sdt>
       <w:sdtPr>
-        <w:id w:val="327538734"/>
+        <w:id w:val="-591047388"/>
         <w:docPartObj>
           <w:docPartGallery w:val="Table of Contents"/>
           <w:docPartUnique w:val="1"/>
@@ -28576,12 +28576,12 @@
           <wp:extent cx="669290" cy="669290"/>
           <wp:effectExtent b="0" l="0" r="0" t="0"/>
           <wp:wrapSquare wrapText="bothSides" distB="0" distT="0" distL="114300" distR="114300"/>
-          <wp:docPr descr="psi-negro.png" id="19" name="image1.png"/>
+          <wp:docPr descr="psi-negro.png" id="19" name="image2.png"/>
           <a:graphic>
             <a:graphicData uri="http://schemas.openxmlformats.org/drawingml/2006/picture">
               <pic:pic>
                 <pic:nvPicPr>
-                  <pic:cNvPr descr="psi-negro.png" id="0" name="image1.png"/>
+                  <pic:cNvPr descr="psi-negro.png" id="0" name="image2.png"/>
                   <pic:cNvPicPr preferRelativeResize="0"/>
                 </pic:nvPicPr>
                 <pic:blipFill>
@@ -28631,12 +28631,12 @@
           <wp:extent cx="425450" cy="666750"/>
           <wp:effectExtent b="0" l="0" r="0" t="0"/>
           <wp:wrapSquare wrapText="bothSides" distB="0" distT="0" distL="114300" distR="114300"/>
-          <wp:docPr descr="UNPA.JPG" id="15" name="image3.jpg"/>
+          <wp:docPr descr="UNPA.JPG" id="15" name="image1.jpg"/>
           <a:graphic>
             <a:graphicData uri="http://schemas.openxmlformats.org/drawingml/2006/picture">
               <pic:pic>
                 <pic:nvPicPr>
-                  <pic:cNvPr descr="UNPA.JPG" id="0" name="image3.jpg"/>
+                  <pic:cNvPr descr="UNPA.JPG" id="0" name="image1.jpg"/>
                   <pic:cNvPicPr preferRelativeResize="0"/>
                 </pic:nvPicPr>
                 <pic:blipFill>

--- a/Etapa Elaboración - Iteración 2/Plan de Pruebas - Kairos - NexTech.docx
+++ b/Etapa Elaboración - Iteración 2/Plan de Pruebas - Kairos - NexTech.docx
@@ -923,12 +923,12 @@
             <wp:extent cx="1200150" cy="1200150"/>
             <wp:effectExtent b="0" l="0" r="0" t="0"/>
             <wp:wrapSquare wrapText="bothSides" distB="0" distT="0" distL="114300" distR="114300"/>
-            <wp:docPr descr="psi-negro.png" id="17" name="image3.png"/>
+            <wp:docPr descr="psi-negro.png" id="17" name="image2.png"/>
             <a:graphic>
               <a:graphicData uri="http://schemas.openxmlformats.org/drawingml/2006/picture">
                 <pic:pic>
                   <pic:nvPicPr>
-                    <pic:cNvPr descr="psi-negro.png" id="0" name="image3.png"/>
+                    <pic:cNvPr descr="psi-negro.png" id="0" name="image2.png"/>
                     <pic:cNvPicPr preferRelativeResize="0"/>
                   </pic:nvPicPr>
                   <pic:blipFill>
@@ -1268,12 +1268,12 @@
             <wp:extent cx="1200150" cy="1200150"/>
             <wp:effectExtent b="0" l="0" r="0" t="0"/>
             <wp:wrapSquare wrapText="bothSides" distB="0" distT="0" distL="114300" distR="114300"/>
-            <wp:docPr descr="psi-negro.png" id="18" name="image3.png"/>
+            <wp:docPr descr="psi-negro.png" id="18" name="image2.png"/>
             <a:graphic>
               <a:graphicData uri="http://schemas.openxmlformats.org/drawingml/2006/picture">
                 <pic:pic>
                   <pic:nvPicPr>
-                    <pic:cNvPr descr="psi-negro.png" id="0" name="image3.png"/>
+                    <pic:cNvPr descr="psi-negro.png" id="0" name="image2.png"/>
                     <pic:cNvPicPr preferRelativeResize="0"/>
                   </pic:nvPicPr>
                   <pic:blipFill>
@@ -1371,7 +1371,7 @@
     </w:p>
     <w:sdt>
       <w:sdtPr>
-        <w:id w:val="-591047388"/>
+        <w:id w:val="-187993095"/>
         <w:docPartObj>
           <w:docPartGallery w:val="Table of Contents"/>
           <w:docPartUnique w:val="1"/>
@@ -28576,12 +28576,12 @@
           <wp:extent cx="669290" cy="669290"/>
           <wp:effectExtent b="0" l="0" r="0" t="0"/>
           <wp:wrapSquare wrapText="bothSides" distB="0" distT="0" distL="114300" distR="114300"/>
-          <wp:docPr descr="psi-negro.png" id="19" name="image2.png"/>
+          <wp:docPr descr="psi-negro.png" id="19" name="image3.png"/>
           <a:graphic>
             <a:graphicData uri="http://schemas.openxmlformats.org/drawingml/2006/picture">
               <pic:pic>
                 <pic:nvPicPr>
-                  <pic:cNvPr descr="psi-negro.png" id="0" name="image2.png"/>
+                  <pic:cNvPr descr="psi-negro.png" id="0" name="image3.png"/>
                   <pic:cNvPicPr preferRelativeResize="0"/>
                 </pic:nvPicPr>
                 <pic:blipFill>

--- a/Etapa Elaboración - Iteración 2/Plan de Pruebas - Kairos - NexTech.docx
+++ b/Etapa Elaboración - Iteración 2/Plan de Pruebas - Kairos - NexTech.docx
@@ -923,12 +923,12 @@
             <wp:extent cx="1200150" cy="1200150"/>
             <wp:effectExtent b="0" l="0" r="0" t="0"/>
             <wp:wrapSquare wrapText="bothSides" distB="0" distT="0" distL="114300" distR="114300"/>
-            <wp:docPr descr="psi-negro.png" id="17" name="image2.png"/>
+            <wp:docPr descr="psi-negro.png" id="17" name="image3.png"/>
             <a:graphic>
               <a:graphicData uri="http://schemas.openxmlformats.org/drawingml/2006/picture">
                 <pic:pic>
                   <pic:nvPicPr>
-                    <pic:cNvPr descr="psi-negro.png" id="0" name="image2.png"/>
+                    <pic:cNvPr descr="psi-negro.png" id="0" name="image3.png"/>
                     <pic:cNvPicPr preferRelativeResize="0"/>
                   </pic:nvPicPr>
                   <pic:blipFill>
@@ -1268,12 +1268,12 @@
             <wp:extent cx="1200150" cy="1200150"/>
             <wp:effectExtent b="0" l="0" r="0" t="0"/>
             <wp:wrapSquare wrapText="bothSides" distB="0" distT="0" distL="114300" distR="114300"/>
-            <wp:docPr descr="psi-negro.png" id="18" name="image2.png"/>
+            <wp:docPr descr="psi-negro.png" id="18" name="image3.png"/>
             <a:graphic>
               <a:graphicData uri="http://schemas.openxmlformats.org/drawingml/2006/picture">
                 <pic:pic>
                   <pic:nvPicPr>
-                    <pic:cNvPr descr="psi-negro.png" id="0" name="image2.png"/>
+                    <pic:cNvPr descr="psi-negro.png" id="0" name="image3.png"/>
                     <pic:cNvPicPr preferRelativeResize="0"/>
                   </pic:nvPicPr>
                   <pic:blipFill>
@@ -1371,7 +1371,7 @@
     </w:p>
     <w:sdt>
       <w:sdtPr>
-        <w:id w:val="-187993095"/>
+        <w:id w:val="721291739"/>
         <w:docPartObj>
           <w:docPartGallery w:val="Table of Contents"/>
           <w:docPartUnique w:val="1"/>
@@ -28576,12 +28576,12 @@
           <wp:extent cx="669290" cy="669290"/>
           <wp:effectExtent b="0" l="0" r="0" t="0"/>
           <wp:wrapSquare wrapText="bothSides" distB="0" distT="0" distL="114300" distR="114300"/>
-          <wp:docPr descr="psi-negro.png" id="19" name="image3.png"/>
+          <wp:docPr descr="psi-negro.png" id="19" name="image2.png"/>
           <a:graphic>
             <a:graphicData uri="http://schemas.openxmlformats.org/drawingml/2006/picture">
               <pic:pic>
                 <pic:nvPicPr>
-                  <pic:cNvPr descr="psi-negro.png" id="0" name="image3.png"/>
+                  <pic:cNvPr descr="psi-negro.png" id="0" name="image2.png"/>
                   <pic:cNvPicPr preferRelativeResize="0"/>
                 </pic:nvPicPr>
                 <pic:blipFill>

--- a/Etapa Elaboración - Iteración 2/Plan de Pruebas - Kairos - NexTech.docx
+++ b/Etapa Elaboración - Iteración 2/Plan de Pruebas - Kairos - NexTech.docx
@@ -923,12 +923,12 @@
             <wp:extent cx="1200150" cy="1200150"/>
             <wp:effectExtent b="0" l="0" r="0" t="0"/>
             <wp:wrapSquare wrapText="bothSides" distB="0" distT="0" distL="114300" distR="114300"/>
-            <wp:docPr descr="psi-negro.png" id="17" name="image3.png"/>
+            <wp:docPr descr="psi-negro.png" id="17" name="image1.png"/>
             <a:graphic>
               <a:graphicData uri="http://schemas.openxmlformats.org/drawingml/2006/picture">
                 <pic:pic>
                   <pic:nvPicPr>
-                    <pic:cNvPr descr="psi-negro.png" id="0" name="image3.png"/>
+                    <pic:cNvPr descr="psi-negro.png" id="0" name="image1.png"/>
                     <pic:cNvPicPr preferRelativeResize="0"/>
                   </pic:nvPicPr>
                   <pic:blipFill>
@@ -978,12 +978,12 @@
             <wp:extent cx="1304925" cy="2019300"/>
             <wp:effectExtent b="0" l="0" r="0" t="0"/>
             <wp:wrapSquare wrapText="bothSides" distB="0" distT="0" distL="114300" distR="114300"/>
-            <wp:docPr descr="UNPA.JPG" id="16" name="image1.jpg"/>
+            <wp:docPr descr="UNPA.JPG" id="16" name="image2.jpg"/>
             <a:graphic>
               <a:graphicData uri="http://schemas.openxmlformats.org/drawingml/2006/picture">
                 <pic:pic>
                   <pic:nvPicPr>
-                    <pic:cNvPr descr="UNPA.JPG" id="0" name="image1.jpg"/>
+                    <pic:cNvPr descr="UNPA.JPG" id="0" name="image2.jpg"/>
                     <pic:cNvPicPr preferRelativeResize="0"/>
                   </pic:nvPicPr>
                   <pic:blipFill>
@@ -1268,12 +1268,12 @@
             <wp:extent cx="1200150" cy="1200150"/>
             <wp:effectExtent b="0" l="0" r="0" t="0"/>
             <wp:wrapSquare wrapText="bothSides" distB="0" distT="0" distL="114300" distR="114300"/>
-            <wp:docPr descr="psi-negro.png" id="18" name="image3.png"/>
+            <wp:docPr descr="psi-negro.png" id="18" name="image1.png"/>
             <a:graphic>
               <a:graphicData uri="http://schemas.openxmlformats.org/drawingml/2006/picture">
                 <pic:pic>
                   <pic:nvPicPr>
-                    <pic:cNvPr descr="psi-negro.png" id="0" name="image3.png"/>
+                    <pic:cNvPr descr="psi-negro.png" id="0" name="image1.png"/>
                     <pic:cNvPicPr preferRelativeResize="0"/>
                   </pic:nvPicPr>
                   <pic:blipFill>
@@ -1371,7 +1371,7 @@
     </w:p>
     <w:sdt>
       <w:sdtPr>
-        <w:id w:val="721291739"/>
+        <w:id w:val="-379404920"/>
         <w:docPartObj>
           <w:docPartGallery w:val="Table of Contents"/>
           <w:docPartUnique w:val="1"/>
@@ -28576,12 +28576,12 @@
           <wp:extent cx="669290" cy="669290"/>
           <wp:effectExtent b="0" l="0" r="0" t="0"/>
           <wp:wrapSquare wrapText="bothSides" distB="0" distT="0" distL="114300" distR="114300"/>
-          <wp:docPr descr="psi-negro.png" id="19" name="image2.png"/>
+          <wp:docPr descr="psi-negro.png" id="19" name="image3.png"/>
           <a:graphic>
             <a:graphicData uri="http://schemas.openxmlformats.org/drawingml/2006/picture">
               <pic:pic>
                 <pic:nvPicPr>
-                  <pic:cNvPr descr="psi-negro.png" id="0" name="image2.png"/>
+                  <pic:cNvPr descr="psi-negro.png" id="0" name="image3.png"/>
                   <pic:cNvPicPr preferRelativeResize="0"/>
                 </pic:nvPicPr>
                 <pic:blipFill>
@@ -28631,12 +28631,12 @@
           <wp:extent cx="425450" cy="666750"/>
           <wp:effectExtent b="0" l="0" r="0" t="0"/>
           <wp:wrapSquare wrapText="bothSides" distB="0" distT="0" distL="114300" distR="114300"/>
-          <wp:docPr descr="UNPA.JPG" id="15" name="image1.jpg"/>
+          <wp:docPr descr="UNPA.JPG" id="15" name="image2.jpg"/>
           <a:graphic>
             <a:graphicData uri="http://schemas.openxmlformats.org/drawingml/2006/picture">
               <pic:pic>
                 <pic:nvPicPr>
-                  <pic:cNvPr descr="UNPA.JPG" id="0" name="image1.jpg"/>
+                  <pic:cNvPr descr="UNPA.JPG" id="0" name="image2.jpg"/>
                   <pic:cNvPicPr preferRelativeResize="0"/>
                 </pic:nvPicPr>
                 <pic:blipFill>

--- a/Etapa Elaboración - Iteración 2/Plan de Pruebas - Kairos - NexTech.docx
+++ b/Etapa Elaboración - Iteración 2/Plan de Pruebas - Kairos - NexTech.docx
@@ -1371,7 +1371,7 @@
     </w:p>
     <w:sdt>
       <w:sdtPr>
-        <w:id w:val="-379404920"/>
+        <w:id w:val="-668835654"/>
         <w:docPartObj>
           <w:docPartGallery w:val="Table of Contents"/>
           <w:docPartUnique w:val="1"/>

--- a/Etapa Elaboración - Iteración 2/Plan de Pruebas - Kairos - NexTech.docx
+++ b/Etapa Elaboración - Iteración 2/Plan de Pruebas - Kairos - NexTech.docx
@@ -923,12 +923,12 @@
             <wp:extent cx="1200150" cy="1200150"/>
             <wp:effectExtent b="0" l="0" r="0" t="0"/>
             <wp:wrapSquare wrapText="bothSides" distB="0" distT="0" distL="114300" distR="114300"/>
-            <wp:docPr descr="psi-negro.png" id="17" name="image1.png"/>
+            <wp:docPr descr="psi-negro.png" id="17" name="image2.png"/>
             <a:graphic>
               <a:graphicData uri="http://schemas.openxmlformats.org/drawingml/2006/picture">
                 <pic:pic>
                   <pic:nvPicPr>
-                    <pic:cNvPr descr="psi-negro.png" id="0" name="image1.png"/>
+                    <pic:cNvPr descr="psi-negro.png" id="0" name="image2.png"/>
                     <pic:cNvPicPr preferRelativeResize="0"/>
                   </pic:nvPicPr>
                   <pic:blipFill>
@@ -978,12 +978,12 @@
             <wp:extent cx="1304925" cy="2019300"/>
             <wp:effectExtent b="0" l="0" r="0" t="0"/>
             <wp:wrapSquare wrapText="bothSides" distB="0" distT="0" distL="114300" distR="114300"/>
-            <wp:docPr descr="UNPA.JPG" id="16" name="image2.jpg"/>
+            <wp:docPr descr="UNPA.JPG" id="16" name="image1.jpg"/>
             <a:graphic>
               <a:graphicData uri="http://schemas.openxmlformats.org/drawingml/2006/picture">
                 <pic:pic>
                   <pic:nvPicPr>
-                    <pic:cNvPr descr="UNPA.JPG" id="0" name="image2.jpg"/>
+                    <pic:cNvPr descr="UNPA.JPG" id="0" name="image1.jpg"/>
                     <pic:cNvPicPr preferRelativeResize="0"/>
                   </pic:nvPicPr>
                   <pic:blipFill>
@@ -1268,12 +1268,12 @@
             <wp:extent cx="1200150" cy="1200150"/>
             <wp:effectExtent b="0" l="0" r="0" t="0"/>
             <wp:wrapSquare wrapText="bothSides" distB="0" distT="0" distL="114300" distR="114300"/>
-            <wp:docPr descr="psi-negro.png" id="18" name="image1.png"/>
+            <wp:docPr descr="psi-negro.png" id="18" name="image2.png"/>
             <a:graphic>
               <a:graphicData uri="http://schemas.openxmlformats.org/drawingml/2006/picture">
                 <pic:pic>
                   <pic:nvPicPr>
-                    <pic:cNvPr descr="psi-negro.png" id="0" name="image1.png"/>
+                    <pic:cNvPr descr="psi-negro.png" id="0" name="image2.png"/>
                     <pic:cNvPicPr preferRelativeResize="0"/>
                   </pic:nvPicPr>
                   <pic:blipFill>
@@ -1371,7 +1371,7 @@
     </w:p>
     <w:sdt>
       <w:sdtPr>
-        <w:id w:val="-668835654"/>
+        <w:id w:val="1289649780"/>
         <w:docPartObj>
           <w:docPartGallery w:val="Table of Contents"/>
           <w:docPartUnique w:val="1"/>
@@ -28631,12 +28631,12 @@
           <wp:extent cx="425450" cy="666750"/>
           <wp:effectExtent b="0" l="0" r="0" t="0"/>
           <wp:wrapSquare wrapText="bothSides" distB="0" distT="0" distL="114300" distR="114300"/>
-          <wp:docPr descr="UNPA.JPG" id="15" name="image2.jpg"/>
+          <wp:docPr descr="UNPA.JPG" id="15" name="image1.jpg"/>
           <a:graphic>
             <a:graphicData uri="http://schemas.openxmlformats.org/drawingml/2006/picture">
               <pic:pic>
                 <pic:nvPicPr>
-                  <pic:cNvPr descr="UNPA.JPG" id="0" name="image2.jpg"/>
+                  <pic:cNvPr descr="UNPA.JPG" id="0" name="image1.jpg"/>
                   <pic:cNvPicPr preferRelativeResize="0"/>
                 </pic:nvPicPr>
                 <pic:blipFill>

--- a/Etapa Elaboración - Iteración 2/Plan de Pruebas - Kairos - NexTech.docx
+++ b/Etapa Elaboración - Iteración 2/Plan de Pruebas - Kairos - NexTech.docx
@@ -1371,7 +1371,7 @@
     </w:p>
     <w:sdt>
       <w:sdtPr>
-        <w:id w:val="1289649780"/>
+        <w:id w:val="-322801782"/>
         <w:docPartObj>
           <w:docPartGallery w:val="Table of Contents"/>
           <w:docPartUnique w:val="1"/>

--- a/Etapa Elaboración - Iteración 2/Plan de Pruebas - Kairos - NexTech.docx
+++ b/Etapa Elaboración - Iteración 2/Plan de Pruebas - Kairos - NexTech.docx
@@ -22,7 +22,9 @@
         <w:rPr>
           <w:rFonts w:ascii="Cambria" w:cs="Cambria" w:eastAsia="Cambria" w:hAnsi="Cambria"/>
           <w:b w:val="0"/>
+          <w:bCs w:val="0"/>
           <w:i w:val="0"/>
+          <w:iCs w:val="0"/>
           <w:smallCaps w:val="0"/>
           <w:strike w:val="0"/>
           <w:color w:val="000000"/>
@@ -59,7 +61,9 @@
         <w:rPr>
           <w:rFonts w:ascii="Cambria" w:cs="Cambria" w:eastAsia="Cambria" w:hAnsi="Cambria"/>
           <w:b w:val="0"/>
+          <w:bCs w:val="0"/>
           <w:i w:val="0"/>
+          <w:iCs w:val="0"/>
           <w:smallCaps w:val="0"/>
           <w:strike w:val="0"/>
           <w:color w:val="000000"/>
@@ -96,7 +100,9 @@
         <w:rPr>
           <w:rFonts w:ascii="Cambria" w:cs="Cambria" w:eastAsia="Cambria" w:hAnsi="Cambria"/>
           <w:b w:val="0"/>
+          <w:bCs w:val="0"/>
           <w:i w:val="0"/>
+          <w:iCs w:val="0"/>
           <w:smallCaps w:val="0"/>
           <w:strike w:val="0"/>
           <w:color w:val="000000"/>
@@ -111,7 +117,9 @@
         <w:rPr>
           <w:rFonts w:ascii="Calibri" w:cs="Calibri" w:eastAsia="Calibri" w:hAnsi="Calibri"/>
           <w:b w:val="0"/>
+          <w:bCs w:val="0"/>
           <w:i w:val="0"/>
+          <w:iCs w:val="0"/>
           <w:smallCaps w:val="0"/>
           <w:strike w:val="0"/>
           <w:color w:val="000000"/>
@@ -231,7 +239,9 @@
         <w:rPr>
           <w:rFonts w:ascii="Calibri" w:cs="Calibri" w:eastAsia="Calibri" w:hAnsi="Calibri"/>
           <w:b w:val="0"/>
+          <w:bCs w:val="0"/>
           <w:i w:val="0"/>
+          <w:iCs w:val="0"/>
           <w:smallCaps w:val="0"/>
           <w:strike w:val="0"/>
           <w:color w:val="000000"/>
@@ -351,7 +361,9 @@
         <w:rPr>
           <w:rFonts w:ascii="Calibri" w:cs="Calibri" w:eastAsia="Calibri" w:hAnsi="Calibri"/>
           <w:b w:val="0"/>
+          <w:bCs w:val="0"/>
           <w:i w:val="0"/>
+          <w:iCs w:val="0"/>
           <w:smallCaps w:val="0"/>
           <w:strike w:val="0"/>
           <w:color w:val="000000"/>
@@ -471,7 +483,9 @@
         <w:rPr>
           <w:rFonts w:ascii="Calibri" w:cs="Calibri" w:eastAsia="Calibri" w:hAnsi="Calibri"/>
           <w:b w:val="0"/>
+          <w:bCs w:val="0"/>
           <w:i w:val="0"/>
+          <w:iCs w:val="0"/>
           <w:smallCaps w:val="0"/>
           <w:strike w:val="0"/>
           <w:color w:val="000000"/>
@@ -613,7 +627,9 @@
         <w:rPr>
           <w:rFonts w:ascii="Cambria" w:cs="Cambria" w:eastAsia="Cambria" w:hAnsi="Cambria"/>
           <w:b w:val="0"/>
+          <w:bCs w:val="0"/>
           <w:i w:val="0"/>
+          <w:iCs w:val="0"/>
           <w:smallCaps w:val="0"/>
           <w:strike w:val="0"/>
           <w:color w:val="000000"/>
@@ -628,7 +644,9 @@
         <w:rPr>
           <w:rFonts w:ascii="Cambria" w:cs="Cambria" w:eastAsia="Cambria" w:hAnsi="Cambria"/>
           <w:b w:val="0"/>
+          <w:bCs w:val="0"/>
           <w:i w:val="0"/>
+          <w:iCs w:val="0"/>
           <w:smallCaps w:val="0"/>
           <w:strike w:val="0"/>
           <w:color w:val="000000"/>
@@ -662,7 +680,9 @@
         <w:rPr>
           <w:rFonts w:ascii="Cambria" w:cs="Cambria" w:eastAsia="Cambria" w:hAnsi="Cambria"/>
           <w:b w:val="0"/>
+          <w:bCs w:val="0"/>
           <w:i w:val="0"/>
+          <w:iCs w:val="0"/>
           <w:smallCaps w:val="0"/>
           <w:strike w:val="0"/>
           <w:color w:val="000000"/>
@@ -708,7 +728,9 @@
         <w:rPr>
           <w:rFonts w:ascii="Calibri" w:cs="Calibri" w:eastAsia="Calibri" w:hAnsi="Calibri"/>
           <w:b w:val="0"/>
+          <w:bCs w:val="0"/>
           <w:i w:val="0"/>
+          <w:iCs w:val="0"/>
           <w:smallCaps w:val="0"/>
           <w:strike w:val="0"/>
           <w:color w:val="000000"/>
@@ -745,7 +767,9 @@
         <w:rPr>
           <w:rFonts w:ascii="Calibri" w:cs="Calibri" w:eastAsia="Calibri" w:hAnsi="Calibri"/>
           <w:b w:val="0"/>
+          <w:bCs w:val="0"/>
           <w:i w:val="0"/>
+          <w:iCs w:val="0"/>
           <w:smallCaps w:val="0"/>
           <w:strike w:val="0"/>
           <w:color w:val="000000"/>
@@ -782,7 +806,9 @@
         <w:rPr>
           <w:rFonts w:ascii="Calibri" w:cs="Calibri" w:eastAsia="Calibri" w:hAnsi="Calibri"/>
           <w:b w:val="0"/>
+          <w:bCs w:val="0"/>
           <w:i w:val="0"/>
+          <w:iCs w:val="0"/>
           <w:smallCaps w:val="0"/>
           <w:strike w:val="0"/>
           <w:color w:val="000000"/>
@@ -819,7 +845,9 @@
         <w:rPr>
           <w:rFonts w:ascii="Calibri" w:cs="Calibri" w:eastAsia="Calibri" w:hAnsi="Calibri"/>
           <w:b w:val="0"/>
+          <w:bCs w:val="0"/>
           <w:i w:val="0"/>
+          <w:iCs w:val="0"/>
           <w:smallCaps w:val="0"/>
           <w:strike w:val="0"/>
           <w:color w:val="000000"/>
@@ -895,7 +923,9 @@
         <w:rPr>
           <w:rFonts w:ascii="Calibri" w:cs="Calibri" w:eastAsia="Calibri" w:hAnsi="Calibri"/>
           <w:b w:val="0"/>
+          <w:bCs w:val="0"/>
           <w:i w:val="1"/>
+          <w:iCs w:val="1"/>
           <w:smallCaps w:val="0"/>
           <w:strike w:val="0"/>
           <w:color w:val="548dd4"/>
@@ -909,6 +939,7 @@
       <w:r>
         <w:rPr>
           <w:i w:val="1"/>
+          <w:iCs w:val="1"/>
           <w:color w:val="548dd4"/>
         </w:rPr>
         <w:drawing>
@@ -956,7 +987,9 @@
         <w:rPr>
           <w:rFonts w:ascii="Calibri" w:cs="Calibri" w:eastAsia="Calibri" w:hAnsi="Calibri"/>
           <w:b w:val="0"/>
+          <w:bCs w:val="0"/>
           <w:i w:val="1"/>
+          <w:iCs w:val="1"/>
           <w:smallCaps w:val="0"/>
           <w:strike w:val="0"/>
           <w:color w:val="548dd4"/>
@@ -1039,7 +1072,9 @@
         <w:rPr>
           <w:rFonts w:ascii="Calibri" w:cs="Calibri" w:eastAsia="Calibri" w:hAnsi="Calibri"/>
           <w:b w:val="0"/>
+          <w:bCs w:val="0"/>
           <w:i w:val="1"/>
+          <w:iCs w:val="1"/>
           <w:smallCaps w:val="0"/>
           <w:strike w:val="0"/>
           <w:color w:val="548dd4"/>
@@ -1054,7 +1089,9 @@
         <w:rPr>
           <w:rFonts w:ascii="Calibri" w:cs="Calibri" w:eastAsia="Calibri" w:hAnsi="Calibri"/>
           <w:b w:val="0"/>
+          <w:bCs w:val="0"/>
           <w:i w:val="1"/>
+          <w:iCs w:val="1"/>
           <w:smallCaps w:val="0"/>
           <w:strike w:val="0"/>
           <w:color w:val="548dd4"/>
@@ -1340,7 +1377,9 @@
         <w:rPr>
           <w:rFonts w:ascii="Cambria" w:cs="Cambria" w:eastAsia="Cambria" w:hAnsi="Cambria"/>
           <w:b w:val="1"/>
+          <w:bCs w:val="1"/>
           <w:i w:val="0"/>
+          <w:iCs w:val="0"/>
           <w:smallCaps w:val="0"/>
           <w:strike w:val="0"/>
           <w:color w:val="366091"/>
@@ -1355,7 +1394,9 @@
         <w:rPr>
           <w:rFonts w:ascii="Cambria" w:cs="Cambria" w:eastAsia="Cambria" w:hAnsi="Cambria"/>
           <w:b w:val="1"/>
+          <w:bCs w:val="1"/>
           <w:i w:val="0"/>
+          <w:iCs w:val="0"/>
           <w:smallCaps w:val="0"/>
           <w:strike w:val="0"/>
           <w:color w:val="366091"/>
@@ -1371,7 +1412,7 @@
     </w:p>
     <w:sdt>
       <w:sdtPr>
-        <w:id w:val="-322801782"/>
+        <w:id w:val="1340406194"/>
         <w:docPartObj>
           <w:docPartGallery w:val="Table of Contents"/>
           <w:docPartUnique w:val="1"/>
@@ -1388,6 +1429,7 @@
             <w:ind w:left="0"/>
             <w:rPr>
               <w:b w:val="1"/>
+              <w:bCs w:val="1"/>
               <w:color w:val="366091"/>
               <w:u w:val="none"/>
             </w:rPr>
@@ -1401,6 +1443,7 @@
             <w:r>
               <w:rPr>
                 <w:b w:val="1"/>
+                <w:bCs w:val="1"/>
                 <w:color w:val="366091"/>
                 <w:u w:val="none"/>
                 <w:rtl w:val="0"/>
@@ -1426,6 +1469,7 @@
             <w:ind w:left="0"/>
             <w:rPr>
               <w:b w:val="1"/>
+              <w:bCs w:val="1"/>
               <w:color w:val="366091"/>
               <w:u w:val="none"/>
             </w:rPr>
@@ -1434,6 +1478,7 @@
             <w:r>
               <w:rPr>
                 <w:b w:val="1"/>
+                <w:bCs w:val="1"/>
                 <w:color w:val="366091"/>
                 <w:u w:val="none"/>
                 <w:rtl w:val="0"/>
@@ -1459,6 +1504,7 @@
             <w:ind w:left="0"/>
             <w:rPr>
               <w:b w:val="1"/>
+              <w:bCs w:val="1"/>
               <w:color w:val="366091"/>
               <w:u w:val="none"/>
             </w:rPr>
@@ -1467,6 +1513,7 @@
             <w:r>
               <w:rPr>
                 <w:b w:val="1"/>
+                <w:bCs w:val="1"/>
                 <w:color w:val="366091"/>
                 <w:u w:val="none"/>
                 <w:rtl w:val="0"/>
@@ -1492,6 +1539,7 @@
             <w:ind w:left="0"/>
             <w:rPr>
               <w:b w:val="1"/>
+              <w:bCs w:val="1"/>
               <w:color w:val="366091"/>
               <w:u w:val="none"/>
             </w:rPr>
@@ -1500,6 +1548,7 @@
             <w:r>
               <w:rPr>
                 <w:b w:val="1"/>
+                <w:bCs w:val="1"/>
                 <w:color w:val="366091"/>
                 <w:u w:val="none"/>
                 <w:rtl w:val="0"/>
@@ -1525,6 +1574,7 @@
             <w:ind w:left="360" w:firstLine="0"/>
             <w:rPr>
               <w:i w:val="1"/>
+              <w:iCs w:val="1"/>
               <w:color w:val="548dd4"/>
               <w:u w:val="none"/>
             </w:rPr>
@@ -1533,6 +1583,7 @@
             <w:r>
               <w:rPr>
                 <w:i w:val="1"/>
+                <w:iCs w:val="1"/>
                 <w:color w:val="548dd4"/>
                 <w:u w:val="none"/>
                 <w:rtl w:val="0"/>
@@ -1558,6 +1609,7 @@
             <w:ind w:left="360" w:firstLine="0"/>
             <w:rPr>
               <w:i w:val="1"/>
+              <w:iCs w:val="1"/>
               <w:color w:val="548dd4"/>
               <w:u w:val="none"/>
             </w:rPr>
@@ -1566,6 +1618,7 @@
             <w:r>
               <w:rPr>
                 <w:i w:val="1"/>
+                <w:iCs w:val="1"/>
                 <w:color w:val="548dd4"/>
                 <w:u w:val="none"/>
                 <w:rtl w:val="0"/>
@@ -1591,6 +1644,7 @@
             <w:ind w:left="720" w:firstLine="0"/>
             <w:rPr>
               <w:i w:val="1"/>
+              <w:iCs w:val="1"/>
               <w:color w:val="548dd4"/>
               <w:u w:val="none"/>
             </w:rPr>
@@ -1599,6 +1653,7 @@
             <w:r>
               <w:rPr>
                 <w:i w:val="1"/>
+                <w:iCs w:val="1"/>
                 <w:color w:val="548dd4"/>
                 <w:u w:val="none"/>
                 <w:rtl w:val="0"/>
@@ -1624,6 +1679,7 @@
             <w:ind w:left="0"/>
             <w:rPr>
               <w:b w:val="1"/>
+              <w:bCs w:val="1"/>
               <w:color w:val="366091"/>
               <w:u w:val="none"/>
             </w:rPr>
@@ -1632,6 +1688,7 @@
             <w:r>
               <w:rPr>
                 <w:b w:val="1"/>
+                <w:bCs w:val="1"/>
                 <w:color w:val="366091"/>
                 <w:u w:val="none"/>
                 <w:rtl w:val="0"/>
@@ -1657,6 +1714,7 @@
             <w:ind w:left="0"/>
             <w:rPr>
               <w:b w:val="1"/>
+              <w:bCs w:val="1"/>
               <w:color w:val="366091"/>
               <w:u w:val="none"/>
             </w:rPr>
@@ -1665,6 +1723,7 @@
             <w:r>
               <w:rPr>
                 <w:b w:val="1"/>
+                <w:bCs w:val="1"/>
                 <w:color w:val="366091"/>
                 <w:u w:val="none"/>
                 <w:rtl w:val="0"/>
@@ -1690,6 +1749,7 @@
             <w:ind w:left="360" w:firstLine="0"/>
             <w:rPr>
               <w:i w:val="1"/>
+              <w:iCs w:val="1"/>
               <w:color w:val="548dd4"/>
               <w:u w:val="none"/>
             </w:rPr>
@@ -1698,6 +1758,7 @@
             <w:r>
               <w:rPr>
                 <w:i w:val="1"/>
+                <w:iCs w:val="1"/>
                 <w:color w:val="548dd4"/>
                 <w:u w:val="none"/>
                 <w:rtl w:val="0"/>
@@ -1723,6 +1784,7 @@
             <w:ind w:left="360" w:firstLine="0"/>
             <w:rPr>
               <w:i w:val="1"/>
+              <w:iCs w:val="1"/>
               <w:color w:val="548dd4"/>
               <w:u w:val="none"/>
             </w:rPr>
@@ -1731,6 +1793,7 @@
             <w:r>
               <w:rPr>
                 <w:i w:val="1"/>
+                <w:iCs w:val="1"/>
                 <w:color w:val="548dd4"/>
                 <w:u w:val="none"/>
                 <w:rtl w:val="0"/>
@@ -1756,6 +1819,7 @@
             <w:ind w:left="0"/>
             <w:rPr>
               <w:b w:val="1"/>
+              <w:bCs w:val="1"/>
               <w:color w:val="366091"/>
               <w:u w:val="none"/>
             </w:rPr>
@@ -1764,6 +1828,7 @@
             <w:r>
               <w:rPr>
                 <w:b w:val="1"/>
+                <w:bCs w:val="1"/>
                 <w:color w:val="366091"/>
                 <w:u w:val="none"/>
                 <w:rtl w:val="0"/>
@@ -1789,6 +1854,7 @@
             <w:ind w:left="0"/>
             <w:rPr>
               <w:b w:val="1"/>
+              <w:bCs w:val="1"/>
               <w:color w:val="366091"/>
               <w:u w:val="none"/>
             </w:rPr>
@@ -1797,6 +1863,7 @@
             <w:r>
               <w:rPr>
                 <w:b w:val="1"/>
+                <w:bCs w:val="1"/>
                 <w:color w:val="366091"/>
                 <w:u w:val="none"/>
                 <w:rtl w:val="0"/>
@@ -1822,6 +1889,7 @@
             <w:ind w:left="0"/>
             <w:rPr>
               <w:b w:val="1"/>
+              <w:bCs w:val="1"/>
               <w:color w:val="366091"/>
               <w:u w:val="none"/>
             </w:rPr>
@@ -1830,6 +1898,7 @@
             <w:r>
               <w:rPr>
                 <w:b w:val="1"/>
+                <w:bCs w:val="1"/>
                 <w:color w:val="366091"/>
                 <w:u w:val="none"/>
                 <w:rtl w:val="0"/>
@@ -1855,6 +1924,7 @@
             <w:ind w:left="360" w:firstLine="0"/>
             <w:rPr>
               <w:i w:val="1"/>
+              <w:iCs w:val="1"/>
               <w:color w:val="548dd4"/>
               <w:u w:val="none"/>
             </w:rPr>
@@ -1863,6 +1933,7 @@
             <w:r>
               <w:rPr>
                 <w:i w:val="1"/>
+                <w:iCs w:val="1"/>
                 <w:color w:val="548dd4"/>
                 <w:u w:val="none"/>
                 <w:rtl w:val="0"/>
@@ -1888,6 +1959,7 @@
             <w:ind w:left="360" w:firstLine="0"/>
             <w:rPr>
               <w:i w:val="1"/>
+              <w:iCs w:val="1"/>
               <w:color w:val="548dd4"/>
               <w:u w:val="none"/>
             </w:rPr>
@@ -1896,6 +1968,7 @@
             <w:r>
               <w:rPr>
                 <w:i w:val="1"/>
+                <w:iCs w:val="1"/>
                 <w:color w:val="548dd4"/>
                 <w:u w:val="none"/>
                 <w:rtl w:val="0"/>
@@ -1921,6 +1994,7 @@
             <w:ind w:left="360" w:firstLine="0"/>
             <w:rPr>
               <w:i w:val="1"/>
+              <w:iCs w:val="1"/>
               <w:color w:val="548dd4"/>
               <w:u w:val="none"/>
             </w:rPr>
@@ -1929,6 +2003,7 @@
             <w:r>
               <w:rPr>
                 <w:i w:val="1"/>
+                <w:iCs w:val="1"/>
                 <w:color w:val="548dd4"/>
                 <w:u w:val="none"/>
                 <w:rtl w:val="0"/>
@@ -1954,6 +2029,7 @@
             <w:ind w:left="360" w:firstLine="0"/>
             <w:rPr>
               <w:i w:val="1"/>
+              <w:iCs w:val="1"/>
               <w:color w:val="548dd4"/>
               <w:u w:val="none"/>
             </w:rPr>
@@ -1962,6 +2038,7 @@
             <w:r>
               <w:rPr>
                 <w:i w:val="1"/>
+                <w:iCs w:val="1"/>
                 <w:color w:val="548dd4"/>
                 <w:u w:val="none"/>
                 <w:rtl w:val="0"/>
@@ -1987,6 +2064,7 @@
             <w:ind w:left="360" w:firstLine="0"/>
             <w:rPr>
               <w:i w:val="1"/>
+              <w:iCs w:val="1"/>
               <w:color w:val="548dd4"/>
               <w:u w:val="none"/>
             </w:rPr>
@@ -1995,6 +2073,7 @@
             <w:r>
               <w:rPr>
                 <w:i w:val="1"/>
+                <w:iCs w:val="1"/>
                 <w:color w:val="548dd4"/>
                 <w:u w:val="none"/>
                 <w:rtl w:val="0"/>
@@ -2020,6 +2099,7 @@
             <w:ind w:left="0"/>
             <w:rPr>
               <w:b w:val="1"/>
+              <w:bCs w:val="1"/>
               <w:color w:val="366091"/>
               <w:u w:val="none"/>
             </w:rPr>
@@ -2028,6 +2108,7 @@
             <w:r>
               <w:rPr>
                 <w:b w:val="1"/>
+                <w:bCs w:val="1"/>
                 <w:color w:val="366091"/>
                 <w:u w:val="none"/>
                 <w:rtl w:val="0"/>
@@ -2053,6 +2134,7 @@
             <w:ind w:left="0"/>
             <w:rPr>
               <w:b w:val="1"/>
+              <w:bCs w:val="1"/>
               <w:color w:val="366091"/>
               <w:u w:val="none"/>
             </w:rPr>
@@ -2061,6 +2143,7 @@
             <w:r>
               <w:rPr>
                 <w:b w:val="1"/>
+                <w:bCs w:val="1"/>
                 <w:color w:val="366091"/>
                 <w:u w:val="none"/>
                 <w:rtl w:val="0"/>
@@ -2086,6 +2169,7 @@
             <w:ind w:left="360" w:firstLine="0"/>
             <w:rPr>
               <w:i w:val="1"/>
+              <w:iCs w:val="1"/>
               <w:color w:val="548dd4"/>
               <w:u w:val="none"/>
             </w:rPr>
@@ -2094,6 +2178,7 @@
             <w:r>
               <w:rPr>
                 <w:i w:val="1"/>
+                <w:iCs w:val="1"/>
                 <w:color w:val="548dd4"/>
                 <w:u w:val="none"/>
                 <w:rtl w:val="0"/>
@@ -2119,6 +2204,7 @@
             <w:ind w:left="720" w:firstLine="0"/>
             <w:rPr>
               <w:i w:val="1"/>
+              <w:iCs w:val="1"/>
               <w:color w:val="548dd4"/>
               <w:u w:val="none"/>
             </w:rPr>
@@ -2127,6 +2213,7 @@
             <w:r>
               <w:rPr>
                 <w:i w:val="1"/>
+                <w:iCs w:val="1"/>
                 <w:color w:val="548dd4"/>
                 <w:u w:val="none"/>
                 <w:rtl w:val="0"/>
@@ -2152,6 +2239,7 @@
             <w:ind w:left="720" w:firstLine="0"/>
             <w:rPr>
               <w:i w:val="1"/>
+              <w:iCs w:val="1"/>
               <w:color w:val="548dd4"/>
               <w:u w:val="none"/>
             </w:rPr>
@@ -2160,6 +2248,7 @@
             <w:r>
               <w:rPr>
                 <w:i w:val="1"/>
+                <w:iCs w:val="1"/>
                 <w:color w:val="548dd4"/>
                 <w:u w:val="none"/>
                 <w:rtl w:val="0"/>
@@ -2185,6 +2274,7 @@
             <w:ind w:left="720" w:firstLine="0"/>
             <w:rPr>
               <w:i w:val="1"/>
+              <w:iCs w:val="1"/>
               <w:color w:val="548dd4"/>
               <w:u w:val="none"/>
             </w:rPr>
@@ -2193,6 +2283,7 @@
             <w:r>
               <w:rPr>
                 <w:i w:val="1"/>
+                <w:iCs w:val="1"/>
                 <w:color w:val="548dd4"/>
                 <w:u w:val="none"/>
                 <w:rtl w:val="0"/>
@@ -2218,6 +2309,7 @@
             <w:ind w:left="360" w:firstLine="0"/>
             <w:rPr>
               <w:i w:val="1"/>
+              <w:iCs w:val="1"/>
               <w:color w:val="548dd4"/>
               <w:u w:val="none"/>
             </w:rPr>
@@ -2226,6 +2318,7 @@
             <w:r>
               <w:rPr>
                 <w:i w:val="1"/>
+                <w:iCs w:val="1"/>
                 <w:color w:val="548dd4"/>
                 <w:u w:val="none"/>
                 <w:rtl w:val="0"/>
@@ -2251,6 +2344,7 @@
             <w:ind w:left="720" w:firstLine="0"/>
             <w:rPr>
               <w:i w:val="1"/>
+              <w:iCs w:val="1"/>
               <w:color w:val="548dd4"/>
               <w:u w:val="none"/>
             </w:rPr>
@@ -2259,6 +2353,7 @@
             <w:r>
               <w:rPr>
                 <w:i w:val="1"/>
+                <w:iCs w:val="1"/>
                 <w:color w:val="548dd4"/>
                 <w:u w:val="none"/>
                 <w:rtl w:val="0"/>
@@ -2284,6 +2379,7 @@
             <w:ind w:left="720" w:firstLine="0"/>
             <w:rPr>
               <w:i w:val="1"/>
+              <w:iCs w:val="1"/>
               <w:color w:val="548dd4"/>
               <w:u w:val="none"/>
             </w:rPr>
@@ -2292,6 +2388,7 @@
             <w:r>
               <w:rPr>
                 <w:i w:val="1"/>
+                <w:iCs w:val="1"/>
                 <w:color w:val="548dd4"/>
                 <w:u w:val="none"/>
                 <w:rtl w:val="0"/>
@@ -2317,6 +2414,7 @@
             <w:ind w:left="720" w:firstLine="0"/>
             <w:rPr>
               <w:i w:val="1"/>
+              <w:iCs w:val="1"/>
               <w:color w:val="548dd4"/>
               <w:u w:val="none"/>
             </w:rPr>
@@ -2325,6 +2423,7 @@
             <w:r>
               <w:rPr>
                 <w:i w:val="1"/>
+                <w:iCs w:val="1"/>
                 <w:color w:val="548dd4"/>
                 <w:u w:val="none"/>
                 <w:rtl w:val="0"/>
@@ -2350,6 +2449,7 @@
             <w:ind w:left="360" w:firstLine="0"/>
             <w:rPr>
               <w:i w:val="1"/>
+              <w:iCs w:val="1"/>
               <w:color w:val="548dd4"/>
               <w:u w:val="none"/>
             </w:rPr>
@@ -2358,6 +2458,7 @@
             <w:r>
               <w:rPr>
                 <w:i w:val="1"/>
+                <w:iCs w:val="1"/>
                 <w:color w:val="548dd4"/>
                 <w:u w:val="none"/>
                 <w:rtl w:val="0"/>
@@ -2383,6 +2484,7 @@
             <w:ind w:left="0"/>
             <w:rPr>
               <w:b w:val="1"/>
+              <w:bCs w:val="1"/>
               <w:color w:val="366091"/>
               <w:u w:val="none"/>
             </w:rPr>
@@ -2391,6 +2493,7 @@
             <w:r>
               <w:rPr>
                 <w:b w:val="1"/>
+                <w:bCs w:val="1"/>
                 <w:color w:val="366091"/>
                 <w:u w:val="none"/>
                 <w:rtl w:val="0"/>
@@ -2416,6 +2519,7 @@
             <w:ind w:left="360" w:firstLine="0"/>
             <w:rPr>
               <w:i w:val="1"/>
+              <w:iCs w:val="1"/>
               <w:color w:val="548dd4"/>
               <w:u w:val="none"/>
             </w:rPr>
@@ -2424,6 +2528,7 @@
             <w:r>
               <w:rPr>
                 <w:i w:val="1"/>
+                <w:iCs w:val="1"/>
                 <w:color w:val="548dd4"/>
                 <w:u w:val="none"/>
                 <w:rtl w:val="0"/>
@@ -2449,6 +2554,7 @@
             <w:ind w:left="360" w:firstLine="0"/>
             <w:rPr>
               <w:i w:val="1"/>
+              <w:iCs w:val="1"/>
               <w:color w:val="548dd4"/>
               <w:u w:val="none"/>
             </w:rPr>
@@ -2457,6 +2563,7 @@
             <w:r>
               <w:rPr>
                 <w:i w:val="1"/>
+                <w:iCs w:val="1"/>
                 <w:color w:val="548dd4"/>
                 <w:u w:val="none"/>
                 <w:rtl w:val="0"/>
@@ -2482,6 +2589,7 @@
             <w:ind w:left="360" w:firstLine="0"/>
             <w:rPr>
               <w:i w:val="1"/>
+              <w:iCs w:val="1"/>
               <w:color w:val="548dd4"/>
               <w:u w:val="none"/>
             </w:rPr>
@@ -2490,6 +2598,7 @@
             <w:r>
               <w:rPr>
                 <w:i w:val="1"/>
+                <w:iCs w:val="1"/>
                 <w:color w:val="548dd4"/>
                 <w:u w:val="none"/>
                 <w:rtl w:val="0"/>
@@ -2515,6 +2624,7 @@
             <w:ind w:left="360" w:firstLine="0"/>
             <w:rPr>
               <w:i w:val="1"/>
+              <w:iCs w:val="1"/>
               <w:color w:val="548dd4"/>
               <w:u w:val="none"/>
             </w:rPr>
@@ -2523,6 +2633,7 @@
             <w:r>
               <w:rPr>
                 <w:i w:val="1"/>
+                <w:iCs w:val="1"/>
                 <w:color w:val="548dd4"/>
                 <w:u w:val="none"/>
                 <w:rtl w:val="0"/>
@@ -2548,6 +2659,7 @@
             <w:ind w:left="0"/>
             <w:rPr>
               <w:b w:val="1"/>
+              <w:bCs w:val="1"/>
               <w:color w:val="366091"/>
               <w:u w:val="none"/>
             </w:rPr>
@@ -2556,6 +2668,7 @@
             <w:r>
               <w:rPr>
                 <w:b w:val="1"/>
+                <w:bCs w:val="1"/>
                 <w:color w:val="366091"/>
                 <w:u w:val="none"/>
                 <w:rtl w:val="0"/>
@@ -2581,6 +2694,7 @@
             <w:ind w:left="360" w:firstLine="0"/>
             <w:rPr>
               <w:i w:val="1"/>
+              <w:iCs w:val="1"/>
               <w:color w:val="548dd4"/>
               <w:u w:val="none"/>
             </w:rPr>
@@ -2589,6 +2703,7 @@
             <w:r>
               <w:rPr>
                 <w:i w:val="1"/>
+                <w:iCs w:val="1"/>
                 <w:color w:val="548dd4"/>
                 <w:u w:val="none"/>
                 <w:rtl w:val="0"/>
@@ -2614,6 +2729,7 @@
             <w:ind w:left="360" w:firstLine="0"/>
             <w:rPr>
               <w:i w:val="1"/>
+              <w:iCs w:val="1"/>
               <w:color w:val="548dd4"/>
               <w:u w:val="none"/>
             </w:rPr>
@@ -2622,6 +2738,7 @@
             <w:r>
               <w:rPr>
                 <w:i w:val="1"/>
+                <w:iCs w:val="1"/>
                 <w:color w:val="548dd4"/>
                 <w:u w:val="none"/>
                 <w:rtl w:val="0"/>
@@ -2647,6 +2764,7 @@
             <w:ind w:left="360" w:firstLine="0"/>
             <w:rPr>
               <w:i w:val="1"/>
+              <w:iCs w:val="1"/>
               <w:color w:val="548dd4"/>
               <w:u w:val="none"/>
             </w:rPr>
@@ -2655,6 +2773,7 @@
             <w:r>
               <w:rPr>
                 <w:i w:val="1"/>
+                <w:iCs w:val="1"/>
                 <w:color w:val="548dd4"/>
                 <w:u w:val="none"/>
                 <w:rtl w:val="0"/>
@@ -2680,6 +2799,7 @@
             <w:ind w:left="0"/>
             <w:rPr>
               <w:b w:val="1"/>
+              <w:bCs w:val="1"/>
               <w:color w:val="366091"/>
               <w:u w:val="none"/>
             </w:rPr>
@@ -2688,6 +2808,7 @@
             <w:r>
               <w:rPr>
                 <w:b w:val="1"/>
+                <w:bCs w:val="1"/>
                 <w:color w:val="366091"/>
                 <w:u w:val="none"/>
                 <w:rtl w:val="0"/>
@@ -2713,6 +2834,7 @@
             <w:ind w:left="360" w:firstLine="0"/>
             <w:rPr>
               <w:i w:val="1"/>
+              <w:iCs w:val="1"/>
               <w:color w:val="548dd4"/>
               <w:u w:val="none"/>
             </w:rPr>
@@ -2721,6 +2843,7 @@
             <w:r>
               <w:rPr>
                 <w:i w:val="1"/>
+                <w:iCs w:val="1"/>
                 <w:color w:val="548dd4"/>
                 <w:u w:val="none"/>
                 <w:rtl w:val="0"/>
@@ -2746,6 +2869,7 @@
             <w:ind w:left="360" w:firstLine="0"/>
             <w:rPr>
               <w:i w:val="1"/>
+              <w:iCs w:val="1"/>
               <w:color w:val="548dd4"/>
               <w:u w:val="none"/>
             </w:rPr>
@@ -2754,6 +2878,7 @@
             <w:r>
               <w:rPr>
                 <w:i w:val="1"/>
+                <w:iCs w:val="1"/>
                 <w:color w:val="548dd4"/>
                 <w:u w:val="none"/>
                 <w:rtl w:val="0"/>
@@ -2779,6 +2904,7 @@
             <w:ind w:left="360" w:firstLine="0"/>
             <w:rPr>
               <w:i w:val="1"/>
+              <w:iCs w:val="1"/>
               <w:color w:val="548dd4"/>
               <w:u w:val="none"/>
             </w:rPr>
@@ -2787,6 +2913,7 @@
             <w:r>
               <w:rPr>
                 <w:i w:val="1"/>
+                <w:iCs w:val="1"/>
                 <w:color w:val="548dd4"/>
                 <w:u w:val="none"/>
                 <w:rtl w:val="0"/>
@@ -2812,6 +2939,7 @@
             <w:ind w:left="360" w:firstLine="0"/>
             <w:rPr>
               <w:i w:val="1"/>
+              <w:iCs w:val="1"/>
               <w:color w:val="548dd4"/>
               <w:u w:val="none"/>
             </w:rPr>
@@ -2820,6 +2948,7 @@
             <w:r>
               <w:rPr>
                 <w:i w:val="1"/>
+                <w:iCs w:val="1"/>
                 <w:color w:val="548dd4"/>
                 <w:u w:val="none"/>
                 <w:rtl w:val="0"/>
@@ -2845,6 +2974,7 @@
             <w:ind w:left="0"/>
             <w:rPr>
               <w:b w:val="1"/>
+              <w:bCs w:val="1"/>
               <w:color w:val="366091"/>
               <w:u w:val="none"/>
             </w:rPr>
@@ -2853,6 +2983,7 @@
             <w:r>
               <w:rPr>
                 <w:b w:val="1"/>
+                <w:bCs w:val="1"/>
                 <w:color w:val="366091"/>
                 <w:u w:val="none"/>
                 <w:rtl w:val="0"/>
@@ -2878,6 +3009,7 @@
             <w:ind w:left="0"/>
             <w:rPr>
               <w:b w:val="1"/>
+              <w:bCs w:val="1"/>
               <w:color w:val="366091"/>
               <w:u w:val="none"/>
             </w:rPr>
@@ -2886,6 +3018,7 @@
             <w:r>
               <w:rPr>
                 <w:b w:val="1"/>
+                <w:bCs w:val="1"/>
                 <w:color w:val="366091"/>
                 <w:u w:val="none"/>
                 <w:rtl w:val="0"/>
@@ -2911,6 +3044,7 @@
             <w:ind w:left="0"/>
             <w:rPr>
               <w:b w:val="1"/>
+              <w:bCs w:val="1"/>
               <w:color w:val="366091"/>
               <w:u w:val="none"/>
             </w:rPr>
@@ -2919,6 +3053,7 @@
             <w:r>
               <w:rPr>
                 <w:b w:val="1"/>
+                <w:bCs w:val="1"/>
                 <w:color w:val="366091"/>
                 <w:u w:val="none"/>
                 <w:rtl w:val="0"/>
@@ -2944,6 +3079,7 @@
             <w:ind w:left="360" w:firstLine="0"/>
             <w:rPr>
               <w:i w:val="1"/>
+              <w:iCs w:val="1"/>
               <w:color w:val="548dd4"/>
               <w:u w:val="none"/>
             </w:rPr>
@@ -2952,6 +3088,7 @@
             <w:r>
               <w:rPr>
                 <w:i w:val="1"/>
+                <w:iCs w:val="1"/>
                 <w:color w:val="548dd4"/>
                 <w:u w:val="none"/>
                 <w:rtl w:val="0"/>
@@ -2977,6 +3114,7 @@
             <w:ind w:left="360" w:firstLine="0"/>
             <w:rPr>
               <w:i w:val="1"/>
+              <w:iCs w:val="1"/>
               <w:color w:val="548dd4"/>
               <w:u w:val="none"/>
             </w:rPr>
@@ -2985,6 +3123,7 @@
             <w:r>
               <w:rPr>
                 <w:i w:val="1"/>
+                <w:iCs w:val="1"/>
                 <w:color w:val="548dd4"/>
                 <w:u w:val="none"/>
                 <w:rtl w:val="0"/>
@@ -3161,6 +3300,7 @@
         <w:jc w:val="both"/>
         <w:rPr>
           <w:i w:val="1"/>
+          <w:iCs w:val="1"/>
           <w:color w:val="548dd4"/>
         </w:rPr>
       </w:pPr>
@@ -3193,7 +3333,9 @@
         <w:rPr>
           <w:rFonts w:ascii="Calibri" w:cs="Calibri" w:eastAsia="Calibri" w:hAnsi="Calibri"/>
           <w:b w:val="0"/>
+          <w:bCs w:val="0"/>
           <w:i w:val="1"/>
+          <w:iCs w:val="1"/>
           <w:smallCaps w:val="0"/>
           <w:strike w:val="0"/>
           <w:color w:val="548dd4"/>
@@ -3341,6 +3483,7 @@
       <w:r>
         <w:rPr>
           <w:b w:val="1"/>
+          <w:bCs w:val="1"/>
           <w:rtl w:val="0"/>
         </w:rPr>
         <w:t xml:space="preserve">Verificar la funcionalidad de los módulos principales</w:t>
@@ -3367,6 +3510,7 @@
       <w:r>
         <w:rPr>
           <w:b w:val="1"/>
+          <w:bCs w:val="1"/>
           <w:rtl w:val="0"/>
         </w:rPr>
         <w:t xml:space="preserve">Identificar y documentar defectos o inconsistencias</w:t>
@@ -3393,6 +3537,7 @@
       <w:r>
         <w:rPr>
           <w:b w:val="1"/>
+          <w:bCs w:val="1"/>
           <w:rtl w:val="0"/>
         </w:rPr>
         <w:t xml:space="preserve">Validar la integración entre los diferentes módulos</w:t>
@@ -3419,6 +3564,7 @@
       <w:r>
         <w:rPr>
           <w:b w:val="1"/>
+          <w:bCs w:val="1"/>
           <w:rtl w:val="0"/>
         </w:rPr>
         <w:t xml:space="preserve">Evaluar la compatibilidad del sistema</w:t>
@@ -3445,6 +3591,7 @@
       <w:r>
         <w:rPr>
           <w:b w:val="1"/>
+          <w:bCs w:val="1"/>
           <w:rtl w:val="0"/>
         </w:rPr>
         <w:t xml:space="preserve">Comprobar la experiencia de usuario (usabilidad)</w:t>
@@ -3471,6 +3618,7 @@
       <w:r>
         <w:rPr>
           <w:b w:val="1"/>
+          <w:bCs w:val="1"/>
           <w:rtl w:val="0"/>
         </w:rPr>
         <w:t xml:space="preserve">Asegurar la trazabilidad de los requerimientos</w:t>
@@ -3497,6 +3645,7 @@
       <w:r>
         <w:rPr>
           <w:b w:val="1"/>
+          <w:bCs w:val="1"/>
           <w:rtl w:val="0"/>
         </w:rPr>
         <w:t xml:space="preserve">Proporcionar información objetiva y medible</w:t>
@@ -3519,6 +3668,7 @@
         <w:rPr>
           <w:rFonts w:ascii="Cambria" w:cs="Cambria" w:eastAsia="Cambria" w:hAnsi="Cambria"/>
           <w:b w:val="1"/>
+          <w:bCs w:val="1"/>
           <w:color w:val="366091"/>
           <w:sz w:val="28"/>
           <w:szCs w:val="28"/>
@@ -3615,7 +3765,9 @@
         <w:rPr>
           <w:rFonts w:ascii="Arial" w:cs="Arial" w:eastAsia="Arial" w:hAnsi="Arial"/>
           <w:b w:val="0"/>
+          <w:bCs w:val="0"/>
           <w:i w:val="1"/>
+          <w:iCs w:val="1"/>
           <w:smallCaps w:val="0"/>
           <w:strike w:val="0"/>
           <w:color w:val="0000ff"/>
@@ -3670,6 +3822,7 @@
       <w:r>
         <w:rPr>
           <w:b w:val="1"/>
+          <w:bCs w:val="1"/>
           <w:rtl w:val="0"/>
         </w:rPr>
         <w:t xml:space="preserve">Kairos</w:t>
@@ -3696,6 +3849,7 @@
       <w:r>
         <w:rPr>
           <w:b w:val="1"/>
+          <w:bCs w:val="1"/>
           <w:rtl w:val="0"/>
         </w:rPr>
         <w:t xml:space="preserve">Requerimientos Funcionales</w:t>
@@ -3775,6 +3929,7 @@
       <w:r>
         <w:rPr>
           <w:b w:val="1"/>
+          <w:bCs w:val="1"/>
           <w:rtl w:val="0"/>
         </w:rPr>
         <w:t xml:space="preserve">Requerimientos No Funcionales</w:t>
@@ -3853,6 +4008,7 @@
       <w:r>
         <w:rPr>
           <w:b w:val="1"/>
+          <w:bCs w:val="1"/>
           <w:rtl w:val="0"/>
         </w:rPr>
         <w:t xml:space="preserve">Cambios de Requerimientos</w:t>
@@ -3893,6 +4049,7 @@
       <w:r>
         <w:rPr>
           <w:b w:val="1"/>
+          <w:bCs w:val="1"/>
           <w:rtl w:val="0"/>
         </w:rPr>
         <w:t xml:space="preserve">Otros</w:t>
@@ -3984,7 +4141,9 @@
         <w:rPr>
           <w:rFonts w:ascii="Arial" w:cs="Arial" w:eastAsia="Arial" w:hAnsi="Arial"/>
           <w:b w:val="0"/>
+          <w:bCs w:val="0"/>
           <w:i w:val="1"/>
+          <w:iCs w:val="1"/>
           <w:smallCaps w:val="0"/>
           <w:strike w:val="0"/>
           <w:color w:val="0000ff"/>
@@ -4014,6 +4173,7 @@
         <w:jc w:val="both"/>
         <w:rPr>
           <w:i w:val="1"/>
+          <w:iCs w:val="1"/>
           <w:color w:val="548dd4"/>
         </w:rPr>
       </w:pPr>
@@ -4428,6 +4588,7 @@
         <w:jc w:val="left"/>
         <w:rPr>
           <w:i w:val="1"/>
+          <w:iCs w:val="1"/>
         </w:rPr>
       </w:pPr>
       <w:r>
@@ -4484,6 +4645,7 @@
       <w:r>
         <w:rPr>
           <w:b w:val="1"/>
+          <w:bCs w:val="1"/>
           <w:rtl w:val="0"/>
         </w:rPr>
         <w:t xml:space="preserve">Pruebas funcionales:</w:t>
@@ -4509,6 +4671,7 @@
       <w:r>
         <w:rPr>
           <w:b w:val="1"/>
+          <w:bCs w:val="1"/>
           <w:rtl w:val="0"/>
         </w:rPr>
         <w:t xml:space="preserve">Pruebas de interfaz:</w:t>
@@ -4534,6 +4697,7 @@
       <w:r>
         <w:rPr>
           <w:b w:val="1"/>
+          <w:bCs w:val="1"/>
           <w:rtl w:val="0"/>
         </w:rPr>
         <w:t xml:space="preserve">Pruebas de integración:</w:t>
@@ -4559,6 +4723,7 @@
       <w:r>
         <w:rPr>
           <w:b w:val="1"/>
+          <w:bCs w:val="1"/>
           <w:rtl w:val="0"/>
         </w:rPr>
         <w:t xml:space="preserve">Pruebas de compatibilidad básica:</w:t>
@@ -4584,6 +4749,7 @@
       <w:r>
         <w:rPr>
           <w:b w:val="1"/>
+          <w:bCs w:val="1"/>
           <w:rtl w:val="0"/>
         </w:rPr>
         <w:t xml:space="preserve">Pruebas de mantenimiento:</w:t>
@@ -4609,6 +4775,7 @@
       <w:r>
         <w:rPr>
           <w:b w:val="1"/>
+          <w:bCs w:val="1"/>
           <w:rtl w:val="0"/>
         </w:rPr>
         <w:t xml:space="preserve">Pruebas de seguridad básicas:</w:t>
@@ -4708,6 +4875,7 @@
       <w:r>
         <w:rPr>
           <w:b w:val="1"/>
+          <w:bCs w:val="1"/>
           <w:rtl w:val="0"/>
         </w:rPr>
         <w:t xml:space="preserve">Pruebas de rendimiento extremo y estrés</w:t>
@@ -4735,6 +4903,7 @@
       <w:r>
         <w:rPr>
           <w:b w:val="1"/>
+          <w:bCs w:val="1"/>
           <w:rtl w:val="0"/>
         </w:rPr>
         <w:t xml:space="preserve">Pruebas avanzadas de compatibilidad con navegadores móviles</w:t>
@@ -5186,6 +5355,7 @@
         <w:rPr>
           <w:rFonts w:ascii="Arial" w:cs="Arial" w:eastAsia="Arial" w:hAnsi="Arial"/>
           <w:i w:val="1"/>
+          <w:iCs w:val="1"/>
           <w:color w:val="0000ff"/>
           <w:sz w:val="20"/>
           <w:szCs w:val="20"/>
@@ -5226,6 +5396,7 @@
         <w:rPr>
           <w:rFonts w:ascii="Arial" w:cs="Arial" w:eastAsia="Arial" w:hAnsi="Arial"/>
           <w:i w:val="1"/>
+          <w:iCs w:val="1"/>
           <w:color w:val="0000ff"/>
           <w:sz w:val="20"/>
           <w:szCs w:val="20"/>
@@ -5246,6 +5417,7 @@
         <w:rPr>
           <w:rFonts w:ascii="Arial" w:cs="Arial" w:eastAsia="Arial" w:hAnsi="Arial"/>
           <w:i w:val="1"/>
+          <w:iCs w:val="1"/>
           <w:color w:val="0000ff"/>
           <w:sz w:val="20"/>
           <w:szCs w:val="20"/>
@@ -5332,6 +5504,7 @@
               <w:rPr>
                 <w:rFonts w:ascii="Arial" w:cs="Arial" w:eastAsia="Arial" w:hAnsi="Arial"/>
                 <w:b w:val="1"/>
+                <w:bCs w:val="1"/>
                 <w:sz w:val="20"/>
                 <w:szCs w:val="20"/>
                 <w:rtl w:val="0"/>
@@ -5378,6 +5551,7 @@
               <w:rPr>
                 <w:rFonts w:ascii="Arial" w:cs="Arial" w:eastAsia="Arial" w:hAnsi="Arial"/>
                 <w:b w:val="1"/>
+                <w:bCs w:val="1"/>
                 <w:sz w:val="20"/>
                 <w:szCs w:val="20"/>
                 <w:rtl w:val="0"/>
@@ -5424,6 +5598,7 @@
               <w:rPr>
                 <w:rFonts w:ascii="Arial" w:cs="Arial" w:eastAsia="Arial" w:hAnsi="Arial"/>
                 <w:b w:val="1"/>
+                <w:bCs w:val="1"/>
                 <w:sz w:val="20"/>
                 <w:szCs w:val="20"/>
                 <w:rtl w:val="0"/>
@@ -5470,6 +5645,7 @@
               <w:rPr>
                 <w:rFonts w:ascii="Arial" w:cs="Arial" w:eastAsia="Arial" w:hAnsi="Arial"/>
                 <w:b w:val="1"/>
+                <w:bCs w:val="1"/>
                 <w:sz w:val="20"/>
                 <w:szCs w:val="20"/>
                 <w:rtl w:val="0"/>
@@ -5516,6 +5692,7 @@
               <w:rPr>
                 <w:rFonts w:ascii="Arial" w:cs="Arial" w:eastAsia="Arial" w:hAnsi="Arial"/>
                 <w:b w:val="1"/>
+                <w:bCs w:val="1"/>
                 <w:sz w:val="20"/>
                 <w:szCs w:val="20"/>
                 <w:rtl w:val="0"/>
@@ -5562,6 +5739,7 @@
               <w:rPr>
                 <w:rFonts w:ascii="Arial" w:cs="Arial" w:eastAsia="Arial" w:hAnsi="Arial"/>
                 <w:b w:val="1"/>
+                <w:bCs w:val="1"/>
                 <w:sz w:val="20"/>
                 <w:szCs w:val="20"/>
                 <w:rtl w:val="0"/>
@@ -5608,6 +5786,7 @@
               <w:rPr>
                 <w:rFonts w:ascii="Arial" w:cs="Arial" w:eastAsia="Arial" w:hAnsi="Arial"/>
                 <w:b w:val="1"/>
+                <w:bCs w:val="1"/>
                 <w:sz w:val="20"/>
                 <w:szCs w:val="20"/>
                 <w:rtl w:val="0"/>
@@ -5661,6 +5840,7 @@
               <w:rPr>
                 <w:rFonts w:ascii="Arial" w:cs="Arial" w:eastAsia="Arial" w:hAnsi="Arial"/>
                 <w:b w:val="1"/>
+                <w:bCs w:val="1"/>
                 <w:sz w:val="20"/>
                 <w:szCs w:val="20"/>
                 <w:rtl w:val="0"/>
@@ -5990,6 +6170,7 @@
               <w:rPr>
                 <w:rFonts w:ascii="Arial" w:cs="Arial" w:eastAsia="Arial" w:hAnsi="Arial"/>
                 <w:b w:val="1"/>
+                <w:bCs w:val="1"/>
                 <w:sz w:val="20"/>
                 <w:szCs w:val="20"/>
                 <w:rtl w:val="0"/>
@@ -6305,6 +6486,7 @@
               <w:rPr>
                 <w:rFonts w:ascii="Arial" w:cs="Arial" w:eastAsia="Arial" w:hAnsi="Arial"/>
                 <w:b w:val="1"/>
+                <w:bCs w:val="1"/>
                 <w:sz w:val="20"/>
                 <w:szCs w:val="20"/>
                 <w:rtl w:val="0"/>
@@ -6620,6 +6802,7 @@
               <w:rPr>
                 <w:rFonts w:ascii="Arial" w:cs="Arial" w:eastAsia="Arial" w:hAnsi="Arial"/>
                 <w:b w:val="1"/>
+                <w:bCs w:val="1"/>
                 <w:sz w:val="20"/>
                 <w:szCs w:val="20"/>
                 <w:rtl w:val="0"/>
@@ -6935,6 +7118,7 @@
               <w:rPr>
                 <w:rFonts w:ascii="Arial" w:cs="Arial" w:eastAsia="Arial" w:hAnsi="Arial"/>
                 <w:b w:val="1"/>
+                <w:bCs w:val="1"/>
                 <w:sz w:val="20"/>
                 <w:szCs w:val="20"/>
                 <w:rtl w:val="0"/>
@@ -7232,6 +7416,7 @@
         <w:rPr>
           <w:rFonts w:ascii="Arial" w:cs="Arial" w:eastAsia="Arial" w:hAnsi="Arial"/>
           <w:i w:val="1"/>
+          <w:iCs w:val="1"/>
           <w:color w:val="0000ff"/>
           <w:sz w:val="20"/>
           <w:szCs w:val="20"/>
@@ -7265,6 +7450,7 @@
         <w:jc w:val="both"/>
         <w:rPr>
           <w:i w:val="1"/>
+          <w:iCs w:val="1"/>
           <w:color w:val="548dd4"/>
         </w:rPr>
       </w:pPr>
@@ -7410,6 +7596,7 @@
             <w:r>
               <w:rPr>
                 <w:b w:val="1"/>
+                <w:bCs w:val="1"/>
                 <w:rtl w:val="0"/>
               </w:rPr>
               <w:t xml:space="preserve">Herramienta</w:t>
@@ -7446,6 +7633,7 @@
             <w:r>
               <w:rPr>
                 <w:b w:val="1"/>
+                <w:bCs w:val="1"/>
                 <w:rtl w:val="0"/>
               </w:rPr>
               <w:t xml:space="preserve">Versión</w:t>
@@ -7482,6 +7670,7 @@
             <w:r>
               <w:rPr>
                 <w:b w:val="1"/>
+                <w:bCs w:val="1"/>
                 <w:rtl w:val="0"/>
               </w:rPr>
               <w:t xml:space="preserve">Descripción</w:t>
@@ -7524,6 +7713,7 @@
             <w:r>
               <w:rPr>
                 <w:b w:val="1"/>
+                <w:bCs w:val="1"/>
                 <w:rtl w:val="0"/>
               </w:rPr>
               <w:t xml:space="preserve">JUnit</w:t>
@@ -7623,6 +7813,7 @@
             <w:r>
               <w:rPr>
                 <w:b w:val="1"/>
+                <w:bCs w:val="1"/>
                 <w:rtl w:val="0"/>
               </w:rPr>
               <w:t xml:space="preserve">Mockito</w:t>
@@ -7722,6 +7913,7 @@
             <w:r>
               <w:rPr>
                 <w:b w:val="1"/>
+                <w:bCs w:val="1"/>
                 <w:rtl w:val="0"/>
               </w:rPr>
               <w:t xml:space="preserve">Postman</w:t>
@@ -7818,11 +8010,13 @@
             <w:pPr>
               <w:rPr>
                 <w:b w:val="1"/>
+                <w:bCs w:val="1"/>
               </w:rPr>
             </w:pPr>
             <w:r>
               <w:rPr>
                 <w:b w:val="1"/>
+                <w:bCs w:val="1"/>
                 <w:rtl w:val="0"/>
               </w:rPr>
               <w:t xml:space="preserve">Selenium</w:t>
@@ -7918,6 +8112,7 @@
             <w:r>
               <w:rPr>
                 <w:b w:val="1"/>
+                <w:bCs w:val="1"/>
                 <w:rtl w:val="0"/>
               </w:rPr>
               <w:t xml:space="preserve">Visual Studio Code</w:t>
@@ -8017,6 +8212,7 @@
             <w:r>
               <w:rPr>
                 <w:b w:val="1"/>
+                <w:bCs w:val="1"/>
                 <w:rtl w:val="0"/>
               </w:rPr>
               <w:t xml:space="preserve">GitHub</w:t>
@@ -8116,6 +8312,7 @@
             <w:r>
               <w:rPr>
                 <w:b w:val="1"/>
+                <w:bCs w:val="1"/>
                 <w:rtl w:val="0"/>
               </w:rPr>
               <w:t xml:space="preserve">Google Sheets</w:t>
@@ -8227,6 +8424,7 @@
         <w:rPr>
           <w:rFonts w:ascii="Arial" w:cs="Arial" w:eastAsia="Arial" w:hAnsi="Arial"/>
           <w:i w:val="1"/>
+          <w:iCs w:val="1"/>
           <w:color w:val="0000ff"/>
           <w:sz w:val="20"/>
           <w:szCs w:val="20"/>
@@ -8596,6 +8794,7 @@
         <w:rPr>
           <w:rFonts w:ascii="Arial" w:cs="Arial" w:eastAsia="Arial" w:hAnsi="Arial"/>
           <w:i w:val="1"/>
+          <w:iCs w:val="1"/>
           <w:color w:val="0000ff"/>
           <w:sz w:val="20"/>
           <w:szCs w:val="20"/>
@@ -8630,7 +8829,9 @@
         <w:rPr>
           <w:rFonts w:ascii="Calibri" w:cs="Calibri" w:eastAsia="Calibri" w:hAnsi="Calibri"/>
           <w:b w:val="0"/>
+          <w:bCs w:val="0"/>
           <w:i w:val="1"/>
+          <w:iCs w:val="1"/>
           <w:smallCaps w:val="0"/>
           <w:strike w:val="0"/>
           <w:color w:val="548dd4"/>
@@ -8667,7 +8868,9 @@
         <w:rPr>
           <w:rFonts w:ascii="Times New Roman" w:cs="Times New Roman" w:eastAsia="Times New Roman" w:hAnsi="Times New Roman"/>
           <w:b w:val="0"/>
+          <w:bCs w:val="0"/>
           <w:i w:val="0"/>
+          <w:iCs w:val="0"/>
           <w:smallCaps w:val="0"/>
           <w:strike w:val="0"/>
           <w:color w:val="000000"/>
@@ -8692,6 +8895,7 @@
         <w:rPr>
           <w:rFonts w:ascii="Cambria" w:cs="Cambria" w:eastAsia="Cambria" w:hAnsi="Cambria"/>
           <w:b w:val="1"/>
+          <w:bCs w:val="1"/>
           <w:color w:val="4f81bd"/>
           <w:sz w:val="26"/>
           <w:szCs w:val="26"/>
@@ -9068,7 +9272,9 @@
         <w:rPr>
           <w:rFonts w:ascii="Arial" w:cs="Arial" w:eastAsia="Arial" w:hAnsi="Arial"/>
           <w:b w:val="0"/>
+          <w:bCs w:val="0"/>
           <w:i w:val="1"/>
+          <w:iCs w:val="1"/>
           <w:smallCaps w:val="0"/>
           <w:strike w:val="0"/>
           <w:color w:val="0000ff"/>
@@ -9092,6 +9298,7 @@
         <w:rPr>
           <w:rFonts w:ascii="Cambria" w:cs="Cambria" w:eastAsia="Cambria" w:hAnsi="Cambria"/>
           <w:b w:val="1"/>
+          <w:bCs w:val="1"/>
           <w:color w:val="366091"/>
           <w:sz w:val="28"/>
           <w:szCs w:val="28"/>
@@ -9206,7 +9413,9 @@
               <w:rPr>
                 <w:rFonts w:ascii="Arial" w:cs="Arial" w:eastAsia="Arial" w:hAnsi="Arial"/>
                 <w:b w:val="1"/>
+                <w:bCs w:val="1"/>
                 <w:i w:val="0"/>
+                <w:iCs w:val="0"/>
                 <w:smallCaps w:val="0"/>
                 <w:strike w:val="0"/>
                 <w:color w:val="000000"/>
@@ -9221,7 +9430,9 @@
               <w:rPr>
                 <w:rFonts w:ascii="Arial" w:cs="Arial" w:eastAsia="Arial" w:hAnsi="Arial"/>
                 <w:b w:val="1"/>
+                <w:bCs w:val="1"/>
                 <w:i w:val="0"/>
+                <w:iCs w:val="0"/>
                 <w:smallCaps w:val="0"/>
                 <w:strike w:val="0"/>
                 <w:color w:val="000000"/>
@@ -9266,7 +9477,9 @@
               <w:rPr>
                 <w:rFonts w:ascii="Arial" w:cs="Arial" w:eastAsia="Arial" w:hAnsi="Arial"/>
                 <w:b w:val="1"/>
+                <w:bCs w:val="1"/>
                 <w:i w:val="0"/>
+                <w:iCs w:val="0"/>
                 <w:smallCaps w:val="0"/>
                 <w:strike w:val="0"/>
                 <w:color w:val="000000"/>
@@ -9281,7 +9494,9 @@
               <w:rPr>
                 <w:rFonts w:ascii="Arial" w:cs="Arial" w:eastAsia="Arial" w:hAnsi="Arial"/>
                 <w:b w:val="1"/>
+                <w:bCs w:val="1"/>
                 <w:i w:val="0"/>
+                <w:iCs w:val="0"/>
                 <w:smallCaps w:val="0"/>
                 <w:strike w:val="0"/>
                 <w:color w:val="000000"/>
@@ -9331,7 +9546,9 @@
               <w:rPr>
                 <w:rFonts w:ascii="Arial" w:cs="Arial" w:eastAsia="Arial" w:hAnsi="Arial"/>
                 <w:b w:val="0"/>
+                <w:bCs w:val="0"/>
                 <w:i w:val="0"/>
+                <w:iCs w:val="0"/>
                 <w:smallCaps w:val="0"/>
                 <w:strike w:val="0"/>
                 <w:color w:val="0000ff"/>
@@ -9346,7 +9563,9 @@
               <w:rPr>
                 <w:rFonts w:ascii="Arial" w:cs="Arial" w:eastAsia="Arial" w:hAnsi="Arial"/>
                 <w:b w:val="1"/>
+                <w:bCs w:val="1"/>
                 <w:i w:val="0"/>
+                <w:iCs w:val="0"/>
                 <w:smallCaps w:val="0"/>
                 <w:strike w:val="0"/>
                 <w:color w:val="000000"/>
@@ -9363,7 +9582,9 @@
               <w:rPr>
                 <w:rFonts w:ascii="Arial" w:cs="Arial" w:eastAsia="Arial" w:hAnsi="Arial"/>
                 <w:b w:val="0"/>
+                <w:bCs w:val="0"/>
                 <w:i w:val="0"/>
+                <w:iCs w:val="0"/>
                 <w:smallCaps w:val="0"/>
                 <w:strike w:val="0"/>
                 <w:color w:val="0000ff"/>
@@ -9408,7 +9629,9 @@
               <w:rPr>
                 <w:rFonts w:ascii="Arial" w:cs="Arial" w:eastAsia="Arial" w:hAnsi="Arial"/>
                 <w:b w:val="1"/>
+                <w:bCs w:val="1"/>
                 <w:i w:val="0"/>
+                <w:iCs w:val="0"/>
                 <w:smallCaps w:val="0"/>
                 <w:strike w:val="0"/>
                 <w:color w:val="000000"/>
@@ -9423,7 +9646,9 @@
               <w:rPr>
                 <w:rFonts w:ascii="Arial" w:cs="Arial" w:eastAsia="Arial" w:hAnsi="Arial"/>
                 <w:b w:val="1"/>
+                <w:bCs w:val="1"/>
                 <w:i w:val="0"/>
+                <w:iCs w:val="0"/>
                 <w:smallCaps w:val="0"/>
                 <w:strike w:val="0"/>
                 <w:color w:val="000000"/>
@@ -9472,7 +9697,9 @@
               <w:rPr>
                 <w:rFonts w:ascii="Arial" w:cs="Arial" w:eastAsia="Arial" w:hAnsi="Arial"/>
                 <w:b w:val="0"/>
+                <w:bCs w:val="0"/>
                 <w:i w:val="0"/>
+                <w:iCs w:val="0"/>
                 <w:smallCaps w:val="0"/>
                 <w:strike w:val="0"/>
                 <w:color w:val="0000ff"/>
@@ -9487,7 +9714,9 @@
               <w:rPr>
                 <w:rFonts w:ascii="Arial" w:cs="Arial" w:eastAsia="Arial" w:hAnsi="Arial"/>
                 <w:b w:val="1"/>
+                <w:bCs w:val="1"/>
                 <w:i w:val="0"/>
+                <w:iCs w:val="0"/>
                 <w:smallCaps w:val="0"/>
                 <w:strike w:val="0"/>
                 <w:color w:val="000000"/>
@@ -9545,7 +9774,9 @@
               <w:rPr>
                 <w:rFonts w:ascii="Arial" w:cs="Arial" w:eastAsia="Arial" w:hAnsi="Arial"/>
                 <w:b w:val="0"/>
+                <w:bCs w:val="0"/>
                 <w:i w:val="0"/>
+                <w:iCs w:val="0"/>
                 <w:smallCaps w:val="0"/>
                 <w:strike w:val="0"/>
                 <w:sz w:val="20"/>
@@ -9559,7 +9790,9 @@
               <w:rPr>
                 <w:rFonts w:ascii="Arial" w:cs="Arial" w:eastAsia="Arial" w:hAnsi="Arial"/>
                 <w:b w:val="1"/>
+                <w:bCs w:val="1"/>
                 <w:i w:val="0"/>
+                <w:iCs w:val="0"/>
                 <w:smallCaps w:val="0"/>
                 <w:strike w:val="0"/>
                 <w:color w:val="000000"/>
@@ -9622,6 +9855,7 @@
               <w:rPr>
                 <w:rFonts w:ascii="Arial" w:cs="Arial" w:eastAsia="Arial" w:hAnsi="Arial"/>
                 <w:i w:val="0"/>
+                <w:iCs w:val="0"/>
                 <w:smallCaps w:val="0"/>
                 <w:strike w:val="0"/>
                 <w:color w:val="000000"/>
@@ -9636,7 +9870,9 @@
               <w:rPr>
                 <w:rFonts w:ascii="Arial" w:cs="Arial" w:eastAsia="Arial" w:hAnsi="Arial"/>
                 <w:b w:val="1"/>
+                <w:bCs w:val="1"/>
                 <w:i w:val="0"/>
+                <w:iCs w:val="0"/>
                 <w:smallCaps w:val="0"/>
                 <w:strike w:val="0"/>
                 <w:color w:val="000000"/>
@@ -9653,6 +9889,7 @@
               <w:rPr>
                 <w:rFonts w:ascii="Arial" w:cs="Arial" w:eastAsia="Arial" w:hAnsi="Arial"/>
                 <w:i w:val="0"/>
+                <w:iCs w:val="0"/>
                 <w:smallCaps w:val="0"/>
                 <w:strike w:val="0"/>
                 <w:color w:val="000000"/>
@@ -9696,7 +9933,9 @@
               <w:rPr>
                 <w:rFonts w:ascii="Arial" w:cs="Arial" w:eastAsia="Arial" w:hAnsi="Arial"/>
                 <w:b w:val="1"/>
+                <w:bCs w:val="1"/>
                 <w:i w:val="0"/>
+                <w:iCs w:val="0"/>
                 <w:smallCaps w:val="0"/>
                 <w:strike w:val="0"/>
                 <w:color w:val="000000"/>
@@ -9711,7 +9950,9 @@
               <w:rPr>
                 <w:rFonts w:ascii="Arial" w:cs="Arial" w:eastAsia="Arial" w:hAnsi="Arial"/>
                 <w:b w:val="1"/>
+                <w:bCs w:val="1"/>
                 <w:i w:val="0"/>
+                <w:iCs w:val="0"/>
                 <w:smallCaps w:val="0"/>
                 <w:strike w:val="0"/>
                 <w:color w:val="000000"/>
@@ -9728,6 +9969,7 @@
               <w:rPr>
                 <w:rFonts w:ascii="Arial" w:cs="Arial" w:eastAsia="Arial" w:hAnsi="Arial"/>
                 <w:b w:val="1"/>
+                <w:bCs w:val="1"/>
                 <w:sz w:val="20"/>
                 <w:szCs w:val="20"/>
                 <w:rtl w:val="0"/>
@@ -9738,7 +9980,9 @@
               <w:rPr>
                 <w:rFonts w:ascii="Arial" w:cs="Arial" w:eastAsia="Arial" w:hAnsi="Arial"/>
                 <w:b w:val="1"/>
+                <w:bCs w:val="1"/>
                 <w:i w:val="0"/>
+                <w:iCs w:val="0"/>
                 <w:smallCaps w:val="0"/>
                 <w:strike w:val="0"/>
                 <w:color w:val="000000"/>
@@ -9789,6 +10033,7 @@
               <w:rPr>
                 <w:rFonts w:ascii="Arial" w:cs="Arial" w:eastAsia="Arial" w:hAnsi="Arial"/>
                 <w:i w:val="0"/>
+                <w:iCs w:val="0"/>
                 <w:smallCaps w:val="0"/>
                 <w:strike w:val="0"/>
                 <w:color w:val="000000"/>
@@ -9803,7 +10048,9 @@
               <w:rPr>
                 <w:rFonts w:ascii="Arial" w:cs="Arial" w:eastAsia="Arial" w:hAnsi="Arial"/>
                 <w:b w:val="1"/>
+                <w:bCs w:val="1"/>
                 <w:i w:val="0"/>
+                <w:iCs w:val="0"/>
                 <w:smallCaps w:val="0"/>
                 <w:strike w:val="0"/>
                 <w:color w:val="000000"/>
@@ -9820,6 +10067,7 @@
               <w:rPr>
                 <w:rFonts w:ascii="Arial" w:cs="Arial" w:eastAsia="Arial" w:hAnsi="Arial"/>
                 <w:i w:val="0"/>
+                <w:iCs w:val="0"/>
                 <w:smallCaps w:val="0"/>
                 <w:strike w:val="0"/>
                 <w:color w:val="000000"/>
@@ -9863,7 +10111,9 @@
               <w:rPr>
                 <w:rFonts w:ascii="Arial" w:cs="Arial" w:eastAsia="Arial" w:hAnsi="Arial"/>
                 <w:b w:val="1"/>
+                <w:bCs w:val="1"/>
                 <w:i w:val="0"/>
+                <w:iCs w:val="0"/>
                 <w:smallCaps w:val="0"/>
                 <w:strike w:val="0"/>
                 <w:color w:val="000000"/>
@@ -9878,7 +10128,9 @@
               <w:rPr>
                 <w:rFonts w:ascii="Arial" w:cs="Arial" w:eastAsia="Arial" w:hAnsi="Arial"/>
                 <w:b w:val="1"/>
+                <w:bCs w:val="1"/>
                 <w:i w:val="0"/>
+                <w:iCs w:val="0"/>
                 <w:smallCaps w:val="0"/>
                 <w:strike w:val="0"/>
                 <w:color w:val="000000"/>
@@ -9927,6 +10179,7 @@
               <w:rPr>
                 <w:rFonts w:ascii="Arial" w:cs="Arial" w:eastAsia="Arial" w:hAnsi="Arial"/>
                 <w:i w:val="0"/>
+                <w:iCs w:val="0"/>
                 <w:smallCaps w:val="0"/>
                 <w:strike w:val="0"/>
                 <w:color w:val="000000"/>
@@ -9941,7 +10194,9 @@
               <w:rPr>
                 <w:rFonts w:ascii="Arial" w:cs="Arial" w:eastAsia="Arial" w:hAnsi="Arial"/>
                 <w:b w:val="1"/>
+                <w:bCs w:val="1"/>
                 <w:i w:val="0"/>
+                <w:iCs w:val="0"/>
                 <w:smallCaps w:val="0"/>
                 <w:strike w:val="0"/>
                 <w:color w:val="000000"/>
@@ -9958,6 +10213,7 @@
               <w:rPr>
                 <w:rFonts w:ascii="Arial" w:cs="Arial" w:eastAsia="Arial" w:hAnsi="Arial"/>
                 <w:i w:val="0"/>
+                <w:iCs w:val="0"/>
                 <w:smallCaps w:val="0"/>
                 <w:strike w:val="0"/>
                 <w:color w:val="000000"/>
@@ -10000,6 +10256,7 @@
               <w:rPr>
                 <w:rFonts w:ascii="Arial" w:cs="Arial" w:eastAsia="Arial" w:hAnsi="Arial"/>
                 <w:b w:val="1"/>
+                <w:bCs w:val="1"/>
                 <w:sz w:val="20"/>
                 <w:szCs w:val="20"/>
               </w:rPr>
@@ -10008,7 +10265,9 @@
               <w:rPr>
                 <w:rFonts w:ascii="Arial" w:cs="Arial" w:eastAsia="Arial" w:hAnsi="Arial"/>
                 <w:b w:val="1"/>
+                <w:bCs w:val="1"/>
                 <w:i w:val="0"/>
+                <w:iCs w:val="0"/>
                 <w:smallCaps w:val="0"/>
                 <w:strike w:val="0"/>
                 <w:color w:val="000000"/>
@@ -10090,7 +10349,9 @@
               <w:rPr>
                 <w:rFonts w:ascii="Arial" w:cs="Arial" w:eastAsia="Arial" w:hAnsi="Arial"/>
                 <w:b w:val="1"/>
+                <w:bCs w:val="1"/>
                 <w:i w:val="0"/>
+                <w:iCs w:val="0"/>
                 <w:smallCaps w:val="0"/>
                 <w:strike w:val="0"/>
                 <w:color w:val="000000"/>
@@ -10105,7 +10366,9 @@
               <w:rPr>
                 <w:rFonts w:ascii="Arial" w:cs="Arial" w:eastAsia="Arial" w:hAnsi="Arial"/>
                 <w:b w:val="1"/>
+                <w:bCs w:val="1"/>
                 <w:i w:val="0"/>
+                <w:iCs w:val="0"/>
                 <w:smallCaps w:val="0"/>
                 <w:strike w:val="0"/>
                 <w:color w:val="000000"/>
@@ -10156,7 +10419,9 @@
               <w:rPr>
                 <w:rFonts w:ascii="Arial" w:cs="Arial" w:eastAsia="Arial" w:hAnsi="Arial"/>
                 <w:b w:val="1"/>
+                <w:bCs w:val="1"/>
                 <w:i w:val="0"/>
+                <w:iCs w:val="0"/>
                 <w:smallCaps w:val="0"/>
                 <w:strike w:val="0"/>
                 <w:color w:val="000000"/>
@@ -10171,7 +10436,9 @@
               <w:rPr>
                 <w:rFonts w:ascii="Arial" w:cs="Arial" w:eastAsia="Arial" w:hAnsi="Arial"/>
                 <w:b w:val="1"/>
+                <w:bCs w:val="1"/>
                 <w:i w:val="0"/>
+                <w:iCs w:val="0"/>
                 <w:smallCaps w:val="0"/>
                 <w:strike w:val="0"/>
                 <w:color w:val="000000"/>
@@ -10220,7 +10487,9 @@
               <w:rPr>
                 <w:rFonts w:ascii="Arial" w:cs="Arial" w:eastAsia="Arial" w:hAnsi="Arial"/>
                 <w:b w:val="0"/>
+                <w:bCs w:val="0"/>
                 <w:i w:val="0"/>
+                <w:iCs w:val="0"/>
                 <w:smallCaps w:val="0"/>
                 <w:strike w:val="0"/>
                 <w:color w:val="000000"/>
@@ -10276,7 +10545,9 @@
               <w:rPr>
                 <w:rFonts w:ascii="Arial" w:cs="Arial" w:eastAsia="Arial" w:hAnsi="Arial"/>
                 <w:b w:val="0"/>
+                <w:bCs w:val="0"/>
                 <w:i w:val="0"/>
+                <w:iCs w:val="0"/>
                 <w:smallCaps w:val="0"/>
                 <w:strike w:val="0"/>
                 <w:color w:val="000000"/>
@@ -10328,7 +10599,9 @@
               <w:rPr>
                 <w:rFonts w:ascii="Arial" w:cs="Arial" w:eastAsia="Arial" w:hAnsi="Arial"/>
                 <w:b w:val="0"/>
+                <w:bCs w:val="0"/>
                 <w:i w:val="0"/>
+                <w:iCs w:val="0"/>
                 <w:smallCaps w:val="0"/>
                 <w:strike w:val="0"/>
                 <w:color w:val="000000"/>
@@ -10375,7 +10648,9 @@
               <w:rPr>
                 <w:rFonts w:ascii="Arial" w:cs="Arial" w:eastAsia="Arial" w:hAnsi="Arial"/>
                 <w:b w:val="0"/>
+                <w:bCs w:val="0"/>
                 <w:i w:val="0"/>
+                <w:iCs w:val="0"/>
                 <w:smallCaps w:val="0"/>
                 <w:strike w:val="0"/>
                 <w:color w:val="000000"/>
@@ -10427,7 +10702,9 @@
               <w:rPr>
                 <w:rFonts w:ascii="Arial" w:cs="Arial" w:eastAsia="Arial" w:hAnsi="Arial"/>
                 <w:b w:val="0"/>
+                <w:bCs w:val="0"/>
                 <w:i w:val="0"/>
+                <w:iCs w:val="0"/>
                 <w:smallCaps w:val="0"/>
                 <w:strike w:val="0"/>
                 <w:color w:val="000000"/>
@@ -10474,7 +10751,9 @@
               <w:rPr>
                 <w:rFonts w:ascii="Arial" w:cs="Arial" w:eastAsia="Arial" w:hAnsi="Arial"/>
                 <w:b w:val="0"/>
+                <w:bCs w:val="0"/>
                 <w:i w:val="0"/>
+                <w:iCs w:val="0"/>
                 <w:smallCaps w:val="0"/>
                 <w:strike w:val="0"/>
                 <w:color w:val="000000"/>
@@ -10526,7 +10805,9 @@
               <w:rPr>
                 <w:rFonts w:ascii="Arial" w:cs="Arial" w:eastAsia="Arial" w:hAnsi="Arial"/>
                 <w:b w:val="0"/>
+                <w:bCs w:val="0"/>
                 <w:i w:val="0"/>
+                <w:iCs w:val="0"/>
                 <w:smallCaps w:val="0"/>
                 <w:strike w:val="0"/>
                 <w:color w:val="000000"/>
@@ -10573,7 +10854,9 @@
               <w:rPr>
                 <w:rFonts w:ascii="Arial" w:cs="Arial" w:eastAsia="Arial" w:hAnsi="Arial"/>
                 <w:b w:val="0"/>
+                <w:bCs w:val="0"/>
                 <w:i w:val="0"/>
+                <w:iCs w:val="0"/>
                 <w:smallCaps w:val="0"/>
                 <w:strike w:val="0"/>
                 <w:color w:val="000000"/>
@@ -10627,7 +10910,9 @@
               <w:rPr>
                 <w:rFonts w:ascii="Arial" w:cs="Arial" w:eastAsia="Arial" w:hAnsi="Arial"/>
                 <w:b w:val="1"/>
+                <w:bCs w:val="1"/>
                 <w:i w:val="0"/>
+                <w:iCs w:val="0"/>
                 <w:smallCaps w:val="0"/>
                 <w:strike w:val="0"/>
                 <w:color w:val="000000"/>
@@ -10642,7 +10927,9 @@
               <w:rPr>
                 <w:rFonts w:ascii="Arial" w:cs="Arial" w:eastAsia="Arial" w:hAnsi="Arial"/>
                 <w:b w:val="1"/>
+                <w:bCs w:val="1"/>
                 <w:i w:val="0"/>
+                <w:iCs w:val="0"/>
                 <w:smallCaps w:val="0"/>
                 <w:strike w:val="0"/>
                 <w:color w:val="000000"/>
@@ -10691,7 +10978,9 @@
               <w:rPr>
                 <w:rFonts w:ascii="Arial" w:cs="Arial" w:eastAsia="Arial" w:hAnsi="Arial"/>
                 <w:b w:val="1"/>
+                <w:bCs w:val="1"/>
                 <w:i w:val="0"/>
+                <w:iCs w:val="0"/>
                 <w:smallCaps w:val="0"/>
                 <w:strike w:val="0"/>
                 <w:color w:val="000000"/>
@@ -10706,7 +10995,9 @@
               <w:rPr>
                 <w:rFonts w:ascii="Arial" w:cs="Arial" w:eastAsia="Arial" w:hAnsi="Arial"/>
                 <w:b w:val="1"/>
+                <w:bCs w:val="1"/>
                 <w:i w:val="0"/>
+                <w:iCs w:val="0"/>
                 <w:smallCaps w:val="0"/>
                 <w:strike w:val="0"/>
                 <w:color w:val="000000"/>
@@ -10749,7 +11040,9 @@
               <w:rPr>
                 <w:rFonts w:ascii="Arial" w:cs="Arial" w:eastAsia="Arial" w:hAnsi="Arial"/>
                 <w:b w:val="1"/>
+                <w:bCs w:val="1"/>
                 <w:i w:val="0"/>
+                <w:iCs w:val="0"/>
                 <w:smallCaps w:val="0"/>
                 <w:strike w:val="0"/>
                 <w:color w:val="000000"/>
@@ -10764,7 +11057,9 @@
               <w:rPr>
                 <w:rFonts w:ascii="Arial" w:cs="Arial" w:eastAsia="Arial" w:hAnsi="Arial"/>
                 <w:b w:val="1"/>
+                <w:bCs w:val="1"/>
                 <w:i w:val="0"/>
+                <w:iCs w:val="0"/>
                 <w:smallCaps w:val="0"/>
                 <w:strike w:val="0"/>
                 <w:color w:val="000000"/>
@@ -10808,7 +11103,9 @@
               <w:rPr>
                 <w:rFonts w:ascii="Arial" w:cs="Arial" w:eastAsia="Arial" w:hAnsi="Arial"/>
                 <w:b w:val="1"/>
+                <w:bCs w:val="1"/>
                 <w:i w:val="0"/>
+                <w:iCs w:val="0"/>
                 <w:smallCaps w:val="0"/>
                 <w:strike w:val="0"/>
                 <w:color w:val="000000"/>
@@ -10823,7 +11120,9 @@
               <w:rPr>
                 <w:rFonts w:ascii="Arial" w:cs="Arial" w:eastAsia="Arial" w:hAnsi="Arial"/>
                 <w:b w:val="1"/>
+                <w:bCs w:val="1"/>
                 <w:i w:val="0"/>
+                <w:iCs w:val="0"/>
                 <w:smallCaps w:val="0"/>
                 <w:strike w:val="0"/>
                 <w:color w:val="000000"/>
@@ -10867,7 +11166,9 @@
               <w:rPr>
                 <w:rFonts w:ascii="Arial" w:cs="Arial" w:eastAsia="Arial" w:hAnsi="Arial"/>
                 <w:b w:val="1"/>
+                <w:bCs w:val="1"/>
                 <w:i w:val="0"/>
+                <w:iCs w:val="0"/>
                 <w:smallCaps w:val="0"/>
                 <w:strike w:val="0"/>
                 <w:color w:val="000000"/>
@@ -10882,7 +11183,9 @@
               <w:rPr>
                 <w:rFonts w:ascii="Arial" w:cs="Arial" w:eastAsia="Arial" w:hAnsi="Arial"/>
                 <w:b w:val="1"/>
+                <w:bCs w:val="1"/>
                 <w:i w:val="0"/>
+                <w:iCs w:val="0"/>
                 <w:smallCaps w:val="0"/>
                 <w:strike w:val="0"/>
                 <w:color w:val="000000"/>
@@ -10926,7 +11229,9 @@
               <w:rPr>
                 <w:rFonts w:ascii="Arial" w:cs="Arial" w:eastAsia="Arial" w:hAnsi="Arial"/>
                 <w:b w:val="1"/>
+                <w:bCs w:val="1"/>
                 <w:i w:val="0"/>
+                <w:iCs w:val="0"/>
                 <w:smallCaps w:val="0"/>
                 <w:strike w:val="0"/>
                 <w:color w:val="000000"/>
@@ -10941,7 +11246,9 @@
               <w:rPr>
                 <w:rFonts w:ascii="Arial" w:cs="Arial" w:eastAsia="Arial" w:hAnsi="Arial"/>
                 <w:b w:val="1"/>
+                <w:bCs w:val="1"/>
                 <w:i w:val="0"/>
+                <w:iCs w:val="0"/>
                 <w:smallCaps w:val="0"/>
                 <w:strike w:val="0"/>
                 <w:color w:val="000000"/>
@@ -10989,7 +11296,9 @@
               <w:rPr>
                 <w:rFonts w:ascii="Arial" w:cs="Arial" w:eastAsia="Arial" w:hAnsi="Arial"/>
                 <w:b w:val="0"/>
+                <w:bCs w:val="0"/>
                 <w:i w:val="0"/>
+                <w:iCs w:val="0"/>
                 <w:smallCaps w:val="0"/>
                 <w:strike w:val="0"/>
                 <w:color w:val="000000"/>
@@ -11043,7 +11352,9 @@
               <w:rPr>
                 <w:rFonts w:ascii="Arial" w:cs="Arial" w:eastAsia="Arial" w:hAnsi="Arial"/>
                 <w:b w:val="0"/>
+                <w:bCs w:val="0"/>
                 <w:i w:val="0"/>
+                <w:iCs w:val="0"/>
                 <w:smallCaps w:val="0"/>
                 <w:strike w:val="0"/>
                 <w:color w:val="000000"/>
@@ -11098,7 +11409,9 @@
               <w:rPr>
                 <w:rFonts w:ascii="Arial" w:cs="Arial" w:eastAsia="Arial" w:hAnsi="Arial"/>
                 <w:b w:val="0"/>
+                <w:bCs w:val="0"/>
                 <w:i w:val="0"/>
+                <w:iCs w:val="0"/>
                 <w:smallCaps w:val="0"/>
                 <w:strike w:val="0"/>
                 <w:color w:val="000000"/>
@@ -11153,7 +11466,9 @@
               <w:rPr>
                 <w:rFonts w:ascii="Arial" w:cs="Arial" w:eastAsia="Arial" w:hAnsi="Arial"/>
                 <w:b w:val="0"/>
+                <w:bCs w:val="0"/>
                 <w:i w:val="0"/>
+                <w:iCs w:val="0"/>
                 <w:smallCaps w:val="0"/>
                 <w:strike w:val="0"/>
                 <w:color w:val="000000"/>
@@ -11208,7 +11523,9 @@
               <w:rPr>
                 <w:rFonts w:ascii="Arial" w:cs="Arial" w:eastAsia="Arial" w:hAnsi="Arial"/>
                 <w:b w:val="0"/>
+                <w:bCs w:val="0"/>
                 <w:i w:val="0"/>
+                <w:iCs w:val="0"/>
                 <w:smallCaps w:val="0"/>
                 <w:strike w:val="0"/>
                 <w:color w:val="000000"/>
@@ -11268,7 +11585,9 @@
               <w:rPr>
                 <w:rFonts w:ascii="Arial" w:cs="Arial" w:eastAsia="Arial" w:hAnsi="Arial"/>
                 <w:b w:val="0"/>
+                <w:bCs w:val="0"/>
                 <w:i w:val="0"/>
+                <w:iCs w:val="0"/>
                 <w:smallCaps w:val="0"/>
                 <w:strike w:val="0"/>
                 <w:color w:val="000000"/>
@@ -11322,7 +11641,9 @@
               <w:rPr>
                 <w:rFonts w:ascii="Arial" w:cs="Arial" w:eastAsia="Arial" w:hAnsi="Arial"/>
                 <w:b w:val="0"/>
+                <w:bCs w:val="0"/>
                 <w:i w:val="0"/>
+                <w:iCs w:val="0"/>
                 <w:smallCaps w:val="0"/>
                 <w:strike w:val="0"/>
                 <w:color w:val="000000"/>
@@ -11377,7 +11698,9 @@
               <w:rPr>
                 <w:rFonts w:ascii="Arial" w:cs="Arial" w:eastAsia="Arial" w:hAnsi="Arial"/>
                 <w:b w:val="0"/>
+                <w:bCs w:val="0"/>
                 <w:i w:val="0"/>
+                <w:iCs w:val="0"/>
                 <w:smallCaps w:val="0"/>
                 <w:strike w:val="0"/>
                 <w:color w:val="000000"/>
@@ -11432,7 +11755,9 @@
               <w:rPr>
                 <w:rFonts w:ascii="Arial" w:cs="Arial" w:eastAsia="Arial" w:hAnsi="Arial"/>
                 <w:b w:val="0"/>
+                <w:bCs w:val="0"/>
                 <w:i w:val="0"/>
+                <w:iCs w:val="0"/>
                 <w:smallCaps w:val="0"/>
                 <w:strike w:val="0"/>
                 <w:color w:val="000000"/>
@@ -11487,7 +11812,9 @@
               <w:rPr>
                 <w:rFonts w:ascii="Arial" w:cs="Arial" w:eastAsia="Arial" w:hAnsi="Arial"/>
                 <w:b w:val="0"/>
+                <w:bCs w:val="0"/>
                 <w:i w:val="0"/>
+                <w:iCs w:val="0"/>
                 <w:smallCaps w:val="0"/>
                 <w:strike w:val="0"/>
                 <w:color w:val="000000"/>
@@ -11538,7 +11865,9 @@
               <w:rPr>
                 <w:rFonts w:ascii="Arial" w:cs="Arial" w:eastAsia="Arial" w:hAnsi="Arial"/>
                 <w:b w:val="0"/>
+                <w:bCs w:val="0"/>
                 <w:i w:val="0"/>
+                <w:iCs w:val="0"/>
                 <w:smallCaps w:val="0"/>
                 <w:strike w:val="0"/>
                 <w:color w:val="000000"/>
@@ -11583,7 +11912,9 @@
               <w:rPr>
                 <w:rFonts w:ascii="Arial" w:cs="Arial" w:eastAsia="Arial" w:hAnsi="Arial"/>
                 <w:b w:val="0"/>
+                <w:bCs w:val="0"/>
                 <w:i w:val="0"/>
+                <w:iCs w:val="0"/>
                 <w:smallCaps w:val="0"/>
                 <w:strike w:val="0"/>
                 <w:color w:val="000000"/>
@@ -11629,7 +11960,9 @@
               <w:rPr>
                 <w:rFonts w:ascii="Arial" w:cs="Arial" w:eastAsia="Arial" w:hAnsi="Arial"/>
                 <w:b w:val="0"/>
+                <w:bCs w:val="0"/>
                 <w:i w:val="0"/>
+                <w:iCs w:val="0"/>
                 <w:smallCaps w:val="0"/>
                 <w:strike w:val="0"/>
                 <w:color w:val="000000"/>
@@ -11675,7 +12008,9 @@
               <w:rPr>
                 <w:rFonts w:ascii="Arial" w:cs="Arial" w:eastAsia="Arial" w:hAnsi="Arial"/>
                 <w:b w:val="0"/>
+                <w:bCs w:val="0"/>
                 <w:i w:val="0"/>
+                <w:iCs w:val="0"/>
                 <w:smallCaps w:val="0"/>
                 <w:strike w:val="0"/>
                 <w:color w:val="000000"/>
@@ -11721,7 +12056,9 @@
               <w:rPr>
                 <w:rFonts w:ascii="Arial" w:cs="Arial" w:eastAsia="Arial" w:hAnsi="Arial"/>
                 <w:b w:val="0"/>
+                <w:bCs w:val="0"/>
                 <w:i w:val="0"/>
+                <w:iCs w:val="0"/>
                 <w:smallCaps w:val="0"/>
                 <w:strike w:val="0"/>
                 <w:color w:val="000000"/>
@@ -11772,7 +12109,9 @@
               <w:rPr>
                 <w:rFonts w:ascii="Arial" w:cs="Arial" w:eastAsia="Arial" w:hAnsi="Arial"/>
                 <w:b w:val="0"/>
+                <w:bCs w:val="0"/>
                 <w:i w:val="0"/>
+                <w:iCs w:val="0"/>
                 <w:smallCaps w:val="0"/>
                 <w:strike w:val="0"/>
                 <w:color w:val="000000"/>
@@ -11817,7 +12156,9 @@
               <w:rPr>
                 <w:rFonts w:ascii="Arial" w:cs="Arial" w:eastAsia="Arial" w:hAnsi="Arial"/>
                 <w:b w:val="0"/>
+                <w:bCs w:val="0"/>
                 <w:i w:val="0"/>
+                <w:iCs w:val="0"/>
                 <w:smallCaps w:val="0"/>
                 <w:strike w:val="0"/>
                 <w:color w:val="000000"/>
@@ -11863,7 +12204,9 @@
               <w:rPr>
                 <w:rFonts w:ascii="Arial" w:cs="Arial" w:eastAsia="Arial" w:hAnsi="Arial"/>
                 <w:b w:val="0"/>
+                <w:bCs w:val="0"/>
                 <w:i w:val="0"/>
+                <w:iCs w:val="0"/>
                 <w:smallCaps w:val="0"/>
                 <w:strike w:val="0"/>
                 <w:color w:val="000000"/>
@@ -11909,7 +12252,9 @@
               <w:rPr>
                 <w:rFonts w:ascii="Arial" w:cs="Arial" w:eastAsia="Arial" w:hAnsi="Arial"/>
                 <w:b w:val="0"/>
+                <w:bCs w:val="0"/>
                 <w:i w:val="0"/>
+                <w:iCs w:val="0"/>
                 <w:smallCaps w:val="0"/>
                 <w:strike w:val="0"/>
                 <w:color w:val="000000"/>
@@ -11955,7 +12300,9 @@
               <w:rPr>
                 <w:rFonts w:ascii="Arial" w:cs="Arial" w:eastAsia="Arial" w:hAnsi="Arial"/>
                 <w:b w:val="0"/>
+                <w:bCs w:val="0"/>
                 <w:i w:val="0"/>
+                <w:iCs w:val="0"/>
                 <w:smallCaps w:val="0"/>
                 <w:strike w:val="0"/>
                 <w:color w:val="000000"/>
@@ -12006,7 +12353,9 @@
               <w:rPr>
                 <w:rFonts w:ascii="Arial" w:cs="Arial" w:eastAsia="Arial" w:hAnsi="Arial"/>
                 <w:b w:val="0"/>
+                <w:bCs w:val="0"/>
                 <w:i w:val="0"/>
+                <w:iCs w:val="0"/>
                 <w:smallCaps w:val="0"/>
                 <w:strike w:val="0"/>
                 <w:color w:val="000000"/>
@@ -12051,7 +12400,9 @@
               <w:rPr>
                 <w:rFonts w:ascii="Arial" w:cs="Arial" w:eastAsia="Arial" w:hAnsi="Arial"/>
                 <w:b w:val="0"/>
+                <w:bCs w:val="0"/>
                 <w:i w:val="0"/>
+                <w:iCs w:val="0"/>
                 <w:smallCaps w:val="0"/>
                 <w:strike w:val="0"/>
                 <w:color w:val="000000"/>
@@ -12097,7 +12448,9 @@
               <w:rPr>
                 <w:rFonts w:ascii="Arial" w:cs="Arial" w:eastAsia="Arial" w:hAnsi="Arial"/>
                 <w:b w:val="0"/>
+                <w:bCs w:val="0"/>
                 <w:i w:val="0"/>
+                <w:iCs w:val="0"/>
                 <w:smallCaps w:val="0"/>
                 <w:strike w:val="0"/>
                 <w:color w:val="000000"/>
@@ -12143,7 +12496,9 @@
               <w:rPr>
                 <w:rFonts w:ascii="Arial" w:cs="Arial" w:eastAsia="Arial" w:hAnsi="Arial"/>
                 <w:b w:val="0"/>
+                <w:bCs w:val="0"/>
                 <w:i w:val="0"/>
+                <w:iCs w:val="0"/>
                 <w:smallCaps w:val="0"/>
                 <w:strike w:val="0"/>
                 <w:color w:val="000000"/>
@@ -12189,7 +12544,9 @@
               <w:rPr>
                 <w:rFonts w:ascii="Arial" w:cs="Arial" w:eastAsia="Arial" w:hAnsi="Arial"/>
                 <w:b w:val="0"/>
+                <w:bCs w:val="0"/>
                 <w:i w:val="0"/>
+                <w:iCs w:val="0"/>
                 <w:smallCaps w:val="0"/>
                 <w:strike w:val="0"/>
                 <w:color w:val="000000"/>
@@ -12240,7 +12597,9 @@
               <w:rPr>
                 <w:rFonts w:ascii="Arial" w:cs="Arial" w:eastAsia="Arial" w:hAnsi="Arial"/>
                 <w:b w:val="0"/>
+                <w:bCs w:val="0"/>
                 <w:i w:val="0"/>
+                <w:iCs w:val="0"/>
                 <w:smallCaps w:val="0"/>
                 <w:strike w:val="0"/>
                 <w:color w:val="000000"/>
@@ -12285,7 +12644,9 @@
               <w:rPr>
                 <w:rFonts w:ascii="Arial" w:cs="Arial" w:eastAsia="Arial" w:hAnsi="Arial"/>
                 <w:b w:val="0"/>
+                <w:bCs w:val="0"/>
                 <w:i w:val="0"/>
+                <w:iCs w:val="0"/>
                 <w:smallCaps w:val="0"/>
                 <w:strike w:val="0"/>
                 <w:color w:val="000000"/>
@@ -12331,7 +12692,9 @@
               <w:rPr>
                 <w:rFonts w:ascii="Arial" w:cs="Arial" w:eastAsia="Arial" w:hAnsi="Arial"/>
                 <w:b w:val="0"/>
+                <w:bCs w:val="0"/>
                 <w:i w:val="0"/>
+                <w:iCs w:val="0"/>
                 <w:smallCaps w:val="0"/>
                 <w:strike w:val="0"/>
                 <w:color w:val="000000"/>
@@ -12377,7 +12740,9 @@
               <w:rPr>
                 <w:rFonts w:ascii="Arial" w:cs="Arial" w:eastAsia="Arial" w:hAnsi="Arial"/>
                 <w:b w:val="0"/>
+                <w:bCs w:val="0"/>
                 <w:i w:val="0"/>
+                <w:iCs w:val="0"/>
                 <w:smallCaps w:val="0"/>
                 <w:strike w:val="0"/>
                 <w:color w:val="000000"/>
@@ -12423,7 +12788,9 @@
               <w:rPr>
                 <w:rFonts w:ascii="Arial" w:cs="Arial" w:eastAsia="Arial" w:hAnsi="Arial"/>
                 <w:b w:val="0"/>
+                <w:bCs w:val="0"/>
                 <w:i w:val="0"/>
+                <w:iCs w:val="0"/>
                 <w:smallCaps w:val="0"/>
                 <w:strike w:val="0"/>
                 <w:color w:val="000000"/>
@@ -12474,7 +12841,9 @@
               <w:rPr>
                 <w:rFonts w:ascii="Arial" w:cs="Arial" w:eastAsia="Arial" w:hAnsi="Arial"/>
                 <w:b w:val="0"/>
+                <w:bCs w:val="0"/>
                 <w:i w:val="0"/>
+                <w:iCs w:val="0"/>
                 <w:smallCaps w:val="0"/>
                 <w:strike w:val="0"/>
                 <w:color w:val="000000"/>
@@ -12519,7 +12888,9 @@
               <w:rPr>
                 <w:rFonts w:ascii="Arial" w:cs="Arial" w:eastAsia="Arial" w:hAnsi="Arial"/>
                 <w:b w:val="0"/>
+                <w:bCs w:val="0"/>
                 <w:i w:val="0"/>
+                <w:iCs w:val="0"/>
                 <w:smallCaps w:val="0"/>
                 <w:strike w:val="0"/>
                 <w:color w:val="000000"/>
@@ -12565,7 +12936,9 @@
               <w:rPr>
                 <w:rFonts w:ascii="Arial" w:cs="Arial" w:eastAsia="Arial" w:hAnsi="Arial"/>
                 <w:b w:val="0"/>
+                <w:bCs w:val="0"/>
                 <w:i w:val="0"/>
+                <w:iCs w:val="0"/>
                 <w:smallCaps w:val="0"/>
                 <w:strike w:val="0"/>
                 <w:color w:val="000000"/>
@@ -12611,7 +12984,9 @@
               <w:rPr>
                 <w:rFonts w:ascii="Arial" w:cs="Arial" w:eastAsia="Arial" w:hAnsi="Arial"/>
                 <w:b w:val="0"/>
+                <w:bCs w:val="0"/>
                 <w:i w:val="0"/>
+                <w:iCs w:val="0"/>
                 <w:smallCaps w:val="0"/>
                 <w:strike w:val="0"/>
                 <w:color w:val="000000"/>
@@ -12657,7 +13032,9 @@
               <w:rPr>
                 <w:rFonts w:ascii="Arial" w:cs="Arial" w:eastAsia="Arial" w:hAnsi="Arial"/>
                 <w:b w:val="0"/>
+                <w:bCs w:val="0"/>
                 <w:i w:val="0"/>
+                <w:iCs w:val="0"/>
                 <w:smallCaps w:val="0"/>
                 <w:strike w:val="0"/>
                 <w:color w:val="000000"/>
@@ -12711,6 +13088,7 @@
               <w:rPr>
                 <w:rFonts w:ascii="Arial" w:cs="Arial" w:eastAsia="Arial" w:hAnsi="Arial"/>
                 <w:i w:val="0"/>
+                <w:iCs w:val="0"/>
                 <w:smallCaps w:val="0"/>
                 <w:strike w:val="0"/>
                 <w:color w:val="000000"/>
@@ -12725,7 +13103,9 @@
               <w:rPr>
                 <w:rFonts w:ascii="Arial" w:cs="Arial" w:eastAsia="Arial" w:hAnsi="Arial"/>
                 <w:b w:val="1"/>
+                <w:bCs w:val="1"/>
                 <w:i w:val="0"/>
+                <w:iCs w:val="0"/>
                 <w:smallCaps w:val="0"/>
                 <w:strike w:val="0"/>
                 <w:color w:val="000000"/>
@@ -12742,6 +13122,7 @@
               <w:rPr>
                 <w:rFonts w:ascii="Arial" w:cs="Arial" w:eastAsia="Arial" w:hAnsi="Arial"/>
                 <w:i w:val="0"/>
+                <w:iCs w:val="0"/>
                 <w:smallCaps w:val="0"/>
                 <w:strike w:val="0"/>
                 <w:color w:val="000000"/>
@@ -12791,7 +13172,9 @@
               <w:rPr>
                 <w:rFonts w:ascii="Arial" w:cs="Arial" w:eastAsia="Arial" w:hAnsi="Arial"/>
                 <w:b w:val="0"/>
+                <w:bCs w:val="0"/>
                 <w:i w:val="0"/>
+                <w:iCs w:val="0"/>
                 <w:smallCaps w:val="0"/>
                 <w:strike w:val="0"/>
                 <w:color w:val="0000ff"/>
@@ -12806,7 +13189,9 @@
               <w:rPr>
                 <w:rFonts w:ascii="Arial" w:cs="Arial" w:eastAsia="Arial" w:hAnsi="Arial"/>
                 <w:b w:val="1"/>
+                <w:bCs w:val="1"/>
                 <w:i w:val="0"/>
+                <w:iCs w:val="0"/>
                 <w:smallCaps w:val="0"/>
                 <w:strike w:val="0"/>
                 <w:color w:val="000000"/>
@@ -12823,7 +13208,9 @@
               <w:rPr>
                 <w:rFonts w:ascii="Arial" w:cs="Arial" w:eastAsia="Arial" w:hAnsi="Arial"/>
                 <w:b w:val="0"/>
+                <w:bCs w:val="0"/>
                 <w:i w:val="0"/>
+                <w:iCs w:val="0"/>
                 <w:smallCaps w:val="0"/>
                 <w:strike w:val="0"/>
                 <w:color w:val="000000"/>
@@ -12840,7 +13227,9 @@
               <w:rPr>
                 <w:rFonts w:ascii="Arial" w:cs="Arial" w:eastAsia="Arial" w:hAnsi="Arial"/>
                 <w:b w:val="0"/>
+                <w:bCs w:val="0"/>
                 <w:i w:val="0"/>
+                <w:iCs w:val="0"/>
                 <w:smallCaps w:val="0"/>
                 <w:strike w:val="0"/>
                 <w:color w:val="0000ff"/>
@@ -12890,7 +13279,9 @@
               <w:rPr>
                 <w:rFonts w:ascii="Arial" w:cs="Arial" w:eastAsia="Arial" w:hAnsi="Arial"/>
                 <w:b w:val="0"/>
+                <w:bCs w:val="0"/>
                 <w:i w:val="0"/>
+                <w:iCs w:val="0"/>
                 <w:smallCaps w:val="0"/>
                 <w:strike w:val="0"/>
                 <w:color w:val="000000"/>
@@ -12905,7 +13296,9 @@
               <w:rPr>
                 <w:rFonts w:ascii="Arial" w:cs="Arial" w:eastAsia="Arial" w:hAnsi="Arial"/>
                 <w:b w:val="1"/>
+                <w:bCs w:val="1"/>
                 <w:i w:val="0"/>
+                <w:iCs w:val="0"/>
                 <w:smallCaps w:val="0"/>
                 <w:strike w:val="0"/>
                 <w:color w:val="000000"/>
@@ -12922,7 +13315,9 @@
               <w:rPr>
                 <w:rFonts w:ascii="Arial" w:cs="Arial" w:eastAsia="Arial" w:hAnsi="Arial"/>
                 <w:b w:val="0"/>
+                <w:bCs w:val="0"/>
                 <w:i w:val="0"/>
+                <w:iCs w:val="0"/>
                 <w:smallCaps w:val="0"/>
                 <w:strike w:val="0"/>
                 <w:color w:val="000000"/>
@@ -12959,7 +13354,9 @@
         <w:rPr>
           <w:rFonts w:ascii="Arial" w:cs="Arial" w:eastAsia="Arial" w:hAnsi="Arial"/>
           <w:b w:val="0"/>
+          <w:bCs w:val="0"/>
           <w:i w:val="1"/>
+          <w:iCs w:val="1"/>
           <w:smallCaps w:val="0"/>
           <w:strike w:val="0"/>
           <w:color w:val="0000ff"/>
@@ -12981,6 +13378,7 @@
         <w:rPr>
           <w:rFonts w:ascii="Cambria" w:cs="Cambria" w:eastAsia="Cambria" w:hAnsi="Cambria"/>
           <w:b w:val="1"/>
+          <w:bCs w:val="1"/>
           <w:color w:val="366091"/>
           <w:sz w:val="28"/>
           <w:szCs w:val="28"/>
@@ -13020,7 +13418,9 @@
         <w:rPr>
           <w:rFonts w:ascii="Cambria" w:cs="Cambria" w:eastAsia="Cambria" w:hAnsi="Cambria"/>
           <w:b w:val="1"/>
+          <w:bCs w:val="1"/>
           <w:i w:val="0"/>
+          <w:iCs w:val="0"/>
           <w:smallCaps w:val="0"/>
           <w:strike w:val="0"/>
           <w:color w:val="366091"/>
@@ -13170,11 +13570,13 @@
               <w:jc w:val="center"/>
               <w:rPr>
                 <w:b w:val="1"/>
+                <w:bCs w:val="1"/>
               </w:rPr>
             </w:pPr>
             <w:r>
               <w:rPr>
                 <w:b w:val="1"/>
+                <w:bCs w:val="1"/>
                 <w:rtl w:val="0"/>
               </w:rPr>
               <w:t xml:space="preserve">Característica</w:t>
@@ -13205,11 +13607,13 @@
               <w:jc w:val="center"/>
               <w:rPr>
                 <w:b w:val="1"/>
+                <w:bCs w:val="1"/>
               </w:rPr>
             </w:pPr>
             <w:r>
               <w:rPr>
                 <w:b w:val="1"/>
+                <w:bCs w:val="1"/>
                 <w:rtl w:val="0"/>
               </w:rPr>
               <w:t xml:space="preserve">Descripción</w:t>
@@ -13240,11 +13644,13 @@
               <w:jc w:val="center"/>
               <w:rPr>
                 <w:b w:val="1"/>
+                <w:bCs w:val="1"/>
               </w:rPr>
             </w:pPr>
             <w:r>
               <w:rPr>
                 <w:b w:val="1"/>
+                <w:bCs w:val="1"/>
                 <w:rtl w:val="0"/>
               </w:rPr>
               <w:t xml:space="preserve">Justificación de Prioridad</w:t>
@@ -13773,7 +14179,9 @@
         <w:rPr>
           <w:rFonts w:ascii="Arial" w:cs="Arial" w:eastAsia="Arial" w:hAnsi="Arial"/>
           <w:b w:val="0"/>
+          <w:bCs w:val="0"/>
           <w:i w:val="1"/>
+          <w:iCs w:val="1"/>
           <w:smallCaps w:val="0"/>
           <w:strike w:val="0"/>
           <w:color w:val="0000ff"/>
@@ -13810,7 +14218,9 @@
         <w:rPr>
           <w:rFonts w:ascii="Times New Roman" w:cs="Times New Roman" w:eastAsia="Times New Roman" w:hAnsi="Times New Roman"/>
           <w:b w:val="0"/>
+          <w:bCs w:val="0"/>
           <w:i w:val="0"/>
+          <w:iCs w:val="0"/>
           <w:smallCaps w:val="0"/>
           <w:strike w:val="0"/>
           <w:color w:val="000000"/>
@@ -13915,11 +14325,13 @@
               <w:jc w:val="center"/>
               <w:rPr>
                 <w:b w:val="1"/>
+                <w:bCs w:val="1"/>
               </w:rPr>
             </w:pPr>
             <w:r>
               <w:rPr>
                 <w:b w:val="1"/>
+                <w:bCs w:val="1"/>
                 <w:rtl w:val="0"/>
               </w:rPr>
               <w:t xml:space="preserve">Característica</w:t>
@@ -13950,11 +14362,13 @@
               <w:jc w:val="center"/>
               <w:rPr>
                 <w:b w:val="1"/>
+                <w:bCs w:val="1"/>
               </w:rPr>
             </w:pPr>
             <w:r>
               <w:rPr>
                 <w:b w:val="1"/>
+                <w:bCs w:val="1"/>
                 <w:rtl w:val="0"/>
               </w:rPr>
               <w:t xml:space="preserve">Descripción</w:t>
@@ -13985,11 +14399,13 @@
               <w:jc w:val="center"/>
               <w:rPr>
                 <w:b w:val="1"/>
+                <w:bCs w:val="1"/>
               </w:rPr>
             </w:pPr>
             <w:r>
               <w:rPr>
                 <w:b w:val="1"/>
+                <w:bCs w:val="1"/>
                 <w:rtl w:val="0"/>
               </w:rPr>
               <w:t xml:space="preserve">Justificación de Prioridad</w:t>
@@ -14518,6 +14934,7 @@
         <w:rPr>
           <w:rFonts w:ascii="Arial" w:cs="Arial" w:eastAsia="Arial" w:hAnsi="Arial"/>
           <w:i w:val="1"/>
+          <w:iCs w:val="1"/>
           <w:color w:val="0000ff"/>
           <w:sz w:val="20"/>
           <w:szCs w:val="20"/>
@@ -14537,6 +14954,7 @@
         <w:rPr>
           <w:rFonts w:ascii="Arial" w:cs="Arial" w:eastAsia="Arial" w:hAnsi="Arial"/>
           <w:i w:val="1"/>
+          <w:iCs w:val="1"/>
           <w:color w:val="0000ff"/>
           <w:sz w:val="20"/>
           <w:szCs w:val="20"/>
@@ -14626,11 +15044,13 @@
               <w:jc w:val="center"/>
               <w:rPr>
                 <w:b w:val="1"/>
+                <w:bCs w:val="1"/>
               </w:rPr>
             </w:pPr>
             <w:r>
               <w:rPr>
                 <w:b w:val="1"/>
+                <w:bCs w:val="1"/>
                 <w:rtl w:val="0"/>
               </w:rPr>
               <w:t xml:space="preserve">Característica</w:t>
@@ -14661,11 +15081,13 @@
               <w:jc w:val="center"/>
               <w:rPr>
                 <w:b w:val="1"/>
+                <w:bCs w:val="1"/>
               </w:rPr>
             </w:pPr>
             <w:r>
               <w:rPr>
                 <w:b w:val="1"/>
+                <w:bCs w:val="1"/>
                 <w:rtl w:val="0"/>
               </w:rPr>
               <w:t xml:space="preserve">Descripción</w:t>
@@ -14696,11 +15118,13 @@
               <w:jc w:val="center"/>
               <w:rPr>
                 <w:b w:val="1"/>
+                <w:bCs w:val="1"/>
               </w:rPr>
             </w:pPr>
             <w:r>
               <w:rPr>
                 <w:b w:val="1"/>
+                <w:bCs w:val="1"/>
                 <w:rtl w:val="0"/>
               </w:rPr>
               <w:t xml:space="preserve">Justificación de Prioridad</w:t>
@@ -15229,7 +15653,9 @@
         <w:rPr>
           <w:rFonts w:ascii="Cambria" w:cs="Cambria" w:eastAsia="Cambria" w:hAnsi="Cambria"/>
           <w:b w:val="1"/>
+          <w:bCs w:val="1"/>
           <w:i w:val="0"/>
+          <w:iCs w:val="0"/>
           <w:smallCaps w:val="0"/>
           <w:strike w:val="0"/>
           <w:color w:val="4f81bd"/>
@@ -15256,7 +15682,9 @@
         <w:rPr>
           <w:rFonts w:ascii="Calibri" w:cs="Calibri" w:eastAsia="Calibri" w:hAnsi="Calibri"/>
           <w:b w:val="0"/>
+          <w:bCs w:val="0"/>
           <w:i w:val="1"/>
+          <w:iCs w:val="1"/>
           <w:smallCaps w:val="0"/>
           <w:strike w:val="0"/>
           <w:color w:val="548dd4"/>
@@ -15412,11 +15840,13 @@
               <w:jc w:val="center"/>
               <w:rPr>
                 <w:b w:val="1"/>
+                <w:bCs w:val="1"/>
               </w:rPr>
             </w:pPr>
             <w:r>
               <w:rPr>
                 <w:b w:val="1"/>
+                <w:bCs w:val="1"/>
                 <w:rtl w:val="0"/>
               </w:rPr>
               <w:t xml:space="preserve">Caso de Uso</w:t>
@@ -15447,11 +15877,13 @@
               <w:jc w:val="center"/>
               <w:rPr>
                 <w:b w:val="1"/>
+                <w:bCs w:val="1"/>
               </w:rPr>
             </w:pPr>
             <w:r>
               <w:rPr>
                 <w:b w:val="1"/>
+                <w:bCs w:val="1"/>
                 <w:rtl w:val="0"/>
               </w:rPr>
               <w:t xml:space="preserve">ID</w:t>
@@ -15482,11 +15914,13 @@
               <w:jc w:val="center"/>
               <w:rPr>
                 <w:b w:val="1"/>
+                <w:bCs w:val="1"/>
               </w:rPr>
             </w:pPr>
             <w:r>
               <w:rPr>
                 <w:b w:val="1"/>
+                <w:bCs w:val="1"/>
                 <w:rtl w:val="0"/>
               </w:rPr>
               <w:t xml:space="preserve">Descripción</w:t>
@@ -15517,11 +15951,13 @@
               <w:jc w:val="center"/>
               <w:rPr>
                 <w:b w:val="1"/>
+                <w:bCs w:val="1"/>
               </w:rPr>
             </w:pPr>
             <w:r>
               <w:rPr>
                 <w:b w:val="1"/>
+                <w:bCs w:val="1"/>
                 <w:rtl w:val="0"/>
               </w:rPr>
               <w:t xml:space="preserve">Justificación</w:t>
@@ -15558,11 +15994,13 @@
               <w:jc w:val="center"/>
               <w:rPr>
                 <w:b w:val="1"/>
+                <w:bCs w:val="1"/>
               </w:rPr>
             </w:pPr>
             <w:r>
               <w:rPr>
                 <w:b w:val="1"/>
+                <w:bCs w:val="1"/>
                 <w:rtl w:val="0"/>
               </w:rPr>
               <w:t xml:space="preserve">Iniciar Sesión</w:t>
@@ -15592,11 +16030,13 @@
               <w:jc w:val="center"/>
               <w:rPr>
                 <w:b w:val="1"/>
+                <w:bCs w:val="1"/>
               </w:rPr>
             </w:pPr>
             <w:r>
               <w:rPr>
                 <w:b w:val="1"/>
+                <w:bCs w:val="1"/>
                 <w:rtl w:val="0"/>
               </w:rPr>
               <w:t xml:space="preserve">CU01</w:t>
@@ -15693,11 +16133,13 @@
               <w:jc w:val="center"/>
               <w:rPr>
                 <w:b w:val="1"/>
+                <w:bCs w:val="1"/>
               </w:rPr>
             </w:pPr>
             <w:r>
               <w:rPr>
                 <w:b w:val="1"/>
+                <w:bCs w:val="1"/>
                 <w:rtl w:val="0"/>
               </w:rPr>
               <w:t xml:space="preserve">Crear Proyecto</w:t>
@@ -15727,11 +16169,13 @@
               <w:jc w:val="center"/>
               <w:rPr>
                 <w:b w:val="1"/>
+                <w:bCs w:val="1"/>
               </w:rPr>
             </w:pPr>
             <w:r>
               <w:rPr>
                 <w:b w:val="1"/>
+                <w:bCs w:val="1"/>
                 <w:rtl w:val="0"/>
               </w:rPr>
               <w:t xml:space="preserve">CU05</w:t>
@@ -15828,11 +16272,13 @@
               <w:jc w:val="center"/>
               <w:rPr>
                 <w:b w:val="1"/>
+                <w:bCs w:val="1"/>
               </w:rPr>
             </w:pPr>
             <w:r>
               <w:rPr>
                 <w:b w:val="1"/>
+                <w:bCs w:val="1"/>
                 <w:rtl w:val="0"/>
               </w:rPr>
               <w:t xml:space="preserve">Crear Tarea</w:t>
@@ -15862,11 +16308,13 @@
               <w:jc w:val="center"/>
               <w:rPr>
                 <w:b w:val="1"/>
+                <w:bCs w:val="1"/>
               </w:rPr>
             </w:pPr>
             <w:r>
               <w:rPr>
                 <w:b w:val="1"/>
+                <w:bCs w:val="1"/>
                 <w:rtl w:val="0"/>
               </w:rPr>
               <w:t xml:space="preserve">CU09</w:t>
@@ -15963,11 +16411,13 @@
               <w:jc w:val="center"/>
               <w:rPr>
                 <w:b w:val="1"/>
+                <w:bCs w:val="1"/>
               </w:rPr>
             </w:pPr>
             <w:r>
               <w:rPr>
                 <w:b w:val="1"/>
+                <w:bCs w:val="1"/>
                 <w:rtl w:val="0"/>
               </w:rPr>
               <w:t xml:space="preserve">Registrar Tiempo por Cronómetro</w:t>
@@ -15997,11 +16447,13 @@
               <w:jc w:val="center"/>
               <w:rPr>
                 <w:b w:val="1"/>
+                <w:bCs w:val="1"/>
               </w:rPr>
             </w:pPr>
             <w:r>
               <w:rPr>
                 <w:b w:val="1"/>
+                <w:bCs w:val="1"/>
                 <w:rtl w:val="0"/>
               </w:rPr>
               <w:t xml:space="preserve">CU20</w:t>
@@ -16098,11 +16550,13 @@
               <w:jc w:val="center"/>
               <w:rPr>
                 <w:b w:val="1"/>
+                <w:bCs w:val="1"/>
               </w:rPr>
             </w:pPr>
             <w:r>
               <w:rPr>
                 <w:b w:val="1"/>
+                <w:bCs w:val="1"/>
                 <w:rtl w:val="0"/>
               </w:rPr>
               <w:t xml:space="preserve">Registrar Tiempo Manual</w:t>
@@ -16132,11 +16586,13 @@
               <w:jc w:val="center"/>
               <w:rPr>
                 <w:b w:val="1"/>
+                <w:bCs w:val="1"/>
               </w:rPr>
             </w:pPr>
             <w:r>
               <w:rPr>
                 <w:b w:val="1"/>
+                <w:bCs w:val="1"/>
                 <w:rtl w:val="0"/>
               </w:rPr>
               <w:t xml:space="preserve">CU21</w:t>
@@ -16233,11 +16689,13 @@
               <w:jc w:val="center"/>
               <w:rPr>
                 <w:b w:val="1"/>
+                <w:bCs w:val="1"/>
               </w:rPr>
             </w:pPr>
             <w:r>
               <w:rPr>
                 <w:b w:val="1"/>
+                <w:bCs w:val="1"/>
                 <w:rtl w:val="0"/>
               </w:rPr>
               <w:t xml:space="preserve">Ver Tareas</w:t>
@@ -16267,11 +16725,13 @@
               <w:jc w:val="center"/>
               <w:rPr>
                 <w:b w:val="1"/>
+                <w:bCs w:val="1"/>
               </w:rPr>
             </w:pPr>
             <w:r>
               <w:rPr>
                 <w:b w:val="1"/>
+                <w:bCs w:val="1"/>
                 <w:rtl w:val="0"/>
               </w:rPr>
               <w:t xml:space="preserve">CU15</w:t>
@@ -16368,11 +16828,13 @@
               <w:jc w:val="center"/>
               <w:rPr>
                 <w:b w:val="1"/>
+                <w:bCs w:val="1"/>
               </w:rPr>
             </w:pPr>
             <w:r>
               <w:rPr>
                 <w:b w:val="1"/>
+                <w:bCs w:val="1"/>
                 <w:rtl w:val="0"/>
               </w:rPr>
               <w:t xml:space="preserve">Modificar Estado de Tarea</w:t>
@@ -16402,11 +16864,13 @@
               <w:jc w:val="center"/>
               <w:rPr>
                 <w:b w:val="1"/>
+                <w:bCs w:val="1"/>
               </w:rPr>
             </w:pPr>
             <w:r>
               <w:rPr>
                 <w:b w:val="1"/>
+                <w:bCs w:val="1"/>
                 <w:rtl w:val="0"/>
               </w:rPr>
               <w:t xml:space="preserve">CU14</w:t>
@@ -16594,11 +17058,13 @@
               <w:jc w:val="center"/>
               <w:rPr>
                 <w:b w:val="1"/>
+                <w:bCs w:val="1"/>
               </w:rPr>
             </w:pPr>
             <w:r>
               <w:rPr>
                 <w:b w:val="1"/>
+                <w:bCs w:val="1"/>
                 <w:rtl w:val="0"/>
               </w:rPr>
               <w:t xml:space="preserve">Caso de Uso</w:t>
@@ -16629,11 +17095,13 @@
               <w:jc w:val="center"/>
               <w:rPr>
                 <w:b w:val="1"/>
+                <w:bCs w:val="1"/>
               </w:rPr>
             </w:pPr>
             <w:r>
               <w:rPr>
                 <w:b w:val="1"/>
+                <w:bCs w:val="1"/>
                 <w:rtl w:val="0"/>
               </w:rPr>
               <w:t xml:space="preserve">ID</w:t>
@@ -16664,11 +17132,13 @@
               <w:jc w:val="center"/>
               <w:rPr>
                 <w:b w:val="1"/>
+                <w:bCs w:val="1"/>
               </w:rPr>
             </w:pPr>
             <w:r>
               <w:rPr>
                 <w:b w:val="1"/>
+                <w:bCs w:val="1"/>
                 <w:rtl w:val="0"/>
               </w:rPr>
               <w:t xml:space="preserve">Descripción</w:t>
@@ -16699,11 +17169,13 @@
               <w:jc w:val="center"/>
               <w:rPr>
                 <w:b w:val="1"/>
+                <w:bCs w:val="1"/>
               </w:rPr>
             </w:pPr>
             <w:r>
               <w:rPr>
                 <w:b w:val="1"/>
+                <w:bCs w:val="1"/>
                 <w:rtl w:val="0"/>
               </w:rPr>
               <w:t xml:space="preserve">Justificación</w:t>
@@ -17518,6 +17990,7 @@
         <w:rPr>
           <w:rFonts w:ascii="Arial" w:cs="Arial" w:eastAsia="Arial" w:hAnsi="Arial"/>
           <w:i w:val="1"/>
+          <w:iCs w:val="1"/>
           <w:color w:val="0000ff"/>
           <w:sz w:val="20"/>
           <w:szCs w:val="20"/>
@@ -18017,7 +18490,9 @@
         <w:rPr>
           <w:rFonts w:ascii="Arial" w:cs="Arial" w:eastAsia="Arial" w:hAnsi="Arial"/>
           <w:b w:val="0"/>
+          <w:bCs w:val="0"/>
           <w:i w:val="1"/>
+          <w:iCs w:val="1"/>
           <w:smallCaps w:val="0"/>
           <w:strike w:val="0"/>
           <w:color w:val="0000ff"/>
@@ -18066,6 +18541,7 @@
         <w:keepLines w:val="1"/>
         <w:rPr>
           <w:i w:val="1"/>
+          <w:iCs w:val="1"/>
           <w:color w:val="548dd4"/>
         </w:rPr>
       </w:pPr>
@@ -18104,7 +18580,9 @@
         <w:rPr>
           <w:rFonts w:ascii="Arial" w:cs="Arial" w:eastAsia="Arial" w:hAnsi="Arial"/>
           <w:b w:val="0"/>
+          <w:bCs w:val="0"/>
           <w:i w:val="1"/>
+          <w:iCs w:val="1"/>
           <w:smallCaps w:val="0"/>
           <w:strike w:val="0"/>
           <w:color w:val="0000ff"/>
@@ -18177,7 +18655,9 @@
               <w:rPr>
                 <w:rFonts w:ascii="Calibri" w:cs="Calibri" w:eastAsia="Calibri" w:hAnsi="Calibri"/>
                 <w:b w:val="0"/>
+                <w:bCs w:val="0"/>
                 <w:i w:val="0"/>
+                <w:iCs w:val="0"/>
                 <w:smallCaps w:val="0"/>
                 <w:strike w:val="0"/>
                 <w:color w:val="000000"/>
@@ -18192,7 +18672,9 @@
               <w:rPr>
                 <w:rFonts w:ascii="Calibri" w:cs="Calibri" w:eastAsia="Calibri" w:hAnsi="Calibri"/>
                 <w:b w:val="0"/>
+                <w:bCs w:val="0"/>
                 <w:i w:val="0"/>
+                <w:iCs w:val="0"/>
                 <w:smallCaps w:val="0"/>
                 <w:strike w:val="0"/>
                 <w:color w:val="000000"/>
@@ -18239,7 +18721,9 @@
               <w:rPr>
                 <w:rFonts w:ascii="Calibri" w:cs="Calibri" w:eastAsia="Calibri" w:hAnsi="Calibri"/>
                 <w:b w:val="0"/>
+                <w:bCs w:val="0"/>
                 <w:i w:val="0"/>
+                <w:iCs w:val="0"/>
                 <w:smallCaps w:val="0"/>
                 <w:strike w:val="0"/>
                 <w:color w:val="000000"/>
@@ -18254,7 +18738,9 @@
               <w:rPr>
                 <w:rFonts w:ascii="Calibri" w:cs="Calibri" w:eastAsia="Calibri" w:hAnsi="Calibri"/>
                 <w:b w:val="0"/>
+                <w:bCs w:val="0"/>
                 <w:i w:val="0"/>
+                <w:iCs w:val="0"/>
                 <w:smallCaps w:val="0"/>
                 <w:strike w:val="0"/>
                 <w:color w:val="000000"/>
@@ -18347,7 +18833,9 @@
               <w:rPr>
                 <w:rFonts w:ascii="Calibri" w:cs="Calibri" w:eastAsia="Calibri" w:hAnsi="Calibri"/>
                 <w:b w:val="0"/>
+                <w:bCs w:val="0"/>
                 <w:i w:val="1"/>
+                <w:iCs w:val="1"/>
                 <w:smallCaps w:val="0"/>
                 <w:strike w:val="0"/>
                 <w:color w:val="548dd4"/>
@@ -18393,7 +18881,9 @@
         <w:rPr>
           <w:rFonts w:ascii="Times New Roman" w:cs="Times New Roman" w:eastAsia="Times New Roman" w:hAnsi="Times New Roman"/>
           <w:b w:val="0"/>
+          <w:bCs w:val="0"/>
           <w:i w:val="0"/>
+          <w:iCs w:val="0"/>
           <w:smallCaps w:val="0"/>
           <w:strike w:val="0"/>
           <w:color w:val="000000"/>
@@ -18536,7 +19026,9 @@
         <w:rPr>
           <w:rFonts w:ascii="Cambria" w:cs="Cambria" w:eastAsia="Cambria" w:hAnsi="Cambria"/>
           <w:b w:val="1"/>
+          <w:bCs w:val="1"/>
           <w:i w:val="0"/>
+          <w:iCs w:val="0"/>
           <w:smallCaps w:val="0"/>
           <w:strike w:val="0"/>
           <w:color w:val="4f81bd"/>
@@ -18614,7 +19106,9 @@
               <w:rPr>
                 <w:rFonts w:ascii="Calibri" w:cs="Calibri" w:eastAsia="Calibri" w:hAnsi="Calibri"/>
                 <w:b w:val="0"/>
+                <w:bCs w:val="0"/>
                 <w:i w:val="0"/>
+                <w:iCs w:val="0"/>
                 <w:smallCaps w:val="0"/>
                 <w:strike w:val="0"/>
                 <w:color w:val="000000"/>
@@ -18629,7 +19123,9 @@
               <w:rPr>
                 <w:rFonts w:ascii="Calibri" w:cs="Calibri" w:eastAsia="Calibri" w:hAnsi="Calibri"/>
                 <w:b w:val="0"/>
+                <w:bCs w:val="0"/>
                 <w:i w:val="0"/>
+                <w:iCs w:val="0"/>
                 <w:smallCaps w:val="0"/>
                 <w:strike w:val="0"/>
                 <w:color w:val="000000"/>
@@ -18679,7 +19175,9 @@
               <w:rPr>
                 <w:rFonts w:ascii="Calibri" w:cs="Calibri" w:eastAsia="Calibri" w:hAnsi="Calibri"/>
                 <w:b w:val="0"/>
+                <w:bCs w:val="0"/>
                 <w:i w:val="0"/>
+                <w:iCs w:val="0"/>
                 <w:smallCaps w:val="0"/>
                 <w:strike w:val="0"/>
                 <w:color w:val="000000"/>
@@ -18694,7 +19192,9 @@
               <w:rPr>
                 <w:rFonts w:ascii="Calibri" w:cs="Calibri" w:eastAsia="Calibri" w:hAnsi="Calibri"/>
                 <w:b w:val="0"/>
+                <w:bCs w:val="0"/>
                 <w:i w:val="0"/>
+                <w:iCs w:val="0"/>
                 <w:smallCaps w:val="0"/>
                 <w:strike w:val="0"/>
                 <w:color w:val="000000"/>
@@ -18738,7 +19238,9 @@
               <w:rPr>
                 <w:rFonts w:ascii="Calibri" w:cs="Calibri" w:eastAsia="Calibri" w:hAnsi="Calibri"/>
                 <w:b w:val="0"/>
+                <w:bCs w:val="0"/>
                 <w:i w:val="0"/>
+                <w:iCs w:val="0"/>
                 <w:smallCaps w:val="0"/>
                 <w:strike w:val="0"/>
                 <w:color w:val="000000"/>
@@ -18753,7 +19255,9 @@
               <w:rPr>
                 <w:rFonts w:ascii="Calibri" w:cs="Calibri" w:eastAsia="Calibri" w:hAnsi="Calibri"/>
                 <w:b w:val="0"/>
+                <w:bCs w:val="0"/>
                 <w:i w:val="0"/>
+                <w:iCs w:val="0"/>
                 <w:smallCaps w:val="0"/>
                 <w:strike w:val="0"/>
                 <w:color w:val="000000"/>
@@ -18797,7 +19301,9 @@
               <w:rPr>
                 <w:rFonts w:ascii="Calibri" w:cs="Calibri" w:eastAsia="Calibri" w:hAnsi="Calibri"/>
                 <w:b w:val="0"/>
+                <w:bCs w:val="0"/>
                 <w:i w:val="0"/>
+                <w:iCs w:val="0"/>
                 <w:smallCaps w:val="0"/>
                 <w:strike w:val="0"/>
                 <w:color w:val="000000"/>
@@ -18812,7 +19318,9 @@
               <w:rPr>
                 <w:rFonts w:ascii="Calibri" w:cs="Calibri" w:eastAsia="Calibri" w:hAnsi="Calibri"/>
                 <w:b w:val="0"/>
+                <w:bCs w:val="0"/>
                 <w:i w:val="0"/>
+                <w:iCs w:val="0"/>
                 <w:smallCaps w:val="0"/>
                 <w:strike w:val="0"/>
                 <w:color w:val="000000"/>
@@ -18856,7 +19364,9 @@
               <w:rPr>
                 <w:rFonts w:ascii="Calibri" w:cs="Calibri" w:eastAsia="Calibri" w:hAnsi="Calibri"/>
                 <w:b w:val="0"/>
+                <w:bCs w:val="0"/>
                 <w:i w:val="0"/>
+                <w:iCs w:val="0"/>
                 <w:smallCaps w:val="0"/>
                 <w:strike w:val="0"/>
                 <w:color w:val="000000"/>
@@ -18871,7 +19381,9 @@
               <w:rPr>
                 <w:rFonts w:ascii="Calibri" w:cs="Calibri" w:eastAsia="Calibri" w:hAnsi="Calibri"/>
                 <w:b w:val="0"/>
+                <w:bCs w:val="0"/>
                 <w:i w:val="0"/>
+                <w:iCs w:val="0"/>
                 <w:smallCaps w:val="0"/>
                 <w:strike w:val="0"/>
                 <w:color w:val="000000"/>
@@ -18916,7 +19428,9 @@
               <w:rPr>
                 <w:rFonts w:ascii="Calibri" w:cs="Calibri" w:eastAsia="Calibri" w:hAnsi="Calibri"/>
                 <w:b w:val="0"/>
+                <w:bCs w:val="0"/>
                 <w:i w:val="0"/>
+                <w:iCs w:val="0"/>
                 <w:smallCaps w:val="0"/>
                 <w:strike w:val="0"/>
                 <w:color w:val="0000ff"/>
@@ -18931,7 +19445,9 @@
               <w:rPr>
                 <w:rFonts w:ascii="Calibri" w:cs="Calibri" w:eastAsia="Calibri" w:hAnsi="Calibri"/>
                 <w:b w:val="0"/>
+                <w:bCs w:val="0"/>
                 <w:i w:val="0"/>
+                <w:iCs w:val="0"/>
                 <w:smallCaps w:val="0"/>
                 <w:strike w:val="0"/>
                 <w:color w:val="000000"/>
@@ -18948,7 +19464,9 @@
               <w:rPr>
                 <w:rFonts w:ascii="Calibri" w:cs="Calibri" w:eastAsia="Calibri" w:hAnsi="Calibri"/>
                 <w:b w:val="0"/>
+                <w:bCs w:val="0"/>
                 <w:i w:val="0"/>
+                <w:iCs w:val="0"/>
                 <w:smallCaps w:val="0"/>
                 <w:strike w:val="0"/>
                 <w:color w:val="0000ff"/>
@@ -19005,7 +19523,9 @@
               <w:rPr>
                 <w:rFonts w:ascii="Calibri" w:cs="Calibri" w:eastAsia="Calibri" w:hAnsi="Calibri"/>
                 <w:b w:val="0"/>
+                <w:bCs w:val="0"/>
                 <w:i w:val="1"/>
+                <w:iCs w:val="1"/>
                 <w:smallCaps w:val="0"/>
                 <w:strike w:val="0"/>
                 <w:color w:val="548dd4"/>
@@ -19059,7 +19579,9 @@
               <w:rPr>
                 <w:rFonts w:ascii="Calibri" w:cs="Calibri" w:eastAsia="Calibri" w:hAnsi="Calibri"/>
                 <w:b w:val="0"/>
+                <w:bCs w:val="0"/>
                 <w:i w:val="1"/>
+                <w:iCs w:val="1"/>
                 <w:smallCaps w:val="0"/>
                 <w:strike w:val="0"/>
                 <w:color w:val="548dd4"/>
@@ -19113,7 +19635,9 @@
               <w:rPr>
                 <w:rFonts w:ascii="Calibri" w:cs="Calibri" w:eastAsia="Calibri" w:hAnsi="Calibri"/>
                 <w:b w:val="0"/>
+                <w:bCs w:val="0"/>
                 <w:i w:val="1"/>
+                <w:iCs w:val="1"/>
                 <w:smallCaps w:val="0"/>
                 <w:strike w:val="0"/>
                 <w:color w:val="548dd4"/>
@@ -19161,7 +19685,9 @@
               <w:rPr>
                 <w:rFonts w:ascii="Calibri" w:cs="Calibri" w:eastAsia="Calibri" w:hAnsi="Calibri"/>
                 <w:b w:val="0"/>
+                <w:bCs w:val="0"/>
                 <w:i w:val="1"/>
+                <w:iCs w:val="1"/>
                 <w:smallCaps w:val="0"/>
                 <w:strike w:val="0"/>
                 <w:color w:val="548dd4"/>
@@ -19210,7 +19736,9 @@
               <w:rPr>
                 <w:rFonts w:ascii="Calibri" w:cs="Calibri" w:eastAsia="Calibri" w:hAnsi="Calibri"/>
                 <w:b w:val="0"/>
+                <w:bCs w:val="0"/>
                 <w:i w:val="1"/>
+                <w:iCs w:val="1"/>
                 <w:smallCaps w:val="0"/>
                 <w:strike w:val="0"/>
                 <w:color w:val="548dd4"/>
@@ -19235,6 +19763,7 @@
         <w:rPr>
           <w:rFonts w:ascii="Cambria" w:cs="Cambria" w:eastAsia="Cambria" w:hAnsi="Cambria"/>
           <w:b w:val="1"/>
+          <w:bCs w:val="1"/>
           <w:color w:val="4f81bd"/>
           <w:sz w:val="26"/>
           <w:szCs w:val="26"/>
@@ -19253,6 +19782,7 @@
         <w:rPr>
           <w:rFonts w:ascii="Cambria" w:cs="Cambria" w:eastAsia="Cambria" w:hAnsi="Cambria"/>
           <w:b w:val="1"/>
+          <w:bCs w:val="1"/>
           <w:color w:val="4f81bd"/>
           <w:sz w:val="26"/>
           <w:szCs w:val="26"/>
@@ -19327,7 +19857,9 @@
         <w:rPr>
           <w:rFonts w:ascii="Times New Roman" w:cs="Times New Roman" w:eastAsia="Times New Roman" w:hAnsi="Times New Roman"/>
           <w:b w:val="0"/>
+          <w:bCs w:val="0"/>
           <w:i w:val="0"/>
+          <w:iCs w:val="0"/>
           <w:smallCaps w:val="0"/>
           <w:strike w:val="0"/>
           <w:color w:val="000000"/>
@@ -19342,7 +19874,9 @@
         <w:rPr>
           <w:rFonts w:ascii="Times New Roman" w:cs="Times New Roman" w:eastAsia="Times New Roman" w:hAnsi="Times New Roman"/>
           <w:b w:val="0"/>
+          <w:bCs w:val="0"/>
           <w:i w:val="0"/>
+          <w:iCs w:val="0"/>
           <w:smallCaps w:val="0"/>
           <w:strike w:val="0"/>
           <w:color w:val="000000"/>
@@ -19376,7 +19910,9 @@
         <w:rPr>
           <w:rFonts w:ascii="Times New Roman" w:cs="Times New Roman" w:eastAsia="Times New Roman" w:hAnsi="Times New Roman"/>
           <w:b w:val="0"/>
+          <w:bCs w:val="0"/>
           <w:i w:val="0"/>
+          <w:iCs w:val="0"/>
           <w:smallCaps w:val="0"/>
           <w:strike w:val="0"/>
           <w:color w:val="000000"/>
@@ -19391,7 +19927,9 @@
         <w:rPr>
           <w:rFonts w:ascii="Times New Roman" w:cs="Times New Roman" w:eastAsia="Times New Roman" w:hAnsi="Times New Roman"/>
           <w:b w:val="0"/>
+          <w:bCs w:val="0"/>
           <w:i w:val="0"/>
+          <w:iCs w:val="0"/>
           <w:smallCaps w:val="0"/>
           <w:strike w:val="0"/>
           <w:color w:val="000000"/>
@@ -19425,7 +19963,9 @@
         <w:rPr>
           <w:rFonts w:ascii="Times New Roman" w:cs="Times New Roman" w:eastAsia="Times New Roman" w:hAnsi="Times New Roman"/>
           <w:b w:val="0"/>
+          <w:bCs w:val="0"/>
           <w:i w:val="0"/>
+          <w:iCs w:val="0"/>
           <w:smallCaps w:val="0"/>
           <w:strike w:val="0"/>
           <w:color w:val="000000"/>
@@ -19440,7 +19980,9 @@
         <w:rPr>
           <w:rFonts w:ascii="Times New Roman" w:cs="Times New Roman" w:eastAsia="Times New Roman" w:hAnsi="Times New Roman"/>
           <w:b w:val="0"/>
+          <w:bCs w:val="0"/>
           <w:i w:val="0"/>
+          <w:iCs w:val="0"/>
           <w:smallCaps w:val="0"/>
           <w:strike w:val="0"/>
           <w:color w:val="000000"/>
@@ -19457,7 +19999,9 @@
         <w:rPr>
           <w:rFonts w:ascii="Times New Roman" w:cs="Times New Roman" w:eastAsia="Times New Roman" w:hAnsi="Times New Roman"/>
           <w:b w:val="0"/>
+          <w:bCs w:val="0"/>
           <w:i w:val="0"/>
+          <w:iCs w:val="0"/>
           <w:smallCaps w:val="0"/>
           <w:strike w:val="0"/>
           <w:color w:val="000000"/>
@@ -19474,7 +20018,9 @@
         <w:rPr>
           <w:rFonts w:ascii="Times New Roman" w:cs="Times New Roman" w:eastAsia="Times New Roman" w:hAnsi="Times New Roman"/>
           <w:b w:val="0"/>
+          <w:bCs w:val="0"/>
           <w:i w:val="0"/>
+          <w:iCs w:val="0"/>
           <w:smallCaps w:val="0"/>
           <w:strike w:val="0"/>
           <w:color w:val="000000"/>
@@ -19491,7 +20037,9 @@
         <w:rPr>
           <w:rFonts w:ascii="Times New Roman" w:cs="Times New Roman" w:eastAsia="Times New Roman" w:hAnsi="Times New Roman"/>
           <w:b w:val="0"/>
+          <w:bCs w:val="0"/>
           <w:i w:val="0"/>
+          <w:iCs w:val="0"/>
           <w:smallCaps w:val="0"/>
           <w:strike w:val="0"/>
           <w:color w:val="000000"/>
@@ -19508,7 +20056,9 @@
         <w:rPr>
           <w:rFonts w:ascii="Times New Roman" w:cs="Times New Roman" w:eastAsia="Times New Roman" w:hAnsi="Times New Roman"/>
           <w:b w:val="0"/>
+          <w:bCs w:val="0"/>
           <w:i w:val="0"/>
+          <w:iCs w:val="0"/>
           <w:smallCaps w:val="0"/>
           <w:strike w:val="0"/>
           <w:color w:val="000000"/>
@@ -19525,7 +20075,9 @@
         <w:rPr>
           <w:rFonts w:ascii="Times New Roman" w:cs="Times New Roman" w:eastAsia="Times New Roman" w:hAnsi="Times New Roman"/>
           <w:b w:val="0"/>
+          <w:bCs w:val="0"/>
           <w:i w:val="0"/>
+          <w:iCs w:val="0"/>
           <w:smallCaps w:val="0"/>
           <w:strike w:val="0"/>
           <w:color w:val="000000"/>
@@ -19600,7 +20152,9 @@
               <w:rPr>
                 <w:rFonts w:ascii="Calibri" w:cs="Calibri" w:eastAsia="Calibri" w:hAnsi="Calibri"/>
                 <w:b w:val="0"/>
+                <w:bCs w:val="0"/>
                 <w:i w:val="0"/>
+                <w:iCs w:val="0"/>
                 <w:smallCaps w:val="0"/>
                 <w:strike w:val="0"/>
                 <w:color w:val="000000"/>
@@ -19615,7 +20169,9 @@
               <w:rPr>
                 <w:rFonts w:ascii="Calibri" w:cs="Calibri" w:eastAsia="Calibri" w:hAnsi="Calibri"/>
                 <w:b w:val="0"/>
+                <w:bCs w:val="0"/>
                 <w:i w:val="0"/>
+                <w:iCs w:val="0"/>
                 <w:smallCaps w:val="0"/>
                 <w:strike w:val="0"/>
                 <w:color w:val="000000"/>
@@ -19661,7 +20217,9 @@
               <w:rPr>
                 <w:rFonts w:ascii="Calibri" w:cs="Calibri" w:eastAsia="Calibri" w:hAnsi="Calibri"/>
                 <w:b w:val="0"/>
+                <w:bCs w:val="0"/>
                 <w:i w:val="0"/>
+                <w:iCs w:val="0"/>
                 <w:smallCaps w:val="0"/>
                 <w:strike w:val="0"/>
                 <w:color w:val="000000"/>
@@ -19676,7 +20234,9 @@
               <w:rPr>
                 <w:rFonts w:ascii="Calibri" w:cs="Calibri" w:eastAsia="Calibri" w:hAnsi="Calibri"/>
                 <w:b w:val="0"/>
+                <w:bCs w:val="0"/>
                 <w:i w:val="0"/>
+                <w:iCs w:val="0"/>
                 <w:smallCaps w:val="0"/>
                 <w:strike w:val="0"/>
                 <w:color w:val="000000"/>
@@ -19722,7 +20282,9 @@
               <w:rPr>
                 <w:rFonts w:ascii="Calibri" w:cs="Calibri" w:eastAsia="Calibri" w:hAnsi="Calibri"/>
                 <w:b w:val="0"/>
+                <w:bCs w:val="0"/>
                 <w:i w:val="0"/>
+                <w:iCs w:val="0"/>
                 <w:smallCaps w:val="0"/>
                 <w:strike w:val="0"/>
                 <w:color w:val="000000"/>
@@ -19737,7 +20299,9 @@
               <w:rPr>
                 <w:rFonts w:ascii="Calibri" w:cs="Calibri" w:eastAsia="Calibri" w:hAnsi="Calibri"/>
                 <w:b w:val="0"/>
+                <w:bCs w:val="0"/>
                 <w:i w:val="0"/>
+                <w:iCs w:val="0"/>
                 <w:smallCaps w:val="0"/>
                 <w:strike w:val="0"/>
                 <w:color w:val="000000"/>
@@ -19783,7 +20347,9 @@
               <w:rPr>
                 <w:rFonts w:ascii="Calibri" w:cs="Calibri" w:eastAsia="Calibri" w:hAnsi="Calibri"/>
                 <w:b w:val="0"/>
+                <w:bCs w:val="0"/>
                 <w:i w:val="0"/>
+                <w:iCs w:val="0"/>
                 <w:smallCaps w:val="0"/>
                 <w:strike w:val="0"/>
                 <w:color w:val="000000"/>
@@ -19798,7 +20364,9 @@
               <w:rPr>
                 <w:rFonts w:ascii="Calibri" w:cs="Calibri" w:eastAsia="Calibri" w:hAnsi="Calibri"/>
                 <w:b w:val="0"/>
+                <w:bCs w:val="0"/>
                 <w:i w:val="0"/>
+                <w:iCs w:val="0"/>
                 <w:smallCaps w:val="0"/>
                 <w:strike w:val="0"/>
                 <w:color w:val="000000"/>
@@ -19844,7 +20412,9 @@
               <w:rPr>
                 <w:rFonts w:ascii="Calibri" w:cs="Calibri" w:eastAsia="Calibri" w:hAnsi="Calibri"/>
                 <w:b w:val="0"/>
+                <w:bCs w:val="0"/>
                 <w:i w:val="0"/>
+                <w:iCs w:val="0"/>
                 <w:smallCaps w:val="0"/>
                 <w:strike w:val="0"/>
                 <w:color w:val="000000"/>
@@ -19859,7 +20429,9 @@
               <w:rPr>
                 <w:rFonts w:ascii="Calibri" w:cs="Calibri" w:eastAsia="Calibri" w:hAnsi="Calibri"/>
                 <w:b w:val="0"/>
+                <w:bCs w:val="0"/>
                 <w:i w:val="0"/>
+                <w:iCs w:val="0"/>
                 <w:smallCaps w:val="0"/>
                 <w:strike w:val="0"/>
                 <w:color w:val="000000"/>
@@ -19914,7 +20486,9 @@
               <w:rPr>
                 <w:rFonts w:ascii="Arial" w:cs="Arial" w:eastAsia="Arial" w:hAnsi="Arial"/>
                 <w:b w:val="0"/>
+                <w:bCs w:val="0"/>
                 <w:i w:val="0"/>
+                <w:iCs w:val="0"/>
                 <w:smallCaps w:val="0"/>
                 <w:strike w:val="0"/>
                 <w:color w:val="000000"/>
@@ -19966,7 +20540,9 @@
               <w:rPr>
                 <w:rFonts w:ascii="Arial" w:cs="Arial" w:eastAsia="Arial" w:hAnsi="Arial"/>
                 <w:b w:val="0"/>
+                <w:bCs w:val="0"/>
                 <w:i w:val="0"/>
+                <w:iCs w:val="0"/>
                 <w:smallCaps w:val="0"/>
                 <w:strike w:val="0"/>
                 <w:color w:val="000000"/>
@@ -20018,7 +20594,9 @@
               <w:rPr>
                 <w:rFonts w:ascii="Arial" w:cs="Arial" w:eastAsia="Arial" w:hAnsi="Arial"/>
                 <w:b w:val="0"/>
+                <w:bCs w:val="0"/>
                 <w:i w:val="0"/>
+                <w:iCs w:val="0"/>
                 <w:smallCaps w:val="0"/>
                 <w:strike w:val="0"/>
                 <w:color w:val="000000"/>
@@ -20064,7 +20642,9 @@
               <w:rPr>
                 <w:rFonts w:ascii="Arial" w:cs="Arial" w:eastAsia="Arial" w:hAnsi="Arial"/>
                 <w:b w:val="0"/>
+                <w:bCs w:val="0"/>
                 <w:i w:val="0"/>
+                <w:iCs w:val="0"/>
                 <w:smallCaps w:val="0"/>
                 <w:strike w:val="0"/>
                 <w:color w:val="000000"/>
@@ -20111,7 +20691,9 @@
               <w:rPr>
                 <w:rFonts w:ascii="Arial" w:cs="Arial" w:eastAsia="Arial" w:hAnsi="Arial"/>
                 <w:b w:val="0"/>
+                <w:bCs w:val="0"/>
                 <w:i w:val="0"/>
+                <w:iCs w:val="0"/>
                 <w:smallCaps w:val="0"/>
                 <w:strike w:val="0"/>
                 <w:color w:val="000000"/>
@@ -20168,7 +20750,9 @@
               <w:rPr>
                 <w:rFonts w:ascii="Arial" w:cs="Arial" w:eastAsia="Arial" w:hAnsi="Arial"/>
                 <w:b w:val="0"/>
+                <w:bCs w:val="0"/>
                 <w:i w:val="0"/>
+                <w:iCs w:val="0"/>
                 <w:smallCaps w:val="0"/>
                 <w:strike w:val="0"/>
                 <w:color w:val="000000"/>
@@ -20219,7 +20803,9 @@
               <w:rPr>
                 <w:rFonts w:ascii="Arial" w:cs="Arial" w:eastAsia="Arial" w:hAnsi="Arial"/>
                 <w:b w:val="0"/>
+                <w:bCs w:val="0"/>
                 <w:i w:val="0"/>
+                <w:iCs w:val="0"/>
                 <w:smallCaps w:val="0"/>
                 <w:strike w:val="0"/>
                 <w:color w:val="000000"/>
@@ -20270,7 +20856,9 @@
               <w:rPr>
                 <w:rFonts w:ascii="Arial" w:cs="Arial" w:eastAsia="Arial" w:hAnsi="Arial"/>
                 <w:b w:val="0"/>
+                <w:bCs w:val="0"/>
                 <w:i w:val="0"/>
+                <w:iCs w:val="0"/>
                 <w:smallCaps w:val="0"/>
                 <w:strike w:val="0"/>
                 <w:color w:val="000000"/>
@@ -20315,7 +20903,9 @@
               <w:rPr>
                 <w:rFonts w:ascii="Arial" w:cs="Arial" w:eastAsia="Arial" w:hAnsi="Arial"/>
                 <w:b w:val="0"/>
+                <w:bCs w:val="0"/>
                 <w:i w:val="0"/>
+                <w:iCs w:val="0"/>
                 <w:smallCaps w:val="0"/>
                 <w:strike w:val="0"/>
                 <w:color w:val="000000"/>
@@ -20361,7 +20951,9 @@
               <w:rPr>
                 <w:rFonts w:ascii="Arial" w:cs="Arial" w:eastAsia="Arial" w:hAnsi="Arial"/>
                 <w:b w:val="0"/>
+                <w:bCs w:val="0"/>
                 <w:i w:val="0"/>
+                <w:iCs w:val="0"/>
                 <w:smallCaps w:val="0"/>
                 <w:strike w:val="0"/>
                 <w:color w:val="000000"/>
@@ -20418,7 +21010,9 @@
               <w:rPr>
                 <w:rFonts w:ascii="Arial" w:cs="Arial" w:eastAsia="Arial" w:hAnsi="Arial"/>
                 <w:b w:val="0"/>
+                <w:bCs w:val="0"/>
                 <w:i w:val="0"/>
+                <w:iCs w:val="0"/>
                 <w:smallCaps w:val="0"/>
                 <w:strike w:val="0"/>
                 <w:color w:val="000000"/>
@@ -20469,7 +21063,9 @@
               <w:rPr>
                 <w:rFonts w:ascii="Arial" w:cs="Arial" w:eastAsia="Arial" w:hAnsi="Arial"/>
                 <w:b w:val="0"/>
+                <w:bCs w:val="0"/>
                 <w:i w:val="0"/>
+                <w:iCs w:val="0"/>
                 <w:smallCaps w:val="0"/>
                 <w:strike w:val="0"/>
                 <w:color w:val="000000"/>
@@ -20520,7 +21116,9 @@
               <w:rPr>
                 <w:rFonts w:ascii="Arial" w:cs="Arial" w:eastAsia="Arial" w:hAnsi="Arial"/>
                 <w:b w:val="0"/>
+                <w:bCs w:val="0"/>
                 <w:i w:val="0"/>
+                <w:iCs w:val="0"/>
                 <w:smallCaps w:val="0"/>
                 <w:strike w:val="0"/>
                 <w:color w:val="000000"/>
@@ -20565,7 +21163,9 @@
               <w:rPr>
                 <w:rFonts w:ascii="Arial" w:cs="Arial" w:eastAsia="Arial" w:hAnsi="Arial"/>
                 <w:b w:val="0"/>
+                <w:bCs w:val="0"/>
                 <w:i w:val="0"/>
+                <w:iCs w:val="0"/>
                 <w:smallCaps w:val="0"/>
                 <w:strike w:val="0"/>
                 <w:color w:val="000000"/>
@@ -20611,7 +21211,9 @@
               <w:rPr>
                 <w:rFonts w:ascii="Arial" w:cs="Arial" w:eastAsia="Arial" w:hAnsi="Arial"/>
                 <w:b w:val="0"/>
+                <w:bCs w:val="0"/>
                 <w:i w:val="0"/>
+                <w:iCs w:val="0"/>
                 <w:smallCaps w:val="0"/>
                 <w:strike w:val="0"/>
                 <w:color w:val="000000"/>
@@ -20668,7 +21270,9 @@
               <w:rPr>
                 <w:rFonts w:ascii="Arial" w:cs="Arial" w:eastAsia="Arial" w:hAnsi="Arial"/>
                 <w:b w:val="0"/>
+                <w:bCs w:val="0"/>
                 <w:i w:val="0"/>
+                <w:iCs w:val="0"/>
                 <w:smallCaps w:val="0"/>
                 <w:strike w:val="0"/>
                 <w:color w:val="000000"/>
@@ -20719,7 +21323,9 @@
               <w:rPr>
                 <w:rFonts w:ascii="Arial" w:cs="Arial" w:eastAsia="Arial" w:hAnsi="Arial"/>
                 <w:b w:val="0"/>
+                <w:bCs w:val="0"/>
                 <w:i w:val="0"/>
+                <w:iCs w:val="0"/>
                 <w:smallCaps w:val="0"/>
                 <w:strike w:val="0"/>
                 <w:color w:val="000000"/>
@@ -20770,7 +21376,9 @@
               <w:rPr>
                 <w:rFonts w:ascii="Arial" w:cs="Arial" w:eastAsia="Arial" w:hAnsi="Arial"/>
                 <w:b w:val="0"/>
+                <w:bCs w:val="0"/>
                 <w:i w:val="0"/>
+                <w:iCs w:val="0"/>
                 <w:smallCaps w:val="0"/>
                 <w:strike w:val="0"/>
                 <w:color w:val="000000"/>
@@ -20815,7 +21423,9 @@
               <w:rPr>
                 <w:rFonts w:ascii="Arial" w:cs="Arial" w:eastAsia="Arial" w:hAnsi="Arial"/>
                 <w:b w:val="0"/>
+                <w:bCs w:val="0"/>
                 <w:i w:val="0"/>
+                <w:iCs w:val="0"/>
                 <w:smallCaps w:val="0"/>
                 <w:strike w:val="0"/>
                 <w:color w:val="000000"/>
@@ -20861,7 +21471,9 @@
               <w:rPr>
                 <w:rFonts w:ascii="Arial" w:cs="Arial" w:eastAsia="Arial" w:hAnsi="Arial"/>
                 <w:b w:val="0"/>
+                <w:bCs w:val="0"/>
                 <w:i w:val="0"/>
+                <w:iCs w:val="0"/>
                 <w:smallCaps w:val="0"/>
                 <w:strike w:val="0"/>
                 <w:color w:val="000000"/>
@@ -20918,7 +21530,9 @@
               <w:rPr>
                 <w:rFonts w:ascii="Arial" w:cs="Arial" w:eastAsia="Arial" w:hAnsi="Arial"/>
                 <w:b w:val="0"/>
+                <w:bCs w:val="0"/>
                 <w:i w:val="0"/>
+                <w:iCs w:val="0"/>
                 <w:smallCaps w:val="0"/>
                 <w:strike w:val="0"/>
                 <w:color w:val="000000"/>
@@ -20969,7 +21583,9 @@
               <w:rPr>
                 <w:rFonts w:ascii="Arial" w:cs="Arial" w:eastAsia="Arial" w:hAnsi="Arial"/>
                 <w:b w:val="0"/>
+                <w:bCs w:val="0"/>
                 <w:i w:val="0"/>
+                <w:iCs w:val="0"/>
                 <w:smallCaps w:val="0"/>
                 <w:strike w:val="0"/>
                 <w:color w:val="000000"/>
@@ -21020,7 +21636,9 @@
               <w:rPr>
                 <w:rFonts w:ascii="Arial" w:cs="Arial" w:eastAsia="Arial" w:hAnsi="Arial"/>
                 <w:b w:val="0"/>
+                <w:bCs w:val="0"/>
                 <w:i w:val="0"/>
+                <w:iCs w:val="0"/>
                 <w:smallCaps w:val="0"/>
                 <w:strike w:val="0"/>
                 <w:color w:val="000000"/>
@@ -21065,7 +21683,9 @@
               <w:rPr>
                 <w:rFonts w:ascii="Arial" w:cs="Arial" w:eastAsia="Arial" w:hAnsi="Arial"/>
                 <w:b w:val="0"/>
+                <w:bCs w:val="0"/>
                 <w:i w:val="0"/>
+                <w:iCs w:val="0"/>
                 <w:smallCaps w:val="0"/>
                 <w:strike w:val="0"/>
                 <w:color w:val="000000"/>
@@ -21111,7 +21731,9 @@
               <w:rPr>
                 <w:rFonts w:ascii="Arial" w:cs="Arial" w:eastAsia="Arial" w:hAnsi="Arial"/>
                 <w:b w:val="0"/>
+                <w:bCs w:val="0"/>
                 <w:i w:val="0"/>
+                <w:iCs w:val="0"/>
                 <w:smallCaps w:val="0"/>
                 <w:strike w:val="0"/>
                 <w:color w:val="000000"/>
@@ -21151,7 +21773,9 @@
         <w:rPr>
           <w:rFonts w:ascii="Times New Roman" w:cs="Times New Roman" w:eastAsia="Times New Roman" w:hAnsi="Times New Roman"/>
           <w:b w:val="0"/>
+          <w:bCs w:val="0"/>
           <w:i w:val="0"/>
+          <w:iCs w:val="0"/>
           <w:smallCaps w:val="0"/>
           <w:strike w:val="0"/>
           <w:color w:val="000000"/>
@@ -21188,7 +21812,9 @@
         <w:rPr>
           <w:rFonts w:ascii="Times New Roman" w:cs="Times New Roman" w:eastAsia="Times New Roman" w:hAnsi="Times New Roman"/>
           <w:b w:val="0"/>
+          <w:bCs w:val="0"/>
           <w:i w:val="0"/>
+          <w:iCs w:val="0"/>
           <w:smallCaps w:val="0"/>
           <w:strike w:val="0"/>
           <w:color w:val="000000"/>
@@ -21203,7 +21829,9 @@
         <w:rPr>
           <w:rFonts w:ascii="Times New Roman" w:cs="Times New Roman" w:eastAsia="Times New Roman" w:hAnsi="Times New Roman"/>
           <w:b w:val="0"/>
+          <w:bCs w:val="0"/>
           <w:i w:val="0"/>
+          <w:iCs w:val="0"/>
           <w:smallCaps w:val="0"/>
           <w:strike w:val="0"/>
           <w:color w:val="000000"/>
@@ -21237,7 +21865,9 @@
         <w:rPr>
           <w:rFonts w:ascii="Times New Roman" w:cs="Times New Roman" w:eastAsia="Times New Roman" w:hAnsi="Times New Roman"/>
           <w:b w:val="0"/>
+          <w:bCs w:val="0"/>
           <w:i w:val="0"/>
+          <w:iCs w:val="0"/>
           <w:smallCaps w:val="0"/>
           <w:strike w:val="0"/>
           <w:color w:val="000000"/>
@@ -21274,7 +21904,9 @@
         <w:rPr>
           <w:rFonts w:ascii="Times New Roman" w:cs="Times New Roman" w:eastAsia="Times New Roman" w:hAnsi="Times New Roman"/>
           <w:b w:val="0"/>
+          <w:bCs w:val="0"/>
           <w:i w:val="0"/>
+          <w:iCs w:val="0"/>
           <w:smallCaps w:val="0"/>
           <w:strike w:val="0"/>
           <w:color w:val="000000"/>
@@ -21289,7 +21921,9 @@
         <w:rPr>
           <w:rFonts w:ascii="Times New Roman" w:cs="Times New Roman" w:eastAsia="Times New Roman" w:hAnsi="Times New Roman"/>
           <w:b w:val="0"/>
+          <w:bCs w:val="0"/>
           <w:i w:val="0"/>
+          <w:iCs w:val="0"/>
           <w:smallCaps w:val="0"/>
           <w:strike w:val="0"/>
           <w:color w:val="000000"/>
@@ -21307,11 +21941,13 @@
       <w:pPr>
         <w:rPr>
           <w:b w:val="1"/>
+          <w:bCs w:val="1"/>
         </w:rPr>
       </w:pPr>
       <w:r>
         <w:rPr>
           <w:b w:val="1"/>
+          <w:bCs w:val="1"/>
           <w:rtl w:val="0"/>
         </w:rPr>
         <w:t xml:space="preserve">   </w:t>
@@ -21324,6 +21960,7 @@
       <w:r>
         <w:rPr>
           <w:b w:val="1"/>
+          <w:bCs w:val="1"/>
           <w:rtl w:val="0"/>
         </w:rPr>
         <w:t xml:space="preserve"> </w:t>
@@ -21641,7 +22278,9 @@
         <w:rPr>
           <w:rFonts w:ascii="Times New Roman" w:cs="Times New Roman" w:eastAsia="Times New Roman" w:hAnsi="Times New Roman"/>
           <w:b w:val="0"/>
+          <w:bCs w:val="0"/>
           <w:i w:val="0"/>
+          <w:iCs w:val="0"/>
           <w:smallCaps w:val="0"/>
           <w:strike w:val="0"/>
           <w:color w:val="000000"/>
@@ -21663,6 +22302,7 @@
         <w:rPr>
           <w:rFonts w:ascii="Cambria" w:cs="Cambria" w:eastAsia="Cambria" w:hAnsi="Cambria"/>
           <w:b w:val="1"/>
+          <w:bCs w:val="1"/>
           <w:color w:val="4f81bd"/>
           <w:sz w:val="26"/>
           <w:szCs w:val="26"/>
@@ -21714,6 +22354,7 @@
         <w:jc w:val="left"/>
         <w:rPr>
           <w:i w:val="0"/>
+          <w:iCs w:val="0"/>
           <w:smallCaps w:val="0"/>
           <w:strike w:val="0"/>
           <w:color w:val="000000"/>
@@ -21796,7 +22437,9 @@
               <w:rPr>
                 <w:rFonts w:ascii="Calibri" w:cs="Calibri" w:eastAsia="Calibri" w:hAnsi="Calibri"/>
                 <w:b w:val="0"/>
+                <w:bCs w:val="0"/>
                 <w:i w:val="0"/>
+                <w:iCs w:val="0"/>
                 <w:smallCaps w:val="0"/>
                 <w:strike w:val="0"/>
                 <w:color w:val="000000"/>
@@ -21811,7 +22454,9 @@
               <w:rPr>
                 <w:rFonts w:ascii="Calibri" w:cs="Calibri" w:eastAsia="Calibri" w:hAnsi="Calibri"/>
                 <w:b w:val="0"/>
+                <w:bCs w:val="0"/>
                 <w:i w:val="0"/>
+                <w:iCs w:val="0"/>
                 <w:smallCaps w:val="0"/>
                 <w:strike w:val="0"/>
                 <w:color w:val="000000"/>
@@ -21856,7 +22501,9 @@
               <w:rPr>
                 <w:rFonts w:ascii="Calibri" w:cs="Calibri" w:eastAsia="Calibri" w:hAnsi="Calibri"/>
                 <w:b w:val="0"/>
+                <w:bCs w:val="0"/>
                 <w:i w:val="0"/>
+                <w:iCs w:val="0"/>
                 <w:smallCaps w:val="0"/>
                 <w:strike w:val="0"/>
                 <w:color w:val="000000"/>
@@ -21871,7 +22518,9 @@
               <w:rPr>
                 <w:rFonts w:ascii="Calibri" w:cs="Calibri" w:eastAsia="Calibri" w:hAnsi="Calibri"/>
                 <w:b w:val="0"/>
+                <w:bCs w:val="0"/>
                 <w:i w:val="0"/>
+                <w:iCs w:val="0"/>
                 <w:smallCaps w:val="0"/>
                 <w:strike w:val="0"/>
                 <w:color w:val="000000"/>
@@ -21916,7 +22565,9 @@
               <w:rPr>
                 <w:rFonts w:ascii="Calibri" w:cs="Calibri" w:eastAsia="Calibri" w:hAnsi="Calibri"/>
                 <w:b w:val="0"/>
+                <w:bCs w:val="0"/>
                 <w:i w:val="0"/>
+                <w:iCs w:val="0"/>
                 <w:smallCaps w:val="0"/>
                 <w:strike w:val="0"/>
                 <w:color w:val="000000"/>
@@ -21931,7 +22582,9 @@
               <w:rPr>
                 <w:rFonts w:ascii="Calibri" w:cs="Calibri" w:eastAsia="Calibri" w:hAnsi="Calibri"/>
                 <w:b w:val="0"/>
+                <w:bCs w:val="0"/>
                 <w:i w:val="0"/>
+                <w:iCs w:val="0"/>
                 <w:smallCaps w:val="0"/>
                 <w:strike w:val="0"/>
                 <w:color w:val="000000"/>
@@ -21976,7 +22629,9 @@
               <w:rPr>
                 <w:rFonts w:ascii="Calibri" w:cs="Calibri" w:eastAsia="Calibri" w:hAnsi="Calibri"/>
                 <w:b w:val="0"/>
+                <w:bCs w:val="0"/>
                 <w:i w:val="0"/>
+                <w:iCs w:val="0"/>
                 <w:smallCaps w:val="0"/>
                 <w:strike w:val="0"/>
                 <w:color w:val="000000"/>
@@ -21991,7 +22646,9 @@
               <w:rPr>
                 <w:rFonts w:ascii="Calibri" w:cs="Calibri" w:eastAsia="Calibri" w:hAnsi="Calibri"/>
                 <w:b w:val="0"/>
+                <w:bCs w:val="0"/>
                 <w:i w:val="0"/>
+                <w:iCs w:val="0"/>
                 <w:smallCaps w:val="0"/>
                 <w:strike w:val="0"/>
                 <w:color w:val="000000"/>
@@ -22036,7 +22693,9 @@
               <w:rPr>
                 <w:rFonts w:ascii="Calibri" w:cs="Calibri" w:eastAsia="Calibri" w:hAnsi="Calibri"/>
                 <w:b w:val="0"/>
+                <w:bCs w:val="0"/>
                 <w:i w:val="0"/>
+                <w:iCs w:val="0"/>
                 <w:smallCaps w:val="0"/>
                 <w:strike w:val="0"/>
                 <w:color w:val="000000"/>
@@ -22051,7 +22710,9 @@
               <w:rPr>
                 <w:rFonts w:ascii="Calibri" w:cs="Calibri" w:eastAsia="Calibri" w:hAnsi="Calibri"/>
                 <w:b w:val="0"/>
+                <w:bCs w:val="0"/>
                 <w:i w:val="0"/>
+                <w:iCs w:val="0"/>
                 <w:smallCaps w:val="0"/>
                 <w:strike w:val="0"/>
                 <w:color w:val="000000"/>
@@ -22106,7 +22767,9 @@
               <w:rPr>
                 <w:rFonts w:ascii="Arial" w:cs="Arial" w:eastAsia="Arial" w:hAnsi="Arial"/>
                 <w:b w:val="0"/>
+                <w:bCs w:val="0"/>
                 <w:i w:val="0"/>
+                <w:iCs w:val="0"/>
                 <w:smallCaps w:val="0"/>
                 <w:strike w:val="0"/>
                 <w:color w:val="000000"/>
@@ -22158,7 +22821,9 @@
               <w:rPr>
                 <w:rFonts w:ascii="Arial" w:cs="Arial" w:eastAsia="Arial" w:hAnsi="Arial"/>
                 <w:b w:val="0"/>
+                <w:bCs w:val="0"/>
                 <w:i w:val="0"/>
+                <w:iCs w:val="0"/>
                 <w:smallCaps w:val="0"/>
                 <w:strike w:val="0"/>
                 <w:color w:val="000000"/>
@@ -22210,7 +22875,9 @@
               <w:rPr>
                 <w:rFonts w:ascii="Arial" w:cs="Arial" w:eastAsia="Arial" w:hAnsi="Arial"/>
                 <w:b w:val="0"/>
+                <w:bCs w:val="0"/>
                 <w:i w:val="0"/>
+                <w:iCs w:val="0"/>
                 <w:smallCaps w:val="0"/>
                 <w:strike w:val="0"/>
                 <w:color w:val="000000"/>
@@ -22256,7 +22923,9 @@
               <w:rPr>
                 <w:rFonts w:ascii="Arial" w:cs="Arial" w:eastAsia="Arial" w:hAnsi="Arial"/>
                 <w:b w:val="0"/>
+                <w:bCs w:val="0"/>
                 <w:i w:val="0"/>
+                <w:iCs w:val="0"/>
                 <w:smallCaps w:val="0"/>
                 <w:strike w:val="0"/>
                 <w:color w:val="000000"/>
@@ -22303,7 +22972,9 @@
               <w:rPr>
                 <w:rFonts w:ascii="Arial" w:cs="Arial" w:eastAsia="Arial" w:hAnsi="Arial"/>
                 <w:b w:val="0"/>
+                <w:bCs w:val="0"/>
                 <w:i w:val="0"/>
+                <w:iCs w:val="0"/>
                 <w:smallCaps w:val="0"/>
                 <w:strike w:val="0"/>
                 <w:color w:val="000000"/>
@@ -22360,7 +23031,9 @@
               <w:rPr>
                 <w:rFonts w:ascii="Arial" w:cs="Arial" w:eastAsia="Arial" w:hAnsi="Arial"/>
                 <w:b w:val="0"/>
+                <w:bCs w:val="0"/>
                 <w:i w:val="0"/>
+                <w:iCs w:val="0"/>
                 <w:smallCaps w:val="0"/>
                 <w:strike w:val="0"/>
                 <w:color w:val="000000"/>
@@ -22411,7 +23084,9 @@
               <w:rPr>
                 <w:rFonts w:ascii="Arial" w:cs="Arial" w:eastAsia="Arial" w:hAnsi="Arial"/>
                 <w:b w:val="0"/>
+                <w:bCs w:val="0"/>
                 <w:i w:val="0"/>
+                <w:iCs w:val="0"/>
                 <w:smallCaps w:val="0"/>
                 <w:strike w:val="0"/>
                 <w:color w:val="000000"/>
@@ -22462,7 +23137,9 @@
               <w:rPr>
                 <w:rFonts w:ascii="Arial" w:cs="Arial" w:eastAsia="Arial" w:hAnsi="Arial"/>
                 <w:b w:val="0"/>
+                <w:bCs w:val="0"/>
                 <w:i w:val="0"/>
+                <w:iCs w:val="0"/>
                 <w:smallCaps w:val="0"/>
                 <w:strike w:val="0"/>
                 <w:color w:val="000000"/>
@@ -22507,7 +23184,9 @@
               <w:rPr>
                 <w:rFonts w:ascii="Arial" w:cs="Arial" w:eastAsia="Arial" w:hAnsi="Arial"/>
                 <w:b w:val="0"/>
+                <w:bCs w:val="0"/>
                 <w:i w:val="0"/>
+                <w:iCs w:val="0"/>
                 <w:smallCaps w:val="0"/>
                 <w:strike w:val="0"/>
                 <w:color w:val="000000"/>
@@ -22553,7 +23232,9 @@
               <w:rPr>
                 <w:rFonts w:ascii="Arial" w:cs="Arial" w:eastAsia="Arial" w:hAnsi="Arial"/>
                 <w:b w:val="0"/>
+                <w:bCs w:val="0"/>
                 <w:i w:val="0"/>
+                <w:iCs w:val="0"/>
                 <w:smallCaps w:val="0"/>
                 <w:strike w:val="0"/>
                 <w:color w:val="000000"/>
@@ -22610,7 +23291,9 @@
               <w:rPr>
                 <w:rFonts w:ascii="Arial" w:cs="Arial" w:eastAsia="Arial" w:hAnsi="Arial"/>
                 <w:b w:val="0"/>
+                <w:bCs w:val="0"/>
                 <w:i w:val="0"/>
+                <w:iCs w:val="0"/>
                 <w:smallCaps w:val="0"/>
                 <w:strike w:val="0"/>
                 <w:color w:val="000000"/>
@@ -22661,7 +23344,9 @@
               <w:rPr>
                 <w:rFonts w:ascii="Arial" w:cs="Arial" w:eastAsia="Arial" w:hAnsi="Arial"/>
                 <w:b w:val="0"/>
+                <w:bCs w:val="0"/>
                 <w:i w:val="0"/>
+                <w:iCs w:val="0"/>
                 <w:smallCaps w:val="0"/>
                 <w:strike w:val="0"/>
                 <w:color w:val="000000"/>
@@ -22712,7 +23397,9 @@
               <w:rPr>
                 <w:rFonts w:ascii="Arial" w:cs="Arial" w:eastAsia="Arial" w:hAnsi="Arial"/>
                 <w:b w:val="0"/>
+                <w:bCs w:val="0"/>
                 <w:i w:val="0"/>
+                <w:iCs w:val="0"/>
                 <w:smallCaps w:val="0"/>
                 <w:strike w:val="0"/>
                 <w:color w:val="000000"/>
@@ -22757,7 +23444,9 @@
               <w:rPr>
                 <w:rFonts w:ascii="Arial" w:cs="Arial" w:eastAsia="Arial" w:hAnsi="Arial"/>
                 <w:b w:val="0"/>
+                <w:bCs w:val="0"/>
                 <w:i w:val="0"/>
+                <w:iCs w:val="0"/>
                 <w:smallCaps w:val="0"/>
                 <w:strike w:val="0"/>
                 <w:color w:val="000000"/>
@@ -22803,7 +23492,9 @@
               <w:rPr>
                 <w:rFonts w:ascii="Arial" w:cs="Arial" w:eastAsia="Arial" w:hAnsi="Arial"/>
                 <w:b w:val="0"/>
+                <w:bCs w:val="0"/>
                 <w:i w:val="0"/>
+                <w:iCs w:val="0"/>
                 <w:smallCaps w:val="0"/>
                 <w:strike w:val="0"/>
                 <w:color w:val="000000"/>
@@ -22860,7 +23551,9 @@
               <w:rPr>
                 <w:rFonts w:ascii="Arial" w:cs="Arial" w:eastAsia="Arial" w:hAnsi="Arial"/>
                 <w:b w:val="0"/>
+                <w:bCs w:val="0"/>
                 <w:i w:val="0"/>
+                <w:iCs w:val="0"/>
                 <w:smallCaps w:val="0"/>
                 <w:strike w:val="0"/>
                 <w:color w:val="000000"/>
@@ -22911,7 +23604,9 @@
               <w:rPr>
                 <w:rFonts w:ascii="Arial" w:cs="Arial" w:eastAsia="Arial" w:hAnsi="Arial"/>
                 <w:b w:val="0"/>
+                <w:bCs w:val="0"/>
                 <w:i w:val="0"/>
+                <w:iCs w:val="0"/>
                 <w:smallCaps w:val="0"/>
                 <w:strike w:val="0"/>
                 <w:color w:val="000000"/>
@@ -22962,7 +23657,9 @@
               <w:rPr>
                 <w:rFonts w:ascii="Arial" w:cs="Arial" w:eastAsia="Arial" w:hAnsi="Arial"/>
                 <w:b w:val="0"/>
+                <w:bCs w:val="0"/>
                 <w:i w:val="0"/>
+                <w:iCs w:val="0"/>
                 <w:smallCaps w:val="0"/>
                 <w:strike w:val="0"/>
                 <w:color w:val="000000"/>
@@ -23007,7 +23704,9 @@
               <w:rPr>
                 <w:rFonts w:ascii="Arial" w:cs="Arial" w:eastAsia="Arial" w:hAnsi="Arial"/>
                 <w:b w:val="0"/>
+                <w:bCs w:val="0"/>
                 <w:i w:val="0"/>
+                <w:iCs w:val="0"/>
                 <w:smallCaps w:val="0"/>
                 <w:strike w:val="0"/>
                 <w:color w:val="000000"/>
@@ -23053,7 +23752,9 @@
               <w:rPr>
                 <w:rFonts w:ascii="Arial" w:cs="Arial" w:eastAsia="Arial" w:hAnsi="Arial"/>
                 <w:b w:val="0"/>
+                <w:bCs w:val="0"/>
                 <w:i w:val="0"/>
+                <w:iCs w:val="0"/>
                 <w:smallCaps w:val="0"/>
                 <w:strike w:val="0"/>
                 <w:color w:val="000000"/>
@@ -23110,7 +23811,9 @@
               <w:rPr>
                 <w:rFonts w:ascii="Arial" w:cs="Arial" w:eastAsia="Arial" w:hAnsi="Arial"/>
                 <w:b w:val="0"/>
+                <w:bCs w:val="0"/>
                 <w:i w:val="0"/>
+                <w:iCs w:val="0"/>
                 <w:smallCaps w:val="0"/>
                 <w:strike w:val="0"/>
                 <w:color w:val="000000"/>
@@ -23161,7 +23864,9 @@
               <w:rPr>
                 <w:rFonts w:ascii="Arial" w:cs="Arial" w:eastAsia="Arial" w:hAnsi="Arial"/>
                 <w:b w:val="0"/>
+                <w:bCs w:val="0"/>
                 <w:i w:val="0"/>
+                <w:iCs w:val="0"/>
                 <w:smallCaps w:val="0"/>
                 <w:strike w:val="0"/>
                 <w:color w:val="000000"/>
@@ -23212,7 +23917,9 @@
               <w:rPr>
                 <w:rFonts w:ascii="Arial" w:cs="Arial" w:eastAsia="Arial" w:hAnsi="Arial"/>
                 <w:b w:val="0"/>
+                <w:bCs w:val="0"/>
                 <w:i w:val="0"/>
+                <w:iCs w:val="0"/>
                 <w:smallCaps w:val="0"/>
                 <w:strike w:val="0"/>
                 <w:color w:val="000000"/>
@@ -23257,7 +23964,9 @@
               <w:rPr>
                 <w:rFonts w:ascii="Arial" w:cs="Arial" w:eastAsia="Arial" w:hAnsi="Arial"/>
                 <w:b w:val="0"/>
+                <w:bCs w:val="0"/>
                 <w:i w:val="0"/>
+                <w:iCs w:val="0"/>
                 <w:smallCaps w:val="0"/>
                 <w:strike w:val="0"/>
                 <w:color w:val="000000"/>
@@ -23303,7 +24012,9 @@
               <w:rPr>
                 <w:rFonts w:ascii="Arial" w:cs="Arial" w:eastAsia="Arial" w:hAnsi="Arial"/>
                 <w:b w:val="0"/>
+                <w:bCs w:val="0"/>
                 <w:i w:val="0"/>
+                <w:iCs w:val="0"/>
                 <w:smallCaps w:val="0"/>
                 <w:strike w:val="0"/>
                 <w:color w:val="000000"/>
@@ -23343,6 +24054,7 @@
         <w:rPr>
           <w:rFonts w:ascii="Arial" w:cs="Arial" w:eastAsia="Arial" w:hAnsi="Arial"/>
           <w:i w:val="1"/>
+          <w:iCs w:val="1"/>
           <w:color w:val="0000ff"/>
           <w:sz w:val="20"/>
           <w:szCs w:val="20"/>
@@ -23374,6 +24086,7 @@
         <w:rPr>
           <w:rFonts w:ascii="Arial" w:cs="Arial" w:eastAsia="Arial" w:hAnsi="Arial"/>
           <w:i w:val="1"/>
+          <w:iCs w:val="1"/>
           <w:color w:val="0000ff"/>
           <w:sz w:val="20"/>
           <w:szCs w:val="20"/>
@@ -23405,6 +24118,7 @@
         <w:rPr>
           <w:rFonts w:ascii="Arial" w:cs="Arial" w:eastAsia="Arial" w:hAnsi="Arial"/>
           <w:i w:val="1"/>
+          <w:iCs w:val="1"/>
           <w:color w:val="0000ff"/>
           <w:sz w:val="20"/>
           <w:szCs w:val="20"/>
@@ -23436,6 +24150,7 @@
         <w:rPr>
           <w:rFonts w:ascii="Arial" w:cs="Arial" w:eastAsia="Arial" w:hAnsi="Arial"/>
           <w:i w:val="1"/>
+          <w:iCs w:val="1"/>
           <w:color w:val="0000ff"/>
           <w:sz w:val="20"/>
           <w:szCs w:val="20"/>
@@ -23603,7 +24318,9 @@
         <w:rPr>
           <w:rFonts w:ascii="Times New Roman" w:cs="Times New Roman" w:eastAsia="Times New Roman" w:hAnsi="Times New Roman"/>
           <w:b w:val="0"/>
+          <w:bCs w:val="0"/>
           <w:i w:val="0"/>
+          <w:iCs w:val="0"/>
           <w:smallCaps w:val="0"/>
           <w:strike w:val="0"/>
           <w:color w:val="000000"/>
@@ -23662,7 +24379,9 @@
         <w:rPr>
           <w:rFonts w:ascii="Calibri" w:cs="Calibri" w:eastAsia="Calibri" w:hAnsi="Calibri"/>
           <w:b w:val="0"/>
+          <w:bCs w:val="0"/>
           <w:i w:val="1"/>
+          <w:iCs w:val="1"/>
           <w:smallCaps w:val="0"/>
           <w:strike w:val="0"/>
           <w:color w:val="548dd4"/>
@@ -23705,7 +24424,9 @@
         <w:rPr>
           <w:rFonts w:ascii="Times New Roman" w:cs="Times New Roman" w:eastAsia="Times New Roman" w:hAnsi="Times New Roman"/>
           <w:b w:val="0"/>
+          <w:bCs w:val="0"/>
           <w:i w:val="0"/>
+          <w:iCs w:val="0"/>
           <w:smallCaps w:val="0"/>
           <w:strike w:val="0"/>
           <w:color w:val="000000"/>
@@ -23730,7 +24451,9 @@
         <w:rPr>
           <w:rFonts w:ascii="Calibri" w:cs="Calibri" w:eastAsia="Calibri" w:hAnsi="Calibri"/>
           <w:b w:val="0"/>
+          <w:bCs w:val="0"/>
           <w:i w:val="1"/>
+          <w:iCs w:val="1"/>
           <w:smallCaps w:val="0"/>
           <w:strike w:val="0"/>
           <w:color w:val="548dd4"/>
@@ -23788,6 +24511,7 @@
         <w:rPr>
           <w:rFonts w:ascii="Roboto" w:cs="Roboto" w:eastAsia="Roboto" w:hAnsi="Roboto"/>
           <w:i w:val="1"/>
+          <w:iCs w:val="1"/>
           <w:color w:val="0f1115"/>
           <w:sz w:val="24"/>
           <w:szCs w:val="24"/>
@@ -23817,6 +24541,7 @@
         <w:rPr>
           <w:rFonts w:ascii="Roboto" w:cs="Roboto" w:eastAsia="Roboto" w:hAnsi="Roboto"/>
           <w:i w:val="1"/>
+          <w:iCs w:val="1"/>
           <w:color w:val="0f1115"/>
           <w:sz w:val="24"/>
           <w:szCs w:val="24"/>
@@ -23846,6 +24571,7 @@
         <w:rPr>
           <w:rFonts w:ascii="Roboto" w:cs="Roboto" w:eastAsia="Roboto" w:hAnsi="Roboto"/>
           <w:i w:val="1"/>
+          <w:iCs w:val="1"/>
           <w:color w:val="0f1115"/>
           <w:sz w:val="24"/>
           <w:szCs w:val="24"/>
@@ -23982,7 +24708,9 @@
         <w:rPr>
           <w:rFonts w:ascii="Calibri" w:cs="Calibri" w:eastAsia="Calibri" w:hAnsi="Calibri"/>
           <w:b w:val="0"/>
+          <w:bCs w:val="0"/>
           <w:i w:val="1"/>
+          <w:iCs w:val="1"/>
           <w:smallCaps w:val="0"/>
           <w:strike w:val="0"/>
           <w:color w:val="548dd4"/>
@@ -24027,6 +24755,7 @@
         <w:jc w:val="left"/>
         <w:rPr>
           <w:i w:val="0"/>
+          <w:iCs w:val="0"/>
           <w:smallCaps w:val="0"/>
           <w:strike w:val="0"/>
           <w:color w:val="000000"/>
@@ -24044,6 +24773,7 @@
       <w:r>
         <w:rPr>
           <w:b w:val="1"/>
+          <w:bCs w:val="1"/>
           <w:rtl w:val="0"/>
         </w:rPr>
         <w:t xml:space="preserve">puesta en producción</w:t>
@@ -24141,6 +24871,7 @@
             <w:r>
               <w:rPr>
                 <w:b w:val="1"/>
+                <w:bCs w:val="1"/>
                 <w:rtl w:val="0"/>
               </w:rPr>
               <w:t xml:space="preserve">Calificación</w:t>
@@ -24177,6 +24908,7 @@
             <w:r>
               <w:rPr>
                 <w:b w:val="1"/>
+                <w:bCs w:val="1"/>
                 <w:rtl w:val="0"/>
               </w:rPr>
               <w:t xml:space="preserve">Definición de gravedad</w:t>
@@ -24213,6 +24945,7 @@
             <w:r>
               <w:rPr>
                 <w:b w:val="1"/>
+                <w:bCs w:val="1"/>
                 <w:rtl w:val="0"/>
               </w:rPr>
               <w:t xml:space="preserve">Definición de prioridad</w:t>
@@ -24712,11 +25445,13 @@
               <w:jc w:val="center"/>
               <w:rPr>
                 <w:b w:val="1"/>
+                <w:bCs w:val="1"/>
               </w:rPr>
             </w:pPr>
             <w:r>
               <w:rPr>
                 <w:b w:val="1"/>
+                <w:bCs w:val="1"/>
                 <w:rtl w:val="0"/>
               </w:rPr>
               <w:t xml:space="preserve">Métrica</w:t>
@@ -24749,11 +25484,13 @@
               <w:jc w:val="center"/>
               <w:rPr>
                 <w:b w:val="1"/>
+                <w:bCs w:val="1"/>
               </w:rPr>
             </w:pPr>
             <w:r>
               <w:rPr>
                 <w:b w:val="1"/>
+                <w:bCs w:val="1"/>
                 <w:rtl w:val="0"/>
               </w:rPr>
               <w:t xml:space="preserve">Descripción</w:t>
@@ -24786,11 +25523,13 @@
               <w:jc w:val="center"/>
               <w:rPr>
                 <w:b w:val="1"/>
+                <w:bCs w:val="1"/>
               </w:rPr>
             </w:pPr>
             <w:r>
               <w:rPr>
                 <w:b w:val="1"/>
+                <w:bCs w:val="1"/>
                 <w:rtl w:val="0"/>
               </w:rPr>
               <w:t xml:space="preserve">Fórmula / Método de Cálculo</w:t>
@@ -24823,11 +25562,13 @@
               <w:jc w:val="center"/>
               <w:rPr>
                 <w:b w:val="1"/>
+                <w:bCs w:val="1"/>
               </w:rPr>
             </w:pPr>
             <w:r>
               <w:rPr>
                 <w:b w:val="1"/>
+                <w:bCs w:val="1"/>
                 <w:rtl w:val="0"/>
               </w:rPr>
               <w:t xml:space="preserve">Objetivo</w:t>
@@ -24866,11 +25607,13 @@
               <w:ind w:left="0"/>
               <w:rPr>
                 <w:b w:val="1"/>
+                <w:bCs w:val="1"/>
               </w:rPr>
             </w:pPr>
             <w:r>
               <w:rPr>
                 <w:b w:val="1"/>
+                <w:bCs w:val="1"/>
                 <w:rtl w:val="0"/>
               </w:rPr>
               <w:t xml:space="preserve">Porcentaje de casos de prueba aprobados</w:t>
@@ -25008,11 +25751,13 @@
               <w:ind w:left="0"/>
               <w:rPr>
                 <w:b w:val="1"/>
+                <w:bCs w:val="1"/>
               </w:rPr>
             </w:pPr>
             <w:r>
               <w:rPr>
                 <w:b w:val="1"/>
+                <w:bCs w:val="1"/>
                 <w:rtl w:val="0"/>
               </w:rPr>
               <w:t xml:space="preserve">Defectos detectados por iteración</w:t>
@@ -25150,11 +25895,13 @@
               <w:ind w:left="0"/>
               <w:rPr>
                 <w:b w:val="1"/>
+                <w:bCs w:val="1"/>
               </w:rPr>
             </w:pPr>
             <w:r>
               <w:rPr>
                 <w:b w:val="1"/>
+                <w:bCs w:val="1"/>
                 <w:rtl w:val="0"/>
               </w:rPr>
               <w:t xml:space="preserve">Tasa de resolución de defectos</w:t>
@@ -25292,11 +26039,13 @@
               <w:ind w:left="0"/>
               <w:rPr>
                 <w:b w:val="1"/>
+                <w:bCs w:val="1"/>
               </w:rPr>
             </w:pPr>
             <w:r>
               <w:rPr>
                 <w:b w:val="1"/>
+                <w:bCs w:val="1"/>
                 <w:rtl w:val="0"/>
               </w:rPr>
               <w:t xml:space="preserve">Severidad promedio de defectos</w:t>
@@ -25507,11 +26256,13 @@
               <w:jc w:val="center"/>
               <w:rPr>
                 <w:b w:val="1"/>
+                <w:bCs w:val="1"/>
               </w:rPr>
             </w:pPr>
             <w:r>
               <w:rPr>
                 <w:b w:val="1"/>
+                <w:bCs w:val="1"/>
                 <w:rtl w:val="0"/>
               </w:rPr>
               <w:t xml:space="preserve">Riesgo</w:t>
@@ -25542,11 +26293,13 @@
               <w:jc w:val="center"/>
               <w:rPr>
                 <w:b w:val="1"/>
+                <w:bCs w:val="1"/>
               </w:rPr>
             </w:pPr>
             <w:r>
               <w:rPr>
                 <w:b w:val="1"/>
+                <w:bCs w:val="1"/>
                 <w:rtl w:val="0"/>
               </w:rPr>
               <w:t xml:space="preserve">Estrategias </w:t>
@@ -25559,11 +26312,13 @@
               <w:jc w:val="center"/>
               <w:rPr>
                 <w:b w:val="1"/>
+                <w:bCs w:val="1"/>
               </w:rPr>
             </w:pPr>
             <w:r>
               <w:rPr>
                 <w:b w:val="1"/>
+                <w:bCs w:val="1"/>
                 <w:rtl w:val="0"/>
               </w:rPr>
               <w:t xml:space="preserve">de Mitigación</w:t>
@@ -25594,11 +26349,13 @@
               <w:jc w:val="center"/>
               <w:rPr>
                 <w:b w:val="1"/>
+                <w:bCs w:val="1"/>
               </w:rPr>
             </w:pPr>
             <w:r>
               <w:rPr>
                 <w:b w:val="1"/>
+                <w:bCs w:val="1"/>
                 <w:rtl w:val="0"/>
               </w:rPr>
               <w:t xml:space="preserve">Plan</w:t>
@@ -25611,11 +26368,13 @@
               <w:jc w:val="center"/>
               <w:rPr>
                 <w:b w:val="1"/>
+                <w:bCs w:val="1"/>
               </w:rPr>
             </w:pPr>
             <w:r>
               <w:rPr>
                 <w:b w:val="1"/>
+                <w:bCs w:val="1"/>
                 <w:rtl w:val="0"/>
               </w:rPr>
               <w:t xml:space="preserve"> de Contingencia</w:t>
@@ -25646,11 +26405,13 @@
               <w:jc w:val="center"/>
               <w:rPr>
                 <w:b w:val="1"/>
+                <w:bCs w:val="1"/>
               </w:rPr>
             </w:pPr>
             <w:r>
               <w:rPr>
                 <w:b w:val="1"/>
+                <w:bCs w:val="1"/>
                 <w:rtl w:val="0"/>
               </w:rPr>
               <w:t xml:space="preserve">Impacto</w:t>
@@ -25687,11 +26448,13 @@
               <w:jc w:val="center"/>
               <w:rPr>
                 <w:b w:val="1"/>
+                <w:bCs w:val="1"/>
               </w:rPr>
             </w:pPr>
             <w:r>
               <w:rPr>
                 <w:b w:val="1"/>
+                <w:bCs w:val="1"/>
                 <w:rtl w:val="0"/>
               </w:rPr>
               <w:t xml:space="preserve">RK07: Dependencia herramientas gratuitas</w:t>
@@ -25818,11 +26581,13 @@
               <w:jc w:val="center"/>
               <w:rPr>
                 <w:b w:val="1"/>
+                <w:bCs w:val="1"/>
               </w:rPr>
             </w:pPr>
             <w:r>
               <w:rPr>
                 <w:b w:val="1"/>
+                <w:bCs w:val="1"/>
                 <w:rtl w:val="0"/>
               </w:rPr>
               <w:t xml:space="preserve">RK10: Falta conocimientos en herramientas</w:t>
@@ -25949,11 +26714,13 @@
               <w:jc w:val="center"/>
               <w:rPr>
                 <w:b w:val="1"/>
+                <w:bCs w:val="1"/>
               </w:rPr>
             </w:pPr>
             <w:r>
               <w:rPr>
                 <w:b w:val="1"/>
+                <w:bCs w:val="1"/>
                 <w:rtl w:val="0"/>
               </w:rPr>
               <w:t xml:space="preserve">RK11: Arquitectura mal planificada</w:t>
@@ -26080,11 +26847,13 @@
               <w:jc w:val="center"/>
               <w:rPr>
                 <w:b w:val="1"/>
+                <w:bCs w:val="1"/>
               </w:rPr>
             </w:pPr>
             <w:r>
               <w:rPr>
                 <w:b w:val="1"/>
+                <w:bCs w:val="1"/>
                 <w:rtl w:val="0"/>
               </w:rPr>
               <w:t xml:space="preserve">RK14: Datos de prueba inadecuados</w:t>
@@ -26211,11 +26980,13 @@
               <w:jc w:val="center"/>
               <w:rPr>
                 <w:b w:val="1"/>
+                <w:bCs w:val="1"/>
               </w:rPr>
             </w:pPr>
             <w:r>
               <w:rPr>
                 <w:b w:val="1"/>
+                <w:bCs w:val="1"/>
                 <w:rtl w:val="0"/>
               </w:rPr>
               <w:t xml:space="preserve">RK05: Falta definición requerimientos</w:t>
@@ -26342,11 +27113,13 @@
               <w:jc w:val="center"/>
               <w:rPr>
                 <w:b w:val="1"/>
+                <w:bCs w:val="1"/>
               </w:rPr>
             </w:pPr>
             <w:r>
               <w:rPr>
                 <w:b w:val="1"/>
+                <w:bCs w:val="1"/>
                 <w:rtl w:val="0"/>
               </w:rPr>
               <w:t xml:space="preserve">RK16: Tiempo limitado cuatrimestre</w:t>
@@ -26473,11 +27246,13 @@
               <w:jc w:val="center"/>
               <w:rPr>
                 <w:b w:val="1"/>
+                <w:bCs w:val="1"/>
               </w:rPr>
             </w:pPr>
             <w:r>
               <w:rPr>
                 <w:b w:val="1"/>
+                <w:bCs w:val="1"/>
                 <w:rtl w:val="0"/>
               </w:rPr>
               <w:t xml:space="preserve"> RK03: Ausencia de integrantes</w:t>
@@ -27022,6 +27797,7 @@
               <w:rPr>
                 <w:rFonts w:ascii="Calibri" w:cs="Calibri" w:eastAsia="Calibri" w:hAnsi="Calibri"/>
                 <w:b w:val="0"/>
+                <w:bCs w:val="0"/>
                 <w:color w:val="000000"/>
                 <w:sz w:val="22"/>
                 <w:szCs w:val="22"/>
@@ -27031,6 +27807,7 @@
               <w:rPr>
                 <w:rFonts w:ascii="Calibri" w:cs="Calibri" w:eastAsia="Calibri" w:hAnsi="Calibri"/>
                 <w:b w:val="0"/>
+                <w:bCs w:val="0"/>
                 <w:color w:val="000000"/>
                 <w:sz w:val="22"/>
                 <w:szCs w:val="22"/>
@@ -27051,6 +27828,7 @@
               <w:rPr>
                 <w:rFonts w:ascii="Calibri" w:cs="Calibri" w:eastAsia="Calibri" w:hAnsi="Calibri"/>
                 <w:b w:val="0"/>
+                <w:bCs w:val="0"/>
                 <w:color w:val="000000"/>
                 <w:sz w:val="22"/>
                 <w:szCs w:val="22"/>
@@ -27060,6 +27838,7 @@
               <w:rPr>
                 <w:rFonts w:ascii="Calibri" w:cs="Calibri" w:eastAsia="Calibri" w:hAnsi="Calibri"/>
                 <w:b w:val="0"/>
+                <w:bCs w:val="0"/>
                 <w:color w:val="000000"/>
                 <w:sz w:val="22"/>
                 <w:szCs w:val="22"/>
@@ -27080,6 +27859,7 @@
               <w:rPr>
                 <w:rFonts w:ascii="Calibri" w:cs="Calibri" w:eastAsia="Calibri" w:hAnsi="Calibri"/>
                 <w:b w:val="0"/>
+                <w:bCs w:val="0"/>
                 <w:color w:val="000000"/>
                 <w:sz w:val="22"/>
                 <w:szCs w:val="22"/>
@@ -27089,6 +27869,7 @@
               <w:rPr>
                 <w:rFonts w:ascii="Calibri" w:cs="Calibri" w:eastAsia="Calibri" w:hAnsi="Calibri"/>
                 <w:b w:val="0"/>
+                <w:bCs w:val="0"/>
                 <w:color w:val="000000"/>
                 <w:sz w:val="22"/>
                 <w:szCs w:val="22"/>
@@ -27250,6 +28031,7 @@
               <w:rPr>
                 <w:rFonts w:ascii="Calibri" w:cs="Calibri" w:eastAsia="Calibri" w:hAnsi="Calibri"/>
                 <w:b w:val="0"/>
+                <w:bCs w:val="0"/>
                 <w:color w:val="000000"/>
                 <w:sz w:val="22"/>
                 <w:szCs w:val="22"/>
@@ -27259,6 +28041,7 @@
               <w:rPr>
                 <w:rFonts w:ascii="Calibri" w:cs="Calibri" w:eastAsia="Calibri" w:hAnsi="Calibri"/>
                 <w:b w:val="0"/>
+                <w:bCs w:val="0"/>
                 <w:color w:val="000000"/>
                 <w:sz w:val="22"/>
                 <w:szCs w:val="22"/>
@@ -27279,6 +28062,7 @@
               <w:rPr>
                 <w:rFonts w:ascii="Calibri" w:cs="Calibri" w:eastAsia="Calibri" w:hAnsi="Calibri"/>
                 <w:b w:val="0"/>
+                <w:bCs w:val="0"/>
                 <w:color w:val="000000"/>
                 <w:sz w:val="22"/>
                 <w:szCs w:val="22"/>
@@ -27288,6 +28072,7 @@
               <w:rPr>
                 <w:rFonts w:ascii="Calibri" w:cs="Calibri" w:eastAsia="Calibri" w:hAnsi="Calibri"/>
                 <w:b w:val="0"/>
+                <w:bCs w:val="0"/>
                 <w:color w:val="000000"/>
                 <w:sz w:val="22"/>
                 <w:szCs w:val="22"/>
@@ -27449,6 +28234,7 @@
               <w:rPr>
                 <w:rFonts w:ascii="Calibri" w:cs="Calibri" w:eastAsia="Calibri" w:hAnsi="Calibri"/>
                 <w:b w:val="0"/>
+                <w:bCs w:val="0"/>
                 <w:color w:val="000000"/>
                 <w:sz w:val="22"/>
                 <w:szCs w:val="22"/>
@@ -27458,6 +28244,7 @@
               <w:rPr>
                 <w:rFonts w:ascii="Calibri" w:cs="Calibri" w:eastAsia="Calibri" w:hAnsi="Calibri"/>
                 <w:b w:val="0"/>
+                <w:bCs w:val="0"/>
                 <w:color w:val="000000"/>
                 <w:sz w:val="22"/>
                 <w:szCs w:val="22"/>
@@ -27478,6 +28265,7 @@
               <w:rPr>
                 <w:rFonts w:ascii="Calibri" w:cs="Calibri" w:eastAsia="Calibri" w:hAnsi="Calibri"/>
                 <w:b w:val="0"/>
+                <w:bCs w:val="0"/>
                 <w:color w:val="000000"/>
                 <w:sz w:val="22"/>
                 <w:szCs w:val="22"/>
@@ -27487,6 +28275,7 @@
               <w:rPr>
                 <w:rFonts w:ascii="Calibri" w:cs="Calibri" w:eastAsia="Calibri" w:hAnsi="Calibri"/>
                 <w:b w:val="0"/>
+                <w:bCs w:val="0"/>
                 <w:color w:val="000000"/>
                 <w:sz w:val="22"/>
                 <w:szCs w:val="22"/>
@@ -27507,6 +28296,7 @@
               <w:rPr>
                 <w:rFonts w:ascii="Calibri" w:cs="Calibri" w:eastAsia="Calibri" w:hAnsi="Calibri"/>
                 <w:b w:val="0"/>
+                <w:bCs w:val="0"/>
                 <w:color w:val="000000"/>
                 <w:sz w:val="22"/>
                 <w:szCs w:val="22"/>
@@ -27516,6 +28306,7 @@
               <w:rPr>
                 <w:rFonts w:ascii="Calibri" w:cs="Calibri" w:eastAsia="Calibri" w:hAnsi="Calibri"/>
                 <w:b w:val="0"/>
+                <w:bCs w:val="0"/>
                 <w:color w:val="000000"/>
                 <w:sz w:val="22"/>
                 <w:szCs w:val="22"/>
@@ -27677,6 +28468,7 @@
               <w:rPr>
                 <w:rFonts w:ascii="Calibri" w:cs="Calibri" w:eastAsia="Calibri" w:hAnsi="Calibri"/>
                 <w:b w:val="0"/>
+                <w:bCs w:val="0"/>
                 <w:color w:val="000000"/>
                 <w:sz w:val="22"/>
                 <w:szCs w:val="22"/>
@@ -27688,6 +28480,7 @@
               <w:rPr>
                 <w:rFonts w:ascii="Calibri" w:cs="Calibri" w:eastAsia="Calibri" w:hAnsi="Calibri"/>
                 <w:b w:val="0"/>
+                <w:bCs w:val="0"/>
                 <w:color w:val="000000"/>
                 <w:sz w:val="22"/>
                 <w:szCs w:val="22"/>
@@ -27708,6 +28501,7 @@
               <w:rPr>
                 <w:rFonts w:ascii="Calibri" w:cs="Calibri" w:eastAsia="Calibri" w:hAnsi="Calibri"/>
                 <w:b w:val="0"/>
+                <w:bCs w:val="0"/>
                 <w:color w:val="000000"/>
                 <w:sz w:val="22"/>
                 <w:szCs w:val="22"/>
@@ -27719,6 +28513,7 @@
               <w:rPr>
                 <w:rFonts w:ascii="Calibri" w:cs="Calibri" w:eastAsia="Calibri" w:hAnsi="Calibri"/>
                 <w:b w:val="0"/>
+                <w:bCs w:val="0"/>
                 <w:color w:val="000000"/>
                 <w:sz w:val="22"/>
                 <w:szCs w:val="22"/>
@@ -27739,6 +28534,7 @@
               <w:rPr>
                 <w:rFonts w:ascii="Calibri" w:cs="Calibri" w:eastAsia="Calibri" w:hAnsi="Calibri"/>
                 <w:b w:val="0"/>
+                <w:bCs w:val="0"/>
                 <w:color w:val="000000"/>
                 <w:sz w:val="22"/>
                 <w:szCs w:val="22"/>
@@ -27750,6 +28546,7 @@
               <w:rPr>
                 <w:rFonts w:ascii="Calibri" w:cs="Calibri" w:eastAsia="Calibri" w:hAnsi="Calibri"/>
                 <w:b w:val="0"/>
+                <w:bCs w:val="0"/>
                 <w:color w:val="000000"/>
                 <w:sz w:val="22"/>
                 <w:szCs w:val="22"/>
@@ -27768,6 +28565,7 @@
         <w:keepLines w:val="1"/>
         <w:rPr>
           <w:i w:val="1"/>
+          <w:iCs w:val="1"/>
           <w:color w:val="548dd4"/>
         </w:rPr>
       </w:pPr>
@@ -28294,7 +29092,9 @@
       <w:rPr>
         <w:rFonts w:ascii="Cambria" w:cs="Cambria" w:eastAsia="Cambria" w:hAnsi="Cambria"/>
         <w:b w:val="0"/>
+        <w:bCs w:val="0"/>
         <w:i w:val="0"/>
+        <w:iCs w:val="0"/>
         <w:smallCaps w:val="0"/>
         <w:strike w:val="0"/>
         <w:color w:val="000000"/>
@@ -28309,7 +29109,9 @@
       <w:rPr>
         <w:rFonts w:ascii="Cambria" w:cs="Cambria" w:eastAsia="Cambria" w:hAnsi="Cambria"/>
         <w:b w:val="0"/>
+        <w:bCs w:val="0"/>
         <w:i w:val="0"/>
+        <w:iCs w:val="0"/>
         <w:smallCaps w:val="0"/>
         <w:strike w:val="0"/>
         <w:color w:val="000000"/>
@@ -28348,7 +29150,9 @@
       <w:rPr>
         <w:rFonts w:ascii="Cambria" w:cs="Cambria" w:eastAsia="Cambria" w:hAnsi="Cambria"/>
         <w:b w:val="0"/>
+        <w:bCs w:val="0"/>
         <w:i w:val="0"/>
+        <w:iCs w:val="0"/>
         <w:smallCaps w:val="0"/>
         <w:strike w:val="0"/>
         <w:color w:val="000000"/>
@@ -28609,7 +29413,9 @@
       <w:rPr>
         <w:rFonts w:ascii="Cambria" w:cs="Cambria" w:eastAsia="Cambria" w:hAnsi="Cambria"/>
         <w:b w:val="0"/>
+        <w:bCs w:val="0"/>
         <w:i w:val="0"/>
+        <w:iCs w:val="0"/>
         <w:smallCaps w:val="0"/>
         <w:strike w:val="0"/>
         <w:color w:val="000000"/>
@@ -28664,7 +29470,9 @@
       <w:rPr>
         <w:rFonts w:ascii="Cambria" w:cs="Cambria" w:eastAsia="Cambria" w:hAnsi="Cambria"/>
         <w:b w:val="0"/>
+        <w:bCs w:val="0"/>
         <w:i w:val="0"/>
+        <w:iCs w:val="0"/>
         <w:smallCaps w:val="0"/>
         <w:strike w:val="0"/>
         <w:color w:val="000000"/>
@@ -28784,7 +29592,9 @@
       <w:rPr>
         <w:rFonts w:ascii="Cambria" w:cs="Cambria" w:eastAsia="Cambria" w:hAnsi="Cambria"/>
         <w:b w:val="0"/>
+        <w:bCs w:val="0"/>
         <w:i w:val="0"/>
+        <w:iCs w:val="0"/>
         <w:smallCaps w:val="0"/>
         <w:strike w:val="0"/>
         <w:color w:val="000000"/>
@@ -28904,7 +29714,9 @@
       <w:rPr>
         <w:rFonts w:ascii="Cambria" w:cs="Cambria" w:eastAsia="Cambria" w:hAnsi="Cambria"/>
         <w:b w:val="0"/>
+        <w:bCs w:val="0"/>
         <w:i w:val="0"/>
+        <w:iCs w:val="0"/>
         <w:smallCaps w:val="0"/>
         <w:strike w:val="0"/>
         <w:color w:val="000000"/>
@@ -30553,6 +31365,7 @@
     <w:rPr>
       <w:rFonts w:ascii="Cambria" w:cs="Cambria" w:eastAsia="Cambria" w:hAnsi="Cambria"/>
       <w:b w:val="1"/>
+      <w:bCs w:val="1"/>
       <w:color w:val="366091"/>
       <w:sz w:val="28"/>
       <w:szCs w:val="28"/>
@@ -30571,6 +31384,7 @@
     <w:rPr>
       <w:rFonts w:ascii="Cambria" w:cs="Cambria" w:eastAsia="Cambria" w:hAnsi="Cambria"/>
       <w:b w:val="1"/>
+      <w:bCs w:val="1"/>
       <w:color w:val="4f81bd"/>
       <w:sz w:val="26"/>
       <w:szCs w:val="26"/>
@@ -30587,6 +31401,7 @@
     <w:rPr>
       <w:rFonts w:ascii="Cambria" w:cs="Cambria" w:eastAsia="Cambria" w:hAnsi="Cambria"/>
       <w:b w:val="1"/>
+      <w:bCs w:val="1"/>
       <w:color w:val="4f81bd"/>
     </w:rPr>
   </w:style>
@@ -30601,7 +31416,9 @@
     <w:rPr>
       <w:rFonts w:ascii="Cambria" w:cs="Cambria" w:eastAsia="Cambria" w:hAnsi="Cambria"/>
       <w:b w:val="1"/>
+      <w:bCs w:val="1"/>
       <w:i w:val="1"/>
+      <w:iCs w:val="1"/>
       <w:color w:val="4f81bd"/>
     </w:rPr>
   </w:style>
@@ -30630,6 +31447,7 @@
     <w:rPr>
       <w:rFonts w:ascii="Times New Roman" w:cs="Times New Roman" w:eastAsia="Times New Roman" w:hAnsi="Times New Roman"/>
       <w:i w:val="1"/>
+      <w:iCs w:val="1"/>
     </w:rPr>
   </w:style>
   <w:style w:type="paragraph" w:styleId="Title">
@@ -30663,6 +31481,7 @@
     <w:rPr>
       <w:rFonts w:ascii="Georgia" w:cs="Georgia" w:eastAsia="Georgia" w:hAnsi="Georgia"/>
       <w:i w:val="1"/>
+      <w:iCs w:val="1"/>
       <w:color w:val="666666"/>
       <w:sz w:val="48"/>
       <w:szCs w:val="48"/>

--- a/Etapa Elaboración - Iteración 2/Plan de Pruebas - Kairos - NexTech.docx
+++ b/Etapa Elaboración - Iteración 2/Plan de Pruebas - Kairos - NexTech.docx
@@ -1011,12 +1011,12 @@
             <wp:extent cx="1304925" cy="2019300"/>
             <wp:effectExtent b="0" l="0" r="0" t="0"/>
             <wp:wrapSquare wrapText="bothSides" distB="0" distT="0" distL="114300" distR="114300"/>
-            <wp:docPr descr="UNPA.JPG" id="16" name="image1.jpg"/>
+            <wp:docPr descr="UNPA.JPG" id="16" name="image3.jpg"/>
             <a:graphic>
               <a:graphicData uri="http://schemas.openxmlformats.org/drawingml/2006/picture">
                 <pic:pic>
                   <pic:nvPicPr>
-                    <pic:cNvPr descr="UNPA.JPG" id="0" name="image1.jpg"/>
+                    <pic:cNvPr descr="UNPA.JPG" id="0" name="image3.jpg"/>
                     <pic:cNvPicPr preferRelativeResize="0"/>
                   </pic:nvPicPr>
                   <pic:blipFill>
@@ -1412,7 +1412,7 @@
     </w:p>
     <w:sdt>
       <w:sdtPr>
-        <w:id w:val="1340406194"/>
+        <w:id w:val="-1895679053"/>
         <w:docPartObj>
           <w:docPartGallery w:val="Table of Contents"/>
           <w:docPartUnique w:val="1"/>
@@ -29380,12 +29380,12 @@
           <wp:extent cx="669290" cy="669290"/>
           <wp:effectExtent b="0" l="0" r="0" t="0"/>
           <wp:wrapSquare wrapText="bothSides" distB="0" distT="0" distL="114300" distR="114300"/>
-          <wp:docPr descr="psi-negro.png" id="19" name="image3.png"/>
+          <wp:docPr descr="psi-negro.png" id="19" name="image1.png"/>
           <a:graphic>
             <a:graphicData uri="http://schemas.openxmlformats.org/drawingml/2006/picture">
               <pic:pic>
                 <pic:nvPicPr>
-                  <pic:cNvPr descr="psi-negro.png" id="0" name="image3.png"/>
+                  <pic:cNvPr descr="psi-negro.png" id="0" name="image1.png"/>
                   <pic:cNvPicPr preferRelativeResize="0"/>
                 </pic:nvPicPr>
                 <pic:blipFill>
@@ -29437,12 +29437,12 @@
           <wp:extent cx="425450" cy="666750"/>
           <wp:effectExtent b="0" l="0" r="0" t="0"/>
           <wp:wrapSquare wrapText="bothSides" distB="0" distT="0" distL="114300" distR="114300"/>
-          <wp:docPr descr="UNPA.JPG" id="15" name="image1.jpg"/>
+          <wp:docPr descr="UNPA.JPG" id="15" name="image3.jpg"/>
           <a:graphic>
             <a:graphicData uri="http://schemas.openxmlformats.org/drawingml/2006/picture">
               <pic:pic>
                 <pic:nvPicPr>
-                  <pic:cNvPr descr="UNPA.JPG" id="0" name="image1.jpg"/>
+                  <pic:cNvPr descr="UNPA.JPG" id="0" name="image3.jpg"/>
                   <pic:cNvPicPr preferRelativeResize="0"/>
                 </pic:nvPicPr>
                 <pic:blipFill>

--- a/Etapa Elaboración - Iteración 2/Plan de Pruebas - Kairos - NexTech.docx
+++ b/Etapa Elaboración - Iteración 2/Plan de Pruebas - Kairos - NexTech.docx
@@ -954,12 +954,12 @@
             <wp:extent cx="1200150" cy="1200150"/>
             <wp:effectExtent b="0" l="0" r="0" t="0"/>
             <wp:wrapSquare wrapText="bothSides" distB="0" distT="0" distL="114300" distR="114300"/>
-            <wp:docPr descr="psi-negro.png" id="17" name="image2.png"/>
+            <wp:docPr descr="psi-negro.png" id="17" name="image1.png"/>
             <a:graphic>
               <a:graphicData uri="http://schemas.openxmlformats.org/drawingml/2006/picture">
                 <pic:pic>
                   <pic:nvPicPr>
-                    <pic:cNvPr descr="psi-negro.png" id="0" name="image2.png"/>
+                    <pic:cNvPr descr="psi-negro.png" id="0" name="image1.png"/>
                     <pic:cNvPicPr preferRelativeResize="0"/>
                   </pic:nvPicPr>
                   <pic:blipFill>
@@ -1305,12 +1305,12 @@
             <wp:extent cx="1200150" cy="1200150"/>
             <wp:effectExtent b="0" l="0" r="0" t="0"/>
             <wp:wrapSquare wrapText="bothSides" distB="0" distT="0" distL="114300" distR="114300"/>
-            <wp:docPr descr="psi-negro.png" id="18" name="image2.png"/>
+            <wp:docPr descr="psi-negro.png" id="18" name="image1.png"/>
             <a:graphic>
               <a:graphicData uri="http://schemas.openxmlformats.org/drawingml/2006/picture">
                 <pic:pic>
                   <pic:nvPicPr>
-                    <pic:cNvPr descr="psi-negro.png" id="0" name="image2.png"/>
+                    <pic:cNvPr descr="psi-negro.png" id="0" name="image1.png"/>
                     <pic:cNvPicPr preferRelativeResize="0"/>
                   </pic:nvPicPr>
                   <pic:blipFill>
@@ -1412,7 +1412,7 @@
     </w:p>
     <w:sdt>
       <w:sdtPr>
-        <w:id w:val="-1895679053"/>
+        <w:id w:val="-1643655891"/>
         <w:docPartObj>
           <w:docPartGallery w:val="Table of Contents"/>
           <w:docPartUnique w:val="1"/>
@@ -29380,12 +29380,12 @@
           <wp:extent cx="669290" cy="669290"/>
           <wp:effectExtent b="0" l="0" r="0" t="0"/>
           <wp:wrapSquare wrapText="bothSides" distB="0" distT="0" distL="114300" distR="114300"/>
-          <wp:docPr descr="psi-negro.png" id="19" name="image1.png"/>
+          <wp:docPr descr="psi-negro.png" id="19" name="image2.png"/>
           <a:graphic>
             <a:graphicData uri="http://schemas.openxmlformats.org/drawingml/2006/picture">
               <pic:pic>
                 <pic:nvPicPr>
-                  <pic:cNvPr descr="psi-negro.png" id="0" name="image1.png"/>
+                  <pic:cNvPr descr="psi-negro.png" id="0" name="image2.png"/>
                   <pic:cNvPicPr preferRelativeResize="0"/>
                 </pic:nvPicPr>
                 <pic:blipFill>

--- a/Etapa Elaboración - Iteración 2/Plan de Pruebas - Kairos - NexTech.docx
+++ b/Etapa Elaboración - Iteración 2/Plan de Pruebas - Kairos - NexTech.docx
@@ -954,12 +954,12 @@
             <wp:extent cx="1200150" cy="1200150"/>
             <wp:effectExtent b="0" l="0" r="0" t="0"/>
             <wp:wrapSquare wrapText="bothSides" distB="0" distT="0" distL="114300" distR="114300"/>
-            <wp:docPr descr="psi-negro.png" id="17" name="image1.png"/>
+            <wp:docPr descr="psi-negro.png" id="17" name="image3.png"/>
             <a:graphic>
               <a:graphicData uri="http://schemas.openxmlformats.org/drawingml/2006/picture">
                 <pic:pic>
                   <pic:nvPicPr>
-                    <pic:cNvPr descr="psi-negro.png" id="0" name="image1.png"/>
+                    <pic:cNvPr descr="psi-negro.png" id="0" name="image3.png"/>
                     <pic:cNvPicPr preferRelativeResize="0"/>
                   </pic:nvPicPr>
                   <pic:blipFill>
@@ -1011,12 +1011,12 @@
             <wp:extent cx="1304925" cy="2019300"/>
             <wp:effectExtent b="0" l="0" r="0" t="0"/>
             <wp:wrapSquare wrapText="bothSides" distB="0" distT="0" distL="114300" distR="114300"/>
-            <wp:docPr descr="UNPA.JPG" id="16" name="image3.jpg"/>
+            <wp:docPr descr="UNPA.JPG" id="16" name="image1.jpg"/>
             <a:graphic>
               <a:graphicData uri="http://schemas.openxmlformats.org/drawingml/2006/picture">
                 <pic:pic>
                   <pic:nvPicPr>
-                    <pic:cNvPr descr="UNPA.JPG" id="0" name="image3.jpg"/>
+                    <pic:cNvPr descr="UNPA.JPG" id="0" name="image1.jpg"/>
                     <pic:cNvPicPr preferRelativeResize="0"/>
                   </pic:nvPicPr>
                   <pic:blipFill>
@@ -1305,12 +1305,12 @@
             <wp:extent cx="1200150" cy="1200150"/>
             <wp:effectExtent b="0" l="0" r="0" t="0"/>
             <wp:wrapSquare wrapText="bothSides" distB="0" distT="0" distL="114300" distR="114300"/>
-            <wp:docPr descr="psi-negro.png" id="18" name="image1.png"/>
+            <wp:docPr descr="psi-negro.png" id="18" name="image3.png"/>
             <a:graphic>
               <a:graphicData uri="http://schemas.openxmlformats.org/drawingml/2006/picture">
                 <pic:pic>
                   <pic:nvPicPr>
-                    <pic:cNvPr descr="psi-negro.png" id="0" name="image1.png"/>
+                    <pic:cNvPr descr="psi-negro.png" id="0" name="image3.png"/>
                     <pic:cNvPicPr preferRelativeResize="0"/>
                   </pic:nvPicPr>
                   <pic:blipFill>
@@ -1412,7 +1412,7 @@
     </w:p>
     <w:sdt>
       <w:sdtPr>
-        <w:id w:val="-1643655891"/>
+        <w:id w:val="-515700684"/>
         <w:docPartObj>
           <w:docPartGallery w:val="Table of Contents"/>
           <w:docPartUnique w:val="1"/>
@@ -29437,12 +29437,12 @@
           <wp:extent cx="425450" cy="666750"/>
           <wp:effectExtent b="0" l="0" r="0" t="0"/>
           <wp:wrapSquare wrapText="bothSides" distB="0" distT="0" distL="114300" distR="114300"/>
-          <wp:docPr descr="UNPA.JPG" id="15" name="image3.jpg"/>
+          <wp:docPr descr="UNPA.JPG" id="15" name="image1.jpg"/>
           <a:graphic>
             <a:graphicData uri="http://schemas.openxmlformats.org/drawingml/2006/picture">
               <pic:pic>
                 <pic:nvPicPr>
-                  <pic:cNvPr descr="UNPA.JPG" id="0" name="image3.jpg"/>
+                  <pic:cNvPr descr="UNPA.JPG" id="0" name="image1.jpg"/>
                   <pic:cNvPicPr preferRelativeResize="0"/>
                 </pic:nvPicPr>
                 <pic:blipFill>

--- a/Etapa Elaboración - Iteración 2/Plan de Pruebas - Kairos - NexTech.docx
+++ b/Etapa Elaboración - Iteración 2/Plan de Pruebas - Kairos - NexTech.docx
@@ -265,12 +265,12 @@
                 <wp:extent cx="103505" cy="11228070"/>
                 <wp:effectExtent b="0" l="0" r="0" t="0"/>
                 <wp:wrapNone/>
-                <wp:docPr id="14" name=""/>
+                <wp:docPr id="11" name=""/>
                 <a:graphic>
                   <a:graphicData uri="http://schemas.microsoft.com/office/word/2010/wordprocessingShape">
                     <wps:wsp>
                       <wps:cNvSpPr/>
-                      <wps:cNvPr id="20" name="Shape 20"/>
+                      <wps:cNvPr id="17" name="Shape 17"/>
                       <wps:spPr>
                         <a:xfrm>
                           <a:off x="5300598" y="0"/>
@@ -326,12 +326,12 @@
                 <wp:extent cx="103505" cy="11228070"/>
                 <wp:effectExtent b="0" l="0" r="0" t="0"/>
                 <wp:wrapNone/>
-                <wp:docPr id="14" name="image17.png"/>
+                <wp:docPr id="11" name="image14.png"/>
                 <a:graphic>
                   <a:graphicData uri="http://schemas.openxmlformats.org/drawingml/2006/picture">
                     <pic:pic>
                       <pic:nvPicPr>
-                        <pic:cNvPr id="0" name="image17.png"/>
+                        <pic:cNvPr id="0" name="image14.png"/>
                         <pic:cNvPicPr preferRelativeResize="0"/>
                       </pic:nvPicPr>
                       <pic:blipFill>
@@ -387,12 +387,12 @@
                 <wp:extent cx="103505" cy="11228070"/>
                 <wp:effectExtent b="0" l="0" r="0" t="0"/>
                 <wp:wrapNone/>
-                <wp:docPr id="8" name=""/>
+                <wp:docPr id="6" name=""/>
                 <a:graphic>
                   <a:graphicData uri="http://schemas.microsoft.com/office/word/2010/wordprocessingShape">
                     <wps:wsp>
                       <wps:cNvSpPr/>
-                      <wps:cNvPr id="9" name="Shape 9"/>
+                      <wps:cNvPr id="7" name="Shape 7"/>
                       <wps:spPr>
                         <a:xfrm>
                           <a:off x="5300598" y="0"/>
@@ -448,12 +448,12 @@
                 <wp:extent cx="103505" cy="11228070"/>
                 <wp:effectExtent b="0" l="0" r="0" t="0"/>
                 <wp:wrapNone/>
-                <wp:docPr id="8" name="image11.png"/>
+                <wp:docPr id="6" name="image9.png"/>
                 <a:graphic>
                   <a:graphicData uri="http://schemas.openxmlformats.org/drawingml/2006/picture">
                     <pic:pic>
                       <pic:nvPicPr>
-                        <pic:cNvPr id="0" name="image11.png"/>
+                        <pic:cNvPr id="0" name="image9.png"/>
                         <pic:cNvPicPr preferRelativeResize="0"/>
                       </pic:nvPicPr>
                       <pic:blipFill>
@@ -509,12 +509,12 @@
                 <wp:extent cx="7940040" cy="810895"/>
                 <wp:effectExtent b="0" l="0" r="0" t="0"/>
                 <wp:wrapNone/>
-                <wp:docPr id="11" name=""/>
+                <wp:docPr id="8" name=""/>
                 <a:graphic>
                   <a:graphicData uri="http://schemas.microsoft.com/office/word/2010/wordprocessingShape">
                     <wps:wsp>
                       <wps:cNvSpPr/>
-                      <wps:cNvPr id="12" name="Shape 12"/>
+                      <wps:cNvPr id="9" name="Shape 9"/>
                       <wps:spPr>
                         <a:xfrm>
                           <a:off x="1382330" y="3380903"/>
@@ -570,12 +570,12 @@
                 <wp:extent cx="7940040" cy="810895"/>
                 <wp:effectExtent b="0" l="0" r="0" t="0"/>
                 <wp:wrapNone/>
-                <wp:docPr id="11" name="image14.png"/>
+                <wp:docPr id="8" name="image11.png"/>
                 <a:graphic>
                   <a:graphicData uri="http://schemas.openxmlformats.org/drawingml/2006/picture">
                     <pic:pic>
                       <pic:nvPicPr>
-                        <pic:cNvPr id="0" name="image14.png"/>
+                        <pic:cNvPr id="0" name="image11.png"/>
                         <pic:cNvPicPr preferRelativeResize="0"/>
                       </pic:nvPicPr>
                       <pic:blipFill>
@@ -954,7 +954,7 @@
             <wp:extent cx="1200150" cy="1200150"/>
             <wp:effectExtent b="0" l="0" r="0" t="0"/>
             <wp:wrapSquare wrapText="bothSides" distB="0" distT="0" distL="114300" distR="114300"/>
-            <wp:docPr descr="psi-negro.png" id="17" name="image3.png"/>
+            <wp:docPr descr="psi-negro.png" id="14" name="image3.png"/>
             <a:graphic>
               <a:graphicData uri="http://schemas.openxmlformats.org/drawingml/2006/picture">
                 <pic:pic>
@@ -1011,7 +1011,7 @@
             <wp:extent cx="1304925" cy="2019300"/>
             <wp:effectExtent b="0" l="0" r="0" t="0"/>
             <wp:wrapSquare wrapText="bothSides" distB="0" distT="0" distL="114300" distR="114300"/>
-            <wp:docPr descr="UNPA.JPG" id="16" name="image1.jpg"/>
+            <wp:docPr descr="UNPA.JPG" id="13" name="image1.jpg"/>
             <a:graphic>
               <a:graphicData uri="http://schemas.openxmlformats.org/drawingml/2006/picture">
                 <pic:pic>
@@ -1305,7 +1305,7 @@
             <wp:extent cx="1200150" cy="1200150"/>
             <wp:effectExtent b="0" l="0" r="0" t="0"/>
             <wp:wrapSquare wrapText="bothSides" distB="0" distT="0" distL="114300" distR="114300"/>
-            <wp:docPr descr="psi-negro.png" id="18" name="image3.png"/>
+            <wp:docPr descr="psi-negro.png" id="15" name="image3.png"/>
             <a:graphic>
               <a:graphicData uri="http://schemas.openxmlformats.org/drawingml/2006/picture">
                 <pic:pic>
@@ -1412,7 +1412,7 @@
     </w:p>
     <w:sdt>
       <w:sdtPr>
-        <w:id w:val="-515700684"/>
+        <w:id w:val="-2075559752"/>
         <w:docPartObj>
           <w:docPartGallery w:val="Table of Contents"/>
           <w:docPartUnique w:val="1"/>
@@ -3439,6 +3439,22 @@
     </w:p>
     <w:p>
       <w:pPr>
+        <w:tabs>
+          <w:tab w:val="left" w:leader="none" w:pos="-142"/>
+        </w:tabs>
+        <w:spacing w:after="240" w:before="240" w:line="360" w:lineRule="auto"/>
+        <w:ind w:left="0"/>
+        <w:jc w:val="both"/>
+        <w:rPr/>
+      </w:pPr>
+      <w:r>
+        <w:rPr>
+          <w:rtl w:val="0"/>
+        </w:rPr>
+      </w:r>
+    </w:p>
+    <w:p>
+      <w:pPr>
         <w:pStyle w:val="Heading3"/>
         <w:keepNext w:val="0"/>
         <w:keepLines w:val="0"/>
@@ -3600,7 +3616,7 @@
         <w:rPr>
           <w:rtl w:val="0"/>
         </w:rPr>
-        <w:t xml:space="preserve"> para garantizar que la interfaz sea intuitiva y facilite las tareas a los desarrolladores.</w:t>
+        <w:t xml:space="preserve"> para garantizar que la interfaz sea intuitiva y facilita las tareas a los desarrolladores.</w:t>
       </w:r>
     </w:p>
     <w:p>
@@ -4092,68 +4108,6 @@
         </w:rPr>
         <w:t xml:space="preserve">Prevenir errores potenciales en la integración de módulos antes de la entrega final del proyecto.</w:t>
       </w:r>
-    </w:p>
-    <w:p>
-      <w:pPr>
-        <w:keepNext w:val="0"/>
-        <w:keepLines w:val="0"/>
-        <w:pageBreakBefore w:val="0"/>
-        <w:widowControl w:val="1"/>
-        <w:pBdr>
-          <w:top w:space="0" w:sz="0" w:val="nil"/>
-          <w:left w:space="0" w:sz="0" w:val="nil"/>
-          <w:bottom w:space="0" w:sz="0" w:val="nil"/>
-          <w:right w:space="0" w:sz="0" w:val="nil"/>
-          <w:between w:space="0" w:sz="0" w:val="nil"/>
-        </w:pBdr>
-        <w:shd w:fill="auto" w:val="clear"/>
-        <w:tabs>
-          <w:tab w:val="left" w:leader="none" w:pos="-142"/>
-        </w:tabs>
-        <w:spacing w:after="0" w:before="0" w:line="360" w:lineRule="auto"/>
-        <w:ind w:left="0" w:right="0" w:firstLine="0"/>
-        <w:jc w:val="both"/>
-        <w:rPr/>
-      </w:pPr>
-      <w:r>
-        <w:rPr>
-          <w:rtl w:val="0"/>
-        </w:rPr>
-      </w:r>
-    </w:p>
-    <w:p>
-      <w:pPr>
-        <w:keepNext w:val="0"/>
-        <w:keepLines w:val="0"/>
-        <w:pageBreakBefore w:val="0"/>
-        <w:widowControl w:val="0"/>
-        <w:pBdr>
-          <w:top w:space="0" w:sz="0" w:val="nil"/>
-          <w:left w:space="0" w:sz="0" w:val="nil"/>
-          <w:bottom w:space="0" w:sz="0" w:val="nil"/>
-          <w:right w:space="0" w:sz="0" w:val="nil"/>
-          <w:between w:space="0" w:sz="0" w:val="nil"/>
-        </w:pBdr>
-        <w:shd w:fill="auto" w:val="clear"/>
-        <w:spacing w:after="0" w:before="0" w:line="240" w:lineRule="auto"/>
-        <w:ind w:left="0" w:right="0" w:firstLine="0"/>
-        <w:jc w:val="both"/>
-        <w:rPr>
-          <w:rFonts w:ascii="Arial" w:cs="Arial" w:eastAsia="Arial" w:hAnsi="Arial"/>
-          <w:b w:val="0"/>
-          <w:bCs w:val="0"/>
-          <w:i w:val="1"/>
-          <w:iCs w:val="1"/>
-          <w:smallCaps w:val="0"/>
-          <w:strike w:val="0"/>
-          <w:color w:val="0000ff"/>
-          <w:sz w:val="20"/>
-          <w:szCs w:val="20"/>
-          <w:u w:val="none"/>
-          <w:shd w:fill="auto" w:val="clear"/>
-          <w:vertAlign w:val="baseline"/>
-        </w:rPr>
-      </w:pPr>
       <w:r>
         <w:rPr>
           <w:rtl w:val="0"/>
@@ -18989,25 +18943,6 @@
     </w:p>
     <w:p>
       <w:pPr>
-        <w:pStyle w:val="Heading2"/>
-        <w:keepNext w:val="1"/>
-        <w:keepLines w:val="1"/>
-        <w:rPr>
-          <w:vertAlign w:val="baseline"/>
-        </w:rPr>
-      </w:pPr>
-      <w:bookmarkStart w:colFirst="0" w:colLast="0" w:name="_q5b933k4kwzz" w:id="39"/>
-      <w:bookmarkEnd w:id="39"/>
-      <w:r>
-        <w:rPr>
-          <w:vertAlign w:val="baseline"/>
-          <w:rtl w:val="0"/>
-        </w:rPr>
-        <w:t xml:space="preserve">Ficha: Escenarios por Caso de Uso</w:t>
-      </w:r>
-    </w:p>
-    <w:p>
-      <w:pPr>
         <w:keepNext w:val="1"/>
         <w:keepLines w:val="1"/>
         <w:pageBreakBefore w:val="0"/>
@@ -19045,719 +18980,6 @@
         </w:rPr>
       </w:r>
     </w:p>
-    <w:tbl>
-      <w:tblPr>
-        <w:tblStyle w:val="Table13"/>
-        <w:tblW w:w="9221.0" w:type="dxa"/>
-        <w:jc w:val="left"/>
-        <w:tblInd w:w="-14.000000000000004" w:type="dxa"/>
-        <w:tblLayout w:type="fixed"/>
-        <w:tblLook w:val="0000"/>
-      </w:tblPr>
-      <w:tblGrid>
-        <w:gridCol w:w="1708"/>
-        <w:gridCol w:w="1701"/>
-        <w:gridCol w:w="1941"/>
-        <w:gridCol w:w="1941"/>
-        <w:gridCol w:w="1930"/>
-        <w:tblGridChange w:id="0">
-          <w:tblGrid>
-            <w:gridCol w:w="1708"/>
-            <w:gridCol w:w="1701"/>
-            <w:gridCol w:w="1941"/>
-            <w:gridCol w:w="1941"/>
-            <w:gridCol w:w="1930"/>
-          </w:tblGrid>
-        </w:tblGridChange>
-      </w:tblGrid>
-      <w:tr>
-        <w:trPr>
-          <w:cantSplit w:val="0"/>
-          <w:tblHeader w:val="1"/>
-        </w:trPr>
-        <w:tc>
-          <w:tcPr>
-            <w:gridSpan w:val="5"/>
-            <w:tcBorders>
-              <w:top w:color="000000" w:space="0" w:sz="4" w:val="single"/>
-              <w:left w:color="000000" w:space="0" w:sz="4" w:val="single"/>
-              <w:bottom w:color="000000" w:space="0" w:sz="4" w:val="single"/>
-              <w:right w:color="000000" w:space="0" w:sz="4" w:val="single"/>
-            </w:tcBorders>
-            <w:shd w:fill="e6e6e6" w:val="clear"/>
-          </w:tcPr>
-          <w:p>
-            <w:pPr>
-              <w:keepNext w:val="0"/>
-              <w:keepLines w:val="0"/>
-              <w:pageBreakBefore w:val="0"/>
-              <w:widowControl w:val="1"/>
-              <w:pBdr>
-                <w:top w:space="0" w:sz="0" w:val="nil"/>
-                <w:left w:space="0" w:sz="0" w:val="nil"/>
-                <w:bottom w:space="0" w:sz="0" w:val="nil"/>
-                <w:right w:space="0" w:sz="0" w:val="nil"/>
-                <w:between w:space="0" w:sz="0" w:val="nil"/>
-              </w:pBdr>
-              <w:shd w:fill="auto" w:val="clear"/>
-              <w:spacing w:after="0" w:before="200" w:line="276" w:lineRule="auto"/>
-              <w:ind w:left="0" w:right="0" w:firstLine="0"/>
-              <w:jc w:val="both"/>
-              <w:rPr>
-                <w:rFonts w:ascii="Calibri" w:cs="Calibri" w:eastAsia="Calibri" w:hAnsi="Calibri"/>
-                <w:b w:val="0"/>
-                <w:bCs w:val="0"/>
-                <w:i w:val="0"/>
-                <w:iCs w:val="0"/>
-                <w:smallCaps w:val="0"/>
-                <w:strike w:val="0"/>
-                <w:color w:val="000000"/>
-                <w:sz w:val="22"/>
-                <w:szCs w:val="22"/>
-                <w:u w:val="none"/>
-                <w:shd w:fill="auto" w:val="clear"/>
-                <w:vertAlign w:val="baseline"/>
-              </w:rPr>
-            </w:pPr>
-            <w:r>
-              <w:rPr>
-                <w:rFonts w:ascii="Calibri" w:cs="Calibri" w:eastAsia="Calibri" w:hAnsi="Calibri"/>
-                <w:b w:val="0"/>
-                <w:bCs w:val="0"/>
-                <w:i w:val="0"/>
-                <w:iCs w:val="0"/>
-                <w:smallCaps w:val="0"/>
-                <w:strike w:val="0"/>
-                <w:color w:val="000000"/>
-                <w:sz w:val="22"/>
-                <w:szCs w:val="22"/>
-                <w:u w:val="none"/>
-                <w:shd w:fill="auto" w:val="clear"/>
-                <w:vertAlign w:val="baseline"/>
-                <w:rtl w:val="0"/>
-              </w:rPr>
-              <w:t xml:space="preserve">     &lt;ID/Nombre de Caso de Uso&gt;</w:t>
-            </w:r>
-          </w:p>
-        </w:tc>
-      </w:tr>
-      <w:tr>
-        <w:trPr>
-          <w:cantSplit w:val="0"/>
-          <w:tblHeader w:val="0"/>
-        </w:trPr>
-        <w:tc>
-          <w:tcPr>
-            <w:tcBorders>
-              <w:top w:color="000000" w:space="0" w:sz="4" w:val="single"/>
-              <w:left w:color="000000" w:space="0" w:sz="4" w:val="single"/>
-              <w:bottom w:color="000000" w:space="0" w:sz="4" w:val="single"/>
-            </w:tcBorders>
-            <w:shd w:fill="c0c0c0" w:val="clear"/>
-          </w:tcPr>
-          <w:p>
-            <w:pPr>
-              <w:keepNext w:val="0"/>
-              <w:keepLines w:val="0"/>
-              <w:pageBreakBefore w:val="0"/>
-              <w:widowControl w:val="1"/>
-              <w:pBdr>
-                <w:top w:space="0" w:sz="0" w:val="nil"/>
-                <w:left w:space="0" w:sz="0" w:val="nil"/>
-                <w:bottom w:space="0" w:sz="0" w:val="nil"/>
-                <w:right w:space="0" w:sz="0" w:val="nil"/>
-                <w:between w:space="0" w:sz="0" w:val="nil"/>
-              </w:pBdr>
-              <w:shd w:fill="auto" w:val="clear"/>
-              <w:spacing w:after="0" w:before="200" w:line="276" w:lineRule="auto"/>
-              <w:ind w:left="0" w:right="0" w:firstLine="0"/>
-              <w:jc w:val="both"/>
-              <w:rPr>
-                <w:rFonts w:ascii="Calibri" w:cs="Calibri" w:eastAsia="Calibri" w:hAnsi="Calibri"/>
-                <w:b w:val="0"/>
-                <w:bCs w:val="0"/>
-                <w:i w:val="0"/>
-                <w:iCs w:val="0"/>
-                <w:smallCaps w:val="0"/>
-                <w:strike w:val="0"/>
-                <w:color w:val="000000"/>
-                <w:sz w:val="22"/>
-                <w:szCs w:val="22"/>
-                <w:u w:val="none"/>
-                <w:shd w:fill="auto" w:val="clear"/>
-                <w:vertAlign w:val="baseline"/>
-              </w:rPr>
-            </w:pPr>
-            <w:r>
-              <w:rPr>
-                <w:rFonts w:ascii="Calibri" w:cs="Calibri" w:eastAsia="Calibri" w:hAnsi="Calibri"/>
-                <w:b w:val="0"/>
-                <w:bCs w:val="0"/>
-                <w:i w:val="0"/>
-                <w:iCs w:val="0"/>
-                <w:smallCaps w:val="0"/>
-                <w:strike w:val="0"/>
-                <w:color w:val="000000"/>
-                <w:sz w:val="22"/>
-                <w:szCs w:val="22"/>
-                <w:u w:val="none"/>
-                <w:shd w:fill="auto" w:val="clear"/>
-                <w:vertAlign w:val="baseline"/>
-                <w:rtl w:val="0"/>
-              </w:rPr>
-              <w:t xml:space="preserve">ID Escenario</w:t>
-            </w:r>
-          </w:p>
-        </w:tc>
-        <w:tc>
-          <w:tcPr>
-            <w:tcBorders>
-              <w:top w:color="000000" w:space="0" w:sz="4" w:val="single"/>
-              <w:left w:color="000000" w:space="0" w:sz="4" w:val="single"/>
-              <w:bottom w:color="000000" w:space="0" w:sz="4" w:val="single"/>
-            </w:tcBorders>
-            <w:shd w:fill="c0c0c0" w:val="clear"/>
-          </w:tcPr>
-          <w:p>
-            <w:pPr>
-              <w:keepNext w:val="0"/>
-              <w:keepLines w:val="0"/>
-              <w:pageBreakBefore w:val="0"/>
-              <w:widowControl w:val="1"/>
-              <w:pBdr>
-                <w:top w:space="0" w:sz="0" w:val="nil"/>
-                <w:left w:space="0" w:sz="0" w:val="nil"/>
-                <w:bottom w:space="0" w:sz="0" w:val="nil"/>
-                <w:right w:space="0" w:sz="0" w:val="nil"/>
-                <w:between w:space="0" w:sz="0" w:val="nil"/>
-              </w:pBdr>
-              <w:shd w:fill="auto" w:val="clear"/>
-              <w:spacing w:after="0" w:before="200" w:line="276" w:lineRule="auto"/>
-              <w:ind w:left="0" w:right="0" w:firstLine="0"/>
-              <w:jc w:val="both"/>
-              <w:rPr>
-                <w:rFonts w:ascii="Calibri" w:cs="Calibri" w:eastAsia="Calibri" w:hAnsi="Calibri"/>
-                <w:b w:val="0"/>
-                <w:bCs w:val="0"/>
-                <w:i w:val="0"/>
-                <w:iCs w:val="0"/>
-                <w:smallCaps w:val="0"/>
-                <w:strike w:val="0"/>
-                <w:color w:val="000000"/>
-                <w:sz w:val="22"/>
-                <w:szCs w:val="22"/>
-                <w:u w:val="none"/>
-                <w:shd w:fill="auto" w:val="clear"/>
-                <w:vertAlign w:val="baseline"/>
-              </w:rPr>
-            </w:pPr>
-            <w:r>
-              <w:rPr>
-                <w:rFonts w:ascii="Calibri" w:cs="Calibri" w:eastAsia="Calibri" w:hAnsi="Calibri"/>
-                <w:b w:val="0"/>
-                <w:bCs w:val="0"/>
-                <w:i w:val="0"/>
-                <w:iCs w:val="0"/>
-                <w:smallCaps w:val="0"/>
-                <w:strike w:val="0"/>
-                <w:color w:val="000000"/>
-                <w:sz w:val="22"/>
-                <w:szCs w:val="22"/>
-                <w:u w:val="none"/>
-                <w:shd w:fill="auto" w:val="clear"/>
-                <w:vertAlign w:val="baseline"/>
-                <w:rtl w:val="0"/>
-              </w:rPr>
-              <w:t xml:space="preserve">Flujo Básico</w:t>
-            </w:r>
-          </w:p>
-        </w:tc>
-        <w:tc>
-          <w:tcPr>
-            <w:tcBorders>
-              <w:top w:color="000000" w:space="0" w:sz="4" w:val="single"/>
-              <w:left w:color="000000" w:space="0" w:sz="4" w:val="single"/>
-              <w:bottom w:color="000000" w:space="0" w:sz="4" w:val="single"/>
-            </w:tcBorders>
-            <w:shd w:fill="c0c0c0" w:val="clear"/>
-          </w:tcPr>
-          <w:p>
-            <w:pPr>
-              <w:keepNext w:val="0"/>
-              <w:keepLines w:val="0"/>
-              <w:pageBreakBefore w:val="0"/>
-              <w:widowControl w:val="1"/>
-              <w:pBdr>
-                <w:top w:space="0" w:sz="0" w:val="nil"/>
-                <w:left w:space="0" w:sz="0" w:val="nil"/>
-                <w:bottom w:space="0" w:sz="0" w:val="nil"/>
-                <w:right w:space="0" w:sz="0" w:val="nil"/>
-                <w:between w:space="0" w:sz="0" w:val="nil"/>
-              </w:pBdr>
-              <w:shd w:fill="auto" w:val="clear"/>
-              <w:spacing w:after="0" w:before="200" w:line="276" w:lineRule="auto"/>
-              <w:ind w:left="0" w:right="0" w:firstLine="0"/>
-              <w:jc w:val="both"/>
-              <w:rPr>
-                <w:rFonts w:ascii="Calibri" w:cs="Calibri" w:eastAsia="Calibri" w:hAnsi="Calibri"/>
-                <w:b w:val="0"/>
-                <w:bCs w:val="0"/>
-                <w:i w:val="0"/>
-                <w:iCs w:val="0"/>
-                <w:smallCaps w:val="0"/>
-                <w:strike w:val="0"/>
-                <w:color w:val="000000"/>
-                <w:sz w:val="22"/>
-                <w:szCs w:val="22"/>
-                <w:u w:val="none"/>
-                <w:shd w:fill="auto" w:val="clear"/>
-                <w:vertAlign w:val="baseline"/>
-              </w:rPr>
-            </w:pPr>
-            <w:r>
-              <w:rPr>
-                <w:rFonts w:ascii="Calibri" w:cs="Calibri" w:eastAsia="Calibri" w:hAnsi="Calibri"/>
-                <w:b w:val="0"/>
-                <w:bCs w:val="0"/>
-                <w:i w:val="0"/>
-                <w:iCs w:val="0"/>
-                <w:smallCaps w:val="0"/>
-                <w:strike w:val="0"/>
-                <w:color w:val="000000"/>
-                <w:sz w:val="22"/>
-                <w:szCs w:val="22"/>
-                <w:u w:val="none"/>
-                <w:shd w:fill="auto" w:val="clear"/>
-                <w:vertAlign w:val="baseline"/>
-                <w:rtl w:val="0"/>
-              </w:rPr>
-              <w:t xml:space="preserve">Flujo Alterno 1</w:t>
-            </w:r>
-          </w:p>
-        </w:tc>
-        <w:tc>
-          <w:tcPr>
-            <w:tcBorders>
-              <w:top w:color="000000" w:space="0" w:sz="4" w:val="single"/>
-              <w:left w:color="000000" w:space="0" w:sz="4" w:val="single"/>
-              <w:bottom w:color="000000" w:space="0" w:sz="4" w:val="single"/>
-            </w:tcBorders>
-            <w:shd w:fill="c0c0c0" w:val="clear"/>
-          </w:tcPr>
-          <w:p>
-            <w:pPr>
-              <w:keepNext w:val="0"/>
-              <w:keepLines w:val="0"/>
-              <w:pageBreakBefore w:val="0"/>
-              <w:widowControl w:val="1"/>
-              <w:pBdr>
-                <w:top w:space="0" w:sz="0" w:val="nil"/>
-                <w:left w:space="0" w:sz="0" w:val="nil"/>
-                <w:bottom w:space="0" w:sz="0" w:val="nil"/>
-                <w:right w:space="0" w:sz="0" w:val="nil"/>
-                <w:between w:space="0" w:sz="0" w:val="nil"/>
-              </w:pBdr>
-              <w:shd w:fill="auto" w:val="clear"/>
-              <w:spacing w:after="0" w:before="200" w:line="276" w:lineRule="auto"/>
-              <w:ind w:left="0" w:right="0" w:firstLine="0"/>
-              <w:jc w:val="both"/>
-              <w:rPr>
-                <w:rFonts w:ascii="Calibri" w:cs="Calibri" w:eastAsia="Calibri" w:hAnsi="Calibri"/>
-                <w:b w:val="0"/>
-                <w:bCs w:val="0"/>
-                <w:i w:val="0"/>
-                <w:iCs w:val="0"/>
-                <w:smallCaps w:val="0"/>
-                <w:strike w:val="0"/>
-                <w:color w:val="000000"/>
-                <w:sz w:val="22"/>
-                <w:szCs w:val="22"/>
-                <w:u w:val="none"/>
-                <w:shd w:fill="auto" w:val="clear"/>
-                <w:vertAlign w:val="baseline"/>
-              </w:rPr>
-            </w:pPr>
-            <w:r>
-              <w:rPr>
-                <w:rFonts w:ascii="Calibri" w:cs="Calibri" w:eastAsia="Calibri" w:hAnsi="Calibri"/>
-                <w:b w:val="0"/>
-                <w:bCs w:val="0"/>
-                <w:i w:val="0"/>
-                <w:iCs w:val="0"/>
-                <w:smallCaps w:val="0"/>
-                <w:strike w:val="0"/>
-                <w:color w:val="000000"/>
-                <w:sz w:val="22"/>
-                <w:szCs w:val="22"/>
-                <w:u w:val="none"/>
-                <w:shd w:fill="auto" w:val="clear"/>
-                <w:vertAlign w:val="baseline"/>
-                <w:rtl w:val="0"/>
-              </w:rPr>
-              <w:t xml:space="preserve">Flujo Alterno 2</w:t>
-            </w:r>
-          </w:p>
-        </w:tc>
-        <w:tc>
-          <w:tcPr>
-            <w:tcBorders>
-              <w:top w:color="000000" w:space="0" w:sz="4" w:val="single"/>
-              <w:left w:color="000000" w:space="0" w:sz="4" w:val="single"/>
-              <w:bottom w:color="000000" w:space="0" w:sz="4" w:val="single"/>
-              <w:right w:color="000000" w:space="0" w:sz="4" w:val="single"/>
-            </w:tcBorders>
-            <w:shd w:fill="c0c0c0" w:val="clear"/>
-          </w:tcPr>
-          <w:p>
-            <w:pPr>
-              <w:keepNext w:val="0"/>
-              <w:keepLines w:val="0"/>
-              <w:pageBreakBefore w:val="0"/>
-              <w:widowControl w:val="1"/>
-              <w:pBdr>
-                <w:top w:space="0" w:sz="0" w:val="nil"/>
-                <w:left w:space="0" w:sz="0" w:val="nil"/>
-                <w:bottom w:space="0" w:sz="0" w:val="nil"/>
-                <w:right w:space="0" w:sz="0" w:val="nil"/>
-                <w:between w:space="0" w:sz="0" w:val="nil"/>
-              </w:pBdr>
-              <w:shd w:fill="auto" w:val="clear"/>
-              <w:spacing w:after="0" w:before="200" w:line="276" w:lineRule="auto"/>
-              <w:ind w:left="0" w:right="0" w:firstLine="0"/>
-              <w:jc w:val="both"/>
-              <w:rPr>
-                <w:rFonts w:ascii="Calibri" w:cs="Calibri" w:eastAsia="Calibri" w:hAnsi="Calibri"/>
-                <w:b w:val="0"/>
-                <w:bCs w:val="0"/>
-                <w:i w:val="0"/>
-                <w:iCs w:val="0"/>
-                <w:smallCaps w:val="0"/>
-                <w:strike w:val="0"/>
-                <w:color w:val="0000ff"/>
-                <w:sz w:val="22"/>
-                <w:szCs w:val="22"/>
-                <w:u w:val="none"/>
-                <w:shd w:fill="auto" w:val="clear"/>
-                <w:vertAlign w:val="baseline"/>
-              </w:rPr>
-            </w:pPr>
-            <w:r>
-              <w:rPr>
-                <w:rFonts w:ascii="Calibri" w:cs="Calibri" w:eastAsia="Calibri" w:hAnsi="Calibri"/>
-                <w:b w:val="0"/>
-                <w:bCs w:val="0"/>
-                <w:i w:val="0"/>
-                <w:iCs w:val="0"/>
-                <w:smallCaps w:val="0"/>
-                <w:strike w:val="0"/>
-                <w:color w:val="000000"/>
-                <w:sz w:val="22"/>
-                <w:szCs w:val="22"/>
-                <w:u w:val="none"/>
-                <w:shd w:fill="auto" w:val="clear"/>
-                <w:vertAlign w:val="baseline"/>
-                <w:rtl w:val="0"/>
-              </w:rPr>
-              <w:t xml:space="preserve">Flujo Alterno </w:t>
-            </w:r>
-            <w:r>
-              <w:rPr>
-                <w:rFonts w:ascii="Calibri" w:cs="Calibri" w:eastAsia="Calibri" w:hAnsi="Calibri"/>
-                <w:b w:val="0"/>
-                <w:bCs w:val="0"/>
-                <w:i w:val="0"/>
-                <w:iCs w:val="0"/>
-                <w:smallCaps w:val="0"/>
-                <w:strike w:val="0"/>
-                <w:color w:val="0000ff"/>
-                <w:sz w:val="22"/>
-                <w:szCs w:val="22"/>
-                <w:u w:val="none"/>
-                <w:shd w:fill="auto" w:val="clear"/>
-                <w:vertAlign w:val="baseline"/>
-                <w:rtl w:val="0"/>
-              </w:rPr>
-              <w:t xml:space="preserve">(n)</w:t>
-            </w:r>
-          </w:p>
-        </w:tc>
-      </w:tr>
-      <w:tr>
-        <w:trPr>
-          <w:cantSplit w:val="0"/>
-          <w:tblHeader w:val="0"/>
-        </w:trPr>
-        <w:tc>
-          <w:tcPr>
-            <w:tcBorders>
-              <w:left w:color="000000" w:space="0" w:sz="4" w:val="single"/>
-              <w:bottom w:color="000000" w:space="0" w:sz="4" w:val="single"/>
-            </w:tcBorders>
-            <w:tcMar>
-              <w:top w:w="55.0" w:type="dxa"/>
-              <w:left w:w="55.0" w:type="dxa"/>
-              <w:bottom w:w="55.0" w:type="dxa"/>
-              <w:right w:w="55.0" w:type="dxa"/>
-            </w:tcMar>
-          </w:tcPr>
-          <w:p>
-            <w:pPr>
-              <w:keepNext w:val="0"/>
-              <w:keepLines w:val="0"/>
-              <w:pageBreakBefore w:val="0"/>
-              <w:widowControl w:val="1"/>
-              <w:pBdr>
-                <w:top w:space="0" w:sz="0" w:val="nil"/>
-                <w:left w:space="0" w:sz="0" w:val="nil"/>
-                <w:bottom w:space="0" w:sz="0" w:val="nil"/>
-                <w:right w:space="0" w:sz="0" w:val="nil"/>
-                <w:between w:space="0" w:sz="0" w:val="nil"/>
-              </w:pBdr>
-              <w:shd w:fill="auto" w:val="clear"/>
-              <w:tabs>
-                <w:tab w:val="left" w:leader="none" w:pos="0"/>
-              </w:tabs>
-              <w:spacing w:after="0" w:before="200" w:line="276" w:lineRule="auto"/>
-              <w:ind w:left="0" w:right="0" w:hanging="6"/>
-              <w:jc w:val="left"/>
-              <w:rPr>
-                <w:rFonts w:ascii="Calibri" w:cs="Calibri" w:eastAsia="Calibri" w:hAnsi="Calibri"/>
-                <w:b w:val="0"/>
-                <w:bCs w:val="0"/>
-                <w:i w:val="1"/>
-                <w:iCs w:val="1"/>
-                <w:smallCaps w:val="0"/>
-                <w:strike w:val="0"/>
-                <w:color w:val="548dd4"/>
-                <w:sz w:val="22"/>
-                <w:szCs w:val="22"/>
-                <w:u w:val="none"/>
-                <w:shd w:fill="auto" w:val="clear"/>
-                <w:vertAlign w:val="baseline"/>
-              </w:rPr>
-            </w:pPr>
-            <w:r>
-              <w:rPr>
-                <w:rtl w:val="0"/>
-              </w:rPr>
-            </w:r>
-          </w:p>
-        </w:tc>
-        <w:tc>
-          <w:tcPr>
-            <w:tcBorders>
-              <w:left w:color="000000" w:space="0" w:sz="4" w:val="single"/>
-              <w:bottom w:color="000000" w:space="0" w:sz="4" w:val="single"/>
-            </w:tcBorders>
-            <w:tcMar>
-              <w:top w:w="55.0" w:type="dxa"/>
-              <w:left w:w="55.0" w:type="dxa"/>
-              <w:bottom w:w="55.0" w:type="dxa"/>
-              <w:right w:w="55.0" w:type="dxa"/>
-            </w:tcMar>
-          </w:tcPr>
-          <w:p>
-            <w:pPr>
-              <w:keepNext w:val="0"/>
-              <w:keepLines w:val="0"/>
-              <w:pageBreakBefore w:val="0"/>
-              <w:widowControl w:val="1"/>
-              <w:pBdr>
-                <w:top w:space="0" w:sz="0" w:val="nil"/>
-                <w:left w:space="0" w:sz="0" w:val="nil"/>
-                <w:bottom w:space="0" w:sz="0" w:val="nil"/>
-                <w:right w:space="0" w:sz="0" w:val="nil"/>
-                <w:between w:space="0" w:sz="0" w:val="nil"/>
-              </w:pBdr>
-              <w:shd w:fill="auto" w:val="clear"/>
-              <w:tabs>
-                <w:tab w:val="left" w:leader="none" w:pos="0"/>
-              </w:tabs>
-              <w:spacing w:after="0" w:before="200" w:line="276" w:lineRule="auto"/>
-              <w:ind w:left="0" w:right="0" w:hanging="6"/>
-              <w:jc w:val="left"/>
-              <w:rPr>
-                <w:rFonts w:ascii="Calibri" w:cs="Calibri" w:eastAsia="Calibri" w:hAnsi="Calibri"/>
-                <w:b w:val="0"/>
-                <w:bCs w:val="0"/>
-                <w:i w:val="1"/>
-                <w:iCs w:val="1"/>
-                <w:smallCaps w:val="0"/>
-                <w:strike w:val="0"/>
-                <w:color w:val="548dd4"/>
-                <w:sz w:val="22"/>
-                <w:szCs w:val="22"/>
-                <w:u w:val="none"/>
-                <w:shd w:fill="auto" w:val="clear"/>
-                <w:vertAlign w:val="baseline"/>
-              </w:rPr>
-            </w:pPr>
-            <w:r>
-              <w:rPr>
-                <w:rtl w:val="0"/>
-              </w:rPr>
-            </w:r>
-          </w:p>
-        </w:tc>
-        <w:tc>
-          <w:tcPr>
-            <w:tcBorders>
-              <w:left w:color="000000" w:space="0" w:sz="4" w:val="single"/>
-              <w:bottom w:color="000000" w:space="0" w:sz="4" w:val="single"/>
-            </w:tcBorders>
-            <w:tcMar>
-              <w:top w:w="55.0" w:type="dxa"/>
-              <w:left w:w="55.0" w:type="dxa"/>
-              <w:bottom w:w="55.0" w:type="dxa"/>
-              <w:right w:w="55.0" w:type="dxa"/>
-            </w:tcMar>
-          </w:tcPr>
-          <w:p>
-            <w:pPr>
-              <w:keepNext w:val="0"/>
-              <w:keepLines w:val="0"/>
-              <w:pageBreakBefore w:val="0"/>
-              <w:widowControl w:val="1"/>
-              <w:pBdr>
-                <w:top w:space="0" w:sz="0" w:val="nil"/>
-                <w:left w:space="0" w:sz="0" w:val="nil"/>
-                <w:bottom w:space="0" w:sz="0" w:val="nil"/>
-                <w:right w:space="0" w:sz="0" w:val="nil"/>
-                <w:between w:space="0" w:sz="0" w:val="nil"/>
-              </w:pBdr>
-              <w:shd w:fill="auto" w:val="clear"/>
-              <w:tabs>
-                <w:tab w:val="left" w:leader="none" w:pos="0"/>
-              </w:tabs>
-              <w:spacing w:after="0" w:before="200" w:line="276" w:lineRule="auto"/>
-              <w:ind w:left="0" w:right="0" w:hanging="6"/>
-              <w:jc w:val="left"/>
-              <w:rPr>
-                <w:rFonts w:ascii="Calibri" w:cs="Calibri" w:eastAsia="Calibri" w:hAnsi="Calibri"/>
-                <w:b w:val="0"/>
-                <w:bCs w:val="0"/>
-                <w:i w:val="1"/>
-                <w:iCs w:val="1"/>
-                <w:smallCaps w:val="0"/>
-                <w:strike w:val="0"/>
-                <w:color w:val="548dd4"/>
-                <w:sz w:val="22"/>
-                <w:szCs w:val="22"/>
-                <w:u w:val="none"/>
-                <w:shd w:fill="auto" w:val="clear"/>
-                <w:vertAlign w:val="baseline"/>
-              </w:rPr>
-            </w:pPr>
-            <w:r>
-              <w:rPr>
-                <w:rtl w:val="0"/>
-              </w:rPr>
-            </w:r>
-          </w:p>
-        </w:tc>
-        <w:tc>
-          <w:tcPr>
-            <w:tcBorders>
-              <w:left w:color="000000" w:space="0" w:sz="4" w:val="single"/>
-              <w:bottom w:color="000000" w:space="0" w:sz="4" w:val="single"/>
-            </w:tcBorders>
-          </w:tcPr>
-          <w:p>
-            <w:pPr>
-              <w:keepNext w:val="0"/>
-              <w:keepLines w:val="0"/>
-              <w:pageBreakBefore w:val="0"/>
-              <w:widowControl w:val="1"/>
-              <w:pBdr>
-                <w:top w:space="0" w:sz="0" w:val="nil"/>
-                <w:left w:space="0" w:sz="0" w:val="nil"/>
-                <w:bottom w:space="0" w:sz="0" w:val="nil"/>
-                <w:right w:space="0" w:sz="0" w:val="nil"/>
-                <w:between w:space="0" w:sz="0" w:val="nil"/>
-              </w:pBdr>
-              <w:shd w:fill="auto" w:val="clear"/>
-              <w:tabs>
-                <w:tab w:val="left" w:leader="none" w:pos="0"/>
-              </w:tabs>
-              <w:spacing w:after="0" w:before="200" w:line="276" w:lineRule="auto"/>
-              <w:ind w:left="0" w:right="0" w:hanging="6"/>
-              <w:jc w:val="left"/>
-              <w:rPr>
-                <w:rFonts w:ascii="Calibri" w:cs="Calibri" w:eastAsia="Calibri" w:hAnsi="Calibri"/>
-                <w:b w:val="0"/>
-                <w:bCs w:val="0"/>
-                <w:i w:val="1"/>
-                <w:iCs w:val="1"/>
-                <w:smallCaps w:val="0"/>
-                <w:strike w:val="0"/>
-                <w:color w:val="548dd4"/>
-                <w:sz w:val="22"/>
-                <w:szCs w:val="22"/>
-                <w:u w:val="none"/>
-                <w:shd w:fill="auto" w:val="clear"/>
-                <w:vertAlign w:val="baseline"/>
-              </w:rPr>
-            </w:pPr>
-            <w:r>
-              <w:rPr>
-                <w:rtl w:val="0"/>
-              </w:rPr>
-            </w:r>
-          </w:p>
-        </w:tc>
-        <w:tc>
-          <w:tcPr>
-            <w:tcBorders>
-              <w:left w:color="000000" w:space="0" w:sz="4" w:val="single"/>
-              <w:bottom w:color="000000" w:space="0" w:sz="4" w:val="single"/>
-              <w:right w:color="000000" w:space="0" w:sz="4" w:val="single"/>
-            </w:tcBorders>
-          </w:tcPr>
-          <w:p>
-            <w:pPr>
-              <w:keepNext w:val="0"/>
-              <w:keepLines w:val="0"/>
-              <w:pageBreakBefore w:val="0"/>
-              <w:widowControl w:val="1"/>
-              <w:pBdr>
-                <w:top w:space="0" w:sz="0" w:val="nil"/>
-                <w:left w:space="0" w:sz="0" w:val="nil"/>
-                <w:bottom w:space="0" w:sz="0" w:val="nil"/>
-                <w:right w:space="0" w:sz="0" w:val="nil"/>
-                <w:between w:space="0" w:sz="0" w:val="nil"/>
-              </w:pBdr>
-              <w:shd w:fill="auto" w:val="clear"/>
-              <w:tabs>
-                <w:tab w:val="left" w:leader="none" w:pos="0"/>
-              </w:tabs>
-              <w:spacing w:after="0" w:before="200" w:line="276" w:lineRule="auto"/>
-              <w:ind w:left="0" w:right="0" w:hanging="6"/>
-              <w:jc w:val="left"/>
-              <w:rPr>
-                <w:rFonts w:ascii="Calibri" w:cs="Calibri" w:eastAsia="Calibri" w:hAnsi="Calibri"/>
-                <w:b w:val="0"/>
-                <w:bCs w:val="0"/>
-                <w:i w:val="1"/>
-                <w:iCs w:val="1"/>
-                <w:smallCaps w:val="0"/>
-                <w:strike w:val="0"/>
-                <w:color w:val="548dd4"/>
-                <w:sz w:val="22"/>
-                <w:szCs w:val="22"/>
-                <w:u w:val="none"/>
-                <w:shd w:fill="auto" w:val="clear"/>
-                <w:vertAlign w:val="baseline"/>
-              </w:rPr>
-            </w:pPr>
-            <w:r>
-              <w:rPr>
-                <w:rtl w:val="0"/>
-              </w:rPr>
-            </w:r>
-          </w:p>
-        </w:tc>
-      </w:tr>
-    </w:tbl>
     <w:p>
       <w:pPr>
         <w:rPr>
@@ -19769,4271 +18991,14 @@
           <w:szCs w:val="26"/>
         </w:rPr>
       </w:pPr>
-      <w:bookmarkStart w:colFirst="0" w:colLast="0" w:name="_bzwdt5ia4quh" w:id="40"/>
-      <w:bookmarkEnd w:id="40"/>
+      <w:bookmarkStart w:colFirst="0" w:colLast="0" w:name="_bzwdt5ia4quh" w:id="39"/>
+      <w:bookmarkEnd w:id="39"/>
       <w:r>
         <w:rPr>
           <w:rtl w:val="0"/>
         </w:rPr>
       </w:r>
     </w:p>
-    <w:p>
-      <w:pPr>
-        <w:rPr>
-          <w:rFonts w:ascii="Cambria" w:cs="Cambria" w:eastAsia="Cambria" w:hAnsi="Cambria"/>
-          <w:b w:val="1"/>
-          <w:bCs w:val="1"/>
-          <w:color w:val="4f81bd"/>
-          <w:sz w:val="26"/>
-          <w:szCs w:val="26"/>
-        </w:rPr>
-      </w:pPr>
-      <w:r>
-        <w:br w:type="page"/>
-      </w:r>
-      <w:r>
-        <w:rPr>
-          <w:rtl w:val="0"/>
-        </w:rPr>
-      </w:r>
-    </w:p>
-    <w:p>
-      <w:pPr>
-        <w:pStyle w:val="Heading2"/>
-        <w:keepNext w:val="1"/>
-        <w:keepLines w:val="1"/>
-        <w:rPr>
-          <w:vertAlign w:val="baseline"/>
-        </w:rPr>
-      </w:pPr>
-      <w:bookmarkStart w:colFirst="0" w:colLast="0" w:name="_rf3i6j6iyj33" w:id="41"/>
-      <w:bookmarkEnd w:id="41"/>
-      <w:r>
-        <w:rPr>
-          <w:vertAlign w:val="baseline"/>
-          <w:rtl w:val="0"/>
-        </w:rPr>
-        <w:t xml:space="preserve">Ficha: Resumen de Ciclos de Prueba</w:t>
-      </w:r>
-    </w:p>
-    <w:p>
-      <w:pPr>
-        <w:rPr/>
-      </w:pPr>
-      <w:r>
-        <w:rPr>
-          <w:rtl w:val="0"/>
-        </w:rPr>
-        <w:t xml:space="preserve">Se irá completando esta sección al iniciar la etapa de pruebas del sistema.</w:t>
-      </w:r>
-    </w:p>
-    <w:p>
-      <w:pPr>
-        <w:rPr/>
-      </w:pPr>
-      <w:r>
-        <w:rPr>
-          <w:rtl w:val="0"/>
-        </w:rPr>
-      </w:r>
-    </w:p>
-    <w:p>
-      <w:pPr>
-        <w:keepNext w:val="0"/>
-        <w:keepLines w:val="1"/>
-        <w:pageBreakBefore w:val="0"/>
-        <w:widowControl w:val="0"/>
-        <w:pBdr>
-          <w:top w:space="0" w:sz="0" w:val="nil"/>
-          <w:left w:space="0" w:sz="0" w:val="nil"/>
-          <w:bottom w:space="0" w:sz="0" w:val="nil"/>
-          <w:right w:space="0" w:sz="0" w:val="nil"/>
-          <w:between w:space="0" w:sz="0" w:val="nil"/>
-        </w:pBdr>
-        <w:shd w:fill="auto" w:val="clear"/>
-        <w:spacing w:after="120" w:before="0" w:line="276" w:lineRule="auto"/>
-        <w:ind w:left="720" w:right="0" w:firstLine="0"/>
-        <w:jc w:val="left"/>
-        <w:rPr>
-          <w:rFonts w:ascii="Times New Roman" w:cs="Times New Roman" w:eastAsia="Times New Roman" w:hAnsi="Times New Roman"/>
-          <w:b w:val="0"/>
-          <w:bCs w:val="0"/>
-          <w:i w:val="0"/>
-          <w:iCs w:val="0"/>
-          <w:smallCaps w:val="0"/>
-          <w:strike w:val="0"/>
-          <w:color w:val="000000"/>
-          <w:sz w:val="20"/>
-          <w:szCs w:val="20"/>
-          <w:u w:val="none"/>
-          <w:shd w:fill="auto" w:val="clear"/>
-          <w:vertAlign w:val="baseline"/>
-        </w:rPr>
-      </w:pPr>
-      <w:r>
-        <w:rPr>
-          <w:rFonts w:ascii="Times New Roman" w:cs="Times New Roman" w:eastAsia="Times New Roman" w:hAnsi="Times New Roman"/>
-          <w:b w:val="0"/>
-          <w:bCs w:val="0"/>
-          <w:i w:val="0"/>
-          <w:iCs w:val="0"/>
-          <w:smallCaps w:val="0"/>
-          <w:strike w:val="0"/>
-          <w:color w:val="000000"/>
-          <w:sz w:val="20"/>
-          <w:szCs w:val="20"/>
-          <w:u w:val="none"/>
-          <w:shd w:fill="auto" w:val="clear"/>
-          <w:vertAlign w:val="baseline"/>
-          <w:rtl w:val="0"/>
-        </w:rPr>
-        <w:t xml:space="preserve">ID del Proyecto/ Nombre: </w:t>
-      </w:r>
-    </w:p>
-    <w:p>
-      <w:pPr>
-        <w:keepNext w:val="0"/>
-        <w:keepLines w:val="1"/>
-        <w:pageBreakBefore w:val="0"/>
-        <w:widowControl w:val="0"/>
-        <w:pBdr>
-          <w:top w:space="0" w:sz="0" w:val="nil"/>
-          <w:left w:space="0" w:sz="0" w:val="nil"/>
-          <w:bottom w:space="0" w:sz="0" w:val="nil"/>
-          <w:right w:space="0" w:sz="0" w:val="nil"/>
-          <w:between w:space="0" w:sz="0" w:val="nil"/>
-        </w:pBdr>
-        <w:shd w:fill="auto" w:val="clear"/>
-        <w:spacing w:after="120" w:before="0" w:line="276" w:lineRule="auto"/>
-        <w:ind w:left="720" w:right="0" w:firstLine="0"/>
-        <w:jc w:val="left"/>
-        <w:rPr>
-          <w:rFonts w:ascii="Times New Roman" w:cs="Times New Roman" w:eastAsia="Times New Roman" w:hAnsi="Times New Roman"/>
-          <w:b w:val="0"/>
-          <w:bCs w:val="0"/>
-          <w:i w:val="0"/>
-          <w:iCs w:val="0"/>
-          <w:smallCaps w:val="0"/>
-          <w:strike w:val="0"/>
-          <w:color w:val="000000"/>
-          <w:sz w:val="20"/>
-          <w:szCs w:val="20"/>
-          <w:u w:val="none"/>
-          <w:shd w:fill="auto" w:val="clear"/>
-          <w:vertAlign w:val="baseline"/>
-        </w:rPr>
-      </w:pPr>
-      <w:r>
-        <w:rPr>
-          <w:rFonts w:ascii="Times New Roman" w:cs="Times New Roman" w:eastAsia="Times New Roman" w:hAnsi="Times New Roman"/>
-          <w:b w:val="0"/>
-          <w:bCs w:val="0"/>
-          <w:i w:val="0"/>
-          <w:iCs w:val="0"/>
-          <w:smallCaps w:val="0"/>
-          <w:strike w:val="0"/>
-          <w:color w:val="000000"/>
-          <w:sz w:val="20"/>
-          <w:szCs w:val="20"/>
-          <w:u w:val="none"/>
-          <w:shd w:fill="auto" w:val="clear"/>
-          <w:vertAlign w:val="baseline"/>
-          <w:rtl w:val="0"/>
-        </w:rPr>
-        <w:t xml:space="preserve">ID del Ciclo de Prueba: </w:t>
-      </w:r>
-    </w:p>
-    <w:p>
-      <w:pPr>
-        <w:keepNext w:val="0"/>
-        <w:keepLines w:val="1"/>
-        <w:pageBreakBefore w:val="0"/>
-        <w:widowControl w:val="0"/>
-        <w:pBdr>
-          <w:top w:space="0" w:sz="0" w:val="nil"/>
-          <w:left w:space="0" w:sz="0" w:val="nil"/>
-          <w:bottom w:space="0" w:sz="0" w:val="nil"/>
-          <w:right w:space="0" w:sz="0" w:val="nil"/>
-          <w:between w:space="0" w:sz="0" w:val="nil"/>
-        </w:pBdr>
-        <w:shd w:fill="auto" w:val="clear"/>
-        <w:spacing w:after="120" w:before="0" w:line="276" w:lineRule="auto"/>
-        <w:ind w:left="720" w:right="0" w:firstLine="0"/>
-        <w:jc w:val="left"/>
-        <w:rPr>
-          <w:rFonts w:ascii="Times New Roman" w:cs="Times New Roman" w:eastAsia="Times New Roman" w:hAnsi="Times New Roman"/>
-          <w:b w:val="0"/>
-          <w:bCs w:val="0"/>
-          <w:i w:val="0"/>
-          <w:iCs w:val="0"/>
-          <w:smallCaps w:val="0"/>
-          <w:strike w:val="0"/>
-          <w:color w:val="000000"/>
-          <w:sz w:val="22"/>
-          <w:szCs w:val="22"/>
-          <w:u w:val="none"/>
-          <w:shd w:fill="auto" w:val="clear"/>
-          <w:vertAlign w:val="baseline"/>
-        </w:rPr>
-      </w:pPr>
-      <w:r>
-        <w:rPr>
-          <w:rFonts w:ascii="Times New Roman" w:cs="Times New Roman" w:eastAsia="Times New Roman" w:hAnsi="Times New Roman"/>
-          <w:b w:val="0"/>
-          <w:bCs w:val="0"/>
-          <w:i w:val="0"/>
-          <w:iCs w:val="0"/>
-          <w:smallCaps w:val="0"/>
-          <w:strike w:val="0"/>
-          <w:color w:val="000000"/>
-          <w:sz w:val="20"/>
-          <w:szCs w:val="20"/>
-          <w:u w:val="none"/>
-          <w:shd w:fill="auto" w:val="clear"/>
-          <w:vertAlign w:val="baseline"/>
-          <w:rtl w:val="0"/>
-        </w:rPr>
-        <w:t xml:space="preserve">Fechas para el Ciclo de Prueba: Desde:</w:t>
-      </w:r>
-      <w:r>
-        <w:rPr>
-          <w:rFonts w:ascii="Times New Roman" w:cs="Times New Roman" w:eastAsia="Times New Roman" w:hAnsi="Times New Roman"/>
-          <w:b w:val="0"/>
-          <w:bCs w:val="0"/>
-          <w:i w:val="0"/>
-          <w:iCs w:val="0"/>
-          <w:smallCaps w:val="0"/>
-          <w:strike w:val="0"/>
-          <w:color w:val="000000"/>
-          <w:sz w:val="22"/>
-          <w:szCs w:val="22"/>
-          <w:u w:val="single"/>
-          <w:shd w:fill="auto" w:val="clear"/>
-          <w:vertAlign w:val="baseline"/>
-          <w:rtl w:val="0"/>
-        </w:rPr>
-        <w:t xml:space="preserve">                    </w:t>
-      </w:r>
-      <w:r>
-        <w:rPr>
-          <w:rFonts w:ascii="Times New Roman" w:cs="Times New Roman" w:eastAsia="Times New Roman" w:hAnsi="Times New Roman"/>
-          <w:b w:val="0"/>
-          <w:bCs w:val="0"/>
-          <w:i w:val="0"/>
-          <w:iCs w:val="0"/>
-          <w:smallCaps w:val="0"/>
-          <w:strike w:val="0"/>
-          <w:color w:val="000000"/>
-          <w:sz w:val="22"/>
-          <w:szCs w:val="22"/>
-          <w:u w:val="none"/>
-          <w:shd w:fill="auto" w:val="clear"/>
-          <w:vertAlign w:val="baseline"/>
-          <w:rtl w:val="0"/>
-        </w:rPr>
-        <w:t xml:space="preserve">  </w:t>
-      </w:r>
-      <w:r>
-        <w:rPr>
-          <w:rFonts w:ascii="Times New Roman" w:cs="Times New Roman" w:eastAsia="Times New Roman" w:hAnsi="Times New Roman"/>
-          <w:b w:val="0"/>
-          <w:bCs w:val="0"/>
-          <w:i w:val="0"/>
-          <w:iCs w:val="0"/>
-          <w:smallCaps w:val="0"/>
-          <w:strike w:val="0"/>
-          <w:color w:val="000000"/>
-          <w:sz w:val="20"/>
-          <w:szCs w:val="20"/>
-          <w:u w:val="none"/>
-          <w:shd w:fill="auto" w:val="clear"/>
-          <w:vertAlign w:val="baseline"/>
-          <w:rtl w:val="0"/>
-        </w:rPr>
-        <w:t xml:space="preserve">Hasta:</w:t>
-      </w:r>
-      <w:r>
-        <w:rPr>
-          <w:rFonts w:ascii="Times New Roman" w:cs="Times New Roman" w:eastAsia="Times New Roman" w:hAnsi="Times New Roman"/>
-          <w:b w:val="0"/>
-          <w:bCs w:val="0"/>
-          <w:i w:val="0"/>
-          <w:iCs w:val="0"/>
-          <w:smallCaps w:val="0"/>
-          <w:strike w:val="0"/>
-          <w:color w:val="000000"/>
-          <w:sz w:val="22"/>
-          <w:szCs w:val="22"/>
-          <w:u w:val="single"/>
-          <w:shd w:fill="auto" w:val="clear"/>
-          <w:vertAlign w:val="baseline"/>
-          <w:rtl w:val="0"/>
-        </w:rPr>
-        <w:t xml:space="preserve">                  </w:t>
-      </w:r>
-      <w:r>
-        <w:rPr>
-          <w:rFonts w:ascii="Times New Roman" w:cs="Times New Roman" w:eastAsia="Times New Roman" w:hAnsi="Times New Roman"/>
-          <w:b w:val="0"/>
-          <w:bCs w:val="0"/>
-          <w:i w:val="0"/>
-          <w:iCs w:val="0"/>
-          <w:smallCaps w:val="0"/>
-          <w:strike w:val="0"/>
-          <w:color w:val="000000"/>
-          <w:sz w:val="22"/>
-          <w:szCs w:val="22"/>
-          <w:u w:val="none"/>
-          <w:shd w:fill="auto" w:val="clear"/>
-          <w:vertAlign w:val="baseline"/>
-          <w:rtl w:val="0"/>
-        </w:rPr>
-        <w:t xml:space="preserve"> </w:t>
-      </w:r>
-    </w:p>
-    <w:tbl>
-      <w:tblPr>
-        <w:tblStyle w:val="Table14"/>
-        <w:tblW w:w="9214.0" w:type="dxa"/>
-        <w:jc w:val="left"/>
-        <w:tblInd w:w="-6.999999999999993" w:type="dxa"/>
-        <w:tblLayout w:type="fixed"/>
-        <w:tblLook w:val="0000"/>
-      </w:tblPr>
-      <w:tblGrid>
-        <w:gridCol w:w="1701"/>
-        <w:gridCol w:w="1843"/>
-        <w:gridCol w:w="1938"/>
-        <w:gridCol w:w="1938"/>
-        <w:gridCol w:w="1794"/>
-        <w:tblGridChange w:id="0">
-          <w:tblGrid>
-            <w:gridCol w:w="1701"/>
-            <w:gridCol w:w="1843"/>
-            <w:gridCol w:w="1938"/>
-            <w:gridCol w:w="1938"/>
-            <w:gridCol w:w="1794"/>
-          </w:tblGrid>
-        </w:tblGridChange>
-      </w:tblGrid>
-      <w:tr>
-        <w:trPr>
-          <w:cantSplit w:val="0"/>
-          <w:tblHeader w:val="1"/>
-        </w:trPr>
-        <w:tc>
-          <w:tcPr>
-            <w:tcBorders>
-              <w:top w:color="000000" w:space="0" w:sz="4" w:val="single"/>
-              <w:left w:color="000000" w:space="0" w:sz="4" w:val="single"/>
-              <w:bottom w:color="000000" w:space="0" w:sz="4" w:val="single"/>
-              <w:right w:color="000000" w:space="0" w:sz="4" w:val="single"/>
-            </w:tcBorders>
-            <w:shd w:fill="e6e6e6" w:val="clear"/>
-            <w:vAlign w:val="center"/>
-          </w:tcPr>
-          <w:p>
-            <w:pPr>
-              <w:keepNext w:val="0"/>
-              <w:keepLines w:val="0"/>
-              <w:pageBreakBefore w:val="0"/>
-              <w:widowControl w:val="1"/>
-              <w:pBdr>
-                <w:top w:space="0" w:sz="0" w:val="nil"/>
-                <w:left w:space="0" w:sz="0" w:val="nil"/>
-                <w:bottom w:space="0" w:sz="0" w:val="nil"/>
-                <w:right w:space="0" w:sz="0" w:val="nil"/>
-                <w:between w:space="0" w:sz="0" w:val="nil"/>
-              </w:pBdr>
-              <w:shd w:fill="auto" w:val="clear"/>
-              <w:spacing w:after="0" w:before="200" w:line="276" w:lineRule="auto"/>
-              <w:ind w:left="0" w:right="0" w:firstLine="0"/>
-              <w:jc w:val="both"/>
-              <w:rPr>
-                <w:rFonts w:ascii="Calibri" w:cs="Calibri" w:eastAsia="Calibri" w:hAnsi="Calibri"/>
-                <w:b w:val="0"/>
-                <w:bCs w:val="0"/>
-                <w:i w:val="0"/>
-                <w:iCs w:val="0"/>
-                <w:smallCaps w:val="0"/>
-                <w:strike w:val="0"/>
-                <w:color w:val="000000"/>
-                <w:sz w:val="22"/>
-                <w:szCs w:val="22"/>
-                <w:u w:val="none"/>
-                <w:shd w:fill="auto" w:val="clear"/>
-                <w:vertAlign w:val="baseline"/>
-              </w:rPr>
-            </w:pPr>
-            <w:r>
-              <w:rPr>
-                <w:rFonts w:ascii="Calibri" w:cs="Calibri" w:eastAsia="Calibri" w:hAnsi="Calibri"/>
-                <w:b w:val="0"/>
-                <w:bCs w:val="0"/>
-                <w:i w:val="0"/>
-                <w:iCs w:val="0"/>
-                <w:smallCaps w:val="0"/>
-                <w:strike w:val="0"/>
-                <w:color w:val="000000"/>
-                <w:sz w:val="22"/>
-                <w:szCs w:val="22"/>
-                <w:u w:val="none"/>
-                <w:shd w:fill="auto" w:val="clear"/>
-                <w:vertAlign w:val="baseline"/>
-                <w:rtl w:val="0"/>
-              </w:rPr>
-              <w:t xml:space="preserve">ID Caso de Uso</w:t>
-            </w:r>
-          </w:p>
-        </w:tc>
-        <w:tc>
-          <w:tcPr>
-            <w:tcBorders>
-              <w:top w:color="000000" w:space="0" w:sz="4" w:val="single"/>
-              <w:left w:color="000000" w:space="0" w:sz="4" w:val="single"/>
-              <w:bottom w:color="000000" w:space="0" w:sz="4" w:val="single"/>
-              <w:right w:color="000000" w:space="0" w:sz="4" w:val="single"/>
-            </w:tcBorders>
-            <w:shd w:fill="e6e6e6" w:val="clear"/>
-            <w:vAlign w:val="center"/>
-          </w:tcPr>
-          <w:p>
-            <w:pPr>
-              <w:keepNext w:val="0"/>
-              <w:keepLines w:val="0"/>
-              <w:pageBreakBefore w:val="0"/>
-              <w:widowControl w:val="1"/>
-              <w:pBdr>
-                <w:top w:space="0" w:sz="0" w:val="nil"/>
-                <w:left w:space="0" w:sz="0" w:val="nil"/>
-                <w:bottom w:space="0" w:sz="0" w:val="nil"/>
-                <w:right w:space="0" w:sz="0" w:val="nil"/>
-                <w:between w:space="0" w:sz="0" w:val="nil"/>
-              </w:pBdr>
-              <w:shd w:fill="auto" w:val="clear"/>
-              <w:spacing w:after="0" w:before="200" w:line="276" w:lineRule="auto"/>
-              <w:ind w:left="0" w:right="0" w:firstLine="0"/>
-              <w:jc w:val="both"/>
-              <w:rPr>
-                <w:rFonts w:ascii="Calibri" w:cs="Calibri" w:eastAsia="Calibri" w:hAnsi="Calibri"/>
-                <w:b w:val="0"/>
-                <w:bCs w:val="0"/>
-                <w:i w:val="0"/>
-                <w:iCs w:val="0"/>
-                <w:smallCaps w:val="0"/>
-                <w:strike w:val="0"/>
-                <w:color w:val="000000"/>
-                <w:sz w:val="22"/>
-                <w:szCs w:val="22"/>
-                <w:u w:val="none"/>
-                <w:shd w:fill="auto" w:val="clear"/>
-                <w:vertAlign w:val="baseline"/>
-              </w:rPr>
-            </w:pPr>
-            <w:r>
-              <w:rPr>
-                <w:rFonts w:ascii="Calibri" w:cs="Calibri" w:eastAsia="Calibri" w:hAnsi="Calibri"/>
-                <w:b w:val="0"/>
-                <w:bCs w:val="0"/>
-                <w:i w:val="0"/>
-                <w:iCs w:val="0"/>
-                <w:smallCaps w:val="0"/>
-                <w:strike w:val="0"/>
-                <w:color w:val="000000"/>
-                <w:sz w:val="22"/>
-                <w:szCs w:val="22"/>
-                <w:u w:val="none"/>
-                <w:shd w:fill="auto" w:val="clear"/>
-                <w:vertAlign w:val="baseline"/>
-                <w:rtl w:val="0"/>
-              </w:rPr>
-              <w:t xml:space="preserve">ID Caso de Pruebas</w:t>
-            </w:r>
-          </w:p>
-        </w:tc>
-        <w:tc>
-          <w:tcPr>
-            <w:tcBorders>
-              <w:top w:color="000000" w:space="0" w:sz="4" w:val="single"/>
-              <w:left w:color="000000" w:space="0" w:sz="4" w:val="single"/>
-              <w:bottom w:color="000000" w:space="0" w:sz="4" w:val="single"/>
-              <w:right w:color="000000" w:space="0" w:sz="4" w:val="single"/>
-            </w:tcBorders>
-            <w:shd w:fill="e6e6e6" w:val="clear"/>
-            <w:vAlign w:val="center"/>
-          </w:tcPr>
-          <w:p>
-            <w:pPr>
-              <w:keepNext w:val="0"/>
-              <w:keepLines w:val="0"/>
-              <w:pageBreakBefore w:val="0"/>
-              <w:widowControl w:val="1"/>
-              <w:pBdr>
-                <w:top w:space="0" w:sz="0" w:val="nil"/>
-                <w:left w:space="0" w:sz="0" w:val="nil"/>
-                <w:bottom w:space="0" w:sz="0" w:val="nil"/>
-                <w:right w:space="0" w:sz="0" w:val="nil"/>
-                <w:between w:space="0" w:sz="0" w:val="nil"/>
-              </w:pBdr>
-              <w:shd w:fill="auto" w:val="clear"/>
-              <w:spacing w:after="0" w:before="200" w:line="276" w:lineRule="auto"/>
-              <w:ind w:left="0" w:right="0" w:firstLine="0"/>
-              <w:jc w:val="both"/>
-              <w:rPr>
-                <w:rFonts w:ascii="Calibri" w:cs="Calibri" w:eastAsia="Calibri" w:hAnsi="Calibri"/>
-                <w:b w:val="0"/>
-                <w:bCs w:val="0"/>
-                <w:i w:val="0"/>
-                <w:iCs w:val="0"/>
-                <w:smallCaps w:val="0"/>
-                <w:strike w:val="0"/>
-                <w:color w:val="000000"/>
-                <w:sz w:val="22"/>
-                <w:szCs w:val="22"/>
-                <w:u w:val="none"/>
-                <w:shd w:fill="auto" w:val="clear"/>
-                <w:vertAlign w:val="baseline"/>
-              </w:rPr>
-            </w:pPr>
-            <w:r>
-              <w:rPr>
-                <w:rFonts w:ascii="Calibri" w:cs="Calibri" w:eastAsia="Calibri" w:hAnsi="Calibri"/>
-                <w:b w:val="0"/>
-                <w:bCs w:val="0"/>
-                <w:i w:val="0"/>
-                <w:iCs w:val="0"/>
-                <w:smallCaps w:val="0"/>
-                <w:strike w:val="0"/>
-                <w:color w:val="000000"/>
-                <w:sz w:val="22"/>
-                <w:szCs w:val="22"/>
-                <w:u w:val="none"/>
-                <w:shd w:fill="auto" w:val="clear"/>
-                <w:vertAlign w:val="baseline"/>
-                <w:rtl w:val="0"/>
-              </w:rPr>
-              <w:t xml:space="preserve">Resultados Esperados</w:t>
-            </w:r>
-          </w:p>
-        </w:tc>
-        <w:tc>
-          <w:tcPr>
-            <w:tcBorders>
-              <w:top w:color="000000" w:space="0" w:sz="4" w:val="single"/>
-              <w:left w:color="000000" w:space="0" w:sz="4" w:val="single"/>
-              <w:bottom w:color="000000" w:space="0" w:sz="4" w:val="single"/>
-              <w:right w:color="000000" w:space="0" w:sz="4" w:val="single"/>
-            </w:tcBorders>
-            <w:shd w:fill="e6e6e6" w:val="clear"/>
-            <w:vAlign w:val="center"/>
-          </w:tcPr>
-          <w:p>
-            <w:pPr>
-              <w:keepNext w:val="0"/>
-              <w:keepLines w:val="0"/>
-              <w:pageBreakBefore w:val="0"/>
-              <w:widowControl w:val="1"/>
-              <w:pBdr>
-                <w:top w:space="0" w:sz="0" w:val="nil"/>
-                <w:left w:space="0" w:sz="0" w:val="nil"/>
-                <w:bottom w:space="0" w:sz="0" w:val="nil"/>
-                <w:right w:space="0" w:sz="0" w:val="nil"/>
-                <w:between w:space="0" w:sz="0" w:val="nil"/>
-              </w:pBdr>
-              <w:shd w:fill="auto" w:val="clear"/>
-              <w:spacing w:after="0" w:before="200" w:line="276" w:lineRule="auto"/>
-              <w:ind w:left="0" w:right="0" w:firstLine="0"/>
-              <w:jc w:val="both"/>
-              <w:rPr>
-                <w:rFonts w:ascii="Calibri" w:cs="Calibri" w:eastAsia="Calibri" w:hAnsi="Calibri"/>
-                <w:b w:val="0"/>
-                <w:bCs w:val="0"/>
-                <w:i w:val="0"/>
-                <w:iCs w:val="0"/>
-                <w:smallCaps w:val="0"/>
-                <w:strike w:val="0"/>
-                <w:color w:val="000000"/>
-                <w:sz w:val="22"/>
-                <w:szCs w:val="22"/>
-                <w:u w:val="none"/>
-                <w:shd w:fill="auto" w:val="clear"/>
-                <w:vertAlign w:val="baseline"/>
-              </w:rPr>
-            </w:pPr>
-            <w:r>
-              <w:rPr>
-                <w:rFonts w:ascii="Calibri" w:cs="Calibri" w:eastAsia="Calibri" w:hAnsi="Calibri"/>
-                <w:b w:val="0"/>
-                <w:bCs w:val="0"/>
-                <w:i w:val="0"/>
-                <w:iCs w:val="0"/>
-                <w:smallCaps w:val="0"/>
-                <w:strike w:val="0"/>
-                <w:color w:val="000000"/>
-                <w:sz w:val="22"/>
-                <w:szCs w:val="22"/>
-                <w:u w:val="none"/>
-                <w:shd w:fill="auto" w:val="clear"/>
-                <w:vertAlign w:val="baseline"/>
-                <w:rtl w:val="0"/>
-              </w:rPr>
-              <w:t xml:space="preserve">Resultados Obtenidos</w:t>
-            </w:r>
-          </w:p>
-        </w:tc>
-        <w:tc>
-          <w:tcPr>
-            <w:tcBorders>
-              <w:top w:color="000000" w:space="0" w:sz="4" w:val="single"/>
-              <w:left w:color="000000" w:space="0" w:sz="4" w:val="single"/>
-              <w:bottom w:color="000000" w:space="0" w:sz="4" w:val="single"/>
-              <w:right w:color="000000" w:space="0" w:sz="4" w:val="single"/>
-            </w:tcBorders>
-            <w:shd w:fill="e6e6e6" w:val="clear"/>
-            <w:vAlign w:val="center"/>
-          </w:tcPr>
-          <w:p>
-            <w:pPr>
-              <w:keepNext w:val="0"/>
-              <w:keepLines w:val="0"/>
-              <w:pageBreakBefore w:val="0"/>
-              <w:widowControl w:val="1"/>
-              <w:pBdr>
-                <w:top w:space="0" w:sz="0" w:val="nil"/>
-                <w:left w:space="0" w:sz="0" w:val="nil"/>
-                <w:bottom w:space="0" w:sz="0" w:val="nil"/>
-                <w:right w:space="0" w:sz="0" w:val="nil"/>
-                <w:between w:space="0" w:sz="0" w:val="nil"/>
-              </w:pBdr>
-              <w:shd w:fill="auto" w:val="clear"/>
-              <w:spacing w:after="0" w:before="200" w:line="276" w:lineRule="auto"/>
-              <w:ind w:left="0" w:right="0" w:firstLine="0"/>
-              <w:jc w:val="both"/>
-              <w:rPr>
-                <w:rFonts w:ascii="Calibri" w:cs="Calibri" w:eastAsia="Calibri" w:hAnsi="Calibri"/>
-                <w:b w:val="0"/>
-                <w:bCs w:val="0"/>
-                <w:i w:val="0"/>
-                <w:iCs w:val="0"/>
-                <w:smallCaps w:val="0"/>
-                <w:strike w:val="0"/>
-                <w:color w:val="000000"/>
-                <w:sz w:val="22"/>
-                <w:szCs w:val="22"/>
-                <w:u w:val="none"/>
-                <w:shd w:fill="auto" w:val="clear"/>
-                <w:vertAlign w:val="baseline"/>
-              </w:rPr>
-            </w:pPr>
-            <w:r>
-              <w:rPr>
-                <w:rFonts w:ascii="Calibri" w:cs="Calibri" w:eastAsia="Calibri" w:hAnsi="Calibri"/>
-                <w:b w:val="0"/>
-                <w:bCs w:val="0"/>
-                <w:i w:val="0"/>
-                <w:iCs w:val="0"/>
-                <w:smallCaps w:val="0"/>
-                <w:strike w:val="0"/>
-                <w:color w:val="000000"/>
-                <w:sz w:val="22"/>
-                <w:szCs w:val="22"/>
-                <w:u w:val="none"/>
-                <w:shd w:fill="auto" w:val="clear"/>
-                <w:vertAlign w:val="baseline"/>
-                <w:rtl w:val="0"/>
-              </w:rPr>
-              <w:t xml:space="preserve">Observación</w:t>
-            </w:r>
-          </w:p>
-        </w:tc>
-      </w:tr>
-      <w:tr>
-        <w:trPr>
-          <w:cantSplit w:val="0"/>
-          <w:tblHeader w:val="0"/>
-        </w:trPr>
-        <w:tc>
-          <w:tcPr>
-            <w:tcBorders>
-              <w:top w:color="000000" w:space="0" w:sz="4" w:val="single"/>
-              <w:left w:color="000000" w:space="0" w:sz="4" w:val="single"/>
-              <w:bottom w:color="000000" w:space="0" w:sz="4" w:val="single"/>
-            </w:tcBorders>
-            <w:tcMar>
-              <w:top w:w="55.0" w:type="dxa"/>
-              <w:left w:w="55.0" w:type="dxa"/>
-              <w:bottom w:w="55.0" w:type="dxa"/>
-              <w:right w:w="55.0" w:type="dxa"/>
-            </w:tcMar>
-          </w:tcPr>
-          <w:p>
-            <w:pPr>
-              <w:keepNext w:val="0"/>
-              <w:keepLines w:val="0"/>
-              <w:pageBreakBefore w:val="0"/>
-              <w:widowControl w:val="0"/>
-              <w:pBdr>
-                <w:top w:space="0" w:sz="0" w:val="nil"/>
-                <w:left w:space="0" w:sz="0" w:val="nil"/>
-                <w:bottom w:space="0" w:sz="0" w:val="nil"/>
-                <w:right w:space="0" w:sz="0" w:val="nil"/>
-                <w:between w:space="0" w:sz="0" w:val="nil"/>
-              </w:pBdr>
-              <w:shd w:fill="auto" w:val="clear"/>
-              <w:spacing w:after="0" w:before="0" w:line="240" w:lineRule="auto"/>
-              <w:ind w:left="0" w:right="0" w:firstLine="0"/>
-              <w:jc w:val="left"/>
-              <w:rPr>
-                <w:rFonts w:ascii="Arial" w:cs="Arial" w:eastAsia="Arial" w:hAnsi="Arial"/>
-                <w:b w:val="0"/>
-                <w:bCs w:val="0"/>
-                <w:i w:val="0"/>
-                <w:iCs w:val="0"/>
-                <w:smallCaps w:val="0"/>
-                <w:strike w:val="0"/>
-                <w:color w:val="000000"/>
-                <w:sz w:val="20"/>
-                <w:szCs w:val="20"/>
-                <w:u w:val="none"/>
-                <w:shd w:fill="auto" w:val="clear"/>
-                <w:vertAlign w:val="baseline"/>
-              </w:rPr>
-            </w:pPr>
-            <w:r>
-              <w:rPr>
-                <w:rtl w:val="0"/>
-              </w:rPr>
-            </w:r>
-          </w:p>
-        </w:tc>
-        <w:tc>
-          <w:tcPr>
-            <w:tcBorders>
-              <w:top w:color="000000" w:space="0" w:sz="4" w:val="single"/>
-              <w:left w:color="000000" w:space="0" w:sz="4" w:val="single"/>
-              <w:bottom w:color="000000" w:space="0" w:sz="4" w:val="single"/>
-            </w:tcBorders>
-            <w:tcMar>
-              <w:top w:w="55.0" w:type="dxa"/>
-              <w:left w:w="55.0" w:type="dxa"/>
-              <w:bottom w:w="55.0" w:type="dxa"/>
-              <w:right w:w="55.0" w:type="dxa"/>
-            </w:tcMar>
-          </w:tcPr>
-          <w:p>
-            <w:pPr>
-              <w:keepNext w:val="0"/>
-              <w:keepLines w:val="0"/>
-              <w:pageBreakBefore w:val="0"/>
-              <w:widowControl w:val="0"/>
-              <w:pBdr>
-                <w:top w:space="0" w:sz="0" w:val="nil"/>
-                <w:left w:space="0" w:sz="0" w:val="nil"/>
-                <w:bottom w:space="0" w:sz="0" w:val="nil"/>
-                <w:right w:space="0" w:sz="0" w:val="nil"/>
-                <w:between w:space="0" w:sz="0" w:val="nil"/>
-              </w:pBdr>
-              <w:shd w:fill="auto" w:val="clear"/>
-              <w:spacing w:after="0" w:before="0" w:line="240" w:lineRule="auto"/>
-              <w:ind w:left="0" w:right="0" w:firstLine="0"/>
-              <w:jc w:val="left"/>
-              <w:rPr>
-                <w:rFonts w:ascii="Arial" w:cs="Arial" w:eastAsia="Arial" w:hAnsi="Arial"/>
-                <w:b w:val="0"/>
-                <w:bCs w:val="0"/>
-                <w:i w:val="0"/>
-                <w:iCs w:val="0"/>
-                <w:smallCaps w:val="0"/>
-                <w:strike w:val="0"/>
-                <w:color w:val="000000"/>
-                <w:sz w:val="20"/>
-                <w:szCs w:val="20"/>
-                <w:u w:val="none"/>
-                <w:shd w:fill="auto" w:val="clear"/>
-                <w:vertAlign w:val="baseline"/>
-              </w:rPr>
-            </w:pPr>
-            <w:r>
-              <w:rPr>
-                <w:rtl w:val="0"/>
-              </w:rPr>
-            </w:r>
-          </w:p>
-        </w:tc>
-        <w:tc>
-          <w:tcPr>
-            <w:tcBorders>
-              <w:top w:color="000000" w:space="0" w:sz="4" w:val="single"/>
-              <w:left w:color="000000" w:space="0" w:sz="4" w:val="single"/>
-              <w:bottom w:color="000000" w:space="0" w:sz="4" w:val="single"/>
-            </w:tcBorders>
-            <w:tcMar>
-              <w:top w:w="55.0" w:type="dxa"/>
-              <w:left w:w="55.0" w:type="dxa"/>
-              <w:bottom w:w="55.0" w:type="dxa"/>
-              <w:right w:w="55.0" w:type="dxa"/>
-            </w:tcMar>
-          </w:tcPr>
-          <w:p>
-            <w:pPr>
-              <w:keepNext w:val="0"/>
-              <w:keepLines w:val="0"/>
-              <w:pageBreakBefore w:val="0"/>
-              <w:widowControl w:val="0"/>
-              <w:pBdr>
-                <w:top w:space="0" w:sz="0" w:val="nil"/>
-                <w:left w:space="0" w:sz="0" w:val="nil"/>
-                <w:bottom w:space="0" w:sz="0" w:val="nil"/>
-                <w:right w:space="0" w:sz="0" w:val="nil"/>
-                <w:between w:space="0" w:sz="0" w:val="nil"/>
-              </w:pBdr>
-              <w:shd w:fill="auto" w:val="clear"/>
-              <w:spacing w:after="0" w:before="0" w:line="240" w:lineRule="auto"/>
-              <w:ind w:left="0" w:right="0" w:firstLine="0"/>
-              <w:jc w:val="left"/>
-              <w:rPr>
-                <w:rFonts w:ascii="Arial" w:cs="Arial" w:eastAsia="Arial" w:hAnsi="Arial"/>
-                <w:b w:val="0"/>
-                <w:bCs w:val="0"/>
-                <w:i w:val="0"/>
-                <w:iCs w:val="0"/>
-                <w:smallCaps w:val="0"/>
-                <w:strike w:val="0"/>
-                <w:color w:val="000000"/>
-                <w:sz w:val="20"/>
-                <w:szCs w:val="20"/>
-                <w:u w:val="none"/>
-                <w:shd w:fill="auto" w:val="clear"/>
-                <w:vertAlign w:val="baseline"/>
-              </w:rPr>
-            </w:pPr>
-            <w:r>
-              <w:rPr>
-                <w:rtl w:val="0"/>
-              </w:rPr>
-            </w:r>
-          </w:p>
-        </w:tc>
-        <w:tc>
-          <w:tcPr>
-            <w:tcBorders>
-              <w:top w:color="000000" w:space="0" w:sz="4" w:val="single"/>
-              <w:left w:color="000000" w:space="0" w:sz="4" w:val="single"/>
-              <w:bottom w:color="000000" w:space="0" w:sz="4" w:val="single"/>
-            </w:tcBorders>
-          </w:tcPr>
-          <w:p>
-            <w:pPr>
-              <w:keepNext w:val="0"/>
-              <w:keepLines w:val="0"/>
-              <w:pageBreakBefore w:val="0"/>
-              <w:widowControl w:val="0"/>
-              <w:pBdr>
-                <w:top w:space="0" w:sz="0" w:val="nil"/>
-                <w:left w:space="0" w:sz="0" w:val="nil"/>
-                <w:bottom w:space="0" w:sz="0" w:val="nil"/>
-                <w:right w:space="0" w:sz="0" w:val="nil"/>
-                <w:between w:space="0" w:sz="0" w:val="nil"/>
-              </w:pBdr>
-              <w:shd w:fill="auto" w:val="clear"/>
-              <w:spacing w:after="0" w:before="0" w:line="240" w:lineRule="auto"/>
-              <w:ind w:left="0" w:right="0" w:firstLine="0"/>
-              <w:jc w:val="left"/>
-              <w:rPr>
-                <w:rFonts w:ascii="Arial" w:cs="Arial" w:eastAsia="Arial" w:hAnsi="Arial"/>
-                <w:b w:val="0"/>
-                <w:bCs w:val="0"/>
-                <w:i w:val="0"/>
-                <w:iCs w:val="0"/>
-                <w:smallCaps w:val="0"/>
-                <w:strike w:val="0"/>
-                <w:color w:val="000000"/>
-                <w:sz w:val="20"/>
-                <w:szCs w:val="20"/>
-                <w:u w:val="none"/>
-                <w:shd w:fill="auto" w:val="clear"/>
-                <w:vertAlign w:val="baseline"/>
-              </w:rPr>
-            </w:pPr>
-            <w:r>
-              <w:rPr>
-                <w:rtl w:val="0"/>
-              </w:rPr>
-            </w:r>
-          </w:p>
-        </w:tc>
-        <w:tc>
-          <w:tcPr>
-            <w:tcBorders>
-              <w:top w:color="000000" w:space="0" w:sz="4" w:val="single"/>
-              <w:left w:color="000000" w:space="0" w:sz="4" w:val="single"/>
-              <w:bottom w:color="000000" w:space="0" w:sz="4" w:val="single"/>
-              <w:right w:color="000000" w:space="0" w:sz="4" w:val="single"/>
-            </w:tcBorders>
-          </w:tcPr>
-          <w:p>
-            <w:pPr>
-              <w:keepNext w:val="0"/>
-              <w:keepLines w:val="0"/>
-              <w:pageBreakBefore w:val="0"/>
-              <w:widowControl w:val="0"/>
-              <w:pBdr>
-                <w:top w:space="0" w:sz="0" w:val="nil"/>
-                <w:left w:space="0" w:sz="0" w:val="nil"/>
-                <w:bottom w:space="0" w:sz="0" w:val="nil"/>
-                <w:right w:space="0" w:sz="0" w:val="nil"/>
-                <w:between w:space="0" w:sz="0" w:val="nil"/>
-              </w:pBdr>
-              <w:shd w:fill="auto" w:val="clear"/>
-              <w:spacing w:after="0" w:before="0" w:line="240" w:lineRule="auto"/>
-              <w:ind w:left="0" w:right="0" w:firstLine="0"/>
-              <w:jc w:val="left"/>
-              <w:rPr>
-                <w:rFonts w:ascii="Arial" w:cs="Arial" w:eastAsia="Arial" w:hAnsi="Arial"/>
-                <w:b w:val="0"/>
-                <w:bCs w:val="0"/>
-                <w:i w:val="0"/>
-                <w:iCs w:val="0"/>
-                <w:smallCaps w:val="0"/>
-                <w:strike w:val="0"/>
-                <w:color w:val="000000"/>
-                <w:sz w:val="20"/>
-                <w:szCs w:val="20"/>
-                <w:u w:val="none"/>
-                <w:shd w:fill="auto" w:val="clear"/>
-                <w:vertAlign w:val="baseline"/>
-              </w:rPr>
-            </w:pPr>
-            <w:r>
-              <w:rPr>
-                <w:rtl w:val="0"/>
-              </w:rPr>
-            </w:r>
-          </w:p>
-        </w:tc>
-      </w:tr>
-      <w:tr>
-        <w:trPr>
-          <w:cantSplit w:val="0"/>
-          <w:tblHeader w:val="0"/>
-        </w:trPr>
-        <w:tc>
-          <w:tcPr>
-            <w:tcBorders>
-              <w:left w:color="000000" w:space="0" w:sz="4" w:val="single"/>
-              <w:bottom w:color="000000" w:space="0" w:sz="4" w:val="single"/>
-            </w:tcBorders>
-            <w:tcMar>
-              <w:top w:w="55.0" w:type="dxa"/>
-              <w:left w:w="55.0" w:type="dxa"/>
-              <w:bottom w:w="55.0" w:type="dxa"/>
-              <w:right w:w="55.0" w:type="dxa"/>
-            </w:tcMar>
-          </w:tcPr>
-          <w:p>
-            <w:pPr>
-              <w:keepNext w:val="0"/>
-              <w:keepLines w:val="0"/>
-              <w:pageBreakBefore w:val="0"/>
-              <w:widowControl w:val="0"/>
-              <w:pBdr>
-                <w:top w:space="0" w:sz="0" w:val="nil"/>
-                <w:left w:space="0" w:sz="0" w:val="nil"/>
-                <w:bottom w:space="0" w:sz="0" w:val="nil"/>
-                <w:right w:space="0" w:sz="0" w:val="nil"/>
-                <w:between w:space="0" w:sz="0" w:val="nil"/>
-              </w:pBdr>
-              <w:shd w:fill="auto" w:val="clear"/>
-              <w:spacing w:after="0" w:before="0" w:line="240" w:lineRule="auto"/>
-              <w:ind w:left="708" w:right="0" w:hanging="708"/>
-              <w:jc w:val="left"/>
-              <w:rPr>
-                <w:rFonts w:ascii="Arial" w:cs="Arial" w:eastAsia="Arial" w:hAnsi="Arial"/>
-                <w:b w:val="0"/>
-                <w:bCs w:val="0"/>
-                <w:i w:val="0"/>
-                <w:iCs w:val="0"/>
-                <w:smallCaps w:val="0"/>
-                <w:strike w:val="0"/>
-                <w:color w:val="000000"/>
-                <w:sz w:val="20"/>
-                <w:szCs w:val="20"/>
-                <w:u w:val="none"/>
-                <w:shd w:fill="auto" w:val="clear"/>
-                <w:vertAlign w:val="baseline"/>
-              </w:rPr>
-            </w:pPr>
-            <w:r>
-              <w:rPr>
-                <w:rtl w:val="0"/>
-              </w:rPr>
-            </w:r>
-          </w:p>
-        </w:tc>
-        <w:tc>
-          <w:tcPr>
-            <w:tcBorders>
-              <w:left w:color="000000" w:space="0" w:sz="4" w:val="single"/>
-              <w:bottom w:color="000000" w:space="0" w:sz="4" w:val="single"/>
-            </w:tcBorders>
-            <w:tcMar>
-              <w:top w:w="55.0" w:type="dxa"/>
-              <w:left w:w="55.0" w:type="dxa"/>
-              <w:bottom w:w="55.0" w:type="dxa"/>
-              <w:right w:w="55.0" w:type="dxa"/>
-            </w:tcMar>
-          </w:tcPr>
-          <w:p>
-            <w:pPr>
-              <w:keepNext w:val="0"/>
-              <w:keepLines w:val="0"/>
-              <w:pageBreakBefore w:val="0"/>
-              <w:widowControl w:val="0"/>
-              <w:pBdr>
-                <w:top w:space="0" w:sz="0" w:val="nil"/>
-                <w:left w:space="0" w:sz="0" w:val="nil"/>
-                <w:bottom w:space="0" w:sz="0" w:val="nil"/>
-                <w:right w:space="0" w:sz="0" w:val="nil"/>
-                <w:between w:space="0" w:sz="0" w:val="nil"/>
-              </w:pBdr>
-              <w:shd w:fill="auto" w:val="clear"/>
-              <w:spacing w:after="0" w:before="0" w:line="240" w:lineRule="auto"/>
-              <w:ind w:left="0" w:right="0" w:firstLine="0"/>
-              <w:jc w:val="left"/>
-              <w:rPr>
-                <w:rFonts w:ascii="Arial" w:cs="Arial" w:eastAsia="Arial" w:hAnsi="Arial"/>
-                <w:b w:val="0"/>
-                <w:bCs w:val="0"/>
-                <w:i w:val="0"/>
-                <w:iCs w:val="0"/>
-                <w:smallCaps w:val="0"/>
-                <w:strike w:val="0"/>
-                <w:color w:val="000000"/>
-                <w:sz w:val="20"/>
-                <w:szCs w:val="20"/>
-                <w:u w:val="none"/>
-                <w:shd w:fill="auto" w:val="clear"/>
-                <w:vertAlign w:val="baseline"/>
-              </w:rPr>
-            </w:pPr>
-            <w:r>
-              <w:rPr>
-                <w:rtl w:val="0"/>
-              </w:rPr>
-            </w:r>
-          </w:p>
-        </w:tc>
-        <w:tc>
-          <w:tcPr>
-            <w:tcBorders>
-              <w:left w:color="000000" w:space="0" w:sz="4" w:val="single"/>
-              <w:bottom w:color="000000" w:space="0" w:sz="4" w:val="single"/>
-            </w:tcBorders>
-            <w:tcMar>
-              <w:top w:w="55.0" w:type="dxa"/>
-              <w:left w:w="55.0" w:type="dxa"/>
-              <w:bottom w:w="55.0" w:type="dxa"/>
-              <w:right w:w="55.0" w:type="dxa"/>
-            </w:tcMar>
-          </w:tcPr>
-          <w:p>
-            <w:pPr>
-              <w:keepNext w:val="0"/>
-              <w:keepLines w:val="0"/>
-              <w:pageBreakBefore w:val="0"/>
-              <w:widowControl w:val="0"/>
-              <w:pBdr>
-                <w:top w:space="0" w:sz="0" w:val="nil"/>
-                <w:left w:space="0" w:sz="0" w:val="nil"/>
-                <w:bottom w:space="0" w:sz="0" w:val="nil"/>
-                <w:right w:space="0" w:sz="0" w:val="nil"/>
-                <w:between w:space="0" w:sz="0" w:val="nil"/>
-              </w:pBdr>
-              <w:shd w:fill="auto" w:val="clear"/>
-              <w:spacing w:after="0" w:before="0" w:line="240" w:lineRule="auto"/>
-              <w:ind w:left="0" w:right="0" w:firstLine="0"/>
-              <w:jc w:val="left"/>
-              <w:rPr>
-                <w:rFonts w:ascii="Arial" w:cs="Arial" w:eastAsia="Arial" w:hAnsi="Arial"/>
-                <w:b w:val="0"/>
-                <w:bCs w:val="0"/>
-                <w:i w:val="0"/>
-                <w:iCs w:val="0"/>
-                <w:smallCaps w:val="0"/>
-                <w:strike w:val="0"/>
-                <w:color w:val="000000"/>
-                <w:sz w:val="20"/>
-                <w:szCs w:val="20"/>
-                <w:u w:val="none"/>
-                <w:shd w:fill="auto" w:val="clear"/>
-                <w:vertAlign w:val="baseline"/>
-              </w:rPr>
-            </w:pPr>
-            <w:r>
-              <w:rPr>
-                <w:rtl w:val="0"/>
-              </w:rPr>
-            </w:r>
-          </w:p>
-        </w:tc>
-        <w:tc>
-          <w:tcPr>
-            <w:tcBorders>
-              <w:left w:color="000000" w:space="0" w:sz="4" w:val="single"/>
-              <w:bottom w:color="000000" w:space="0" w:sz="4" w:val="single"/>
-            </w:tcBorders>
-          </w:tcPr>
-          <w:p>
-            <w:pPr>
-              <w:keepNext w:val="0"/>
-              <w:keepLines w:val="0"/>
-              <w:pageBreakBefore w:val="0"/>
-              <w:widowControl w:val="0"/>
-              <w:pBdr>
-                <w:top w:space="0" w:sz="0" w:val="nil"/>
-                <w:left w:space="0" w:sz="0" w:val="nil"/>
-                <w:bottom w:space="0" w:sz="0" w:val="nil"/>
-                <w:right w:space="0" w:sz="0" w:val="nil"/>
-                <w:between w:space="0" w:sz="0" w:val="nil"/>
-              </w:pBdr>
-              <w:shd w:fill="auto" w:val="clear"/>
-              <w:spacing w:after="0" w:before="0" w:line="240" w:lineRule="auto"/>
-              <w:ind w:left="0" w:right="0" w:firstLine="0"/>
-              <w:jc w:val="left"/>
-              <w:rPr>
-                <w:rFonts w:ascii="Arial" w:cs="Arial" w:eastAsia="Arial" w:hAnsi="Arial"/>
-                <w:b w:val="0"/>
-                <w:bCs w:val="0"/>
-                <w:i w:val="0"/>
-                <w:iCs w:val="0"/>
-                <w:smallCaps w:val="0"/>
-                <w:strike w:val="0"/>
-                <w:color w:val="000000"/>
-                <w:sz w:val="20"/>
-                <w:szCs w:val="20"/>
-                <w:u w:val="none"/>
-                <w:shd w:fill="auto" w:val="clear"/>
-                <w:vertAlign w:val="baseline"/>
-              </w:rPr>
-            </w:pPr>
-            <w:r>
-              <w:rPr>
-                <w:rtl w:val="0"/>
-              </w:rPr>
-            </w:r>
-          </w:p>
-        </w:tc>
-        <w:tc>
-          <w:tcPr>
-            <w:tcBorders>
-              <w:left w:color="000000" w:space="0" w:sz="4" w:val="single"/>
-              <w:bottom w:color="000000" w:space="0" w:sz="4" w:val="single"/>
-              <w:right w:color="000000" w:space="0" w:sz="4" w:val="single"/>
-            </w:tcBorders>
-          </w:tcPr>
-          <w:p>
-            <w:pPr>
-              <w:keepNext w:val="0"/>
-              <w:keepLines w:val="0"/>
-              <w:pageBreakBefore w:val="0"/>
-              <w:widowControl w:val="0"/>
-              <w:pBdr>
-                <w:top w:space="0" w:sz="0" w:val="nil"/>
-                <w:left w:space="0" w:sz="0" w:val="nil"/>
-                <w:bottom w:space="0" w:sz="0" w:val="nil"/>
-                <w:right w:space="0" w:sz="0" w:val="nil"/>
-                <w:between w:space="0" w:sz="0" w:val="nil"/>
-              </w:pBdr>
-              <w:shd w:fill="auto" w:val="clear"/>
-              <w:spacing w:after="0" w:before="0" w:line="240" w:lineRule="auto"/>
-              <w:ind w:left="0" w:right="0" w:firstLine="0"/>
-              <w:jc w:val="left"/>
-              <w:rPr>
-                <w:rFonts w:ascii="Arial" w:cs="Arial" w:eastAsia="Arial" w:hAnsi="Arial"/>
-                <w:b w:val="0"/>
-                <w:bCs w:val="0"/>
-                <w:i w:val="0"/>
-                <w:iCs w:val="0"/>
-                <w:smallCaps w:val="0"/>
-                <w:strike w:val="0"/>
-                <w:color w:val="000000"/>
-                <w:sz w:val="20"/>
-                <w:szCs w:val="20"/>
-                <w:u w:val="none"/>
-                <w:shd w:fill="auto" w:val="clear"/>
-                <w:vertAlign w:val="baseline"/>
-              </w:rPr>
-            </w:pPr>
-            <w:r>
-              <w:rPr>
-                <w:rtl w:val="0"/>
-              </w:rPr>
-            </w:r>
-          </w:p>
-        </w:tc>
-      </w:tr>
-      <w:tr>
-        <w:trPr>
-          <w:cantSplit w:val="0"/>
-          <w:tblHeader w:val="0"/>
-        </w:trPr>
-        <w:tc>
-          <w:tcPr>
-            <w:tcBorders>
-              <w:left w:color="000000" w:space="0" w:sz="4" w:val="single"/>
-              <w:bottom w:color="000000" w:space="0" w:sz="4" w:val="single"/>
-            </w:tcBorders>
-            <w:tcMar>
-              <w:top w:w="55.0" w:type="dxa"/>
-              <w:left w:w="55.0" w:type="dxa"/>
-              <w:bottom w:w="55.0" w:type="dxa"/>
-              <w:right w:w="55.0" w:type="dxa"/>
-            </w:tcMar>
-          </w:tcPr>
-          <w:p>
-            <w:pPr>
-              <w:keepNext w:val="0"/>
-              <w:keepLines w:val="0"/>
-              <w:pageBreakBefore w:val="0"/>
-              <w:widowControl w:val="0"/>
-              <w:pBdr>
-                <w:top w:space="0" w:sz="0" w:val="nil"/>
-                <w:left w:space="0" w:sz="0" w:val="nil"/>
-                <w:bottom w:space="0" w:sz="0" w:val="nil"/>
-                <w:right w:space="0" w:sz="0" w:val="nil"/>
-                <w:between w:space="0" w:sz="0" w:val="nil"/>
-              </w:pBdr>
-              <w:shd w:fill="auto" w:val="clear"/>
-              <w:spacing w:after="0" w:before="0" w:line="240" w:lineRule="auto"/>
-              <w:ind w:left="0" w:right="0" w:firstLine="0"/>
-              <w:jc w:val="left"/>
-              <w:rPr>
-                <w:rFonts w:ascii="Arial" w:cs="Arial" w:eastAsia="Arial" w:hAnsi="Arial"/>
-                <w:b w:val="0"/>
-                <w:bCs w:val="0"/>
-                <w:i w:val="0"/>
-                <w:iCs w:val="0"/>
-                <w:smallCaps w:val="0"/>
-                <w:strike w:val="0"/>
-                <w:color w:val="000000"/>
-                <w:sz w:val="20"/>
-                <w:szCs w:val="20"/>
-                <w:u w:val="none"/>
-                <w:shd w:fill="auto" w:val="clear"/>
-                <w:vertAlign w:val="baseline"/>
-              </w:rPr>
-            </w:pPr>
-            <w:r>
-              <w:rPr>
-                <w:rtl w:val="0"/>
-              </w:rPr>
-            </w:r>
-          </w:p>
-        </w:tc>
-        <w:tc>
-          <w:tcPr>
-            <w:tcBorders>
-              <w:left w:color="000000" w:space="0" w:sz="4" w:val="single"/>
-              <w:bottom w:color="000000" w:space="0" w:sz="4" w:val="single"/>
-            </w:tcBorders>
-            <w:tcMar>
-              <w:top w:w="55.0" w:type="dxa"/>
-              <w:left w:w="55.0" w:type="dxa"/>
-              <w:bottom w:w="55.0" w:type="dxa"/>
-              <w:right w:w="55.0" w:type="dxa"/>
-            </w:tcMar>
-          </w:tcPr>
-          <w:p>
-            <w:pPr>
-              <w:keepNext w:val="0"/>
-              <w:keepLines w:val="0"/>
-              <w:pageBreakBefore w:val="0"/>
-              <w:widowControl w:val="0"/>
-              <w:pBdr>
-                <w:top w:space="0" w:sz="0" w:val="nil"/>
-                <w:left w:space="0" w:sz="0" w:val="nil"/>
-                <w:bottom w:space="0" w:sz="0" w:val="nil"/>
-                <w:right w:space="0" w:sz="0" w:val="nil"/>
-                <w:between w:space="0" w:sz="0" w:val="nil"/>
-              </w:pBdr>
-              <w:shd w:fill="auto" w:val="clear"/>
-              <w:spacing w:after="0" w:before="0" w:line="240" w:lineRule="auto"/>
-              <w:ind w:left="0" w:right="0" w:firstLine="0"/>
-              <w:jc w:val="left"/>
-              <w:rPr>
-                <w:rFonts w:ascii="Arial" w:cs="Arial" w:eastAsia="Arial" w:hAnsi="Arial"/>
-                <w:b w:val="0"/>
-                <w:bCs w:val="0"/>
-                <w:i w:val="0"/>
-                <w:iCs w:val="0"/>
-                <w:smallCaps w:val="0"/>
-                <w:strike w:val="0"/>
-                <w:color w:val="000000"/>
-                <w:sz w:val="20"/>
-                <w:szCs w:val="20"/>
-                <w:u w:val="none"/>
-                <w:shd w:fill="auto" w:val="clear"/>
-                <w:vertAlign w:val="baseline"/>
-              </w:rPr>
-            </w:pPr>
-            <w:r>
-              <w:rPr>
-                <w:rtl w:val="0"/>
-              </w:rPr>
-            </w:r>
-          </w:p>
-        </w:tc>
-        <w:tc>
-          <w:tcPr>
-            <w:tcBorders>
-              <w:left w:color="000000" w:space="0" w:sz="4" w:val="single"/>
-              <w:bottom w:color="000000" w:space="0" w:sz="4" w:val="single"/>
-            </w:tcBorders>
-            <w:tcMar>
-              <w:top w:w="55.0" w:type="dxa"/>
-              <w:left w:w="55.0" w:type="dxa"/>
-              <w:bottom w:w="55.0" w:type="dxa"/>
-              <w:right w:w="55.0" w:type="dxa"/>
-            </w:tcMar>
-          </w:tcPr>
-          <w:p>
-            <w:pPr>
-              <w:keepNext w:val="0"/>
-              <w:keepLines w:val="0"/>
-              <w:pageBreakBefore w:val="0"/>
-              <w:widowControl w:val="0"/>
-              <w:pBdr>
-                <w:top w:space="0" w:sz="0" w:val="nil"/>
-                <w:left w:space="0" w:sz="0" w:val="nil"/>
-                <w:bottom w:space="0" w:sz="0" w:val="nil"/>
-                <w:right w:space="0" w:sz="0" w:val="nil"/>
-                <w:between w:space="0" w:sz="0" w:val="nil"/>
-              </w:pBdr>
-              <w:shd w:fill="auto" w:val="clear"/>
-              <w:spacing w:after="0" w:before="0" w:line="240" w:lineRule="auto"/>
-              <w:ind w:left="0" w:right="0" w:firstLine="0"/>
-              <w:jc w:val="left"/>
-              <w:rPr>
-                <w:rFonts w:ascii="Arial" w:cs="Arial" w:eastAsia="Arial" w:hAnsi="Arial"/>
-                <w:b w:val="0"/>
-                <w:bCs w:val="0"/>
-                <w:i w:val="0"/>
-                <w:iCs w:val="0"/>
-                <w:smallCaps w:val="0"/>
-                <w:strike w:val="0"/>
-                <w:color w:val="000000"/>
-                <w:sz w:val="20"/>
-                <w:szCs w:val="20"/>
-                <w:u w:val="none"/>
-                <w:shd w:fill="auto" w:val="clear"/>
-                <w:vertAlign w:val="baseline"/>
-              </w:rPr>
-            </w:pPr>
-            <w:r>
-              <w:rPr>
-                <w:rtl w:val="0"/>
-              </w:rPr>
-            </w:r>
-          </w:p>
-        </w:tc>
-        <w:tc>
-          <w:tcPr>
-            <w:tcBorders>
-              <w:left w:color="000000" w:space="0" w:sz="4" w:val="single"/>
-              <w:bottom w:color="000000" w:space="0" w:sz="4" w:val="single"/>
-            </w:tcBorders>
-          </w:tcPr>
-          <w:p>
-            <w:pPr>
-              <w:keepNext w:val="0"/>
-              <w:keepLines w:val="0"/>
-              <w:pageBreakBefore w:val="0"/>
-              <w:widowControl w:val="0"/>
-              <w:pBdr>
-                <w:top w:space="0" w:sz="0" w:val="nil"/>
-                <w:left w:space="0" w:sz="0" w:val="nil"/>
-                <w:bottom w:space="0" w:sz="0" w:val="nil"/>
-                <w:right w:space="0" w:sz="0" w:val="nil"/>
-                <w:between w:space="0" w:sz="0" w:val="nil"/>
-              </w:pBdr>
-              <w:shd w:fill="auto" w:val="clear"/>
-              <w:spacing w:after="0" w:before="0" w:line="240" w:lineRule="auto"/>
-              <w:ind w:left="0" w:right="0" w:firstLine="0"/>
-              <w:jc w:val="left"/>
-              <w:rPr>
-                <w:rFonts w:ascii="Arial" w:cs="Arial" w:eastAsia="Arial" w:hAnsi="Arial"/>
-                <w:b w:val="0"/>
-                <w:bCs w:val="0"/>
-                <w:i w:val="0"/>
-                <w:iCs w:val="0"/>
-                <w:smallCaps w:val="0"/>
-                <w:strike w:val="0"/>
-                <w:color w:val="000000"/>
-                <w:sz w:val="20"/>
-                <w:szCs w:val="20"/>
-                <w:u w:val="none"/>
-                <w:shd w:fill="auto" w:val="clear"/>
-                <w:vertAlign w:val="baseline"/>
-              </w:rPr>
-            </w:pPr>
-            <w:r>
-              <w:rPr>
-                <w:rtl w:val="0"/>
-              </w:rPr>
-            </w:r>
-          </w:p>
-        </w:tc>
-        <w:tc>
-          <w:tcPr>
-            <w:tcBorders>
-              <w:left w:color="000000" w:space="0" w:sz="4" w:val="single"/>
-              <w:bottom w:color="000000" w:space="0" w:sz="4" w:val="single"/>
-              <w:right w:color="000000" w:space="0" w:sz="4" w:val="single"/>
-            </w:tcBorders>
-          </w:tcPr>
-          <w:p>
-            <w:pPr>
-              <w:keepNext w:val="0"/>
-              <w:keepLines w:val="0"/>
-              <w:pageBreakBefore w:val="0"/>
-              <w:widowControl w:val="0"/>
-              <w:pBdr>
-                <w:top w:space="0" w:sz="0" w:val="nil"/>
-                <w:left w:space="0" w:sz="0" w:val="nil"/>
-                <w:bottom w:space="0" w:sz="0" w:val="nil"/>
-                <w:right w:space="0" w:sz="0" w:val="nil"/>
-                <w:between w:space="0" w:sz="0" w:val="nil"/>
-              </w:pBdr>
-              <w:shd w:fill="auto" w:val="clear"/>
-              <w:spacing w:after="0" w:before="0" w:line="240" w:lineRule="auto"/>
-              <w:ind w:left="0" w:right="0" w:firstLine="0"/>
-              <w:jc w:val="left"/>
-              <w:rPr>
-                <w:rFonts w:ascii="Arial" w:cs="Arial" w:eastAsia="Arial" w:hAnsi="Arial"/>
-                <w:b w:val="0"/>
-                <w:bCs w:val="0"/>
-                <w:i w:val="0"/>
-                <w:iCs w:val="0"/>
-                <w:smallCaps w:val="0"/>
-                <w:strike w:val="0"/>
-                <w:color w:val="000000"/>
-                <w:sz w:val="20"/>
-                <w:szCs w:val="20"/>
-                <w:u w:val="none"/>
-                <w:shd w:fill="auto" w:val="clear"/>
-                <w:vertAlign w:val="baseline"/>
-              </w:rPr>
-            </w:pPr>
-            <w:r>
-              <w:rPr>
-                <w:rtl w:val="0"/>
-              </w:rPr>
-            </w:r>
-          </w:p>
-        </w:tc>
-      </w:tr>
-      <w:tr>
-        <w:trPr>
-          <w:cantSplit w:val="0"/>
-          <w:tblHeader w:val="0"/>
-        </w:trPr>
-        <w:tc>
-          <w:tcPr>
-            <w:tcBorders>
-              <w:left w:color="000000" w:space="0" w:sz="4" w:val="single"/>
-              <w:bottom w:color="000000" w:space="0" w:sz="4" w:val="single"/>
-            </w:tcBorders>
-            <w:tcMar>
-              <w:top w:w="55.0" w:type="dxa"/>
-              <w:left w:w="55.0" w:type="dxa"/>
-              <w:bottom w:w="55.0" w:type="dxa"/>
-              <w:right w:w="55.0" w:type="dxa"/>
-            </w:tcMar>
-          </w:tcPr>
-          <w:p>
-            <w:pPr>
-              <w:keepNext w:val="0"/>
-              <w:keepLines w:val="0"/>
-              <w:pageBreakBefore w:val="0"/>
-              <w:widowControl w:val="0"/>
-              <w:pBdr>
-                <w:top w:space="0" w:sz="0" w:val="nil"/>
-                <w:left w:space="0" w:sz="0" w:val="nil"/>
-                <w:bottom w:space="0" w:sz="0" w:val="nil"/>
-                <w:right w:space="0" w:sz="0" w:val="nil"/>
-                <w:between w:space="0" w:sz="0" w:val="nil"/>
-              </w:pBdr>
-              <w:shd w:fill="auto" w:val="clear"/>
-              <w:spacing w:after="0" w:before="0" w:line="240" w:lineRule="auto"/>
-              <w:ind w:left="0" w:right="0" w:firstLine="0"/>
-              <w:jc w:val="left"/>
-              <w:rPr>
-                <w:rFonts w:ascii="Arial" w:cs="Arial" w:eastAsia="Arial" w:hAnsi="Arial"/>
-                <w:b w:val="0"/>
-                <w:bCs w:val="0"/>
-                <w:i w:val="0"/>
-                <w:iCs w:val="0"/>
-                <w:smallCaps w:val="0"/>
-                <w:strike w:val="0"/>
-                <w:color w:val="000000"/>
-                <w:sz w:val="20"/>
-                <w:szCs w:val="20"/>
-                <w:u w:val="none"/>
-                <w:shd w:fill="auto" w:val="clear"/>
-                <w:vertAlign w:val="baseline"/>
-              </w:rPr>
-            </w:pPr>
-            <w:r>
-              <w:rPr>
-                <w:rtl w:val="0"/>
-              </w:rPr>
-            </w:r>
-          </w:p>
-        </w:tc>
-        <w:tc>
-          <w:tcPr>
-            <w:tcBorders>
-              <w:left w:color="000000" w:space="0" w:sz="4" w:val="single"/>
-              <w:bottom w:color="000000" w:space="0" w:sz="4" w:val="single"/>
-            </w:tcBorders>
-            <w:tcMar>
-              <w:top w:w="55.0" w:type="dxa"/>
-              <w:left w:w="55.0" w:type="dxa"/>
-              <w:bottom w:w="55.0" w:type="dxa"/>
-              <w:right w:w="55.0" w:type="dxa"/>
-            </w:tcMar>
-          </w:tcPr>
-          <w:p>
-            <w:pPr>
-              <w:keepNext w:val="0"/>
-              <w:keepLines w:val="0"/>
-              <w:pageBreakBefore w:val="0"/>
-              <w:widowControl w:val="0"/>
-              <w:pBdr>
-                <w:top w:space="0" w:sz="0" w:val="nil"/>
-                <w:left w:space="0" w:sz="0" w:val="nil"/>
-                <w:bottom w:space="0" w:sz="0" w:val="nil"/>
-                <w:right w:space="0" w:sz="0" w:val="nil"/>
-                <w:between w:space="0" w:sz="0" w:val="nil"/>
-              </w:pBdr>
-              <w:shd w:fill="auto" w:val="clear"/>
-              <w:spacing w:after="0" w:before="0" w:line="240" w:lineRule="auto"/>
-              <w:ind w:left="0" w:right="0" w:firstLine="0"/>
-              <w:jc w:val="left"/>
-              <w:rPr>
-                <w:rFonts w:ascii="Arial" w:cs="Arial" w:eastAsia="Arial" w:hAnsi="Arial"/>
-                <w:b w:val="0"/>
-                <w:bCs w:val="0"/>
-                <w:i w:val="0"/>
-                <w:iCs w:val="0"/>
-                <w:smallCaps w:val="0"/>
-                <w:strike w:val="0"/>
-                <w:color w:val="000000"/>
-                <w:sz w:val="20"/>
-                <w:szCs w:val="20"/>
-                <w:u w:val="none"/>
-                <w:shd w:fill="auto" w:val="clear"/>
-                <w:vertAlign w:val="baseline"/>
-              </w:rPr>
-            </w:pPr>
-            <w:r>
-              <w:rPr>
-                <w:rtl w:val="0"/>
-              </w:rPr>
-            </w:r>
-          </w:p>
-        </w:tc>
-        <w:tc>
-          <w:tcPr>
-            <w:tcBorders>
-              <w:left w:color="000000" w:space="0" w:sz="4" w:val="single"/>
-              <w:bottom w:color="000000" w:space="0" w:sz="4" w:val="single"/>
-            </w:tcBorders>
-            <w:tcMar>
-              <w:top w:w="55.0" w:type="dxa"/>
-              <w:left w:w="55.0" w:type="dxa"/>
-              <w:bottom w:w="55.0" w:type="dxa"/>
-              <w:right w:w="55.0" w:type="dxa"/>
-            </w:tcMar>
-          </w:tcPr>
-          <w:p>
-            <w:pPr>
-              <w:keepNext w:val="0"/>
-              <w:keepLines w:val="0"/>
-              <w:pageBreakBefore w:val="0"/>
-              <w:widowControl w:val="0"/>
-              <w:pBdr>
-                <w:top w:space="0" w:sz="0" w:val="nil"/>
-                <w:left w:space="0" w:sz="0" w:val="nil"/>
-                <w:bottom w:space="0" w:sz="0" w:val="nil"/>
-                <w:right w:space="0" w:sz="0" w:val="nil"/>
-                <w:between w:space="0" w:sz="0" w:val="nil"/>
-              </w:pBdr>
-              <w:shd w:fill="auto" w:val="clear"/>
-              <w:spacing w:after="0" w:before="0" w:line="240" w:lineRule="auto"/>
-              <w:ind w:left="0" w:right="0" w:firstLine="0"/>
-              <w:jc w:val="left"/>
-              <w:rPr>
-                <w:rFonts w:ascii="Arial" w:cs="Arial" w:eastAsia="Arial" w:hAnsi="Arial"/>
-                <w:b w:val="0"/>
-                <w:bCs w:val="0"/>
-                <w:i w:val="0"/>
-                <w:iCs w:val="0"/>
-                <w:smallCaps w:val="0"/>
-                <w:strike w:val="0"/>
-                <w:color w:val="000000"/>
-                <w:sz w:val="20"/>
-                <w:szCs w:val="20"/>
-                <w:u w:val="none"/>
-                <w:shd w:fill="auto" w:val="clear"/>
-                <w:vertAlign w:val="baseline"/>
-              </w:rPr>
-            </w:pPr>
-            <w:r>
-              <w:rPr>
-                <w:rtl w:val="0"/>
-              </w:rPr>
-            </w:r>
-          </w:p>
-        </w:tc>
-        <w:tc>
-          <w:tcPr>
-            <w:tcBorders>
-              <w:left w:color="000000" w:space="0" w:sz="4" w:val="single"/>
-              <w:bottom w:color="000000" w:space="0" w:sz="4" w:val="single"/>
-            </w:tcBorders>
-          </w:tcPr>
-          <w:p>
-            <w:pPr>
-              <w:keepNext w:val="0"/>
-              <w:keepLines w:val="0"/>
-              <w:pageBreakBefore w:val="0"/>
-              <w:widowControl w:val="0"/>
-              <w:pBdr>
-                <w:top w:space="0" w:sz="0" w:val="nil"/>
-                <w:left w:space="0" w:sz="0" w:val="nil"/>
-                <w:bottom w:space="0" w:sz="0" w:val="nil"/>
-                <w:right w:space="0" w:sz="0" w:val="nil"/>
-                <w:between w:space="0" w:sz="0" w:val="nil"/>
-              </w:pBdr>
-              <w:shd w:fill="auto" w:val="clear"/>
-              <w:spacing w:after="0" w:before="0" w:line="240" w:lineRule="auto"/>
-              <w:ind w:left="0" w:right="0" w:firstLine="0"/>
-              <w:jc w:val="left"/>
-              <w:rPr>
-                <w:rFonts w:ascii="Arial" w:cs="Arial" w:eastAsia="Arial" w:hAnsi="Arial"/>
-                <w:b w:val="0"/>
-                <w:bCs w:val="0"/>
-                <w:i w:val="0"/>
-                <w:iCs w:val="0"/>
-                <w:smallCaps w:val="0"/>
-                <w:strike w:val="0"/>
-                <w:color w:val="000000"/>
-                <w:sz w:val="20"/>
-                <w:szCs w:val="20"/>
-                <w:u w:val="none"/>
-                <w:shd w:fill="auto" w:val="clear"/>
-                <w:vertAlign w:val="baseline"/>
-              </w:rPr>
-            </w:pPr>
-            <w:r>
-              <w:rPr>
-                <w:rtl w:val="0"/>
-              </w:rPr>
-            </w:r>
-          </w:p>
-        </w:tc>
-        <w:tc>
-          <w:tcPr>
-            <w:tcBorders>
-              <w:left w:color="000000" w:space="0" w:sz="4" w:val="single"/>
-              <w:bottom w:color="000000" w:space="0" w:sz="4" w:val="single"/>
-              <w:right w:color="000000" w:space="0" w:sz="4" w:val="single"/>
-            </w:tcBorders>
-          </w:tcPr>
-          <w:p>
-            <w:pPr>
-              <w:keepNext w:val="0"/>
-              <w:keepLines w:val="0"/>
-              <w:pageBreakBefore w:val="0"/>
-              <w:widowControl w:val="0"/>
-              <w:pBdr>
-                <w:top w:space="0" w:sz="0" w:val="nil"/>
-                <w:left w:space="0" w:sz="0" w:val="nil"/>
-                <w:bottom w:space="0" w:sz="0" w:val="nil"/>
-                <w:right w:space="0" w:sz="0" w:val="nil"/>
-                <w:between w:space="0" w:sz="0" w:val="nil"/>
-              </w:pBdr>
-              <w:shd w:fill="auto" w:val="clear"/>
-              <w:spacing w:after="0" w:before="0" w:line="240" w:lineRule="auto"/>
-              <w:ind w:left="0" w:right="0" w:firstLine="0"/>
-              <w:jc w:val="left"/>
-              <w:rPr>
-                <w:rFonts w:ascii="Arial" w:cs="Arial" w:eastAsia="Arial" w:hAnsi="Arial"/>
-                <w:b w:val="0"/>
-                <w:bCs w:val="0"/>
-                <w:i w:val="0"/>
-                <w:iCs w:val="0"/>
-                <w:smallCaps w:val="0"/>
-                <w:strike w:val="0"/>
-                <w:color w:val="000000"/>
-                <w:sz w:val="20"/>
-                <w:szCs w:val="20"/>
-                <w:u w:val="none"/>
-                <w:shd w:fill="auto" w:val="clear"/>
-                <w:vertAlign w:val="baseline"/>
-              </w:rPr>
-            </w:pPr>
-            <w:r>
-              <w:rPr>
-                <w:rtl w:val="0"/>
-              </w:rPr>
-            </w:r>
-          </w:p>
-        </w:tc>
-      </w:tr>
-      <w:tr>
-        <w:trPr>
-          <w:cantSplit w:val="0"/>
-          <w:tblHeader w:val="0"/>
-        </w:trPr>
-        <w:tc>
-          <w:tcPr>
-            <w:tcBorders>
-              <w:left w:color="000000" w:space="0" w:sz="4" w:val="single"/>
-              <w:bottom w:color="000000" w:space="0" w:sz="4" w:val="single"/>
-            </w:tcBorders>
-            <w:tcMar>
-              <w:top w:w="55.0" w:type="dxa"/>
-              <w:left w:w="55.0" w:type="dxa"/>
-              <w:bottom w:w="55.0" w:type="dxa"/>
-              <w:right w:w="55.0" w:type="dxa"/>
-            </w:tcMar>
-          </w:tcPr>
-          <w:p>
-            <w:pPr>
-              <w:keepNext w:val="0"/>
-              <w:keepLines w:val="0"/>
-              <w:pageBreakBefore w:val="0"/>
-              <w:widowControl w:val="0"/>
-              <w:pBdr>
-                <w:top w:space="0" w:sz="0" w:val="nil"/>
-                <w:left w:space="0" w:sz="0" w:val="nil"/>
-                <w:bottom w:space="0" w:sz="0" w:val="nil"/>
-                <w:right w:space="0" w:sz="0" w:val="nil"/>
-                <w:between w:space="0" w:sz="0" w:val="nil"/>
-              </w:pBdr>
-              <w:shd w:fill="auto" w:val="clear"/>
-              <w:spacing w:after="0" w:before="0" w:line="240" w:lineRule="auto"/>
-              <w:ind w:left="0" w:right="0" w:firstLine="0"/>
-              <w:jc w:val="left"/>
-              <w:rPr>
-                <w:rFonts w:ascii="Arial" w:cs="Arial" w:eastAsia="Arial" w:hAnsi="Arial"/>
-                <w:b w:val="0"/>
-                <w:bCs w:val="0"/>
-                <w:i w:val="0"/>
-                <w:iCs w:val="0"/>
-                <w:smallCaps w:val="0"/>
-                <w:strike w:val="0"/>
-                <w:color w:val="000000"/>
-                <w:sz w:val="20"/>
-                <w:szCs w:val="20"/>
-                <w:u w:val="none"/>
-                <w:shd w:fill="auto" w:val="clear"/>
-                <w:vertAlign w:val="baseline"/>
-              </w:rPr>
-            </w:pPr>
-            <w:r>
-              <w:rPr>
-                <w:rtl w:val="0"/>
-              </w:rPr>
-            </w:r>
-          </w:p>
-        </w:tc>
-        <w:tc>
-          <w:tcPr>
-            <w:tcBorders>
-              <w:left w:color="000000" w:space="0" w:sz="4" w:val="single"/>
-              <w:bottom w:color="000000" w:space="0" w:sz="4" w:val="single"/>
-            </w:tcBorders>
-            <w:tcMar>
-              <w:top w:w="55.0" w:type="dxa"/>
-              <w:left w:w="55.0" w:type="dxa"/>
-              <w:bottom w:w="55.0" w:type="dxa"/>
-              <w:right w:w="55.0" w:type="dxa"/>
-            </w:tcMar>
-          </w:tcPr>
-          <w:p>
-            <w:pPr>
-              <w:keepNext w:val="0"/>
-              <w:keepLines w:val="0"/>
-              <w:pageBreakBefore w:val="0"/>
-              <w:widowControl w:val="0"/>
-              <w:pBdr>
-                <w:top w:space="0" w:sz="0" w:val="nil"/>
-                <w:left w:space="0" w:sz="0" w:val="nil"/>
-                <w:bottom w:space="0" w:sz="0" w:val="nil"/>
-                <w:right w:space="0" w:sz="0" w:val="nil"/>
-                <w:between w:space="0" w:sz="0" w:val="nil"/>
-              </w:pBdr>
-              <w:shd w:fill="auto" w:val="clear"/>
-              <w:spacing w:after="0" w:before="0" w:line="240" w:lineRule="auto"/>
-              <w:ind w:left="0" w:right="0" w:firstLine="0"/>
-              <w:jc w:val="left"/>
-              <w:rPr>
-                <w:rFonts w:ascii="Arial" w:cs="Arial" w:eastAsia="Arial" w:hAnsi="Arial"/>
-                <w:b w:val="0"/>
-                <w:bCs w:val="0"/>
-                <w:i w:val="0"/>
-                <w:iCs w:val="0"/>
-                <w:smallCaps w:val="0"/>
-                <w:strike w:val="0"/>
-                <w:color w:val="000000"/>
-                <w:sz w:val="20"/>
-                <w:szCs w:val="20"/>
-                <w:u w:val="none"/>
-                <w:shd w:fill="auto" w:val="clear"/>
-                <w:vertAlign w:val="baseline"/>
-              </w:rPr>
-            </w:pPr>
-            <w:r>
-              <w:rPr>
-                <w:rtl w:val="0"/>
-              </w:rPr>
-            </w:r>
-          </w:p>
-        </w:tc>
-        <w:tc>
-          <w:tcPr>
-            <w:tcBorders>
-              <w:left w:color="000000" w:space="0" w:sz="4" w:val="single"/>
-              <w:bottom w:color="000000" w:space="0" w:sz="4" w:val="single"/>
-            </w:tcBorders>
-            <w:tcMar>
-              <w:top w:w="55.0" w:type="dxa"/>
-              <w:left w:w="55.0" w:type="dxa"/>
-              <w:bottom w:w="55.0" w:type="dxa"/>
-              <w:right w:w="55.0" w:type="dxa"/>
-            </w:tcMar>
-          </w:tcPr>
-          <w:p>
-            <w:pPr>
-              <w:keepNext w:val="0"/>
-              <w:keepLines w:val="0"/>
-              <w:pageBreakBefore w:val="0"/>
-              <w:widowControl w:val="0"/>
-              <w:pBdr>
-                <w:top w:space="0" w:sz="0" w:val="nil"/>
-                <w:left w:space="0" w:sz="0" w:val="nil"/>
-                <w:bottom w:space="0" w:sz="0" w:val="nil"/>
-                <w:right w:space="0" w:sz="0" w:val="nil"/>
-                <w:between w:space="0" w:sz="0" w:val="nil"/>
-              </w:pBdr>
-              <w:shd w:fill="auto" w:val="clear"/>
-              <w:spacing w:after="0" w:before="0" w:line="240" w:lineRule="auto"/>
-              <w:ind w:left="0" w:right="0" w:firstLine="0"/>
-              <w:jc w:val="left"/>
-              <w:rPr>
-                <w:rFonts w:ascii="Arial" w:cs="Arial" w:eastAsia="Arial" w:hAnsi="Arial"/>
-                <w:b w:val="0"/>
-                <w:bCs w:val="0"/>
-                <w:i w:val="0"/>
-                <w:iCs w:val="0"/>
-                <w:smallCaps w:val="0"/>
-                <w:strike w:val="0"/>
-                <w:color w:val="000000"/>
-                <w:sz w:val="20"/>
-                <w:szCs w:val="20"/>
-                <w:u w:val="none"/>
-                <w:shd w:fill="auto" w:val="clear"/>
-                <w:vertAlign w:val="baseline"/>
-              </w:rPr>
-            </w:pPr>
-            <w:r>
-              <w:rPr>
-                <w:rtl w:val="0"/>
-              </w:rPr>
-            </w:r>
-          </w:p>
-        </w:tc>
-        <w:tc>
-          <w:tcPr>
-            <w:tcBorders>
-              <w:left w:color="000000" w:space="0" w:sz="4" w:val="single"/>
-              <w:bottom w:color="000000" w:space="0" w:sz="4" w:val="single"/>
-            </w:tcBorders>
-          </w:tcPr>
-          <w:p>
-            <w:pPr>
-              <w:keepNext w:val="0"/>
-              <w:keepLines w:val="0"/>
-              <w:pageBreakBefore w:val="0"/>
-              <w:widowControl w:val="0"/>
-              <w:pBdr>
-                <w:top w:space="0" w:sz="0" w:val="nil"/>
-                <w:left w:space="0" w:sz="0" w:val="nil"/>
-                <w:bottom w:space="0" w:sz="0" w:val="nil"/>
-                <w:right w:space="0" w:sz="0" w:val="nil"/>
-                <w:between w:space="0" w:sz="0" w:val="nil"/>
-              </w:pBdr>
-              <w:shd w:fill="auto" w:val="clear"/>
-              <w:spacing w:after="0" w:before="0" w:line="240" w:lineRule="auto"/>
-              <w:ind w:left="0" w:right="0" w:firstLine="0"/>
-              <w:jc w:val="left"/>
-              <w:rPr>
-                <w:rFonts w:ascii="Arial" w:cs="Arial" w:eastAsia="Arial" w:hAnsi="Arial"/>
-                <w:b w:val="0"/>
-                <w:bCs w:val="0"/>
-                <w:i w:val="0"/>
-                <w:iCs w:val="0"/>
-                <w:smallCaps w:val="0"/>
-                <w:strike w:val="0"/>
-                <w:color w:val="000000"/>
-                <w:sz w:val="20"/>
-                <w:szCs w:val="20"/>
-                <w:u w:val="none"/>
-                <w:shd w:fill="auto" w:val="clear"/>
-                <w:vertAlign w:val="baseline"/>
-              </w:rPr>
-            </w:pPr>
-            <w:r>
-              <w:rPr>
-                <w:rtl w:val="0"/>
-              </w:rPr>
-            </w:r>
-          </w:p>
-        </w:tc>
-        <w:tc>
-          <w:tcPr>
-            <w:tcBorders>
-              <w:left w:color="000000" w:space="0" w:sz="4" w:val="single"/>
-              <w:bottom w:color="000000" w:space="0" w:sz="4" w:val="single"/>
-              <w:right w:color="000000" w:space="0" w:sz="4" w:val="single"/>
-            </w:tcBorders>
-          </w:tcPr>
-          <w:p>
-            <w:pPr>
-              <w:keepNext w:val="0"/>
-              <w:keepLines w:val="0"/>
-              <w:pageBreakBefore w:val="0"/>
-              <w:widowControl w:val="0"/>
-              <w:pBdr>
-                <w:top w:space="0" w:sz="0" w:val="nil"/>
-                <w:left w:space="0" w:sz="0" w:val="nil"/>
-                <w:bottom w:space="0" w:sz="0" w:val="nil"/>
-                <w:right w:space="0" w:sz="0" w:val="nil"/>
-                <w:between w:space="0" w:sz="0" w:val="nil"/>
-              </w:pBdr>
-              <w:shd w:fill="auto" w:val="clear"/>
-              <w:spacing w:after="0" w:before="0" w:line="240" w:lineRule="auto"/>
-              <w:ind w:left="0" w:right="0" w:firstLine="0"/>
-              <w:jc w:val="left"/>
-              <w:rPr>
-                <w:rFonts w:ascii="Arial" w:cs="Arial" w:eastAsia="Arial" w:hAnsi="Arial"/>
-                <w:b w:val="0"/>
-                <w:bCs w:val="0"/>
-                <w:i w:val="0"/>
-                <w:iCs w:val="0"/>
-                <w:smallCaps w:val="0"/>
-                <w:strike w:val="0"/>
-                <w:color w:val="000000"/>
-                <w:sz w:val="20"/>
-                <w:szCs w:val="20"/>
-                <w:u w:val="none"/>
-                <w:shd w:fill="auto" w:val="clear"/>
-                <w:vertAlign w:val="baseline"/>
-              </w:rPr>
-            </w:pPr>
-            <w:r>
-              <w:rPr>
-                <w:rtl w:val="0"/>
-              </w:rPr>
-            </w:r>
-          </w:p>
-        </w:tc>
-      </w:tr>
-    </w:tbl>
-    <w:p>
-      <w:pPr>
-        <w:keepNext w:val="0"/>
-        <w:keepLines w:val="1"/>
-        <w:pageBreakBefore w:val="0"/>
-        <w:widowControl w:val="0"/>
-        <w:pBdr>
-          <w:top w:space="0" w:sz="0" w:val="nil"/>
-          <w:left w:space="0" w:sz="0" w:val="nil"/>
-          <w:bottom w:space="0" w:sz="0" w:val="nil"/>
-          <w:right w:space="0" w:sz="0" w:val="nil"/>
-          <w:between w:space="0" w:sz="0" w:val="nil"/>
-        </w:pBdr>
-        <w:shd w:fill="auto" w:val="clear"/>
-        <w:spacing w:after="120" w:before="0" w:line="276" w:lineRule="auto"/>
-        <w:ind w:left="720" w:right="0" w:firstLine="0"/>
-        <w:jc w:val="left"/>
-        <w:rPr>
-          <w:rFonts w:ascii="Times New Roman" w:cs="Times New Roman" w:eastAsia="Times New Roman" w:hAnsi="Times New Roman"/>
-          <w:b w:val="0"/>
-          <w:bCs w:val="0"/>
-          <w:i w:val="0"/>
-          <w:iCs w:val="0"/>
-          <w:smallCaps w:val="0"/>
-          <w:strike w:val="0"/>
-          <w:color w:val="000000"/>
-          <w:sz w:val="20"/>
-          <w:szCs w:val="20"/>
-          <w:u w:val="none"/>
-          <w:shd w:fill="auto" w:val="clear"/>
-          <w:vertAlign w:val="baseline"/>
-        </w:rPr>
-      </w:pPr>
-      <w:r>
-        <w:rPr>
-          <w:rtl w:val="0"/>
-        </w:rPr>
-      </w:r>
-    </w:p>
-    <w:p>
-      <w:pPr>
-        <w:keepNext w:val="0"/>
-        <w:keepLines w:val="1"/>
-        <w:pageBreakBefore w:val="0"/>
-        <w:widowControl w:val="0"/>
-        <w:pBdr>
-          <w:top w:space="0" w:sz="0" w:val="nil"/>
-          <w:left w:space="0" w:sz="0" w:val="nil"/>
-          <w:bottom w:space="0" w:sz="0" w:val="nil"/>
-          <w:right w:space="0" w:sz="0" w:val="nil"/>
-          <w:between w:space="0" w:sz="0" w:val="nil"/>
-        </w:pBdr>
-        <w:shd w:fill="auto" w:val="clear"/>
-        <w:spacing w:after="120" w:before="0" w:line="276" w:lineRule="auto"/>
-        <w:ind w:left="720" w:right="0" w:firstLine="0"/>
-        <w:jc w:val="left"/>
-        <w:rPr>
-          <w:rFonts w:ascii="Times New Roman" w:cs="Times New Roman" w:eastAsia="Times New Roman" w:hAnsi="Times New Roman"/>
-          <w:b w:val="0"/>
-          <w:bCs w:val="0"/>
-          <w:i w:val="0"/>
-          <w:iCs w:val="0"/>
-          <w:smallCaps w:val="0"/>
-          <w:strike w:val="0"/>
-          <w:color w:val="000000"/>
-          <w:sz w:val="20"/>
-          <w:szCs w:val="20"/>
-          <w:u w:val="none"/>
-          <w:shd w:fill="auto" w:val="clear"/>
-          <w:vertAlign w:val="baseline"/>
-        </w:rPr>
-      </w:pPr>
-      <w:r>
-        <w:rPr>
-          <w:rFonts w:ascii="Times New Roman" w:cs="Times New Roman" w:eastAsia="Times New Roman" w:hAnsi="Times New Roman"/>
-          <w:b w:val="0"/>
-          <w:bCs w:val="0"/>
-          <w:i w:val="0"/>
-          <w:iCs w:val="0"/>
-          <w:smallCaps w:val="0"/>
-          <w:strike w:val="0"/>
-          <w:color w:val="000000"/>
-          <w:sz w:val="20"/>
-          <w:szCs w:val="20"/>
-          <w:u w:val="none"/>
-          <w:shd w:fill="auto" w:val="clear"/>
-          <w:vertAlign w:val="baseline"/>
-          <w:rtl w:val="0"/>
-        </w:rPr>
-        <w:t xml:space="preserve">Resultados/Observaciones para el Ciclo de Prueba:</w:t>
-      </w:r>
-    </w:p>
-    <w:p>
-      <w:pPr>
-        <w:keepNext w:val="0"/>
-        <w:keepLines w:val="1"/>
-        <w:pageBreakBefore w:val="0"/>
-        <w:widowControl w:val="0"/>
-        <w:pBdr>
-          <w:top w:space="0" w:sz="0" w:val="nil"/>
-          <w:left w:space="0" w:sz="0" w:val="nil"/>
-          <w:bottom w:space="0" w:sz="0" w:val="nil"/>
-          <w:right w:space="0" w:sz="0" w:val="nil"/>
-          <w:between w:space="0" w:sz="0" w:val="nil"/>
-        </w:pBdr>
-        <w:shd w:fill="auto" w:val="clear"/>
-        <w:spacing w:after="120" w:before="0" w:line="276" w:lineRule="auto"/>
-        <w:ind w:left="720" w:right="0" w:firstLine="0"/>
-        <w:jc w:val="left"/>
-        <w:rPr>
-          <w:rFonts w:ascii="Times New Roman" w:cs="Times New Roman" w:eastAsia="Times New Roman" w:hAnsi="Times New Roman"/>
-          <w:b w:val="0"/>
-          <w:bCs w:val="0"/>
-          <w:i w:val="0"/>
-          <w:iCs w:val="0"/>
-          <w:smallCaps w:val="0"/>
-          <w:strike w:val="0"/>
-          <w:color w:val="000000"/>
-          <w:sz w:val="20"/>
-          <w:szCs w:val="20"/>
-          <w:u w:val="none"/>
-          <w:shd w:fill="auto" w:val="clear"/>
-          <w:vertAlign w:val="baseline"/>
-        </w:rPr>
-      </w:pPr>
-      <w:r>
-        <w:rPr>
-          <w:rtl w:val="0"/>
-        </w:rPr>
-      </w:r>
-    </w:p>
-    <w:p>
-      <w:pPr>
-        <w:keepNext w:val="0"/>
-        <w:keepLines w:val="1"/>
-        <w:pageBreakBefore w:val="0"/>
-        <w:widowControl w:val="0"/>
-        <w:pBdr>
-          <w:top w:space="0" w:sz="0" w:val="nil"/>
-          <w:left w:space="0" w:sz="0" w:val="nil"/>
-          <w:bottom w:space="0" w:sz="0" w:val="nil"/>
-          <w:right w:space="0" w:sz="0" w:val="nil"/>
-          <w:between w:space="0" w:sz="0" w:val="nil"/>
-        </w:pBdr>
-        <w:shd w:fill="auto" w:val="clear"/>
-        <w:spacing w:after="120" w:before="0" w:line="276" w:lineRule="auto"/>
-        <w:ind w:left="720" w:right="0" w:firstLine="0"/>
-        <w:jc w:val="left"/>
-        <w:rPr>
-          <w:rFonts w:ascii="Times New Roman" w:cs="Times New Roman" w:eastAsia="Times New Roman" w:hAnsi="Times New Roman"/>
-          <w:b w:val="0"/>
-          <w:bCs w:val="0"/>
-          <w:i w:val="0"/>
-          <w:iCs w:val="0"/>
-          <w:smallCaps w:val="0"/>
-          <w:strike w:val="0"/>
-          <w:color w:val="000000"/>
-          <w:sz w:val="20"/>
-          <w:szCs w:val="20"/>
-          <w:u w:val="none"/>
-          <w:shd w:fill="auto" w:val="clear"/>
-          <w:vertAlign w:val="baseline"/>
-        </w:rPr>
-      </w:pPr>
-      <w:r>
-        <w:rPr>
-          <w:rFonts w:ascii="Times New Roman" w:cs="Times New Roman" w:eastAsia="Times New Roman" w:hAnsi="Times New Roman"/>
-          <w:b w:val="0"/>
-          <w:bCs w:val="0"/>
-          <w:i w:val="0"/>
-          <w:iCs w:val="0"/>
-          <w:smallCaps w:val="0"/>
-          <w:strike w:val="0"/>
-          <w:color w:val="000000"/>
-          <w:sz w:val="20"/>
-          <w:szCs w:val="20"/>
-          <w:u w:val="none"/>
-          <w:shd w:fill="auto" w:val="clear"/>
-          <w:vertAlign w:val="baseline"/>
-          <w:rtl w:val="0"/>
-        </w:rPr>
-        <w:t xml:space="preserve">Aprobado Ciclo de Prueba por: </w:t>
-      </w:r>
-    </w:p>
-    <w:p>
-      <w:pPr>
-        <w:rPr>
-          <w:b w:val="1"/>
-          <w:bCs w:val="1"/>
-        </w:rPr>
-      </w:pPr>
-      <w:r>
-        <w:rPr>
-          <w:b w:val="1"/>
-          <w:bCs w:val="1"/>
-          <w:rtl w:val="0"/>
-        </w:rPr>
-        <w:t xml:space="preserve">   </w:t>
-      </w:r>
-    </w:p>
-    <w:p>
-      <w:pPr>
-        <w:rPr/>
-      </w:pPr>
-      <w:r>
-        <w:rPr>
-          <w:b w:val="1"/>
-          <w:bCs w:val="1"/>
-          <w:rtl w:val="0"/>
-        </w:rPr>
-        <w:t xml:space="preserve"> </w:t>
-        <w:tab/>
-      </w:r>
-      <w:r>
-        <w:rPr>
-          <w:rtl w:val="0"/>
-        </w:rPr>
-        <w:t xml:space="preserve">                     CLIENTE                              ORGANIZACIÓN                             PROBADOR</w:t>
-      </w:r>
-      <w:r>
-        <mc:AlternateContent>
-          <mc:Choice Requires="wpg">
-            <w:drawing>
-              <wp:anchor allowOverlap="1" behindDoc="0" distB="0" distT="0" distL="114300" distR="114300" hidden="0" layoutInCell="1" locked="0" relativeHeight="0" simplePos="0">
-                <wp:simplePos x="0" y="0"/>
-                <wp:positionH relativeFrom="column">
-                  <wp:posOffset>107951</wp:posOffset>
-                </wp:positionH>
-                <wp:positionV relativeFrom="paragraph">
-                  <wp:posOffset>0</wp:posOffset>
-                </wp:positionV>
-                <wp:extent cx="12700" cy="12700"/>
-                <wp:effectExtent b="0" l="0" r="0" t="0"/>
-                <wp:wrapSquare wrapText="bothSides" distB="0" distT="0" distL="114300" distR="114300"/>
-                <wp:docPr id="7" name=""/>
-                <a:graphic>
-                  <a:graphicData uri="http://schemas.microsoft.com/office/word/2010/wordprocessingShape">
-                    <wps:wsp>
-                      <wps:cNvSpPr/>
-                      <wps:cNvPr id="8" name="Shape 8"/>
-                      <wps:spPr>
-                        <a:xfrm>
-                          <a:off x="7471345" y="3872075"/>
-                          <a:ext cx="1275080" cy="0"/>
-                        </a:xfrm>
-                        <a:prstGeom prst="straightConnector1">
-                          <a:avLst/>
-                        </a:prstGeom>
-                        <a:solidFill>
-                          <a:srgbClr val="FFFFFF"/>
-                        </a:solidFill>
-                        <a:ln cap="flat" cmpd="sng" w="9525">
-                          <a:solidFill>
-                            <a:srgbClr val="000000"/>
-                          </a:solidFill>
-                          <a:prstDash val="solid"/>
-                          <a:miter lim="8000"/>
-                          <a:headEnd len="sm" w="sm" type="none"/>
-                          <a:tailEnd len="sm" w="sm" type="none"/>
-                        </a:ln>
-                      </wps:spPr>
-                      <wps:bodyPr anchorCtr="0" anchor="ctr" bIns="91425" lIns="91425" spcFirstLastPara="1" rIns="91425" wrap="square" tIns="91425">
-                        <a:noAutofit/>
-                      </wps:bodyPr>
-                    </wps:wsp>
-                  </a:graphicData>
-                </a:graphic>
-              </wp:anchor>
-            </w:drawing>
-          </mc:Choice>
-          <mc:Fallback>
-            <w:drawing>
-              <wp:anchor allowOverlap="1" behindDoc="0" distB="0" distT="0" distL="114300" distR="114300" hidden="0" layoutInCell="1" locked="0" relativeHeight="0" simplePos="0">
-                <wp:simplePos x="0" y="0"/>
-                <wp:positionH relativeFrom="column">
-                  <wp:posOffset>107951</wp:posOffset>
-                </wp:positionH>
-                <wp:positionV relativeFrom="paragraph">
-                  <wp:posOffset>0</wp:posOffset>
-                </wp:positionV>
-                <wp:extent cx="12700" cy="12700"/>
-                <wp:effectExtent b="0" l="0" r="0" t="0"/>
-                <wp:wrapSquare wrapText="bothSides" distB="0" distT="0" distL="114300" distR="114300"/>
-                <wp:docPr id="7" name="image10.png"/>
-                <a:graphic>
-                  <a:graphicData uri="http://schemas.openxmlformats.org/drawingml/2006/picture">
-                    <pic:pic>
-                      <pic:nvPicPr>
-                        <pic:cNvPr id="0" name="image10.png"/>
-                        <pic:cNvPicPr preferRelativeResize="0"/>
-                      </pic:nvPicPr>
-                      <pic:blipFill>
-                        <a:blip r:embed="rId6"/>
-                        <a:srcRect/>
-                        <a:stretch>
-                          <a:fillRect/>
-                        </a:stretch>
-                      </pic:blipFill>
-                      <pic:spPr>
-                        <a:xfrm>
-                          <a:off x="0" y="0"/>
-                          <a:ext cx="12700" cy="12700"/>
-                        </a:xfrm>
-                        <a:prstGeom prst="rect"/>
-                        <a:ln/>
-                      </pic:spPr>
-                    </pic:pic>
-                  </a:graphicData>
-                </a:graphic>
-              </wp:anchor>
-            </w:drawing>
-          </mc:Fallback>
-        </mc:AlternateContent>
-      </w:r>
-      <w:r>
-        <mc:AlternateContent>
-          <mc:Choice Requires="wpg">
-            <w:drawing>
-              <wp:anchor allowOverlap="1" behindDoc="0" distB="0" distT="0" distL="114300" distR="114300" hidden="0" layoutInCell="1" locked="0" relativeHeight="0" simplePos="0">
-                <wp:simplePos x="0" y="0"/>
-                <wp:positionH relativeFrom="column">
-                  <wp:posOffset>107951</wp:posOffset>
-                </wp:positionH>
-                <wp:positionV relativeFrom="paragraph">
-                  <wp:posOffset>0</wp:posOffset>
-                </wp:positionV>
-                <wp:extent cx="12700" cy="12700"/>
-                <wp:effectExtent b="0" l="0" r="0" t="0"/>
-                <wp:wrapSquare wrapText="bothSides" distB="0" distT="0" distL="114300" distR="114300"/>
-                <wp:docPr id="10" name=""/>
-                <a:graphic>
-                  <a:graphicData uri="http://schemas.microsoft.com/office/word/2010/wordprocessingShape">
-                    <wps:wsp>
-                      <wps:cNvSpPr/>
-                      <wps:cNvPr id="11" name="Shape 11"/>
-                      <wps:spPr>
-                        <a:xfrm>
-                          <a:off x="5820345" y="3872075"/>
-                          <a:ext cx="1183005" cy="0"/>
-                        </a:xfrm>
-                        <a:prstGeom prst="straightConnector1">
-                          <a:avLst/>
-                        </a:prstGeom>
-                        <a:solidFill>
-                          <a:srgbClr val="FFFFFF"/>
-                        </a:solidFill>
-                        <a:ln cap="flat" cmpd="sng" w="9525">
-                          <a:solidFill>
-                            <a:srgbClr val="000000"/>
-                          </a:solidFill>
-                          <a:prstDash val="solid"/>
-                          <a:miter lim="8000"/>
-                          <a:headEnd len="sm" w="sm" type="none"/>
-                          <a:tailEnd len="sm" w="sm" type="none"/>
-                        </a:ln>
-                      </wps:spPr>
-                      <wps:bodyPr anchorCtr="0" anchor="ctr" bIns="91425" lIns="91425" spcFirstLastPara="1" rIns="91425" wrap="square" tIns="91425">
-                        <a:noAutofit/>
-                      </wps:bodyPr>
-                    </wps:wsp>
-                  </a:graphicData>
-                </a:graphic>
-              </wp:anchor>
-            </w:drawing>
-          </mc:Choice>
-          <mc:Fallback>
-            <w:drawing>
-              <wp:anchor allowOverlap="1" behindDoc="0" distB="0" distT="0" distL="114300" distR="114300" hidden="0" layoutInCell="1" locked="0" relativeHeight="0" simplePos="0">
-                <wp:simplePos x="0" y="0"/>
-                <wp:positionH relativeFrom="column">
-                  <wp:posOffset>107951</wp:posOffset>
-                </wp:positionH>
-                <wp:positionV relativeFrom="paragraph">
-                  <wp:posOffset>0</wp:posOffset>
-                </wp:positionV>
-                <wp:extent cx="12700" cy="12700"/>
-                <wp:effectExtent b="0" l="0" r="0" t="0"/>
-                <wp:wrapSquare wrapText="bothSides" distB="0" distT="0" distL="114300" distR="114300"/>
-                <wp:docPr id="10" name="image13.png"/>
-                <a:graphic>
-                  <a:graphicData uri="http://schemas.openxmlformats.org/drawingml/2006/picture">
-                    <pic:pic>
-                      <pic:nvPicPr>
-                        <pic:cNvPr id="0" name="image13.png"/>
-                        <pic:cNvPicPr preferRelativeResize="0"/>
-                      </pic:nvPicPr>
-                      <pic:blipFill>
-                        <a:blip r:embed="rId6"/>
-                        <a:srcRect/>
-                        <a:stretch>
-                          <a:fillRect/>
-                        </a:stretch>
-                      </pic:blipFill>
-                      <pic:spPr>
-                        <a:xfrm>
-                          <a:off x="0" y="0"/>
-                          <a:ext cx="12700" cy="12700"/>
-                        </a:xfrm>
-                        <a:prstGeom prst="rect"/>
-                        <a:ln/>
-                      </pic:spPr>
-                    </pic:pic>
-                  </a:graphicData>
-                </a:graphic>
-              </wp:anchor>
-            </w:drawing>
-          </mc:Fallback>
-        </mc:AlternateContent>
-      </w:r>
-      <w:r>
-        <mc:AlternateContent>
-          <mc:Choice Requires="wpg">
-            <w:drawing>
-              <wp:anchor allowOverlap="1" behindDoc="0" distB="0" distT="0" distL="114300" distR="114300" hidden="0" layoutInCell="1" locked="0" relativeHeight="0" simplePos="0">
-                <wp:simplePos x="0" y="0"/>
-                <wp:positionH relativeFrom="column">
-                  <wp:posOffset>107951</wp:posOffset>
-                </wp:positionH>
-                <wp:positionV relativeFrom="paragraph">
-                  <wp:posOffset>0</wp:posOffset>
-                </wp:positionV>
-                <wp:extent cx="12700" cy="12700"/>
-                <wp:effectExtent b="0" l="0" r="0" t="0"/>
-                <wp:wrapSquare wrapText="bothSides" distB="0" distT="0" distL="114300" distR="114300"/>
-                <wp:docPr id="6" name=""/>
-                <a:graphic>
-                  <a:graphicData uri="http://schemas.microsoft.com/office/word/2010/wordprocessingShape">
-                    <wps:wsp>
-                      <wps:cNvSpPr/>
-                      <wps:cNvPr id="7" name="Shape 7"/>
-                      <wps:spPr>
-                        <a:xfrm>
-                          <a:off x="9165525" y="3868265"/>
-                          <a:ext cx="1275080" cy="0"/>
-                        </a:xfrm>
-                        <a:prstGeom prst="straightConnector1">
-                          <a:avLst/>
-                        </a:prstGeom>
-                        <a:solidFill>
-                          <a:srgbClr val="FFFFFF"/>
-                        </a:solidFill>
-                        <a:ln cap="flat" cmpd="sng" w="9525">
-                          <a:solidFill>
-                            <a:srgbClr val="000000"/>
-                          </a:solidFill>
-                          <a:prstDash val="solid"/>
-                          <a:miter lim="8000"/>
-                          <a:headEnd len="sm" w="sm" type="none"/>
-                          <a:tailEnd len="sm" w="sm" type="none"/>
-                        </a:ln>
-                      </wps:spPr>
-                      <wps:bodyPr anchorCtr="0" anchor="ctr" bIns="91425" lIns="91425" spcFirstLastPara="1" rIns="91425" wrap="square" tIns="91425">
-                        <a:noAutofit/>
-                      </wps:bodyPr>
-                    </wps:wsp>
-                  </a:graphicData>
-                </a:graphic>
-              </wp:anchor>
-            </w:drawing>
-          </mc:Choice>
-          <mc:Fallback>
-            <w:drawing>
-              <wp:anchor allowOverlap="1" behindDoc="0" distB="0" distT="0" distL="114300" distR="114300" hidden="0" layoutInCell="1" locked="0" relativeHeight="0" simplePos="0">
-                <wp:simplePos x="0" y="0"/>
-                <wp:positionH relativeFrom="column">
-                  <wp:posOffset>107951</wp:posOffset>
-                </wp:positionH>
-                <wp:positionV relativeFrom="paragraph">
-                  <wp:posOffset>0</wp:posOffset>
-                </wp:positionV>
-                <wp:extent cx="12700" cy="12700"/>
-                <wp:effectExtent b="0" l="0" r="0" t="0"/>
-                <wp:wrapSquare wrapText="bothSides" distB="0" distT="0" distL="114300" distR="114300"/>
-                <wp:docPr id="6" name="image9.png"/>
-                <a:graphic>
-                  <a:graphicData uri="http://schemas.openxmlformats.org/drawingml/2006/picture">
-                    <pic:pic>
-                      <pic:nvPicPr>
-                        <pic:cNvPr id="0" name="image9.png"/>
-                        <pic:cNvPicPr preferRelativeResize="0"/>
-                      </pic:nvPicPr>
-                      <pic:blipFill>
-                        <a:blip r:embed="rId6"/>
-                        <a:srcRect/>
-                        <a:stretch>
-                          <a:fillRect/>
-                        </a:stretch>
-                      </pic:blipFill>
-                      <pic:spPr>
-                        <a:xfrm>
-                          <a:off x="0" y="0"/>
-                          <a:ext cx="12700" cy="12700"/>
-                        </a:xfrm>
-                        <a:prstGeom prst="rect"/>
-                        <a:ln/>
-                      </pic:spPr>
-                    </pic:pic>
-                  </a:graphicData>
-                </a:graphic>
-              </wp:anchor>
-            </w:drawing>
-          </mc:Fallback>
-        </mc:AlternateContent>
-      </w:r>
-    </w:p>
-    <w:p>
-      <w:pPr>
-        <w:keepNext w:val="0"/>
-        <w:keepLines w:val="1"/>
-        <w:pageBreakBefore w:val="0"/>
-        <w:widowControl w:val="0"/>
-        <w:pBdr>
-          <w:top w:space="0" w:sz="0" w:val="nil"/>
-          <w:left w:space="0" w:sz="0" w:val="nil"/>
-          <w:bottom w:space="0" w:sz="0" w:val="nil"/>
-          <w:right w:space="0" w:sz="0" w:val="nil"/>
-          <w:between w:space="0" w:sz="0" w:val="nil"/>
-        </w:pBdr>
-        <w:shd w:fill="auto" w:val="clear"/>
-        <w:spacing w:after="120" w:before="0" w:line="276" w:lineRule="auto"/>
-        <w:ind w:left="720" w:right="0" w:firstLine="0"/>
-        <w:jc w:val="left"/>
-        <w:rPr>
-          <w:rFonts w:ascii="Times New Roman" w:cs="Times New Roman" w:eastAsia="Times New Roman" w:hAnsi="Times New Roman"/>
-          <w:b w:val="0"/>
-          <w:bCs w:val="0"/>
-          <w:i w:val="0"/>
-          <w:iCs w:val="0"/>
-          <w:smallCaps w:val="0"/>
-          <w:strike w:val="0"/>
-          <w:color w:val="000000"/>
-          <w:sz w:val="20"/>
-          <w:szCs w:val="20"/>
-          <w:u w:val="none"/>
-          <w:shd w:fill="auto" w:val="clear"/>
-          <w:vertAlign w:val="baseline"/>
-        </w:rPr>
-      </w:pPr>
-      <w:r>
-        <w:rPr>
-          <w:rtl w:val="0"/>
-        </w:rPr>
-      </w:r>
-    </w:p>
-    <w:p>
-      <w:pPr>
-        <w:rPr>
-          <w:rFonts w:ascii="Cambria" w:cs="Cambria" w:eastAsia="Cambria" w:hAnsi="Cambria"/>
-          <w:b w:val="1"/>
-          <w:bCs w:val="1"/>
-          <w:color w:val="4f81bd"/>
-          <w:sz w:val="26"/>
-          <w:szCs w:val="26"/>
-        </w:rPr>
-      </w:pPr>
-      <w:bookmarkStart w:colFirst="0" w:colLast="0" w:name="_bxx9sl6romps" w:id="42"/>
-      <w:bookmarkEnd w:id="42"/>
-      <w:r>
-        <w:rPr>
-          <w:rtl w:val="0"/>
-        </w:rPr>
-      </w:r>
-    </w:p>
-    <w:p>
-      <w:pPr>
-        <w:pStyle w:val="Heading2"/>
-        <w:keepNext w:val="1"/>
-        <w:keepLines w:val="1"/>
-        <w:rPr>
-          <w:vertAlign w:val="baseline"/>
-        </w:rPr>
-      </w:pPr>
-      <w:bookmarkStart w:colFirst="0" w:colLast="0" w:name="_tf8gnx511jw5" w:id="43"/>
-      <w:bookmarkEnd w:id="43"/>
-      <w:r>
-        <w:rPr>
-          <w:vertAlign w:val="baseline"/>
-          <w:rtl w:val="0"/>
-        </w:rPr>
-        <w:t xml:space="preserve">Ficha: Matriz de Trazabilidad </w:t>
-      </w:r>
-    </w:p>
-    <w:p>
-      <w:pPr>
-        <w:keepNext w:val="0"/>
-        <w:keepLines w:val="1"/>
-        <w:pageBreakBefore w:val="0"/>
-        <w:widowControl w:val="0"/>
-        <w:pBdr>
-          <w:top w:space="0" w:sz="0" w:val="nil"/>
-          <w:left w:space="0" w:sz="0" w:val="nil"/>
-          <w:bottom w:space="0" w:sz="0" w:val="nil"/>
-          <w:right w:space="0" w:sz="0" w:val="nil"/>
-          <w:between w:space="0" w:sz="0" w:val="nil"/>
-        </w:pBdr>
-        <w:shd w:fill="auto" w:val="clear"/>
-        <w:spacing w:after="120" w:before="0" w:line="276" w:lineRule="auto"/>
-        <w:ind w:left="0" w:right="0" w:firstLine="0"/>
-        <w:jc w:val="left"/>
-        <w:rPr>
-          <w:i w:val="0"/>
-          <w:iCs w:val="0"/>
-          <w:smallCaps w:val="0"/>
-          <w:strike w:val="0"/>
-          <w:color w:val="000000"/>
-          <w:sz w:val="22"/>
-          <w:szCs w:val="22"/>
-          <w:u w:val="none"/>
-          <w:shd w:fill="auto" w:val="clear"/>
-          <w:vertAlign w:val="baseline"/>
-        </w:rPr>
-      </w:pPr>
-      <w:r>
-        <w:rPr>
-          <w:rtl w:val="0"/>
-        </w:rPr>
-        <w:t xml:space="preserve">Se irá completando esta sección al iniciar la etapa de pruebas del sistema.</w:t>
-      </w:r>
-      <w:r>
-        <w:rPr>
-          <w:rtl w:val="0"/>
-        </w:rPr>
-      </w:r>
-    </w:p>
-    <w:tbl>
-      <w:tblPr>
-        <w:tblStyle w:val="Table15"/>
-        <w:tblW w:w="9688.999999999998" w:type="dxa"/>
-        <w:jc w:val="left"/>
-        <w:tblInd w:w="-6.999999999999993" w:type="dxa"/>
-        <w:tblLayout w:type="fixed"/>
-        <w:tblLook w:val="0000"/>
-      </w:tblPr>
-      <w:tblGrid>
-        <w:gridCol w:w="1937"/>
-        <w:gridCol w:w="1938"/>
-        <w:gridCol w:w="1938"/>
-        <w:gridCol w:w="1938"/>
-        <w:gridCol w:w="1938"/>
-        <w:tblGridChange w:id="0">
-          <w:tblGrid>
-            <w:gridCol w:w="1937"/>
-            <w:gridCol w:w="1938"/>
-            <w:gridCol w:w="1938"/>
-            <w:gridCol w:w="1938"/>
-            <w:gridCol w:w="1938"/>
-          </w:tblGrid>
-        </w:tblGridChange>
-      </w:tblGrid>
-      <w:tr>
-        <w:trPr>
-          <w:cantSplit w:val="0"/>
-          <w:tblHeader w:val="1"/>
-        </w:trPr>
-        <w:tc>
-          <w:tcPr>
-            <w:tcBorders>
-              <w:top w:color="000000" w:space="0" w:sz="4" w:val="single"/>
-              <w:left w:color="000000" w:space="0" w:sz="4" w:val="single"/>
-              <w:bottom w:color="000000" w:space="0" w:sz="4" w:val="single"/>
-              <w:right w:color="000000" w:space="0" w:sz="4" w:val="single"/>
-            </w:tcBorders>
-            <w:shd w:fill="e6e6e6" w:val="clear"/>
-          </w:tcPr>
-          <w:p>
-            <w:pPr>
-              <w:keepNext w:val="0"/>
-              <w:keepLines w:val="0"/>
-              <w:pageBreakBefore w:val="0"/>
-              <w:widowControl w:val="1"/>
-              <w:pBdr>
-                <w:top w:space="0" w:sz="0" w:val="nil"/>
-                <w:left w:space="0" w:sz="0" w:val="nil"/>
-                <w:bottom w:space="0" w:sz="0" w:val="nil"/>
-                <w:right w:space="0" w:sz="0" w:val="nil"/>
-                <w:between w:space="0" w:sz="0" w:val="nil"/>
-              </w:pBdr>
-              <w:shd w:fill="auto" w:val="clear"/>
-              <w:spacing w:after="0" w:before="200" w:line="276" w:lineRule="auto"/>
-              <w:ind w:left="0" w:right="0" w:firstLine="0"/>
-              <w:jc w:val="both"/>
-              <w:rPr>
-                <w:rFonts w:ascii="Calibri" w:cs="Calibri" w:eastAsia="Calibri" w:hAnsi="Calibri"/>
-                <w:b w:val="0"/>
-                <w:bCs w:val="0"/>
-                <w:i w:val="0"/>
-                <w:iCs w:val="0"/>
-                <w:smallCaps w:val="0"/>
-                <w:strike w:val="0"/>
-                <w:color w:val="000000"/>
-                <w:sz w:val="22"/>
-                <w:szCs w:val="22"/>
-                <w:u w:val="none"/>
-                <w:shd w:fill="auto" w:val="clear"/>
-                <w:vertAlign w:val="baseline"/>
-              </w:rPr>
-            </w:pPr>
-            <w:r>
-              <w:rPr>
-                <w:rFonts w:ascii="Calibri" w:cs="Calibri" w:eastAsia="Calibri" w:hAnsi="Calibri"/>
-                <w:b w:val="0"/>
-                <w:bCs w:val="0"/>
-                <w:i w:val="0"/>
-                <w:iCs w:val="0"/>
-                <w:smallCaps w:val="0"/>
-                <w:strike w:val="0"/>
-                <w:color w:val="000000"/>
-                <w:sz w:val="22"/>
-                <w:szCs w:val="22"/>
-                <w:u w:val="none"/>
-                <w:shd w:fill="auto" w:val="clear"/>
-                <w:vertAlign w:val="baseline"/>
-                <w:rtl w:val="0"/>
-              </w:rPr>
-              <w:t xml:space="preserve">ID Caso de Uso</w:t>
-            </w:r>
-          </w:p>
-        </w:tc>
-        <w:tc>
-          <w:tcPr>
-            <w:tcBorders>
-              <w:top w:color="000000" w:space="0" w:sz="4" w:val="single"/>
-              <w:left w:color="000000" w:space="0" w:sz="4" w:val="single"/>
-              <w:bottom w:color="000000" w:space="0" w:sz="4" w:val="single"/>
-              <w:right w:color="000000" w:space="0" w:sz="4" w:val="single"/>
-            </w:tcBorders>
-            <w:shd w:fill="e6e6e6" w:val="clear"/>
-          </w:tcPr>
-          <w:p>
-            <w:pPr>
-              <w:keepNext w:val="0"/>
-              <w:keepLines w:val="0"/>
-              <w:pageBreakBefore w:val="0"/>
-              <w:widowControl w:val="1"/>
-              <w:pBdr>
-                <w:top w:space="0" w:sz="0" w:val="nil"/>
-                <w:left w:space="0" w:sz="0" w:val="nil"/>
-                <w:bottom w:space="0" w:sz="0" w:val="nil"/>
-                <w:right w:space="0" w:sz="0" w:val="nil"/>
-                <w:between w:space="0" w:sz="0" w:val="nil"/>
-              </w:pBdr>
-              <w:shd w:fill="auto" w:val="clear"/>
-              <w:spacing w:after="0" w:before="200" w:line="276" w:lineRule="auto"/>
-              <w:ind w:left="0" w:right="0" w:firstLine="0"/>
-              <w:jc w:val="both"/>
-              <w:rPr>
-                <w:rFonts w:ascii="Calibri" w:cs="Calibri" w:eastAsia="Calibri" w:hAnsi="Calibri"/>
-                <w:b w:val="0"/>
-                <w:bCs w:val="0"/>
-                <w:i w:val="0"/>
-                <w:iCs w:val="0"/>
-                <w:smallCaps w:val="0"/>
-                <w:strike w:val="0"/>
-                <w:color w:val="000000"/>
-                <w:sz w:val="22"/>
-                <w:szCs w:val="22"/>
-                <w:u w:val="none"/>
-                <w:shd w:fill="auto" w:val="clear"/>
-                <w:vertAlign w:val="baseline"/>
-              </w:rPr>
-            </w:pPr>
-            <w:r>
-              <w:rPr>
-                <w:rFonts w:ascii="Calibri" w:cs="Calibri" w:eastAsia="Calibri" w:hAnsi="Calibri"/>
-                <w:b w:val="0"/>
-                <w:bCs w:val="0"/>
-                <w:i w:val="0"/>
-                <w:iCs w:val="0"/>
-                <w:smallCaps w:val="0"/>
-                <w:strike w:val="0"/>
-                <w:color w:val="000000"/>
-                <w:sz w:val="22"/>
-                <w:szCs w:val="22"/>
-                <w:u w:val="none"/>
-                <w:shd w:fill="auto" w:val="clear"/>
-                <w:vertAlign w:val="baseline"/>
-                <w:rtl w:val="0"/>
-              </w:rPr>
-              <w:t xml:space="preserve">ID de Escenario</w:t>
-            </w:r>
-          </w:p>
-        </w:tc>
-        <w:tc>
-          <w:tcPr>
-            <w:tcBorders>
-              <w:top w:color="000000" w:space="0" w:sz="4" w:val="single"/>
-              <w:left w:color="000000" w:space="0" w:sz="4" w:val="single"/>
-              <w:bottom w:color="000000" w:space="0" w:sz="4" w:val="single"/>
-              <w:right w:color="000000" w:space="0" w:sz="4" w:val="single"/>
-            </w:tcBorders>
-            <w:shd w:fill="e6e6e6" w:val="clear"/>
-          </w:tcPr>
-          <w:p>
-            <w:pPr>
-              <w:keepNext w:val="0"/>
-              <w:keepLines w:val="0"/>
-              <w:pageBreakBefore w:val="0"/>
-              <w:widowControl w:val="1"/>
-              <w:pBdr>
-                <w:top w:space="0" w:sz="0" w:val="nil"/>
-                <w:left w:space="0" w:sz="0" w:val="nil"/>
-                <w:bottom w:space="0" w:sz="0" w:val="nil"/>
-                <w:right w:space="0" w:sz="0" w:val="nil"/>
-                <w:between w:space="0" w:sz="0" w:val="nil"/>
-              </w:pBdr>
-              <w:shd w:fill="auto" w:val="clear"/>
-              <w:spacing w:after="0" w:before="200" w:line="276" w:lineRule="auto"/>
-              <w:ind w:left="0" w:right="0" w:firstLine="0"/>
-              <w:jc w:val="both"/>
-              <w:rPr>
-                <w:rFonts w:ascii="Calibri" w:cs="Calibri" w:eastAsia="Calibri" w:hAnsi="Calibri"/>
-                <w:b w:val="0"/>
-                <w:bCs w:val="0"/>
-                <w:i w:val="0"/>
-                <w:iCs w:val="0"/>
-                <w:smallCaps w:val="0"/>
-                <w:strike w:val="0"/>
-                <w:color w:val="000000"/>
-                <w:sz w:val="22"/>
-                <w:szCs w:val="22"/>
-                <w:u w:val="none"/>
-                <w:shd w:fill="auto" w:val="clear"/>
-                <w:vertAlign w:val="baseline"/>
-              </w:rPr>
-            </w:pPr>
-            <w:r>
-              <w:rPr>
-                <w:rFonts w:ascii="Calibri" w:cs="Calibri" w:eastAsia="Calibri" w:hAnsi="Calibri"/>
-                <w:b w:val="0"/>
-                <w:bCs w:val="0"/>
-                <w:i w:val="0"/>
-                <w:iCs w:val="0"/>
-                <w:smallCaps w:val="0"/>
-                <w:strike w:val="0"/>
-                <w:color w:val="000000"/>
-                <w:sz w:val="22"/>
-                <w:szCs w:val="22"/>
-                <w:u w:val="none"/>
-                <w:shd w:fill="auto" w:val="clear"/>
-                <w:vertAlign w:val="baseline"/>
-                <w:rtl w:val="0"/>
-              </w:rPr>
-              <w:t xml:space="preserve">ID de Caso de Prueba</w:t>
-            </w:r>
-          </w:p>
-        </w:tc>
-        <w:tc>
-          <w:tcPr>
-            <w:tcBorders>
-              <w:top w:color="000000" w:space="0" w:sz="4" w:val="single"/>
-              <w:left w:color="000000" w:space="0" w:sz="4" w:val="single"/>
-              <w:bottom w:color="000000" w:space="0" w:sz="4" w:val="single"/>
-              <w:right w:color="000000" w:space="0" w:sz="4" w:val="single"/>
-            </w:tcBorders>
-            <w:shd w:fill="e6e6e6" w:val="clear"/>
-          </w:tcPr>
-          <w:p>
-            <w:pPr>
-              <w:keepNext w:val="0"/>
-              <w:keepLines w:val="0"/>
-              <w:pageBreakBefore w:val="0"/>
-              <w:widowControl w:val="1"/>
-              <w:pBdr>
-                <w:top w:space="0" w:sz="0" w:val="nil"/>
-                <w:left w:space="0" w:sz="0" w:val="nil"/>
-                <w:bottom w:space="0" w:sz="0" w:val="nil"/>
-                <w:right w:space="0" w:sz="0" w:val="nil"/>
-                <w:between w:space="0" w:sz="0" w:val="nil"/>
-              </w:pBdr>
-              <w:shd w:fill="auto" w:val="clear"/>
-              <w:spacing w:after="0" w:before="200" w:line="276" w:lineRule="auto"/>
-              <w:ind w:left="0" w:right="0" w:firstLine="0"/>
-              <w:jc w:val="both"/>
-              <w:rPr>
-                <w:rFonts w:ascii="Calibri" w:cs="Calibri" w:eastAsia="Calibri" w:hAnsi="Calibri"/>
-                <w:b w:val="0"/>
-                <w:bCs w:val="0"/>
-                <w:i w:val="0"/>
-                <w:iCs w:val="0"/>
-                <w:smallCaps w:val="0"/>
-                <w:strike w:val="0"/>
-                <w:color w:val="000000"/>
-                <w:sz w:val="22"/>
-                <w:szCs w:val="22"/>
-                <w:u w:val="none"/>
-                <w:shd w:fill="auto" w:val="clear"/>
-                <w:vertAlign w:val="baseline"/>
-              </w:rPr>
-            </w:pPr>
-            <w:r>
-              <w:rPr>
-                <w:rFonts w:ascii="Calibri" w:cs="Calibri" w:eastAsia="Calibri" w:hAnsi="Calibri"/>
-                <w:b w:val="0"/>
-                <w:bCs w:val="0"/>
-                <w:i w:val="0"/>
-                <w:iCs w:val="0"/>
-                <w:smallCaps w:val="0"/>
-                <w:strike w:val="0"/>
-                <w:color w:val="000000"/>
-                <w:sz w:val="22"/>
-                <w:szCs w:val="22"/>
-                <w:u w:val="none"/>
-                <w:shd w:fill="auto" w:val="clear"/>
-                <w:vertAlign w:val="baseline"/>
-                <w:rtl w:val="0"/>
-              </w:rPr>
-              <w:t xml:space="preserve">ID Tipo de Prueba</w:t>
-            </w:r>
-          </w:p>
-        </w:tc>
-        <w:tc>
-          <w:tcPr>
-            <w:tcBorders>
-              <w:top w:color="000000" w:space="0" w:sz="4" w:val="single"/>
-              <w:left w:color="000000" w:space="0" w:sz="4" w:val="single"/>
-              <w:bottom w:color="000000" w:space="0" w:sz="4" w:val="single"/>
-              <w:right w:color="000000" w:space="0" w:sz="4" w:val="single"/>
-            </w:tcBorders>
-            <w:shd w:fill="e6e6e6" w:val="clear"/>
-          </w:tcPr>
-          <w:p>
-            <w:pPr>
-              <w:keepNext w:val="0"/>
-              <w:keepLines w:val="0"/>
-              <w:pageBreakBefore w:val="0"/>
-              <w:widowControl w:val="1"/>
-              <w:pBdr>
-                <w:top w:space="0" w:sz="0" w:val="nil"/>
-                <w:left w:space="0" w:sz="0" w:val="nil"/>
-                <w:bottom w:space="0" w:sz="0" w:val="nil"/>
-                <w:right w:space="0" w:sz="0" w:val="nil"/>
-                <w:between w:space="0" w:sz="0" w:val="nil"/>
-              </w:pBdr>
-              <w:shd w:fill="auto" w:val="clear"/>
-              <w:spacing w:after="0" w:before="200" w:line="276" w:lineRule="auto"/>
-              <w:ind w:left="0" w:right="0" w:firstLine="0"/>
-              <w:jc w:val="both"/>
-              <w:rPr>
-                <w:rFonts w:ascii="Calibri" w:cs="Calibri" w:eastAsia="Calibri" w:hAnsi="Calibri"/>
-                <w:b w:val="0"/>
-                <w:bCs w:val="0"/>
-                <w:i w:val="0"/>
-                <w:iCs w:val="0"/>
-                <w:smallCaps w:val="0"/>
-                <w:strike w:val="0"/>
-                <w:color w:val="000000"/>
-                <w:sz w:val="22"/>
-                <w:szCs w:val="22"/>
-                <w:u w:val="none"/>
-                <w:shd w:fill="auto" w:val="clear"/>
-                <w:vertAlign w:val="baseline"/>
-              </w:rPr>
-            </w:pPr>
-            <w:r>
-              <w:rPr>
-                <w:rFonts w:ascii="Calibri" w:cs="Calibri" w:eastAsia="Calibri" w:hAnsi="Calibri"/>
-                <w:b w:val="0"/>
-                <w:bCs w:val="0"/>
-                <w:i w:val="0"/>
-                <w:iCs w:val="0"/>
-                <w:smallCaps w:val="0"/>
-                <w:strike w:val="0"/>
-                <w:color w:val="000000"/>
-                <w:sz w:val="22"/>
-                <w:szCs w:val="22"/>
-                <w:u w:val="none"/>
-                <w:shd w:fill="auto" w:val="clear"/>
-                <w:vertAlign w:val="baseline"/>
-                <w:rtl w:val="0"/>
-              </w:rPr>
-              <w:t xml:space="preserve">ID Ciclo de Prueba</w:t>
-            </w:r>
-          </w:p>
-        </w:tc>
-      </w:tr>
-      <w:tr>
-        <w:trPr>
-          <w:cantSplit w:val="0"/>
-          <w:tblHeader w:val="0"/>
-        </w:trPr>
-        <w:tc>
-          <w:tcPr>
-            <w:tcBorders>
-              <w:top w:color="000000" w:space="0" w:sz="4" w:val="single"/>
-              <w:left w:color="000000" w:space="0" w:sz="4" w:val="single"/>
-              <w:bottom w:color="000000" w:space="0" w:sz="4" w:val="single"/>
-            </w:tcBorders>
-            <w:tcMar>
-              <w:top w:w="55.0" w:type="dxa"/>
-              <w:left w:w="55.0" w:type="dxa"/>
-              <w:bottom w:w="55.0" w:type="dxa"/>
-              <w:right w:w="55.0" w:type="dxa"/>
-            </w:tcMar>
-          </w:tcPr>
-          <w:p>
-            <w:pPr>
-              <w:keepNext w:val="0"/>
-              <w:keepLines w:val="0"/>
-              <w:pageBreakBefore w:val="0"/>
-              <w:widowControl w:val="0"/>
-              <w:pBdr>
-                <w:top w:space="0" w:sz="0" w:val="nil"/>
-                <w:left w:space="0" w:sz="0" w:val="nil"/>
-                <w:bottom w:space="0" w:sz="0" w:val="nil"/>
-                <w:right w:space="0" w:sz="0" w:val="nil"/>
-                <w:between w:space="0" w:sz="0" w:val="nil"/>
-              </w:pBdr>
-              <w:shd w:fill="auto" w:val="clear"/>
-              <w:spacing w:after="0" w:before="0" w:line="240" w:lineRule="auto"/>
-              <w:ind w:left="0" w:right="0" w:firstLine="0"/>
-              <w:jc w:val="left"/>
-              <w:rPr>
-                <w:rFonts w:ascii="Arial" w:cs="Arial" w:eastAsia="Arial" w:hAnsi="Arial"/>
-                <w:b w:val="0"/>
-                <w:bCs w:val="0"/>
-                <w:i w:val="0"/>
-                <w:iCs w:val="0"/>
-                <w:smallCaps w:val="0"/>
-                <w:strike w:val="0"/>
-                <w:color w:val="000000"/>
-                <w:sz w:val="20"/>
-                <w:szCs w:val="20"/>
-                <w:u w:val="none"/>
-                <w:shd w:fill="auto" w:val="clear"/>
-                <w:vertAlign w:val="baseline"/>
-              </w:rPr>
-            </w:pPr>
-            <w:r>
-              <w:rPr>
-                <w:rtl w:val="0"/>
-              </w:rPr>
-            </w:r>
-          </w:p>
-        </w:tc>
-        <w:tc>
-          <w:tcPr>
-            <w:tcBorders>
-              <w:top w:color="000000" w:space="0" w:sz="4" w:val="single"/>
-              <w:left w:color="000000" w:space="0" w:sz="4" w:val="single"/>
-              <w:bottom w:color="000000" w:space="0" w:sz="4" w:val="single"/>
-            </w:tcBorders>
-            <w:tcMar>
-              <w:top w:w="55.0" w:type="dxa"/>
-              <w:left w:w="55.0" w:type="dxa"/>
-              <w:bottom w:w="55.0" w:type="dxa"/>
-              <w:right w:w="55.0" w:type="dxa"/>
-            </w:tcMar>
-          </w:tcPr>
-          <w:p>
-            <w:pPr>
-              <w:keepNext w:val="0"/>
-              <w:keepLines w:val="0"/>
-              <w:pageBreakBefore w:val="0"/>
-              <w:widowControl w:val="0"/>
-              <w:pBdr>
-                <w:top w:space="0" w:sz="0" w:val="nil"/>
-                <w:left w:space="0" w:sz="0" w:val="nil"/>
-                <w:bottom w:space="0" w:sz="0" w:val="nil"/>
-                <w:right w:space="0" w:sz="0" w:val="nil"/>
-                <w:between w:space="0" w:sz="0" w:val="nil"/>
-              </w:pBdr>
-              <w:shd w:fill="auto" w:val="clear"/>
-              <w:spacing w:after="0" w:before="0" w:line="240" w:lineRule="auto"/>
-              <w:ind w:left="0" w:right="0" w:firstLine="0"/>
-              <w:jc w:val="left"/>
-              <w:rPr>
-                <w:rFonts w:ascii="Arial" w:cs="Arial" w:eastAsia="Arial" w:hAnsi="Arial"/>
-                <w:b w:val="0"/>
-                <w:bCs w:val="0"/>
-                <w:i w:val="0"/>
-                <w:iCs w:val="0"/>
-                <w:smallCaps w:val="0"/>
-                <w:strike w:val="0"/>
-                <w:color w:val="000000"/>
-                <w:sz w:val="20"/>
-                <w:szCs w:val="20"/>
-                <w:u w:val="none"/>
-                <w:shd w:fill="auto" w:val="clear"/>
-                <w:vertAlign w:val="baseline"/>
-              </w:rPr>
-            </w:pPr>
-            <w:r>
-              <w:rPr>
-                <w:rtl w:val="0"/>
-              </w:rPr>
-            </w:r>
-          </w:p>
-        </w:tc>
-        <w:tc>
-          <w:tcPr>
-            <w:tcBorders>
-              <w:top w:color="000000" w:space="0" w:sz="4" w:val="single"/>
-              <w:left w:color="000000" w:space="0" w:sz="4" w:val="single"/>
-              <w:bottom w:color="000000" w:space="0" w:sz="4" w:val="single"/>
-            </w:tcBorders>
-            <w:tcMar>
-              <w:top w:w="55.0" w:type="dxa"/>
-              <w:left w:w="55.0" w:type="dxa"/>
-              <w:bottom w:w="55.0" w:type="dxa"/>
-              <w:right w:w="55.0" w:type="dxa"/>
-            </w:tcMar>
-          </w:tcPr>
-          <w:p>
-            <w:pPr>
-              <w:keepNext w:val="0"/>
-              <w:keepLines w:val="0"/>
-              <w:pageBreakBefore w:val="0"/>
-              <w:widowControl w:val="0"/>
-              <w:pBdr>
-                <w:top w:space="0" w:sz="0" w:val="nil"/>
-                <w:left w:space="0" w:sz="0" w:val="nil"/>
-                <w:bottom w:space="0" w:sz="0" w:val="nil"/>
-                <w:right w:space="0" w:sz="0" w:val="nil"/>
-                <w:between w:space="0" w:sz="0" w:val="nil"/>
-              </w:pBdr>
-              <w:shd w:fill="auto" w:val="clear"/>
-              <w:spacing w:after="0" w:before="0" w:line="240" w:lineRule="auto"/>
-              <w:ind w:left="0" w:right="0" w:firstLine="0"/>
-              <w:jc w:val="left"/>
-              <w:rPr>
-                <w:rFonts w:ascii="Arial" w:cs="Arial" w:eastAsia="Arial" w:hAnsi="Arial"/>
-                <w:b w:val="0"/>
-                <w:bCs w:val="0"/>
-                <w:i w:val="0"/>
-                <w:iCs w:val="0"/>
-                <w:smallCaps w:val="0"/>
-                <w:strike w:val="0"/>
-                <w:color w:val="000000"/>
-                <w:sz w:val="20"/>
-                <w:szCs w:val="20"/>
-                <w:u w:val="none"/>
-                <w:shd w:fill="auto" w:val="clear"/>
-                <w:vertAlign w:val="baseline"/>
-              </w:rPr>
-            </w:pPr>
-            <w:r>
-              <w:rPr>
-                <w:rtl w:val="0"/>
-              </w:rPr>
-            </w:r>
-          </w:p>
-        </w:tc>
-        <w:tc>
-          <w:tcPr>
-            <w:tcBorders>
-              <w:top w:color="000000" w:space="0" w:sz="4" w:val="single"/>
-              <w:left w:color="000000" w:space="0" w:sz="4" w:val="single"/>
-              <w:bottom w:color="000000" w:space="0" w:sz="4" w:val="single"/>
-            </w:tcBorders>
-          </w:tcPr>
-          <w:p>
-            <w:pPr>
-              <w:keepNext w:val="0"/>
-              <w:keepLines w:val="0"/>
-              <w:pageBreakBefore w:val="0"/>
-              <w:widowControl w:val="0"/>
-              <w:pBdr>
-                <w:top w:space="0" w:sz="0" w:val="nil"/>
-                <w:left w:space="0" w:sz="0" w:val="nil"/>
-                <w:bottom w:space="0" w:sz="0" w:val="nil"/>
-                <w:right w:space="0" w:sz="0" w:val="nil"/>
-                <w:between w:space="0" w:sz="0" w:val="nil"/>
-              </w:pBdr>
-              <w:shd w:fill="auto" w:val="clear"/>
-              <w:spacing w:after="0" w:before="0" w:line="240" w:lineRule="auto"/>
-              <w:ind w:left="0" w:right="0" w:firstLine="0"/>
-              <w:jc w:val="left"/>
-              <w:rPr>
-                <w:rFonts w:ascii="Arial" w:cs="Arial" w:eastAsia="Arial" w:hAnsi="Arial"/>
-                <w:b w:val="0"/>
-                <w:bCs w:val="0"/>
-                <w:i w:val="0"/>
-                <w:iCs w:val="0"/>
-                <w:smallCaps w:val="0"/>
-                <w:strike w:val="0"/>
-                <w:color w:val="000000"/>
-                <w:sz w:val="20"/>
-                <w:szCs w:val="20"/>
-                <w:u w:val="none"/>
-                <w:shd w:fill="auto" w:val="clear"/>
-                <w:vertAlign w:val="baseline"/>
-              </w:rPr>
-            </w:pPr>
-            <w:r>
-              <w:rPr>
-                <w:rtl w:val="0"/>
-              </w:rPr>
-            </w:r>
-          </w:p>
-        </w:tc>
-        <w:tc>
-          <w:tcPr>
-            <w:tcBorders>
-              <w:top w:color="000000" w:space="0" w:sz="4" w:val="single"/>
-              <w:left w:color="000000" w:space="0" w:sz="4" w:val="single"/>
-              <w:bottom w:color="000000" w:space="0" w:sz="4" w:val="single"/>
-              <w:right w:color="000000" w:space="0" w:sz="4" w:val="single"/>
-            </w:tcBorders>
-          </w:tcPr>
-          <w:p>
-            <w:pPr>
-              <w:keepNext w:val="0"/>
-              <w:keepLines w:val="0"/>
-              <w:pageBreakBefore w:val="0"/>
-              <w:widowControl w:val="0"/>
-              <w:pBdr>
-                <w:top w:space="0" w:sz="0" w:val="nil"/>
-                <w:left w:space="0" w:sz="0" w:val="nil"/>
-                <w:bottom w:space="0" w:sz="0" w:val="nil"/>
-                <w:right w:space="0" w:sz="0" w:val="nil"/>
-                <w:between w:space="0" w:sz="0" w:val="nil"/>
-              </w:pBdr>
-              <w:shd w:fill="auto" w:val="clear"/>
-              <w:spacing w:after="0" w:before="0" w:line="240" w:lineRule="auto"/>
-              <w:ind w:left="0" w:right="0" w:firstLine="0"/>
-              <w:jc w:val="left"/>
-              <w:rPr>
-                <w:rFonts w:ascii="Arial" w:cs="Arial" w:eastAsia="Arial" w:hAnsi="Arial"/>
-                <w:b w:val="0"/>
-                <w:bCs w:val="0"/>
-                <w:i w:val="0"/>
-                <w:iCs w:val="0"/>
-                <w:smallCaps w:val="0"/>
-                <w:strike w:val="0"/>
-                <w:color w:val="000000"/>
-                <w:sz w:val="20"/>
-                <w:szCs w:val="20"/>
-                <w:u w:val="none"/>
-                <w:shd w:fill="auto" w:val="clear"/>
-                <w:vertAlign w:val="baseline"/>
-              </w:rPr>
-            </w:pPr>
-            <w:r>
-              <w:rPr>
-                <w:rtl w:val="0"/>
-              </w:rPr>
-            </w:r>
-          </w:p>
-        </w:tc>
-      </w:tr>
-      <w:tr>
-        <w:trPr>
-          <w:cantSplit w:val="0"/>
-          <w:tblHeader w:val="0"/>
-        </w:trPr>
-        <w:tc>
-          <w:tcPr>
-            <w:tcBorders>
-              <w:left w:color="000000" w:space="0" w:sz="4" w:val="single"/>
-              <w:bottom w:color="000000" w:space="0" w:sz="4" w:val="single"/>
-            </w:tcBorders>
-            <w:tcMar>
-              <w:top w:w="55.0" w:type="dxa"/>
-              <w:left w:w="55.0" w:type="dxa"/>
-              <w:bottom w:w="55.0" w:type="dxa"/>
-              <w:right w:w="55.0" w:type="dxa"/>
-            </w:tcMar>
-          </w:tcPr>
-          <w:p>
-            <w:pPr>
-              <w:keepNext w:val="0"/>
-              <w:keepLines w:val="0"/>
-              <w:pageBreakBefore w:val="0"/>
-              <w:widowControl w:val="0"/>
-              <w:pBdr>
-                <w:top w:space="0" w:sz="0" w:val="nil"/>
-                <w:left w:space="0" w:sz="0" w:val="nil"/>
-                <w:bottom w:space="0" w:sz="0" w:val="nil"/>
-                <w:right w:space="0" w:sz="0" w:val="nil"/>
-                <w:between w:space="0" w:sz="0" w:val="nil"/>
-              </w:pBdr>
-              <w:shd w:fill="auto" w:val="clear"/>
-              <w:spacing w:after="0" w:before="0" w:line="240" w:lineRule="auto"/>
-              <w:ind w:left="0" w:right="0" w:firstLine="0"/>
-              <w:jc w:val="left"/>
-              <w:rPr>
-                <w:rFonts w:ascii="Arial" w:cs="Arial" w:eastAsia="Arial" w:hAnsi="Arial"/>
-                <w:b w:val="0"/>
-                <w:bCs w:val="0"/>
-                <w:i w:val="0"/>
-                <w:iCs w:val="0"/>
-                <w:smallCaps w:val="0"/>
-                <w:strike w:val="0"/>
-                <w:color w:val="000000"/>
-                <w:sz w:val="20"/>
-                <w:szCs w:val="20"/>
-                <w:u w:val="none"/>
-                <w:shd w:fill="auto" w:val="clear"/>
-                <w:vertAlign w:val="baseline"/>
-              </w:rPr>
-            </w:pPr>
-            <w:r>
-              <w:rPr>
-                <w:rtl w:val="0"/>
-              </w:rPr>
-            </w:r>
-          </w:p>
-        </w:tc>
-        <w:tc>
-          <w:tcPr>
-            <w:tcBorders>
-              <w:left w:color="000000" w:space="0" w:sz="4" w:val="single"/>
-              <w:bottom w:color="000000" w:space="0" w:sz="4" w:val="single"/>
-            </w:tcBorders>
-            <w:tcMar>
-              <w:top w:w="55.0" w:type="dxa"/>
-              <w:left w:w="55.0" w:type="dxa"/>
-              <w:bottom w:w="55.0" w:type="dxa"/>
-              <w:right w:w="55.0" w:type="dxa"/>
-            </w:tcMar>
-          </w:tcPr>
-          <w:p>
-            <w:pPr>
-              <w:keepNext w:val="0"/>
-              <w:keepLines w:val="0"/>
-              <w:pageBreakBefore w:val="0"/>
-              <w:widowControl w:val="0"/>
-              <w:pBdr>
-                <w:top w:space="0" w:sz="0" w:val="nil"/>
-                <w:left w:space="0" w:sz="0" w:val="nil"/>
-                <w:bottom w:space="0" w:sz="0" w:val="nil"/>
-                <w:right w:space="0" w:sz="0" w:val="nil"/>
-                <w:between w:space="0" w:sz="0" w:val="nil"/>
-              </w:pBdr>
-              <w:shd w:fill="auto" w:val="clear"/>
-              <w:spacing w:after="0" w:before="0" w:line="240" w:lineRule="auto"/>
-              <w:ind w:left="0" w:right="0" w:firstLine="0"/>
-              <w:jc w:val="left"/>
-              <w:rPr>
-                <w:rFonts w:ascii="Arial" w:cs="Arial" w:eastAsia="Arial" w:hAnsi="Arial"/>
-                <w:b w:val="0"/>
-                <w:bCs w:val="0"/>
-                <w:i w:val="0"/>
-                <w:iCs w:val="0"/>
-                <w:smallCaps w:val="0"/>
-                <w:strike w:val="0"/>
-                <w:color w:val="000000"/>
-                <w:sz w:val="20"/>
-                <w:szCs w:val="20"/>
-                <w:u w:val="none"/>
-                <w:shd w:fill="auto" w:val="clear"/>
-                <w:vertAlign w:val="baseline"/>
-              </w:rPr>
-            </w:pPr>
-            <w:r>
-              <w:rPr>
-                <w:rtl w:val="0"/>
-              </w:rPr>
-            </w:r>
-          </w:p>
-        </w:tc>
-        <w:tc>
-          <w:tcPr>
-            <w:tcBorders>
-              <w:left w:color="000000" w:space="0" w:sz="4" w:val="single"/>
-              <w:bottom w:color="000000" w:space="0" w:sz="4" w:val="single"/>
-            </w:tcBorders>
-            <w:tcMar>
-              <w:top w:w="55.0" w:type="dxa"/>
-              <w:left w:w="55.0" w:type="dxa"/>
-              <w:bottom w:w="55.0" w:type="dxa"/>
-              <w:right w:w="55.0" w:type="dxa"/>
-            </w:tcMar>
-          </w:tcPr>
-          <w:p>
-            <w:pPr>
-              <w:keepNext w:val="0"/>
-              <w:keepLines w:val="0"/>
-              <w:pageBreakBefore w:val="0"/>
-              <w:widowControl w:val="0"/>
-              <w:pBdr>
-                <w:top w:space="0" w:sz="0" w:val="nil"/>
-                <w:left w:space="0" w:sz="0" w:val="nil"/>
-                <w:bottom w:space="0" w:sz="0" w:val="nil"/>
-                <w:right w:space="0" w:sz="0" w:val="nil"/>
-                <w:between w:space="0" w:sz="0" w:val="nil"/>
-              </w:pBdr>
-              <w:shd w:fill="auto" w:val="clear"/>
-              <w:spacing w:after="0" w:before="0" w:line="240" w:lineRule="auto"/>
-              <w:ind w:left="0" w:right="0" w:firstLine="0"/>
-              <w:jc w:val="left"/>
-              <w:rPr>
-                <w:rFonts w:ascii="Arial" w:cs="Arial" w:eastAsia="Arial" w:hAnsi="Arial"/>
-                <w:b w:val="0"/>
-                <w:bCs w:val="0"/>
-                <w:i w:val="0"/>
-                <w:iCs w:val="0"/>
-                <w:smallCaps w:val="0"/>
-                <w:strike w:val="0"/>
-                <w:color w:val="000000"/>
-                <w:sz w:val="20"/>
-                <w:szCs w:val="20"/>
-                <w:u w:val="none"/>
-                <w:shd w:fill="auto" w:val="clear"/>
-                <w:vertAlign w:val="baseline"/>
-              </w:rPr>
-            </w:pPr>
-            <w:r>
-              <w:rPr>
-                <w:rtl w:val="0"/>
-              </w:rPr>
-            </w:r>
-          </w:p>
-        </w:tc>
-        <w:tc>
-          <w:tcPr>
-            <w:tcBorders>
-              <w:left w:color="000000" w:space="0" w:sz="4" w:val="single"/>
-              <w:bottom w:color="000000" w:space="0" w:sz="4" w:val="single"/>
-            </w:tcBorders>
-          </w:tcPr>
-          <w:p>
-            <w:pPr>
-              <w:keepNext w:val="0"/>
-              <w:keepLines w:val="0"/>
-              <w:pageBreakBefore w:val="0"/>
-              <w:widowControl w:val="0"/>
-              <w:pBdr>
-                <w:top w:space="0" w:sz="0" w:val="nil"/>
-                <w:left w:space="0" w:sz="0" w:val="nil"/>
-                <w:bottom w:space="0" w:sz="0" w:val="nil"/>
-                <w:right w:space="0" w:sz="0" w:val="nil"/>
-                <w:between w:space="0" w:sz="0" w:val="nil"/>
-              </w:pBdr>
-              <w:shd w:fill="auto" w:val="clear"/>
-              <w:spacing w:after="0" w:before="0" w:line="240" w:lineRule="auto"/>
-              <w:ind w:left="0" w:right="0" w:firstLine="0"/>
-              <w:jc w:val="left"/>
-              <w:rPr>
-                <w:rFonts w:ascii="Arial" w:cs="Arial" w:eastAsia="Arial" w:hAnsi="Arial"/>
-                <w:b w:val="0"/>
-                <w:bCs w:val="0"/>
-                <w:i w:val="0"/>
-                <w:iCs w:val="0"/>
-                <w:smallCaps w:val="0"/>
-                <w:strike w:val="0"/>
-                <w:color w:val="000000"/>
-                <w:sz w:val="20"/>
-                <w:szCs w:val="20"/>
-                <w:u w:val="none"/>
-                <w:shd w:fill="auto" w:val="clear"/>
-                <w:vertAlign w:val="baseline"/>
-              </w:rPr>
-            </w:pPr>
-            <w:r>
-              <w:rPr>
-                <w:rtl w:val="0"/>
-              </w:rPr>
-            </w:r>
-          </w:p>
-        </w:tc>
-        <w:tc>
-          <w:tcPr>
-            <w:tcBorders>
-              <w:left w:color="000000" w:space="0" w:sz="4" w:val="single"/>
-              <w:bottom w:color="000000" w:space="0" w:sz="4" w:val="single"/>
-              <w:right w:color="000000" w:space="0" w:sz="4" w:val="single"/>
-            </w:tcBorders>
-          </w:tcPr>
-          <w:p>
-            <w:pPr>
-              <w:keepNext w:val="0"/>
-              <w:keepLines w:val="0"/>
-              <w:pageBreakBefore w:val="0"/>
-              <w:widowControl w:val="0"/>
-              <w:pBdr>
-                <w:top w:space="0" w:sz="0" w:val="nil"/>
-                <w:left w:space="0" w:sz="0" w:val="nil"/>
-                <w:bottom w:space="0" w:sz="0" w:val="nil"/>
-                <w:right w:space="0" w:sz="0" w:val="nil"/>
-                <w:between w:space="0" w:sz="0" w:val="nil"/>
-              </w:pBdr>
-              <w:shd w:fill="auto" w:val="clear"/>
-              <w:spacing w:after="0" w:before="0" w:line="240" w:lineRule="auto"/>
-              <w:ind w:left="0" w:right="0" w:firstLine="0"/>
-              <w:jc w:val="left"/>
-              <w:rPr>
-                <w:rFonts w:ascii="Arial" w:cs="Arial" w:eastAsia="Arial" w:hAnsi="Arial"/>
-                <w:b w:val="0"/>
-                <w:bCs w:val="0"/>
-                <w:i w:val="0"/>
-                <w:iCs w:val="0"/>
-                <w:smallCaps w:val="0"/>
-                <w:strike w:val="0"/>
-                <w:color w:val="000000"/>
-                <w:sz w:val="20"/>
-                <w:szCs w:val="20"/>
-                <w:u w:val="none"/>
-                <w:shd w:fill="auto" w:val="clear"/>
-                <w:vertAlign w:val="baseline"/>
-              </w:rPr>
-            </w:pPr>
-            <w:r>
-              <w:rPr>
-                <w:rtl w:val="0"/>
-              </w:rPr>
-            </w:r>
-          </w:p>
-        </w:tc>
-      </w:tr>
-      <w:tr>
-        <w:trPr>
-          <w:cantSplit w:val="0"/>
-          <w:tblHeader w:val="0"/>
-        </w:trPr>
-        <w:tc>
-          <w:tcPr>
-            <w:tcBorders>
-              <w:left w:color="000000" w:space="0" w:sz="4" w:val="single"/>
-              <w:bottom w:color="000000" w:space="0" w:sz="4" w:val="single"/>
-            </w:tcBorders>
-            <w:tcMar>
-              <w:top w:w="55.0" w:type="dxa"/>
-              <w:left w:w="55.0" w:type="dxa"/>
-              <w:bottom w:w="55.0" w:type="dxa"/>
-              <w:right w:w="55.0" w:type="dxa"/>
-            </w:tcMar>
-          </w:tcPr>
-          <w:p>
-            <w:pPr>
-              <w:keepNext w:val="0"/>
-              <w:keepLines w:val="0"/>
-              <w:pageBreakBefore w:val="0"/>
-              <w:widowControl w:val="0"/>
-              <w:pBdr>
-                <w:top w:space="0" w:sz="0" w:val="nil"/>
-                <w:left w:space="0" w:sz="0" w:val="nil"/>
-                <w:bottom w:space="0" w:sz="0" w:val="nil"/>
-                <w:right w:space="0" w:sz="0" w:val="nil"/>
-                <w:between w:space="0" w:sz="0" w:val="nil"/>
-              </w:pBdr>
-              <w:shd w:fill="auto" w:val="clear"/>
-              <w:spacing w:after="0" w:before="0" w:line="240" w:lineRule="auto"/>
-              <w:ind w:left="0" w:right="0" w:firstLine="0"/>
-              <w:jc w:val="left"/>
-              <w:rPr>
-                <w:rFonts w:ascii="Arial" w:cs="Arial" w:eastAsia="Arial" w:hAnsi="Arial"/>
-                <w:b w:val="0"/>
-                <w:bCs w:val="0"/>
-                <w:i w:val="0"/>
-                <w:iCs w:val="0"/>
-                <w:smallCaps w:val="0"/>
-                <w:strike w:val="0"/>
-                <w:color w:val="000000"/>
-                <w:sz w:val="20"/>
-                <w:szCs w:val="20"/>
-                <w:u w:val="none"/>
-                <w:shd w:fill="auto" w:val="clear"/>
-                <w:vertAlign w:val="baseline"/>
-              </w:rPr>
-            </w:pPr>
-            <w:r>
-              <w:rPr>
-                <w:rtl w:val="0"/>
-              </w:rPr>
-            </w:r>
-          </w:p>
-        </w:tc>
-        <w:tc>
-          <w:tcPr>
-            <w:tcBorders>
-              <w:left w:color="000000" w:space="0" w:sz="4" w:val="single"/>
-              <w:bottom w:color="000000" w:space="0" w:sz="4" w:val="single"/>
-            </w:tcBorders>
-            <w:tcMar>
-              <w:top w:w="55.0" w:type="dxa"/>
-              <w:left w:w="55.0" w:type="dxa"/>
-              <w:bottom w:w="55.0" w:type="dxa"/>
-              <w:right w:w="55.0" w:type="dxa"/>
-            </w:tcMar>
-          </w:tcPr>
-          <w:p>
-            <w:pPr>
-              <w:keepNext w:val="0"/>
-              <w:keepLines w:val="0"/>
-              <w:pageBreakBefore w:val="0"/>
-              <w:widowControl w:val="0"/>
-              <w:pBdr>
-                <w:top w:space="0" w:sz="0" w:val="nil"/>
-                <w:left w:space="0" w:sz="0" w:val="nil"/>
-                <w:bottom w:space="0" w:sz="0" w:val="nil"/>
-                <w:right w:space="0" w:sz="0" w:val="nil"/>
-                <w:between w:space="0" w:sz="0" w:val="nil"/>
-              </w:pBdr>
-              <w:shd w:fill="auto" w:val="clear"/>
-              <w:spacing w:after="0" w:before="0" w:line="240" w:lineRule="auto"/>
-              <w:ind w:left="0" w:right="0" w:firstLine="0"/>
-              <w:jc w:val="left"/>
-              <w:rPr>
-                <w:rFonts w:ascii="Arial" w:cs="Arial" w:eastAsia="Arial" w:hAnsi="Arial"/>
-                <w:b w:val="0"/>
-                <w:bCs w:val="0"/>
-                <w:i w:val="0"/>
-                <w:iCs w:val="0"/>
-                <w:smallCaps w:val="0"/>
-                <w:strike w:val="0"/>
-                <w:color w:val="000000"/>
-                <w:sz w:val="20"/>
-                <w:szCs w:val="20"/>
-                <w:u w:val="none"/>
-                <w:shd w:fill="auto" w:val="clear"/>
-                <w:vertAlign w:val="baseline"/>
-              </w:rPr>
-            </w:pPr>
-            <w:r>
-              <w:rPr>
-                <w:rtl w:val="0"/>
-              </w:rPr>
-            </w:r>
-          </w:p>
-        </w:tc>
-        <w:tc>
-          <w:tcPr>
-            <w:tcBorders>
-              <w:left w:color="000000" w:space="0" w:sz="4" w:val="single"/>
-              <w:bottom w:color="000000" w:space="0" w:sz="4" w:val="single"/>
-            </w:tcBorders>
-            <w:tcMar>
-              <w:top w:w="55.0" w:type="dxa"/>
-              <w:left w:w="55.0" w:type="dxa"/>
-              <w:bottom w:w="55.0" w:type="dxa"/>
-              <w:right w:w="55.0" w:type="dxa"/>
-            </w:tcMar>
-          </w:tcPr>
-          <w:p>
-            <w:pPr>
-              <w:keepNext w:val="0"/>
-              <w:keepLines w:val="0"/>
-              <w:pageBreakBefore w:val="0"/>
-              <w:widowControl w:val="0"/>
-              <w:pBdr>
-                <w:top w:space="0" w:sz="0" w:val="nil"/>
-                <w:left w:space="0" w:sz="0" w:val="nil"/>
-                <w:bottom w:space="0" w:sz="0" w:val="nil"/>
-                <w:right w:space="0" w:sz="0" w:val="nil"/>
-                <w:between w:space="0" w:sz="0" w:val="nil"/>
-              </w:pBdr>
-              <w:shd w:fill="auto" w:val="clear"/>
-              <w:spacing w:after="0" w:before="0" w:line="240" w:lineRule="auto"/>
-              <w:ind w:left="0" w:right="0" w:firstLine="0"/>
-              <w:jc w:val="left"/>
-              <w:rPr>
-                <w:rFonts w:ascii="Arial" w:cs="Arial" w:eastAsia="Arial" w:hAnsi="Arial"/>
-                <w:b w:val="0"/>
-                <w:bCs w:val="0"/>
-                <w:i w:val="0"/>
-                <w:iCs w:val="0"/>
-                <w:smallCaps w:val="0"/>
-                <w:strike w:val="0"/>
-                <w:color w:val="000000"/>
-                <w:sz w:val="20"/>
-                <w:szCs w:val="20"/>
-                <w:u w:val="none"/>
-                <w:shd w:fill="auto" w:val="clear"/>
-                <w:vertAlign w:val="baseline"/>
-              </w:rPr>
-            </w:pPr>
-            <w:r>
-              <w:rPr>
-                <w:rtl w:val="0"/>
-              </w:rPr>
-            </w:r>
-          </w:p>
-        </w:tc>
-        <w:tc>
-          <w:tcPr>
-            <w:tcBorders>
-              <w:left w:color="000000" w:space="0" w:sz="4" w:val="single"/>
-              <w:bottom w:color="000000" w:space="0" w:sz="4" w:val="single"/>
-            </w:tcBorders>
-          </w:tcPr>
-          <w:p>
-            <w:pPr>
-              <w:keepNext w:val="0"/>
-              <w:keepLines w:val="0"/>
-              <w:pageBreakBefore w:val="0"/>
-              <w:widowControl w:val="0"/>
-              <w:pBdr>
-                <w:top w:space="0" w:sz="0" w:val="nil"/>
-                <w:left w:space="0" w:sz="0" w:val="nil"/>
-                <w:bottom w:space="0" w:sz="0" w:val="nil"/>
-                <w:right w:space="0" w:sz="0" w:val="nil"/>
-                <w:between w:space="0" w:sz="0" w:val="nil"/>
-              </w:pBdr>
-              <w:shd w:fill="auto" w:val="clear"/>
-              <w:spacing w:after="0" w:before="0" w:line="240" w:lineRule="auto"/>
-              <w:ind w:left="0" w:right="0" w:firstLine="0"/>
-              <w:jc w:val="left"/>
-              <w:rPr>
-                <w:rFonts w:ascii="Arial" w:cs="Arial" w:eastAsia="Arial" w:hAnsi="Arial"/>
-                <w:b w:val="0"/>
-                <w:bCs w:val="0"/>
-                <w:i w:val="0"/>
-                <w:iCs w:val="0"/>
-                <w:smallCaps w:val="0"/>
-                <w:strike w:val="0"/>
-                <w:color w:val="000000"/>
-                <w:sz w:val="20"/>
-                <w:szCs w:val="20"/>
-                <w:u w:val="none"/>
-                <w:shd w:fill="auto" w:val="clear"/>
-                <w:vertAlign w:val="baseline"/>
-              </w:rPr>
-            </w:pPr>
-            <w:r>
-              <w:rPr>
-                <w:rtl w:val="0"/>
-              </w:rPr>
-            </w:r>
-          </w:p>
-        </w:tc>
-        <w:tc>
-          <w:tcPr>
-            <w:tcBorders>
-              <w:left w:color="000000" w:space="0" w:sz="4" w:val="single"/>
-              <w:bottom w:color="000000" w:space="0" w:sz="4" w:val="single"/>
-              <w:right w:color="000000" w:space="0" w:sz="4" w:val="single"/>
-            </w:tcBorders>
-          </w:tcPr>
-          <w:p>
-            <w:pPr>
-              <w:keepNext w:val="0"/>
-              <w:keepLines w:val="0"/>
-              <w:pageBreakBefore w:val="0"/>
-              <w:widowControl w:val="0"/>
-              <w:pBdr>
-                <w:top w:space="0" w:sz="0" w:val="nil"/>
-                <w:left w:space="0" w:sz="0" w:val="nil"/>
-                <w:bottom w:space="0" w:sz="0" w:val="nil"/>
-                <w:right w:space="0" w:sz="0" w:val="nil"/>
-                <w:between w:space="0" w:sz="0" w:val="nil"/>
-              </w:pBdr>
-              <w:shd w:fill="auto" w:val="clear"/>
-              <w:spacing w:after="0" w:before="0" w:line="240" w:lineRule="auto"/>
-              <w:ind w:left="0" w:right="0" w:firstLine="0"/>
-              <w:jc w:val="left"/>
-              <w:rPr>
-                <w:rFonts w:ascii="Arial" w:cs="Arial" w:eastAsia="Arial" w:hAnsi="Arial"/>
-                <w:b w:val="0"/>
-                <w:bCs w:val="0"/>
-                <w:i w:val="0"/>
-                <w:iCs w:val="0"/>
-                <w:smallCaps w:val="0"/>
-                <w:strike w:val="0"/>
-                <w:color w:val="000000"/>
-                <w:sz w:val="20"/>
-                <w:szCs w:val="20"/>
-                <w:u w:val="none"/>
-                <w:shd w:fill="auto" w:val="clear"/>
-                <w:vertAlign w:val="baseline"/>
-              </w:rPr>
-            </w:pPr>
-            <w:r>
-              <w:rPr>
-                <w:rtl w:val="0"/>
-              </w:rPr>
-            </w:r>
-          </w:p>
-        </w:tc>
-      </w:tr>
-      <w:tr>
-        <w:trPr>
-          <w:cantSplit w:val="0"/>
-          <w:tblHeader w:val="0"/>
-        </w:trPr>
-        <w:tc>
-          <w:tcPr>
-            <w:tcBorders>
-              <w:left w:color="000000" w:space="0" w:sz="4" w:val="single"/>
-              <w:bottom w:color="000000" w:space="0" w:sz="4" w:val="single"/>
-            </w:tcBorders>
-            <w:tcMar>
-              <w:top w:w="55.0" w:type="dxa"/>
-              <w:left w:w="55.0" w:type="dxa"/>
-              <w:bottom w:w="55.0" w:type="dxa"/>
-              <w:right w:w="55.0" w:type="dxa"/>
-            </w:tcMar>
-          </w:tcPr>
-          <w:p>
-            <w:pPr>
-              <w:keepNext w:val="0"/>
-              <w:keepLines w:val="0"/>
-              <w:pageBreakBefore w:val="0"/>
-              <w:widowControl w:val="0"/>
-              <w:pBdr>
-                <w:top w:space="0" w:sz="0" w:val="nil"/>
-                <w:left w:space="0" w:sz="0" w:val="nil"/>
-                <w:bottom w:space="0" w:sz="0" w:val="nil"/>
-                <w:right w:space="0" w:sz="0" w:val="nil"/>
-                <w:between w:space="0" w:sz="0" w:val="nil"/>
-              </w:pBdr>
-              <w:shd w:fill="auto" w:val="clear"/>
-              <w:spacing w:after="0" w:before="0" w:line="240" w:lineRule="auto"/>
-              <w:ind w:left="0" w:right="0" w:firstLine="0"/>
-              <w:jc w:val="left"/>
-              <w:rPr>
-                <w:rFonts w:ascii="Arial" w:cs="Arial" w:eastAsia="Arial" w:hAnsi="Arial"/>
-                <w:b w:val="0"/>
-                <w:bCs w:val="0"/>
-                <w:i w:val="0"/>
-                <w:iCs w:val="0"/>
-                <w:smallCaps w:val="0"/>
-                <w:strike w:val="0"/>
-                <w:color w:val="000000"/>
-                <w:sz w:val="20"/>
-                <w:szCs w:val="20"/>
-                <w:u w:val="none"/>
-                <w:shd w:fill="auto" w:val="clear"/>
-                <w:vertAlign w:val="baseline"/>
-              </w:rPr>
-            </w:pPr>
-            <w:r>
-              <w:rPr>
-                <w:rtl w:val="0"/>
-              </w:rPr>
-            </w:r>
-          </w:p>
-        </w:tc>
-        <w:tc>
-          <w:tcPr>
-            <w:tcBorders>
-              <w:left w:color="000000" w:space="0" w:sz="4" w:val="single"/>
-              <w:bottom w:color="000000" w:space="0" w:sz="4" w:val="single"/>
-            </w:tcBorders>
-            <w:tcMar>
-              <w:top w:w="55.0" w:type="dxa"/>
-              <w:left w:w="55.0" w:type="dxa"/>
-              <w:bottom w:w="55.0" w:type="dxa"/>
-              <w:right w:w="55.0" w:type="dxa"/>
-            </w:tcMar>
-          </w:tcPr>
-          <w:p>
-            <w:pPr>
-              <w:keepNext w:val="0"/>
-              <w:keepLines w:val="0"/>
-              <w:pageBreakBefore w:val="0"/>
-              <w:widowControl w:val="0"/>
-              <w:pBdr>
-                <w:top w:space="0" w:sz="0" w:val="nil"/>
-                <w:left w:space="0" w:sz="0" w:val="nil"/>
-                <w:bottom w:space="0" w:sz="0" w:val="nil"/>
-                <w:right w:space="0" w:sz="0" w:val="nil"/>
-                <w:between w:space="0" w:sz="0" w:val="nil"/>
-              </w:pBdr>
-              <w:shd w:fill="auto" w:val="clear"/>
-              <w:spacing w:after="0" w:before="0" w:line="240" w:lineRule="auto"/>
-              <w:ind w:left="0" w:right="0" w:firstLine="0"/>
-              <w:jc w:val="left"/>
-              <w:rPr>
-                <w:rFonts w:ascii="Arial" w:cs="Arial" w:eastAsia="Arial" w:hAnsi="Arial"/>
-                <w:b w:val="0"/>
-                <w:bCs w:val="0"/>
-                <w:i w:val="0"/>
-                <w:iCs w:val="0"/>
-                <w:smallCaps w:val="0"/>
-                <w:strike w:val="0"/>
-                <w:color w:val="000000"/>
-                <w:sz w:val="20"/>
-                <w:szCs w:val="20"/>
-                <w:u w:val="none"/>
-                <w:shd w:fill="auto" w:val="clear"/>
-                <w:vertAlign w:val="baseline"/>
-              </w:rPr>
-            </w:pPr>
-            <w:r>
-              <w:rPr>
-                <w:rtl w:val="0"/>
-              </w:rPr>
-            </w:r>
-          </w:p>
-        </w:tc>
-        <w:tc>
-          <w:tcPr>
-            <w:tcBorders>
-              <w:left w:color="000000" w:space="0" w:sz="4" w:val="single"/>
-              <w:bottom w:color="000000" w:space="0" w:sz="4" w:val="single"/>
-            </w:tcBorders>
-            <w:tcMar>
-              <w:top w:w="55.0" w:type="dxa"/>
-              <w:left w:w="55.0" w:type="dxa"/>
-              <w:bottom w:w="55.0" w:type="dxa"/>
-              <w:right w:w="55.0" w:type="dxa"/>
-            </w:tcMar>
-          </w:tcPr>
-          <w:p>
-            <w:pPr>
-              <w:keepNext w:val="0"/>
-              <w:keepLines w:val="0"/>
-              <w:pageBreakBefore w:val="0"/>
-              <w:widowControl w:val="0"/>
-              <w:pBdr>
-                <w:top w:space="0" w:sz="0" w:val="nil"/>
-                <w:left w:space="0" w:sz="0" w:val="nil"/>
-                <w:bottom w:space="0" w:sz="0" w:val="nil"/>
-                <w:right w:space="0" w:sz="0" w:val="nil"/>
-                <w:between w:space="0" w:sz="0" w:val="nil"/>
-              </w:pBdr>
-              <w:shd w:fill="auto" w:val="clear"/>
-              <w:spacing w:after="0" w:before="0" w:line="240" w:lineRule="auto"/>
-              <w:ind w:left="0" w:right="0" w:firstLine="0"/>
-              <w:jc w:val="left"/>
-              <w:rPr>
-                <w:rFonts w:ascii="Arial" w:cs="Arial" w:eastAsia="Arial" w:hAnsi="Arial"/>
-                <w:b w:val="0"/>
-                <w:bCs w:val="0"/>
-                <w:i w:val="0"/>
-                <w:iCs w:val="0"/>
-                <w:smallCaps w:val="0"/>
-                <w:strike w:val="0"/>
-                <w:color w:val="000000"/>
-                <w:sz w:val="20"/>
-                <w:szCs w:val="20"/>
-                <w:u w:val="none"/>
-                <w:shd w:fill="auto" w:val="clear"/>
-                <w:vertAlign w:val="baseline"/>
-              </w:rPr>
-            </w:pPr>
-            <w:r>
-              <w:rPr>
-                <w:rtl w:val="0"/>
-              </w:rPr>
-            </w:r>
-          </w:p>
-        </w:tc>
-        <w:tc>
-          <w:tcPr>
-            <w:tcBorders>
-              <w:left w:color="000000" w:space="0" w:sz="4" w:val="single"/>
-              <w:bottom w:color="000000" w:space="0" w:sz="4" w:val="single"/>
-            </w:tcBorders>
-          </w:tcPr>
-          <w:p>
-            <w:pPr>
-              <w:keepNext w:val="0"/>
-              <w:keepLines w:val="0"/>
-              <w:pageBreakBefore w:val="0"/>
-              <w:widowControl w:val="0"/>
-              <w:pBdr>
-                <w:top w:space="0" w:sz="0" w:val="nil"/>
-                <w:left w:space="0" w:sz="0" w:val="nil"/>
-                <w:bottom w:space="0" w:sz="0" w:val="nil"/>
-                <w:right w:space="0" w:sz="0" w:val="nil"/>
-                <w:between w:space="0" w:sz="0" w:val="nil"/>
-              </w:pBdr>
-              <w:shd w:fill="auto" w:val="clear"/>
-              <w:spacing w:after="0" w:before="0" w:line="240" w:lineRule="auto"/>
-              <w:ind w:left="0" w:right="0" w:firstLine="0"/>
-              <w:jc w:val="left"/>
-              <w:rPr>
-                <w:rFonts w:ascii="Arial" w:cs="Arial" w:eastAsia="Arial" w:hAnsi="Arial"/>
-                <w:b w:val="0"/>
-                <w:bCs w:val="0"/>
-                <w:i w:val="0"/>
-                <w:iCs w:val="0"/>
-                <w:smallCaps w:val="0"/>
-                <w:strike w:val="0"/>
-                <w:color w:val="000000"/>
-                <w:sz w:val="20"/>
-                <w:szCs w:val="20"/>
-                <w:u w:val="none"/>
-                <w:shd w:fill="auto" w:val="clear"/>
-                <w:vertAlign w:val="baseline"/>
-              </w:rPr>
-            </w:pPr>
-            <w:r>
-              <w:rPr>
-                <w:rtl w:val="0"/>
-              </w:rPr>
-            </w:r>
-          </w:p>
-        </w:tc>
-        <w:tc>
-          <w:tcPr>
-            <w:tcBorders>
-              <w:left w:color="000000" w:space="0" w:sz="4" w:val="single"/>
-              <w:bottom w:color="000000" w:space="0" w:sz="4" w:val="single"/>
-              <w:right w:color="000000" w:space="0" w:sz="4" w:val="single"/>
-            </w:tcBorders>
-          </w:tcPr>
-          <w:p>
-            <w:pPr>
-              <w:keepNext w:val="0"/>
-              <w:keepLines w:val="0"/>
-              <w:pageBreakBefore w:val="0"/>
-              <w:widowControl w:val="0"/>
-              <w:pBdr>
-                <w:top w:space="0" w:sz="0" w:val="nil"/>
-                <w:left w:space="0" w:sz="0" w:val="nil"/>
-                <w:bottom w:space="0" w:sz="0" w:val="nil"/>
-                <w:right w:space="0" w:sz="0" w:val="nil"/>
-                <w:between w:space="0" w:sz="0" w:val="nil"/>
-              </w:pBdr>
-              <w:shd w:fill="auto" w:val="clear"/>
-              <w:spacing w:after="0" w:before="0" w:line="240" w:lineRule="auto"/>
-              <w:ind w:left="0" w:right="0" w:firstLine="0"/>
-              <w:jc w:val="left"/>
-              <w:rPr>
-                <w:rFonts w:ascii="Arial" w:cs="Arial" w:eastAsia="Arial" w:hAnsi="Arial"/>
-                <w:b w:val="0"/>
-                <w:bCs w:val="0"/>
-                <w:i w:val="0"/>
-                <w:iCs w:val="0"/>
-                <w:smallCaps w:val="0"/>
-                <w:strike w:val="0"/>
-                <w:color w:val="000000"/>
-                <w:sz w:val="20"/>
-                <w:szCs w:val="20"/>
-                <w:u w:val="none"/>
-                <w:shd w:fill="auto" w:val="clear"/>
-                <w:vertAlign w:val="baseline"/>
-              </w:rPr>
-            </w:pPr>
-            <w:r>
-              <w:rPr>
-                <w:rtl w:val="0"/>
-              </w:rPr>
-            </w:r>
-          </w:p>
-        </w:tc>
-      </w:tr>
-      <w:tr>
-        <w:trPr>
-          <w:cantSplit w:val="0"/>
-          <w:tblHeader w:val="0"/>
-        </w:trPr>
-        <w:tc>
-          <w:tcPr>
-            <w:tcBorders>
-              <w:left w:color="000000" w:space="0" w:sz="4" w:val="single"/>
-              <w:bottom w:color="000000" w:space="0" w:sz="4" w:val="single"/>
-            </w:tcBorders>
-            <w:tcMar>
-              <w:top w:w="55.0" w:type="dxa"/>
-              <w:left w:w="55.0" w:type="dxa"/>
-              <w:bottom w:w="55.0" w:type="dxa"/>
-              <w:right w:w="55.0" w:type="dxa"/>
-            </w:tcMar>
-          </w:tcPr>
-          <w:p>
-            <w:pPr>
-              <w:keepNext w:val="0"/>
-              <w:keepLines w:val="0"/>
-              <w:pageBreakBefore w:val="0"/>
-              <w:widowControl w:val="0"/>
-              <w:pBdr>
-                <w:top w:space="0" w:sz="0" w:val="nil"/>
-                <w:left w:space="0" w:sz="0" w:val="nil"/>
-                <w:bottom w:space="0" w:sz="0" w:val="nil"/>
-                <w:right w:space="0" w:sz="0" w:val="nil"/>
-                <w:between w:space="0" w:sz="0" w:val="nil"/>
-              </w:pBdr>
-              <w:shd w:fill="auto" w:val="clear"/>
-              <w:spacing w:after="0" w:before="0" w:line="240" w:lineRule="auto"/>
-              <w:ind w:left="0" w:right="0" w:firstLine="0"/>
-              <w:jc w:val="left"/>
-              <w:rPr>
-                <w:rFonts w:ascii="Arial" w:cs="Arial" w:eastAsia="Arial" w:hAnsi="Arial"/>
-                <w:b w:val="0"/>
-                <w:bCs w:val="0"/>
-                <w:i w:val="0"/>
-                <w:iCs w:val="0"/>
-                <w:smallCaps w:val="0"/>
-                <w:strike w:val="0"/>
-                <w:color w:val="000000"/>
-                <w:sz w:val="20"/>
-                <w:szCs w:val="20"/>
-                <w:u w:val="none"/>
-                <w:shd w:fill="auto" w:val="clear"/>
-                <w:vertAlign w:val="baseline"/>
-              </w:rPr>
-            </w:pPr>
-            <w:r>
-              <w:rPr>
-                <w:rtl w:val="0"/>
-              </w:rPr>
-            </w:r>
-          </w:p>
-        </w:tc>
-        <w:tc>
-          <w:tcPr>
-            <w:tcBorders>
-              <w:left w:color="000000" w:space="0" w:sz="4" w:val="single"/>
-              <w:bottom w:color="000000" w:space="0" w:sz="4" w:val="single"/>
-            </w:tcBorders>
-            <w:tcMar>
-              <w:top w:w="55.0" w:type="dxa"/>
-              <w:left w:w="55.0" w:type="dxa"/>
-              <w:bottom w:w="55.0" w:type="dxa"/>
-              <w:right w:w="55.0" w:type="dxa"/>
-            </w:tcMar>
-          </w:tcPr>
-          <w:p>
-            <w:pPr>
-              <w:keepNext w:val="0"/>
-              <w:keepLines w:val="0"/>
-              <w:pageBreakBefore w:val="0"/>
-              <w:widowControl w:val="0"/>
-              <w:pBdr>
-                <w:top w:space="0" w:sz="0" w:val="nil"/>
-                <w:left w:space="0" w:sz="0" w:val="nil"/>
-                <w:bottom w:space="0" w:sz="0" w:val="nil"/>
-                <w:right w:space="0" w:sz="0" w:val="nil"/>
-                <w:between w:space="0" w:sz="0" w:val="nil"/>
-              </w:pBdr>
-              <w:shd w:fill="auto" w:val="clear"/>
-              <w:spacing w:after="0" w:before="0" w:line="240" w:lineRule="auto"/>
-              <w:ind w:left="0" w:right="0" w:firstLine="0"/>
-              <w:jc w:val="left"/>
-              <w:rPr>
-                <w:rFonts w:ascii="Arial" w:cs="Arial" w:eastAsia="Arial" w:hAnsi="Arial"/>
-                <w:b w:val="0"/>
-                <w:bCs w:val="0"/>
-                <w:i w:val="0"/>
-                <w:iCs w:val="0"/>
-                <w:smallCaps w:val="0"/>
-                <w:strike w:val="0"/>
-                <w:color w:val="000000"/>
-                <w:sz w:val="20"/>
-                <w:szCs w:val="20"/>
-                <w:u w:val="none"/>
-                <w:shd w:fill="auto" w:val="clear"/>
-                <w:vertAlign w:val="baseline"/>
-              </w:rPr>
-            </w:pPr>
-            <w:r>
-              <w:rPr>
-                <w:rtl w:val="0"/>
-              </w:rPr>
-            </w:r>
-          </w:p>
-        </w:tc>
-        <w:tc>
-          <w:tcPr>
-            <w:tcBorders>
-              <w:left w:color="000000" w:space="0" w:sz="4" w:val="single"/>
-              <w:bottom w:color="000000" w:space="0" w:sz="4" w:val="single"/>
-            </w:tcBorders>
-            <w:tcMar>
-              <w:top w:w="55.0" w:type="dxa"/>
-              <w:left w:w="55.0" w:type="dxa"/>
-              <w:bottom w:w="55.0" w:type="dxa"/>
-              <w:right w:w="55.0" w:type="dxa"/>
-            </w:tcMar>
-          </w:tcPr>
-          <w:p>
-            <w:pPr>
-              <w:keepNext w:val="0"/>
-              <w:keepLines w:val="0"/>
-              <w:pageBreakBefore w:val="0"/>
-              <w:widowControl w:val="0"/>
-              <w:pBdr>
-                <w:top w:space="0" w:sz="0" w:val="nil"/>
-                <w:left w:space="0" w:sz="0" w:val="nil"/>
-                <w:bottom w:space="0" w:sz="0" w:val="nil"/>
-                <w:right w:space="0" w:sz="0" w:val="nil"/>
-                <w:between w:space="0" w:sz="0" w:val="nil"/>
-              </w:pBdr>
-              <w:shd w:fill="auto" w:val="clear"/>
-              <w:spacing w:after="0" w:before="0" w:line="240" w:lineRule="auto"/>
-              <w:ind w:left="0" w:right="0" w:firstLine="0"/>
-              <w:jc w:val="left"/>
-              <w:rPr>
-                <w:rFonts w:ascii="Arial" w:cs="Arial" w:eastAsia="Arial" w:hAnsi="Arial"/>
-                <w:b w:val="0"/>
-                <w:bCs w:val="0"/>
-                <w:i w:val="0"/>
-                <w:iCs w:val="0"/>
-                <w:smallCaps w:val="0"/>
-                <w:strike w:val="0"/>
-                <w:color w:val="000000"/>
-                <w:sz w:val="20"/>
-                <w:szCs w:val="20"/>
-                <w:u w:val="none"/>
-                <w:shd w:fill="auto" w:val="clear"/>
-                <w:vertAlign w:val="baseline"/>
-              </w:rPr>
-            </w:pPr>
-            <w:r>
-              <w:rPr>
-                <w:rtl w:val="0"/>
-              </w:rPr>
-            </w:r>
-          </w:p>
-        </w:tc>
-        <w:tc>
-          <w:tcPr>
-            <w:tcBorders>
-              <w:left w:color="000000" w:space="0" w:sz="4" w:val="single"/>
-              <w:bottom w:color="000000" w:space="0" w:sz="4" w:val="single"/>
-            </w:tcBorders>
-          </w:tcPr>
-          <w:p>
-            <w:pPr>
-              <w:keepNext w:val="0"/>
-              <w:keepLines w:val="0"/>
-              <w:pageBreakBefore w:val="0"/>
-              <w:widowControl w:val="0"/>
-              <w:pBdr>
-                <w:top w:space="0" w:sz="0" w:val="nil"/>
-                <w:left w:space="0" w:sz="0" w:val="nil"/>
-                <w:bottom w:space="0" w:sz="0" w:val="nil"/>
-                <w:right w:space="0" w:sz="0" w:val="nil"/>
-                <w:between w:space="0" w:sz="0" w:val="nil"/>
-              </w:pBdr>
-              <w:shd w:fill="auto" w:val="clear"/>
-              <w:spacing w:after="0" w:before="0" w:line="240" w:lineRule="auto"/>
-              <w:ind w:left="0" w:right="0" w:firstLine="0"/>
-              <w:jc w:val="left"/>
-              <w:rPr>
-                <w:rFonts w:ascii="Arial" w:cs="Arial" w:eastAsia="Arial" w:hAnsi="Arial"/>
-                <w:b w:val="0"/>
-                <w:bCs w:val="0"/>
-                <w:i w:val="0"/>
-                <w:iCs w:val="0"/>
-                <w:smallCaps w:val="0"/>
-                <w:strike w:val="0"/>
-                <w:color w:val="000000"/>
-                <w:sz w:val="20"/>
-                <w:szCs w:val="20"/>
-                <w:u w:val="none"/>
-                <w:shd w:fill="auto" w:val="clear"/>
-                <w:vertAlign w:val="baseline"/>
-              </w:rPr>
-            </w:pPr>
-            <w:r>
-              <w:rPr>
-                <w:rtl w:val="0"/>
-              </w:rPr>
-            </w:r>
-          </w:p>
-        </w:tc>
-        <w:tc>
-          <w:tcPr>
-            <w:tcBorders>
-              <w:left w:color="000000" w:space="0" w:sz="4" w:val="single"/>
-              <w:bottom w:color="000000" w:space="0" w:sz="4" w:val="single"/>
-              <w:right w:color="000000" w:space="0" w:sz="4" w:val="single"/>
-            </w:tcBorders>
-          </w:tcPr>
-          <w:p>
-            <w:pPr>
-              <w:keepNext w:val="0"/>
-              <w:keepLines w:val="0"/>
-              <w:pageBreakBefore w:val="0"/>
-              <w:widowControl w:val="0"/>
-              <w:pBdr>
-                <w:top w:space="0" w:sz="0" w:val="nil"/>
-                <w:left w:space="0" w:sz="0" w:val="nil"/>
-                <w:bottom w:space="0" w:sz="0" w:val="nil"/>
-                <w:right w:space="0" w:sz="0" w:val="nil"/>
-                <w:between w:space="0" w:sz="0" w:val="nil"/>
-              </w:pBdr>
-              <w:shd w:fill="auto" w:val="clear"/>
-              <w:spacing w:after="0" w:before="0" w:line="240" w:lineRule="auto"/>
-              <w:ind w:left="0" w:right="0" w:firstLine="0"/>
-              <w:jc w:val="left"/>
-              <w:rPr>
-                <w:rFonts w:ascii="Arial" w:cs="Arial" w:eastAsia="Arial" w:hAnsi="Arial"/>
-                <w:b w:val="0"/>
-                <w:bCs w:val="0"/>
-                <w:i w:val="0"/>
-                <w:iCs w:val="0"/>
-                <w:smallCaps w:val="0"/>
-                <w:strike w:val="0"/>
-                <w:color w:val="000000"/>
-                <w:sz w:val="20"/>
-                <w:szCs w:val="20"/>
-                <w:u w:val="none"/>
-                <w:shd w:fill="auto" w:val="clear"/>
-                <w:vertAlign w:val="baseline"/>
-              </w:rPr>
-            </w:pPr>
-            <w:r>
-              <w:rPr>
-                <w:rtl w:val="0"/>
-              </w:rPr>
-            </w:r>
-          </w:p>
-        </w:tc>
-      </w:tr>
-    </w:tbl>
     <w:p>
       <w:pPr>
         <w:keepNext w:val="0"/>
@@ -24132,38 +19097,6 @@
     </w:p>
     <w:p>
       <w:pPr>
-        <w:keepNext w:val="0"/>
-        <w:keepLines w:val="0"/>
-        <w:pageBreakBefore w:val="0"/>
-        <w:widowControl w:val="0"/>
-        <w:pBdr>
-          <w:top w:space="0" w:sz="0" w:val="nil"/>
-          <w:left w:space="0" w:sz="0" w:val="nil"/>
-          <w:bottom w:space="0" w:sz="0" w:val="nil"/>
-          <w:right w:space="0" w:sz="0" w:val="nil"/>
-          <w:between w:space="0" w:sz="0" w:val="nil"/>
-        </w:pBdr>
-        <w:shd w:fill="auto" w:val="clear"/>
-        <w:spacing w:after="0" w:before="0" w:line="240" w:lineRule="auto"/>
-        <w:ind w:left="0" w:right="0" w:firstLine="0"/>
-        <w:jc w:val="both"/>
-        <w:rPr>
-          <w:rFonts w:ascii="Arial" w:cs="Arial" w:eastAsia="Arial" w:hAnsi="Arial"/>
-          <w:i w:val="1"/>
-          <w:iCs w:val="1"/>
-          <w:color w:val="0000ff"/>
-          <w:sz w:val="20"/>
-          <w:szCs w:val="20"/>
-        </w:rPr>
-      </w:pPr>
-      <w:r>
-        <w:rPr>
-          <w:rtl w:val="0"/>
-        </w:rPr>
-      </w:r>
-    </w:p>
-    <w:p>
-      <w:pPr>
         <w:pStyle w:val="Heading1"/>
         <w:keepNext w:val="1"/>
         <w:widowControl w:val="0"/>
@@ -24177,8 +19110,8 @@
           <w:vertAlign w:val="baseline"/>
         </w:rPr>
       </w:pPr>
-      <w:bookmarkStart w:colFirst="0" w:colLast="0" w:name="_pwgonk4pzkri" w:id="44"/>
-      <w:bookmarkEnd w:id="44"/>
+      <w:bookmarkStart w:colFirst="0" w:colLast="0" w:name="_pwgonk4pzkri" w:id="40"/>
+      <w:bookmarkEnd w:id="40"/>
       <w:r>
         <w:rPr>
           <w:vertAlign w:val="baseline"/>
@@ -24196,8 +19129,8 @@
           <w:vertAlign w:val="baseline"/>
         </w:rPr>
       </w:pPr>
-      <w:bookmarkStart w:colFirst="0" w:colLast="0" w:name="_69urxdhxyr4b" w:id="45"/>
-      <w:bookmarkEnd w:id="45"/>
+      <w:bookmarkStart w:colFirst="0" w:colLast="0" w:name="_69urxdhxyr4b" w:id="41"/>
+      <w:bookmarkEnd w:id="41"/>
       <w:r>
         <w:rPr>
           <w:vertAlign w:val="baseline"/>
@@ -24346,8 +19279,8 @@
           <w:vertAlign w:val="baseline"/>
         </w:rPr>
       </w:pPr>
-      <w:bookmarkStart w:colFirst="0" w:colLast="0" w:name="_5jrgj3its6pl" w:id="46"/>
-      <w:bookmarkEnd w:id="46"/>
+      <w:bookmarkStart w:colFirst="0" w:colLast="0" w:name="_5jrgj3its6pl" w:id="42"/>
+      <w:bookmarkEnd w:id="42"/>
       <w:r>
         <w:rPr>
           <w:vertAlign w:val="baseline"/>
@@ -24464,8 +19397,8 @@
           <w:vertAlign w:val="baseline"/>
         </w:rPr>
       </w:pPr>
-      <w:bookmarkStart w:colFirst="0" w:colLast="0" w:name="_rmjsemt0uwsv" w:id="47"/>
-      <w:bookmarkEnd w:id="47"/>
+      <w:bookmarkStart w:colFirst="0" w:colLast="0" w:name="_rmjsemt0uwsv" w:id="43"/>
+      <w:bookmarkEnd w:id="43"/>
       <w:r>
         <w:rPr>
           <w:vertAlign w:val="baseline"/>
@@ -24488,8 +19421,8 @@
         <w:ind w:left="0"/>
         <w:rPr/>
       </w:pPr>
-      <w:bookmarkStart w:colFirst="0" w:colLast="0" w:name="_u0roz7pqr99v" w:id="48"/>
-      <w:bookmarkEnd w:id="48"/>
+      <w:bookmarkStart w:colFirst="0" w:colLast="0" w:name="_u0roz7pqr99v" w:id="44"/>
+      <w:bookmarkEnd w:id="44"/>
       <w:r>
         <w:rPr>
           <w:rtl w:val="0"/>
@@ -24517,8 +19450,8 @@
           <w:szCs w:val="24"/>
         </w:rPr>
       </w:pPr>
-      <w:bookmarkStart w:colFirst="0" w:colLast="0" w:name="_u0roz7pqr99v" w:id="48"/>
-      <w:bookmarkEnd w:id="48"/>
+      <w:bookmarkStart w:colFirst="0" w:colLast="0" w:name="_u0roz7pqr99v" w:id="44"/>
+      <w:bookmarkEnd w:id="44"/>
       <w:r>
         <w:rPr>
           <w:rtl w:val="0"/>
@@ -24547,8 +19480,8 @@
           <w:szCs w:val="24"/>
         </w:rPr>
       </w:pPr>
-      <w:bookmarkStart w:colFirst="0" w:colLast="0" w:name="_u0roz7pqr99v" w:id="48"/>
-      <w:bookmarkEnd w:id="48"/>
+      <w:bookmarkStart w:colFirst="0" w:colLast="0" w:name="_u0roz7pqr99v" w:id="44"/>
+      <w:bookmarkEnd w:id="44"/>
       <w:r>
         <w:rPr>
           <w:rtl w:val="0"/>
@@ -24577,8 +19510,8 @@
           <w:szCs w:val="24"/>
         </w:rPr>
       </w:pPr>
-      <w:bookmarkStart w:colFirst="0" w:colLast="0" w:name="_u0roz7pqr99v" w:id="48"/>
-      <w:bookmarkEnd w:id="48"/>
+      <w:bookmarkStart w:colFirst="0" w:colLast="0" w:name="_u0roz7pqr99v" w:id="44"/>
+      <w:bookmarkEnd w:id="44"/>
       <w:r>
         <w:rPr>
           <w:rtl w:val="0"/>
@@ -24596,8 +19529,8 @@
         <w:ind w:left="0"/>
         <w:rPr/>
       </w:pPr>
-      <w:bookmarkStart w:colFirst="0" w:colLast="0" w:name="_u0roz7pqr99v" w:id="48"/>
-      <w:bookmarkEnd w:id="48"/>
+      <w:bookmarkStart w:colFirst="0" w:colLast="0" w:name="_u0roz7pqr99v" w:id="44"/>
+      <w:bookmarkEnd w:id="44"/>
       <w:r>
         <w:rPr>
           <w:rtl w:val="0"/>
@@ -24617,8 +19550,8 @@
         <w:spacing w:after="0" w:afterAutospacing="0" w:before="240" w:lineRule="auto"/>
         <w:ind w:left="720" w:hanging="360"/>
       </w:pPr>
-      <w:bookmarkStart w:colFirst="0" w:colLast="0" w:name="_u0roz7pqr99v" w:id="48"/>
-      <w:bookmarkEnd w:id="48"/>
+      <w:bookmarkStart w:colFirst="0" w:colLast="0" w:name="_u0roz7pqr99v" w:id="44"/>
+      <w:bookmarkEnd w:id="44"/>
       <w:r>
         <w:rPr>
           <w:rtl w:val="0"/>
@@ -24639,8 +19572,8 @@
         <w:spacing w:after="0" w:afterAutospacing="0" w:before="0" w:beforeAutospacing="0" w:lineRule="auto"/>
         <w:ind w:left="720" w:hanging="360"/>
       </w:pPr>
-      <w:bookmarkStart w:colFirst="0" w:colLast="0" w:name="_u0roz7pqr99v" w:id="48"/>
-      <w:bookmarkEnd w:id="48"/>
+      <w:bookmarkStart w:colFirst="0" w:colLast="0" w:name="_u0roz7pqr99v" w:id="44"/>
+      <w:bookmarkEnd w:id="44"/>
       <w:r>
         <w:rPr>
           <w:rtl w:val="0"/>
@@ -24661,8 +19594,8 @@
         <w:spacing w:after="240" w:before="0" w:beforeAutospacing="0" w:lineRule="auto"/>
         <w:ind w:left="720" w:hanging="360"/>
       </w:pPr>
-      <w:bookmarkStart w:colFirst="0" w:colLast="0" w:name="_u0roz7pqr99v" w:id="48"/>
-      <w:bookmarkEnd w:id="48"/>
+      <w:bookmarkStart w:colFirst="0" w:colLast="0" w:name="_u0roz7pqr99v" w:id="44"/>
+      <w:bookmarkEnd w:id="44"/>
       <w:r>
         <w:rPr>
           <w:rtl w:val="0"/>
@@ -24690,8 +19623,8 @@
           <w:vertAlign w:val="baseline"/>
         </w:rPr>
       </w:pPr>
-      <w:bookmarkStart w:colFirst="0" w:colLast="0" w:name="_v4c8a3sfhwgq" w:id="49"/>
-      <w:bookmarkEnd w:id="49"/>
+      <w:bookmarkStart w:colFirst="0" w:colLast="0" w:name="_v4c8a3sfhwgq" w:id="45"/>
+      <w:bookmarkEnd w:id="45"/>
       <w:r>
         <w:rPr>
           <w:vertAlign w:val="baseline"/>
@@ -24721,8 +19654,8 @@
           <w:vertAlign w:val="baseline"/>
         </w:rPr>
       </w:pPr>
-      <w:bookmarkStart w:colFirst="0" w:colLast="0" w:name="_kg4rul8yb8kb" w:id="50"/>
-      <w:bookmarkEnd w:id="50"/>
+      <w:bookmarkStart w:colFirst="0" w:colLast="0" w:name="_kg4rul8yb8kb" w:id="46"/>
+      <w:bookmarkEnd w:id="46"/>
       <w:r>
         <w:rPr>
           <w:vertAlign w:val="baseline"/>
@@ -24797,8 +19730,8 @@
         <w:keepLines w:val="1"/>
         <w:rPr/>
       </w:pPr>
-      <w:bookmarkStart w:colFirst="0" w:colLast="0" w:name="_4vfv4mr703yt" w:id="51"/>
-      <w:bookmarkEnd w:id="51"/>
+      <w:bookmarkStart w:colFirst="0" w:colLast="0" w:name="_4vfv4mr703yt" w:id="47"/>
+      <w:bookmarkEnd w:id="47"/>
       <w:r>
         <w:rPr>
           <w:vertAlign w:val="baseline"/>
@@ -24814,7 +19747,7 @@
     </w:p>
     <w:tbl>
       <w:tblPr>
-        <w:tblStyle w:val="Table16"/>
+        <w:tblStyle w:val="Table13"/>
         <w:tblW w:w="8655.0" w:type="dxa"/>
         <w:jc w:val="left"/>
         <w:tblBorders>
@@ -25385,7 +20318,7 @@
     </w:p>
     <w:tbl>
       <w:tblPr>
-        <w:tblStyle w:val="Table17"/>
+        <w:tblStyle w:val="Table14"/>
         <w:tblW w:w="8503.511811023624" w:type="dxa"/>
         <w:jc w:val="left"/>
         <w:tblBorders>
@@ -26181,8 +21114,8 @@
         <w:jc w:val="both"/>
         <w:rPr/>
       </w:pPr>
-      <w:bookmarkStart w:colFirst="0" w:colLast="0" w:name="_7mnggzqp28zt" w:id="52"/>
-      <w:bookmarkEnd w:id="52"/>
+      <w:bookmarkStart w:colFirst="0" w:colLast="0" w:name="_7mnggzqp28zt" w:id="48"/>
+      <w:bookmarkEnd w:id="48"/>
       <w:r>
         <w:rPr>
           <w:vertAlign w:val="baseline"/>
@@ -26198,7 +21131,7 @@
     </w:p>
     <w:tbl>
       <w:tblPr>
-        <w:tblStyle w:val="Table18"/>
+        <w:tblStyle w:val="Table15"/>
         <w:tblW w:w="8700.0" w:type="dxa"/>
         <w:jc w:val="left"/>
         <w:tblBorders>
@@ -27395,8 +22328,8 @@
           <w:vertAlign w:val="baseline"/>
         </w:rPr>
       </w:pPr>
-      <w:bookmarkStart w:colFirst="0" w:colLast="0" w:name="_5ec8xypwi552" w:id="53"/>
-      <w:bookmarkEnd w:id="53"/>
+      <w:bookmarkStart w:colFirst="0" w:colLast="0" w:name="_5ec8xypwi552" w:id="49"/>
+      <w:bookmarkEnd w:id="49"/>
       <w:r>
         <w:rPr>
           <w:vertAlign w:val="baseline"/>
@@ -27412,8 +22345,8 @@
         <w:keepLines w:val="1"/>
         <w:rPr/>
       </w:pPr>
-      <w:bookmarkStart w:colFirst="0" w:colLast="0" w:name="_jjk0tz6x50m3" w:id="54"/>
-      <w:bookmarkEnd w:id="54"/>
+      <w:bookmarkStart w:colFirst="0" w:colLast="0" w:name="_jjk0tz6x50m3" w:id="50"/>
+      <w:bookmarkEnd w:id="50"/>
       <w:r>
         <w:rPr>
           <w:vertAlign w:val="baseline"/>
@@ -27429,7 +22362,7 @@
     </w:p>
     <w:tbl>
       <w:tblPr>
-        <w:tblStyle w:val="Table19"/>
+        <w:tblStyle w:val="Table16"/>
         <w:tblW w:w="8505.0" w:type="dxa"/>
         <w:jc w:val="left"/>
         <w:tblBorders>
@@ -28474,8 +23407,8 @@
                 <w:szCs w:val="22"/>
               </w:rPr>
             </w:pPr>
-            <w:bookmarkStart w:colFirst="0" w:colLast="0" w:name="_75sz3bx30p45" w:id="55"/>
-            <w:bookmarkEnd w:id="55"/>
+            <w:bookmarkStart w:colFirst="0" w:colLast="0" w:name="_75sz3bx30p45" w:id="51"/>
+            <w:bookmarkEnd w:id="51"/>
             <w:r>
               <w:rPr>
                 <w:rFonts w:ascii="Calibri" w:cs="Calibri" w:eastAsia="Calibri" w:hAnsi="Calibri"/>
@@ -28507,8 +23440,8 @@
                 <w:szCs w:val="22"/>
               </w:rPr>
             </w:pPr>
-            <w:bookmarkStart w:colFirst="0" w:colLast="0" w:name="_nw4oysmdamiz" w:id="56"/>
-            <w:bookmarkEnd w:id="56"/>
+            <w:bookmarkStart w:colFirst="0" w:colLast="0" w:name="_nw4oysmdamiz" w:id="52"/>
+            <w:bookmarkEnd w:id="52"/>
             <w:r>
               <w:rPr>
                 <w:rFonts w:ascii="Calibri" w:cs="Calibri" w:eastAsia="Calibri" w:hAnsi="Calibri"/>
@@ -28540,8 +23473,8 @@
                 <w:szCs w:val="22"/>
               </w:rPr>
             </w:pPr>
-            <w:bookmarkStart w:colFirst="0" w:colLast="0" w:name="_4mm31t4o9j86" w:id="57"/>
-            <w:bookmarkEnd w:id="57"/>
+            <w:bookmarkStart w:colFirst="0" w:colLast="0" w:name="_4mm31t4o9j86" w:id="53"/>
+            <w:bookmarkEnd w:id="53"/>
             <w:r>
               <w:rPr>
                 <w:rFonts w:ascii="Calibri" w:cs="Calibri" w:eastAsia="Calibri" w:hAnsi="Calibri"/>
@@ -28569,8 +23502,8 @@
           <w:color w:val="548dd4"/>
         </w:rPr>
       </w:pPr>
-      <w:bookmarkStart w:colFirst="0" w:colLast="0" w:name="_tfwg0iop6mcr" w:id="58"/>
-      <w:bookmarkEnd w:id="58"/>
+      <w:bookmarkStart w:colFirst="0" w:colLast="0" w:name="_tfwg0iop6mcr" w:id="54"/>
+      <w:bookmarkEnd w:id="54"/>
       <w:r>
         <w:rPr>
           <w:rtl w:val="0"/>
@@ -28873,7 +23806,7 @@
               <wp:extent cx="7761605" cy="822325"/>
               <wp:effectExtent b="0" l="0" r="0" t="0"/>
               <wp:wrapNone/>
-              <wp:docPr id="12" name=""/>
+              <wp:docPr id="9" name=""/>
               <a:graphic>
                 <a:graphicData uri="http://schemas.microsoft.com/office/word/2010/wordprocessingGroup">
                   <wpg:wgp>
@@ -28898,7 +23831,7 @@
                       </wpg:grpSpPr>
                       <wps:wsp>
                         <wps:cNvSpPr/>
-                        <wps:cNvPr id="14" name="Shape 14"/>
+                        <wps:cNvPr id="11" name="Shape 11"/>
                         <wps:spPr>
                           <a:xfrm>
                             <a:off x="0" y="0"/>
@@ -28930,7 +23863,7 @@
                       </wps:wsp>
                       <wps:wsp>
                         <wps:cNvSpPr/>
-                        <wps:cNvPr id="15" name="Shape 15"/>
+                        <wps:cNvPr id="12" name="Shape 12"/>
                         <wps:spPr>
                           <a:xfrm>
                             <a:off x="116254" y="812610"/>
@@ -28968,7 +23901,7 @@
                       </wps:wsp>
                       <wps:wsp>
                         <wps:cNvSpPr/>
-                        <wps:cNvPr id="16" name="Shape 16"/>
+                        <wps:cNvPr id="13" name="Shape 13"/>
                         <wps:spPr>
                           <a:xfrm>
                             <a:off x="0" y="0"/>
@@ -29018,12 +23951,12 @@
               <wp:extent cx="7761605" cy="822325"/>
               <wp:effectExtent b="0" l="0" r="0" t="0"/>
               <wp:wrapNone/>
-              <wp:docPr id="12" name="image15.png"/>
+              <wp:docPr id="9" name="image12.png"/>
               <a:graphic>
                 <a:graphicData uri="http://schemas.openxmlformats.org/drawingml/2006/picture">
                   <pic:pic>
                     <pic:nvPicPr>
-                      <pic:cNvPr id="0" name="image15.png"/>
+                      <pic:cNvPr id="0" name="image12.png"/>
                       <pic:cNvPicPr preferRelativeResize="0"/>
                     </pic:nvPicPr>
                     <pic:blipFill>
@@ -29188,7 +24121,7 @@
               <wp:extent cx="7549515" cy="815340"/>
               <wp:effectExtent b="0" l="0" r="0" t="0"/>
               <wp:wrapNone/>
-              <wp:docPr id="13" name=""/>
+              <wp:docPr id="10" name=""/>
               <a:graphic>
                 <a:graphicData uri="http://schemas.microsoft.com/office/word/2010/wordprocessingGroup">
                   <wpg:wgp>
@@ -29213,7 +24146,7 @@
                       </wpg:grpSpPr>
                       <wps:wsp>
                         <wps:cNvSpPr/>
-                        <wps:cNvPr id="14" name="Shape 14"/>
+                        <wps:cNvPr id="11" name="Shape 11"/>
                         <wps:spPr>
                           <a:xfrm>
                             <a:off x="0" y="0"/>
@@ -29245,7 +24178,7 @@
                       </wps:wsp>
                       <wps:wsp>
                         <wps:cNvSpPr/>
-                        <wps:cNvPr id="18" name="Shape 18"/>
+                        <wps:cNvPr id="15" name="Shape 15"/>
                         <wps:spPr>
                           <a:xfrm>
                             <a:off x="0" y="0"/>
@@ -29283,7 +24216,7 @@
                       </wps:wsp>
                       <wps:wsp>
                         <wps:cNvSpPr/>
-                        <wps:cNvPr id="19" name="Shape 19"/>
+                        <wps:cNvPr id="16" name="Shape 16"/>
                         <wps:spPr>
                           <a:xfrm>
                             <a:off x="0" y="0"/>
@@ -29333,12 +24266,12 @@
               <wp:extent cx="7549515" cy="815340"/>
               <wp:effectExtent b="0" l="0" r="0" t="0"/>
               <wp:wrapNone/>
-              <wp:docPr id="13" name="image16.png"/>
+              <wp:docPr id="10" name="image13.png"/>
               <a:graphic>
                 <a:graphicData uri="http://schemas.openxmlformats.org/drawingml/2006/picture">
                   <pic:pic>
                     <pic:nvPicPr>
-                      <pic:cNvPr id="0" name="image16.png"/>
+                      <pic:cNvPr id="0" name="image13.png"/>
                       <pic:cNvPicPr preferRelativeResize="0"/>
                     </pic:nvPicPr>
                     <pic:blipFill>
@@ -29380,7 +24313,7 @@
           <wp:extent cx="669290" cy="669290"/>
           <wp:effectExtent b="0" l="0" r="0" t="0"/>
           <wp:wrapSquare wrapText="bothSides" distB="0" distT="0" distL="114300" distR="114300"/>
-          <wp:docPr descr="psi-negro.png" id="19" name="image2.png"/>
+          <wp:docPr descr="psi-negro.png" id="16" name="image2.png"/>
           <a:graphic>
             <a:graphicData uri="http://schemas.openxmlformats.org/drawingml/2006/picture">
               <pic:pic>
@@ -29437,7 +24370,7 @@
           <wp:extent cx="425450" cy="666750"/>
           <wp:effectExtent b="0" l="0" r="0" t="0"/>
           <wp:wrapSquare wrapText="bothSides" distB="0" distT="0" distL="114300" distR="114300"/>
-          <wp:docPr descr="UNPA.JPG" id="15" name="image1.jpg"/>
+          <wp:docPr descr="UNPA.JPG" id="12" name="image1.jpg"/>
           <a:graphic>
             <a:graphicData uri="http://schemas.openxmlformats.org/drawingml/2006/picture">
               <pic:pic>
@@ -29496,12 +24429,12 @@
               <wp:extent cx="103505" cy="811530"/>
               <wp:effectExtent b="0" l="0" r="0" t="0"/>
               <wp:wrapNone/>
-              <wp:docPr id="9" name=""/>
+              <wp:docPr id="7" name=""/>
               <a:graphic>
                 <a:graphicData uri="http://schemas.microsoft.com/office/word/2010/wordprocessingShape">
                   <wps:wsp>
                     <wps:cNvSpPr/>
-                    <wps:cNvPr id="10" name="Shape 10"/>
+                    <wps:cNvPr id="8" name="Shape 8"/>
                     <wps:spPr>
                       <a:xfrm>
                         <a:off x="5300598" y="3380585"/>
@@ -29557,12 +24490,12 @@
               <wp:extent cx="103505" cy="811530"/>
               <wp:effectExtent b="0" l="0" r="0" t="0"/>
               <wp:wrapNone/>
-              <wp:docPr id="9" name="image12.png"/>
+              <wp:docPr id="7" name="image10.png"/>
               <a:graphic>
                 <a:graphicData uri="http://schemas.openxmlformats.org/drawingml/2006/picture">
                   <pic:pic>
                     <pic:nvPicPr>
-                      <pic:cNvPr id="0" name="image12.png"/>
+                      <pic:cNvPr id="0" name="image10.png"/>
                       <pic:cNvPicPr preferRelativeResize="0"/>
                     </pic:nvPicPr>
                     <pic:blipFill>
@@ -31927,41 +26860,46 @@
     <w:tblPr>
       <w:tblStyleRowBandSize w:val="1"/>
       <w:tblStyleColBandSize w:val="1"/>
-      <w:tblCellMar>
-        <w:top w:w="0.0" w:type="dxa"/>
-        <w:left w:w="115.0" w:type="dxa"/>
-        <w:bottom w:w="0.0" w:type="dxa"/>
-        <w:right w:w="115.0" w:type="dxa"/>
-      </w:tblCellMar>
+      <w:tblCellMar/>
     </w:tblPr>
+    <w:tblStylePr w:type="band1Horz">
+      <w:tcPr/>
+    </w:tblStylePr>
+    <w:tblStylePr w:type="band1Vert">
+      <w:tcPr/>
+    </w:tblStylePr>
+    <w:tblStylePr w:type="band2Horz">
+      <w:tcPr/>
+    </w:tblStylePr>
+    <w:tblStylePr w:type="band2Vert">
+      <w:tcPr/>
+    </w:tblStylePr>
+    <w:tblStylePr w:type="firstCol">
+      <w:tcPr/>
+    </w:tblStylePr>
+    <w:tblStylePr w:type="firstRow">
+      <w:tcPr/>
+    </w:tblStylePr>
+    <w:tblStylePr w:type="lastCol">
+      <w:tcPr/>
+    </w:tblStylePr>
+    <w:tblStylePr w:type="lastRow">
+      <w:tcPr/>
+    </w:tblStylePr>
+    <w:tblStylePr w:type="neCell">
+      <w:tcPr/>
+    </w:tblStylePr>
+    <w:tblStylePr w:type="nwCell">
+      <w:tcPr/>
+    </w:tblStylePr>
+    <w:tblStylePr w:type="seCell">
+      <w:tcPr/>
+    </w:tblStylePr>
+    <w:tblStylePr w:type="swCell">
+      <w:tcPr/>
+    </w:tblStylePr>
   </w:style>
   <w:style w:type="table" w:styleId="Table14">
-    <w:basedOn w:val="TableNormal"/>
-    <w:tblPr>
-      <w:tblStyleRowBandSize w:val="1"/>
-      <w:tblStyleColBandSize w:val="1"/>
-      <w:tblCellMar>
-        <w:top w:w="0.0" w:type="dxa"/>
-        <w:left w:w="115.0" w:type="dxa"/>
-        <w:bottom w:w="0.0" w:type="dxa"/>
-        <w:right w:w="115.0" w:type="dxa"/>
-      </w:tblCellMar>
-    </w:tblPr>
-  </w:style>
-  <w:style w:type="table" w:styleId="Table15">
-    <w:basedOn w:val="TableNormal"/>
-    <w:tblPr>
-      <w:tblStyleRowBandSize w:val="1"/>
-      <w:tblStyleColBandSize w:val="1"/>
-      <w:tblCellMar>
-        <w:top w:w="0.0" w:type="dxa"/>
-        <w:left w:w="115.0" w:type="dxa"/>
-        <w:bottom w:w="0.0" w:type="dxa"/>
-        <w:right w:w="115.0" w:type="dxa"/>
-      </w:tblCellMar>
-    </w:tblPr>
-  </w:style>
-  <w:style w:type="table" w:styleId="Table16">
     <w:basedOn w:val="TableNormal"/>
     <w:tblPr>
       <w:tblStyleRowBandSize w:val="1"/>
@@ -32005,51 +26943,7 @@
       <w:tcPr/>
     </w:tblStylePr>
   </w:style>
-  <w:style w:type="table" w:styleId="Table17">
-    <w:basedOn w:val="TableNormal"/>
-    <w:tblPr>
-      <w:tblStyleRowBandSize w:val="1"/>
-      <w:tblStyleColBandSize w:val="1"/>
-      <w:tblCellMar/>
-    </w:tblPr>
-    <w:tblStylePr w:type="band1Horz">
-      <w:tcPr/>
-    </w:tblStylePr>
-    <w:tblStylePr w:type="band1Vert">
-      <w:tcPr/>
-    </w:tblStylePr>
-    <w:tblStylePr w:type="band2Horz">
-      <w:tcPr/>
-    </w:tblStylePr>
-    <w:tblStylePr w:type="band2Vert">
-      <w:tcPr/>
-    </w:tblStylePr>
-    <w:tblStylePr w:type="firstCol">
-      <w:tcPr/>
-    </w:tblStylePr>
-    <w:tblStylePr w:type="firstRow">
-      <w:tcPr/>
-    </w:tblStylePr>
-    <w:tblStylePr w:type="lastCol">
-      <w:tcPr/>
-    </w:tblStylePr>
-    <w:tblStylePr w:type="lastRow">
-      <w:tcPr/>
-    </w:tblStylePr>
-    <w:tblStylePr w:type="neCell">
-      <w:tcPr/>
-    </w:tblStylePr>
-    <w:tblStylePr w:type="nwCell">
-      <w:tcPr/>
-    </w:tblStylePr>
-    <w:tblStylePr w:type="seCell">
-      <w:tcPr/>
-    </w:tblStylePr>
-    <w:tblStylePr w:type="swCell">
-      <w:tcPr/>
-    </w:tblStylePr>
-  </w:style>
-  <w:style w:type="table" w:styleId="Table18">
+  <w:style w:type="table" w:styleId="Table15">
     <w:basedOn w:val="TableNormal"/>
     <w:tblPr>
       <w:tblStyleRowBandSize w:val="1"/>
@@ -32096,7 +26990,7 @@
       <w:tcPr/>
     </w:tblStylePr>
   </w:style>
-  <w:style w:type="table" w:styleId="Table19">
+  <w:style w:type="table" w:styleId="Table16">
     <w:basedOn w:val="TableNormal"/>
     <w:tblPr>
       <w:tblStyleRowBandSize w:val="1"/>
